--- a/docs/word/FPSLLC Operating Agreement - Manager-Managed (S Corporation) - DRAFT.docx
+++ b/docs/word/FPSLLC Operating Agreement - Manager-Managed (S Corporation) - DRAFT.docx
@@ -4,2063 +4,4797 @@
   <w:body>
     <w:p>
       <w:pPr>
-        <w:pStyle w:val="Heading1"/>
+        <w:keepNext/>
+        <w:keepLines/>
+        <w:widowControl/>
+        <w:spacing w:before="240" w:after="0"/>
         <w:jc w:val="center"/>
       </w:pPr>
       <w:r>
+        <w:rPr>
+          <w:rFonts w:ascii="Times New Roman" w:hAnsi="Times New Roman"/>
+          <w:b/>
+          <w:sz w:val="28"/>
+          <w:szCs w:val="28"/>
+        </w:rPr>
         <w:t xml:space="preserve">OPERATING AGREEMENT</w:t>
       </w:r>
     </w:p>
     <w:p>
       <w:pPr>
-        <w:pStyle w:val="Heading2"/>
-      </w:pPr>
-      <w:r>
+        <w:keepNext/>
+        <w:keepLines/>
+        <w:widowControl/>
+        <w:spacing w:before="240" w:after="0"/>
+        <w:jc w:val="center"/>
+      </w:pPr>
+      <w:r>
+        <w:rPr>
+          <w:rFonts w:ascii="Times New Roman" w:hAnsi="Times New Roman"/>
+          <w:b/>
+          <w:sz w:val="26"/>
+          <w:szCs w:val="26"/>
+        </w:rPr>
         <w:t xml:space="preserve">OF</w:t>
       </w:r>
     </w:p>
     <w:p>
       <w:pPr>
-        <w:pStyle w:val="Heading2"/>
-      </w:pPr>
-      <w:r>
+        <w:keepNext/>
+        <w:keepLines/>
+        <w:widowControl/>
+        <w:spacing w:before="240" w:after="0"/>
+        <w:jc w:val="center"/>
+      </w:pPr>
+      <w:r>
+        <w:rPr>
+          <w:rFonts w:ascii="Times New Roman" w:hAnsi="Times New Roman"/>
+          <w:b/>
+          <w:sz w:val="26"/>
+          <w:szCs w:val="26"/>
+        </w:rPr>
         <w:t xml:space="preserve">[COMPANY NAME], LLC</w:t>
       </w:r>
     </w:p>
     <w:p>
       <w:pPr>
-        <w:pStyle w:val="Heading3"/>
-      </w:pPr>
-      <w:r>
+        <w:keepNext/>
+        <w:keepLines/>
+        <w:widowControl/>
+        <w:spacing w:before="240" w:after="0"/>
+        <w:jc w:val="center"/>
+      </w:pPr>
+      <w:r>
+        <w:rPr>
+          <w:rFonts w:ascii="Times New Roman" w:hAnsi="Times New Roman"/>
+          <w:b/>
+          <w:sz w:val="24"/>
+          <w:szCs w:val="24"/>
+        </w:rPr>
         <w:t xml:space="preserve">A FLORIDA PROTECTED SERIES LIMITED LIABILITY COMPANY</w:t>
       </w:r>
     </w:p>
     <w:p>
-      <w:r>
-        <w:rPr>
-          <w:b/>
+      <w:pPr>
+        <w:keepNext/>
+        <w:keepLines/>
+        <w:widowControl/>
+        <w:spacing w:before="0" w:after="0"/>
+        <w:jc w:val="center"/>
+      </w:pPr>
+      <w:r>
+        <w:rPr>
+          <w:rFonts w:ascii="Times New Roman" w:hAnsi="Times New Roman"/>
+          <w:b/>
+          <w:sz w:val="24"/>
+          <w:szCs w:val="24"/>
         </w:rPr>
         <w:t xml:space="preserve">(Manager-Managed — S Corporation)</w:t>
       </w:r>
     </w:p>
     <w:p>
-      <w:r>
+      <w:pPr>
+        <w:keepLines/>
+        <w:widowControl/>
+        <w:spacing w:after="160"/>
+        <w:jc w:val="both"/>
+      </w:pPr>
+      <w:r>
+        <w:rPr>
+          <w:rFonts w:ascii="Times New Roman" w:hAnsi="Times New Roman"/>
+          <w:sz w:val="24"/>
+          <w:szCs w:val="24"/>
+        </w:rPr>
         <w:t xml:space="preserve">THIS OPERATING AGREEMENT (this "Agreement") of </w:t>
       </w:r>
       <w:r>
         <w:rPr>
-          <w:b/>
+          <w:rFonts w:ascii="Times New Roman" w:hAnsi="Times New Roman"/>
+          <w:b/>
+          <w:sz w:val="24"/>
+          <w:szCs w:val="24"/>
         </w:rPr>
         <w:t xml:space="preserve">[COMPANY NAME], LLC</w:t>
       </w:r>
       <w:r>
+        <w:rPr>
+          <w:rFonts w:ascii="Times New Roman" w:hAnsi="Times New Roman"/>
+          <w:sz w:val="24"/>
+          <w:szCs w:val="24"/>
+        </w:rPr>
         <w:t xml:space="preserve">, a Florida protected series limited liability company (the "Company"), is made and entered into effective as of [DATE] (the "Effective Date"), by and among the undersigned members (each a "Member" and collectively the "Members") and is acknowledged by the undersigned manager (the "Manager").</w:t>
       </w:r>
     </w:p>
     <w:p>
       <w:pPr>
-        <w:pStyle w:val="Heading3"/>
-      </w:pPr>
-      <w:r>
+        <w:keepNext/>
+        <w:keepLines/>
+        <w:widowControl/>
+        <w:spacing w:before="240" w:after="0"/>
+        <w:jc w:val="center"/>
+      </w:pPr>
+      <w:r>
+        <w:rPr>
+          <w:rFonts w:ascii="Times New Roman" w:hAnsi="Times New Roman"/>
+          <w:b/>
+          <w:sz w:val="24"/>
+          <w:szCs w:val="24"/>
+        </w:rPr>
         <w:t xml:space="preserve">RECITALS</w:t>
       </w:r>
     </w:p>
     <w:p>
-      <w:r>
+      <w:pPr>
+        <w:keepLines/>
+        <w:widowControl/>
+        <w:spacing w:after="160"/>
+        <w:jc w:val="both"/>
+      </w:pPr>
+      <w:r>
+        <w:rPr>
+          <w:rFonts w:ascii="Times New Roman" w:hAnsi="Times New Roman"/>
+          <w:sz w:val="24"/>
+          <w:szCs w:val="24"/>
+        </w:rPr>
         <w:t xml:space="preserve">A. The Company was formed as a Florida limited liability company by the filing of Articles of Organization with the Florida Department of State, Division of Corporations (the "Department").</w:t>
       </w:r>
     </w:p>
     <w:p>
-      <w:r>
+      <w:pPr>
+        <w:keepLines/>
+        <w:widowControl/>
+        <w:spacing w:after="160"/>
+        <w:jc w:val="both"/>
+      </w:pPr>
+      <w:r>
+        <w:rPr>
+          <w:rFonts w:ascii="Times New Roman" w:hAnsi="Times New Roman"/>
+          <w:sz w:val="24"/>
+          <w:szCs w:val="24"/>
+        </w:rPr>
         <w:t xml:space="preserve">B. The Company is a </w:t>
       </w:r>
       <w:r>
         <w:rPr>
-          <w:b/>
+          <w:rFonts w:ascii="Times New Roman" w:hAnsi="Times New Roman"/>
+          <w:b/>
+          <w:sz w:val="24"/>
+          <w:szCs w:val="24"/>
         </w:rPr>
         <w:t xml:space="preserve">protected series limited liability company</w:t>
       </w:r>
       <w:r>
+        <w:rPr>
+          <w:rFonts w:ascii="Times New Roman" w:hAnsi="Times New Roman"/>
+          <w:sz w:val="24"/>
+          <w:szCs w:val="24"/>
+        </w:rPr>
         <w:t xml:space="preserve"> within the meaning of ss. 605.2101–605.2802, Florida Statutes, having designated, or intending to designate, one or more protected series by filing one or more Protected Series Designations with the Department.</w:t>
       </w:r>
     </w:p>
     <w:p>
-      <w:r>
+      <w:pPr>
+        <w:keepLines/>
+        <w:widowControl/>
+        <w:spacing w:after="160"/>
+        <w:jc w:val="both"/>
+      </w:pPr>
+      <w:r>
+        <w:rPr>
+          <w:rFonts w:ascii="Times New Roman" w:hAnsi="Times New Roman"/>
+          <w:sz w:val="24"/>
+          <w:szCs w:val="24"/>
+        </w:rPr>
         <w:t xml:space="preserve">C. The Members intend by this Agreement to set forth the terms governing the Company, each Protected Series designated by the Company, and the relations among the Company, each Protected Series, the Members, and the Manager.</w:t>
       </w:r>
     </w:p>
     <w:p>
-      <w:r>
+      <w:pPr>
+        <w:keepLines/>
+        <w:widowControl/>
+        <w:spacing w:after="160"/>
+        <w:jc w:val="both"/>
+      </w:pPr>
+      <w:r>
+        <w:rPr>
+          <w:rFonts w:ascii="Times New Roman" w:hAnsi="Times New Roman"/>
+          <w:sz w:val="24"/>
+          <w:szCs w:val="24"/>
+        </w:rPr>
         <w:t xml:space="preserve">NOW, THEREFORE, the Members adopt the following as the operating agreement of the Company and of each Protected Series:</w:t>
       </w:r>
     </w:p>
     <w:p>
       <w:pPr>
-        <w:pStyle w:val="Heading2"/>
-      </w:pPr>
-      <w:r>
+        <w:keepNext/>
+        <w:keepLines/>
+        <w:widowControl/>
+        <w:spacing w:before="240" w:after="0"/>
+      </w:pPr>
+      <w:r>
+        <w:rPr>
+          <w:rFonts w:ascii="Times New Roman" w:hAnsi="Times New Roman"/>
+          <w:b/>
+          <w:sz w:val="26"/>
+          <w:szCs w:val="26"/>
+        </w:rPr>
         <w:t xml:space="preserve">ARTICLE 1 — THE COMPANY</w:t>
       </w:r>
     </w:p>
     <w:p>
-      <w:r>
-        <w:rPr>
-          <w:b/>
+      <w:pPr>
+        <w:keepLines/>
+        <w:widowControl/>
+        <w:spacing w:after="160"/>
+        <w:jc w:val="both"/>
+      </w:pPr>
+      <w:r>
+        <w:rPr>
+          <w:rFonts w:ascii="Times New Roman" w:hAnsi="Times New Roman"/>
+          <w:b/>
+          <w:sz w:val="24"/>
+          <w:szCs w:val="24"/>
         </w:rPr>
         <w:t xml:space="preserve">1.1 Definitions.</w:t>
       </w:r>
       <w:r>
+        <w:rPr>
+          <w:rFonts w:ascii="Times New Roman" w:hAnsi="Times New Roman"/>
+          <w:sz w:val="24"/>
+          <w:szCs w:val="24"/>
+        </w:rPr>
         <w:t xml:space="preserve"> Capitalized terms have the meanings set forth in Article 2 or in the Section in which they are used.</w:t>
       </w:r>
     </w:p>
     <w:p>
-      <w:r>
-        <w:rPr>
-          <w:b/>
+      <w:pPr>
+        <w:keepLines/>
+        <w:widowControl/>
+        <w:spacing w:after="160"/>
+        <w:jc w:val="both"/>
+      </w:pPr>
+      <w:r>
+        <w:rPr>
+          <w:rFonts w:ascii="Times New Roman" w:hAnsi="Times New Roman"/>
+          <w:b/>
+          <w:sz w:val="24"/>
+          <w:szCs w:val="24"/>
         </w:rPr>
         <w:t xml:space="preserve">1.2 Formation; Status as Protected Series LLC.</w:t>
       </w:r>
       <w:r>
+        <w:rPr>
+          <w:rFonts w:ascii="Times New Roman" w:hAnsi="Times New Roman"/>
+          <w:sz w:val="24"/>
+          <w:szCs w:val="24"/>
+        </w:rPr>
         <w:t xml:space="preserve"> The Company is a limited liability company organized under the Florida Revised Uniform Limited Liability Company Act, Chapter 605, Florida Statutes (the "Act"). Upon the filing of its first Protected Series Designation with the Department, the Company is, and shall be identified in its records and dealings as, a </w:t>
       </w:r>
       <w:r>
         <w:rPr>
+          <w:rFonts w:ascii="Times New Roman" w:hAnsi="Times New Roman"/>
           <w:i/>
+          <w:sz w:val="24"/>
+          <w:szCs w:val="24"/>
         </w:rPr>
         <w:t xml:space="preserve">protected series limited liability company</w:t>
       </w:r>
       <w:r>
+        <w:rPr>
+          <w:rFonts w:ascii="Times New Roman" w:hAnsi="Times New Roman"/>
+          <w:sz w:val="24"/>
+          <w:szCs w:val="24"/>
+        </w:rPr>
         <w:t xml:space="preserve"> governed by the Act, including ss. 605.2101–605.2802 (the "Protected Series Provisions"). If at any time no Protected Series of the Company is in existence, the Company shall continue as a Florida limited liability company governed by this Agreement (excluding the provisions specific to Protected Series) until a new Protected Series Designation is filed.</w:t>
       </w:r>
     </w:p>
     <w:p>
-      <w:r>
-        <w:rPr>
-          <w:b/>
+      <w:pPr>
+        <w:keepLines/>
+        <w:widowControl/>
+        <w:spacing w:after="160"/>
+        <w:jc w:val="both"/>
+      </w:pPr>
+      <w:r>
+        <w:rPr>
+          <w:rFonts w:ascii="Times New Roman" w:hAnsi="Times New Roman"/>
+          <w:b/>
+          <w:sz w:val="24"/>
+          <w:szCs w:val="24"/>
         </w:rPr>
         <w:t xml:space="preserve">1.3 Name; Names of Protected Series.</w:t>
       </w:r>
       <w:r>
+        <w:rPr>
+          <w:rFonts w:ascii="Times New Roman" w:hAnsi="Times New Roman"/>
+          <w:sz w:val="24"/>
+          <w:szCs w:val="24"/>
+        </w:rPr>
         <w:t xml:space="preserve"> The name of the Company is </w:t>
       </w:r>
       <w:r>
         <w:rPr>
-          <w:b/>
+          <w:rFonts w:ascii="Times New Roman" w:hAnsi="Times New Roman"/>
+          <w:b/>
+          <w:sz w:val="24"/>
+          <w:szCs w:val="24"/>
         </w:rPr>
         <w:t xml:space="preserve">[COMPANY NAME], LLC</w:t>
       </w:r>
       <w:r>
+        <w:rPr>
+          <w:rFonts w:ascii="Times New Roman" w:hAnsi="Times New Roman"/>
+          <w:sz w:val="24"/>
+          <w:szCs w:val="24"/>
+        </w:rPr>
         <w:t xml:space="preserve">. The name of each Protected Series shall comply with s. 605.2202, Florida Statutes: it shall begin with the full name of the Company and shall contain the phrase "protected series" or the abbreviation "P.S." or "PS." The name of each Protected Series shall be as set forth in its filed Protected Series Designation and its Series Exhibit. If the Company changes its name, the Manager shall promptly make all filings required to conform the name of each Protected Series.</w:t>
       </w:r>
     </w:p>
     <w:p>
-      <w:r>
-        <w:rPr>
-          <w:b/>
+      <w:pPr>
+        <w:keepLines/>
+        <w:widowControl/>
+        <w:spacing w:after="160"/>
+        <w:jc w:val="both"/>
+      </w:pPr>
+      <w:r>
+        <w:rPr>
+          <w:rFonts w:ascii="Times New Roman" w:hAnsi="Times New Roman"/>
+          <w:b/>
+          <w:sz w:val="24"/>
+          <w:szCs w:val="24"/>
         </w:rPr>
         <w:t xml:space="preserve">1.4 Purposes and Powers.</w:t>
       </w:r>
       <w:r>
+        <w:rPr>
+          <w:rFonts w:ascii="Times New Roman" w:hAnsi="Times New Roman"/>
+          <w:sz w:val="24"/>
+          <w:szCs w:val="24"/>
+        </w:rPr>
         <w:t xml:space="preserve"> The purpose of the Company, and of each Protected Series except as limited by its Series Exhibit, is to engage in any lawful business, purpose, or activity for which limited liability companies may be organized under the Act. The Company, and each Protected Series in its own name, shall have all powers conferred by the Act, including with respect to each Protected Series the power to enter into and enforce contracts; to acquire, own, hold, improve, lease, encumber, and convey real, personal, and intangible property; to grant liens and security interests in its Associated Assets; to open and maintain deposit and investment accounts; to sue and be sued; and to conduct its activities and affairs in its own name, all as contemplated by s. 605.2103, Florida Statutes.</w:t>
       </w:r>
     </w:p>
     <w:p>
-      <w:r>
-        <w:rPr>
-          <w:b/>
+      <w:pPr>
+        <w:keepLines/>
+        <w:widowControl/>
+        <w:spacing w:after="160"/>
+        <w:jc w:val="both"/>
+      </w:pPr>
+      <w:r>
+        <w:rPr>
+          <w:rFonts w:ascii="Times New Roman" w:hAnsi="Times New Roman"/>
+          <w:b/>
+          <w:sz w:val="24"/>
+          <w:szCs w:val="24"/>
         </w:rPr>
         <w:t xml:space="preserve">1.5 Principal Office.</w:t>
       </w:r>
       <w:r>
+        <w:rPr>
+          <w:rFonts w:ascii="Times New Roman" w:hAnsi="Times New Roman"/>
+          <w:sz w:val="24"/>
+          <w:szCs w:val="24"/>
+        </w:rPr>
         <w:t xml:space="preserve"> The principal office of the Company is [PRINCIPAL ADDRESS], or such other place as the Manager may determine. A Protected Series may maintain its own place of business as determined by its Protected Series Manager.</w:t>
       </w:r>
     </w:p>
     <w:p>
-      <w:r>
-        <w:rPr>
-          <w:b/>
+      <w:pPr>
+        <w:keepLines/>
+        <w:widowControl/>
+        <w:spacing w:after="160"/>
+        <w:jc w:val="both"/>
+      </w:pPr>
+      <w:r>
+        <w:rPr>
+          <w:rFonts w:ascii="Times New Roman" w:hAnsi="Times New Roman"/>
+          <w:b/>
+          <w:sz w:val="24"/>
+          <w:szCs w:val="24"/>
         </w:rPr>
         <w:t xml:space="preserve">1.6 Registered Agent and Registered Office.</w:t>
       </w:r>
       <w:r>
+        <w:rPr>
+          <w:rFonts w:ascii="Times New Roman" w:hAnsi="Times New Roman"/>
+          <w:sz w:val="24"/>
+          <w:szCs w:val="24"/>
+        </w:rPr>
         <w:t xml:space="preserve"> The registered agent and registered office of the Company shall be as stated in the records of the Department. As required by the Act, the registered agent and registered office of the Company shall also serve as the registered agent and registered office for each Protected Series. Service of process, notice, or demand on a Protected Series may be made as provided by law, including s. 48.062, Florida Statutes.</w:t>
       </w:r>
     </w:p>
     <w:p>
-      <w:r>
-        <w:rPr>
-          <w:b/>
+      <w:pPr>
+        <w:keepLines/>
+        <w:widowControl/>
+        <w:spacing w:after="160"/>
+        <w:jc w:val="both"/>
+      </w:pPr>
+      <w:r>
+        <w:rPr>
+          <w:rFonts w:ascii="Times New Roman" w:hAnsi="Times New Roman"/>
+          <w:b/>
+          <w:sz w:val="24"/>
+          <w:szCs w:val="24"/>
         </w:rPr>
         <w:t xml:space="preserve">1.7 Term.</w:t>
       </w:r>
       <w:r>
+        <w:rPr>
+          <w:rFonts w:ascii="Times New Roman" w:hAnsi="Times New Roman"/>
+          <w:sz w:val="24"/>
+          <w:szCs w:val="24"/>
+        </w:rPr>
         <w:t xml:space="preserve"> The Company's existence is perpetual unless the Company is dissolved and wound up in accordance with this Agreement and the Act. No Protected Series may have a duration extending beyond the existence of the Company.</w:t>
       </w:r>
     </w:p>
     <w:p>
-      <w:r>
-        <w:rPr>
-          <w:b/>
+      <w:pPr>
+        <w:keepLines/>
+        <w:widowControl/>
+        <w:spacing w:after="160"/>
+        <w:jc w:val="both"/>
+      </w:pPr>
+      <w:r>
+        <w:rPr>
+          <w:rFonts w:ascii="Times New Roman" w:hAnsi="Times New Roman"/>
+          <w:b/>
+          <w:sz w:val="24"/>
+          <w:szCs w:val="24"/>
         </w:rPr>
         <w:t xml:space="preserve">1.8 Location of Records.</w:t>
       </w:r>
       <w:r>
+        <w:rPr>
+          <w:rFonts w:ascii="Times New Roman" w:hAnsi="Times New Roman"/>
+          <w:sz w:val="24"/>
+          <w:szCs w:val="24"/>
+        </w:rPr>
         <w:t xml:space="preserve"> The records of the Company and of each Protected Series — including the records required by Article 8 — shall be maintained at the Company's principal office or at such other location (including secure electronic storage) as the Manager determines, and shall at all times be retrievable in perceivable form.</w:t>
       </w:r>
     </w:p>
     <w:p>
-      <w:r>
-        <w:rPr>
-          <w:b/>
+      <w:pPr>
+        <w:keepLines/>
+        <w:widowControl/>
+        <w:spacing w:after="160"/>
+        <w:jc w:val="both"/>
+      </w:pPr>
+      <w:r>
+        <w:rPr>
+          <w:rFonts w:ascii="Times New Roman" w:hAnsi="Times New Roman"/>
+          <w:b/>
+          <w:sz w:val="24"/>
+          <w:szCs w:val="24"/>
         </w:rPr>
         <w:t xml:space="preserve">1.9 Filings.</w:t>
       </w:r>
       <w:r>
+        <w:rPr>
+          <w:rFonts w:ascii="Times New Roman" w:hAnsi="Times New Roman"/>
+          <w:sz w:val="24"/>
+          <w:szCs w:val="24"/>
+        </w:rPr>
         <w:t xml:space="preserve"> The Manager shall execute and cause to be filed with the Department all records the Act requires or permits, including Protected Series Designations, amendments thereto, statements of change, annual reports, and statements of dissolution, and shall take all other action necessary to maintain the Company and each Protected Series in good standing.</w:t>
       </w:r>
     </w:p>
     <w:p>
-      <w:r>
-        <w:rPr>
-          <w:b/>
+      <w:pPr>
+        <w:keepLines/>
+        <w:widowControl/>
+        <w:spacing w:after="160"/>
+        <w:jc w:val="both"/>
+      </w:pPr>
+      <w:r>
+        <w:rPr>
+          <w:rFonts w:ascii="Times New Roman" w:hAnsi="Times New Roman"/>
+          <w:b/>
+          <w:sz w:val="24"/>
+          <w:szCs w:val="24"/>
         </w:rPr>
         <w:t xml:space="preserve">1.10 Title to Property.</w:t>
       </w:r>
       <w:r>
+        <w:rPr>
+          <w:rFonts w:ascii="Times New Roman" w:hAnsi="Times New Roman"/>
+          <w:sz w:val="24"/>
+          <w:szCs w:val="24"/>
+        </w:rPr>
         <w:t xml:space="preserve"> Title to each Associated Asset of a Protected Series shall be acquired, held, and conveyed </w:t>
       </w:r>
       <w:r>
         <w:rPr>
-          <w:b/>
+          <w:rFonts w:ascii="Times New Roman" w:hAnsi="Times New Roman"/>
+          <w:b/>
+          <w:sz w:val="24"/>
+          <w:szCs w:val="24"/>
         </w:rPr>
         <w:t xml:space="preserve">in the name of that Protected Series</w:t>
       </w:r>
       <w:r>
+        <w:rPr>
+          <w:rFonts w:ascii="Times New Roman" w:hAnsi="Times New Roman"/>
+          <w:sz w:val="24"/>
+          <w:szCs w:val="24"/>
+        </w:rPr>
         <w:t xml:space="preserve">. Title to each Associated Asset of the Company shall be acquired, held, and conveyed in the name of the Company. No property of the Company or of any Protected Series shall be held in the individual name of any Member or the Manager. Each Member's interest in the Company is personal property for all purposes.</w:t>
       </w:r>
     </w:p>
     <w:p>
-      <w:r>
-        <w:rPr>
-          <w:b/>
+      <w:pPr>
+        <w:keepLines/>
+        <w:widowControl/>
+        <w:spacing w:after="160"/>
+        <w:jc w:val="both"/>
+      </w:pPr>
+      <w:r>
+        <w:rPr>
+          <w:rFonts w:ascii="Times New Roman" w:hAnsi="Times New Roman"/>
+          <w:b/>
+          <w:sz w:val="24"/>
+          <w:szCs w:val="24"/>
         </w:rPr>
         <w:t xml:space="preserve">1.11 Waiver of Partition Rights.</w:t>
       </w:r>
       <w:r>
+        <w:rPr>
+          <w:rFonts w:ascii="Times New Roman" w:hAnsi="Times New Roman"/>
+          <w:sz w:val="24"/>
+          <w:szCs w:val="24"/>
+        </w:rPr>
         <w:t xml:space="preserve"> Each Member irrevocably waives any right to maintain an action for partition or any similar action with respect to any property of the Company or of any Protected Series.</w:t>
       </w:r>
     </w:p>
     <w:p>
-      <w:r>
-        <w:rPr>
-          <w:b/>
+      <w:pPr>
+        <w:keepLines/>
+        <w:widowControl/>
+        <w:spacing w:after="160"/>
+        <w:jc w:val="both"/>
+      </w:pPr>
+      <w:r>
+        <w:rPr>
+          <w:rFonts w:ascii="Times New Roman" w:hAnsi="Times New Roman"/>
+          <w:b/>
+          <w:sz w:val="24"/>
+          <w:szCs w:val="24"/>
         </w:rPr>
         <w:t xml:space="preserve">1.12 No Payments of Individual Obligations.</w:t>
       </w:r>
       <w:r>
+        <w:rPr>
+          <w:rFonts w:ascii="Times New Roman" w:hAnsi="Times New Roman"/>
+          <w:sz w:val="24"/>
+          <w:szCs w:val="24"/>
+        </w:rPr>
         <w:t xml:space="preserve"> The credit and property of the Company and of each Protected Series shall be used solely for the benefit of the Company or the applicable Protected Series, and no such property shall be transferred or encumbered for, or in payment of, any individual obligation of any Member or the Manager.</w:t>
       </w:r>
     </w:p>
     <w:p>
       <w:pPr>
-        <w:pStyle w:val="Heading2"/>
-      </w:pPr>
-      <w:r>
+        <w:keepNext/>
+        <w:keepLines/>
+        <w:widowControl/>
+        <w:spacing w:before="240" w:after="0"/>
+      </w:pPr>
+      <w:r>
+        <w:rPr>
+          <w:rFonts w:ascii="Times New Roman" w:hAnsi="Times New Roman"/>
+          <w:b/>
+          <w:sz w:val="26"/>
+          <w:szCs w:val="26"/>
+        </w:rPr>
         <w:t xml:space="preserve">ARTICLE 2 — DEFINITIONS</w:t>
       </w:r>
     </w:p>
     <w:p>
-      <w:r>
-        <w:rPr>
-          <w:b/>
+      <w:pPr>
+        <w:keepLines/>
+        <w:widowControl/>
+        <w:spacing w:after="160"/>
+        <w:jc w:val="both"/>
+      </w:pPr>
+      <w:r>
+        <w:rPr>
+          <w:rFonts w:ascii="Times New Roman" w:hAnsi="Times New Roman"/>
+          <w:b/>
+          <w:sz w:val="24"/>
+          <w:szCs w:val="24"/>
         </w:rPr>
         <w:t xml:space="preserve">2.1 "Act"</w:t>
       </w:r>
       <w:r>
+        <w:rPr>
+          <w:rFonts w:ascii="Times New Roman" w:hAnsi="Times New Roman"/>
+          <w:sz w:val="24"/>
+          <w:szCs w:val="24"/>
+        </w:rPr>
         <w:t xml:space="preserve"> means the Florida Revised Uniform Limited Liability Company Act, Chapter 605, Florida Statutes, as amended, including the Protected Series Provisions.</w:t>
       </w:r>
     </w:p>
     <w:p>
-      <w:r>
-        <w:rPr>
-          <w:b/>
+      <w:pPr>
+        <w:keepLines/>
+        <w:widowControl/>
+        <w:spacing w:after="160"/>
+        <w:jc w:val="both"/>
+      </w:pPr>
+      <w:r>
+        <w:rPr>
+          <w:rFonts w:ascii="Times New Roman" w:hAnsi="Times New Roman"/>
+          <w:b/>
+          <w:sz w:val="24"/>
+          <w:szCs w:val="24"/>
         </w:rPr>
         <w:t xml:space="preserve">2.2 "Associated Asset"</w:t>
       </w:r>
       <w:r>
+        <w:rPr>
+          <w:rFonts w:ascii="Times New Roman" w:hAnsi="Times New Roman"/>
+          <w:sz w:val="24"/>
+          <w:szCs w:val="24"/>
+        </w:rPr>
         <w:t xml:space="preserve"> means an asset of a Protected Series, or of the Company, that satisfies the recordkeeping requirements of s. 605.2301, Florida Statutes, and Article 8 of this Agreement.</w:t>
       </w:r>
     </w:p>
     <w:p>
-      <w:r>
-        <w:rPr>
-          <w:b/>
+      <w:pPr>
+        <w:keepLines/>
+        <w:widowControl/>
+        <w:spacing w:after="160"/>
+        <w:jc w:val="both"/>
+      </w:pPr>
+      <w:r>
+        <w:rPr>
+          <w:rFonts w:ascii="Times New Roman" w:hAnsi="Times New Roman"/>
+          <w:b/>
+          <w:sz w:val="24"/>
+          <w:szCs w:val="24"/>
         </w:rPr>
         <w:t xml:space="preserve">2.3 "Associated Liability"</w:t>
       </w:r>
       <w:r>
+        <w:rPr>
+          <w:rFonts w:ascii="Times New Roman" w:hAnsi="Times New Roman"/>
+          <w:sz w:val="24"/>
+          <w:szCs w:val="24"/>
+        </w:rPr>
         <w:t xml:space="preserve"> means a liability incurred by, contracted for, or otherwise existing with respect to a particular Protected Series or the Company, as reflected in the records maintained under Article 8.</w:t>
       </w:r>
     </w:p>
     <w:p>
-      <w:r>
-        <w:rPr>
-          <w:b/>
+      <w:pPr>
+        <w:keepLines/>
+        <w:widowControl/>
+        <w:spacing w:after="160"/>
+        <w:jc w:val="both"/>
+      </w:pPr>
+      <w:r>
+        <w:rPr>
+          <w:rFonts w:ascii="Times New Roman" w:hAnsi="Times New Roman"/>
+          <w:b/>
+          <w:sz w:val="24"/>
+          <w:szCs w:val="24"/>
         </w:rPr>
         <w:t xml:space="preserve">2.4 "Associated Member"</w:t>
       </w:r>
       <w:r>
+        <w:rPr>
+          <w:rFonts w:ascii="Times New Roman" w:hAnsi="Times New Roman"/>
+          <w:sz w:val="24"/>
+          <w:szCs w:val="24"/>
+        </w:rPr>
         <w:t xml:space="preserve"> means, with respect to a Protected Series, a member of the Company associated with that Protected Series under this Agreement and its Series Exhibit. Consistent with s. 605.2302(1), Florida Statutes, only a member of the Company may be an Associated Member. No Protected Series established under this Agreement has an Associated Member; each Protected Series is owned and managed by the Company as provided in Section 3.6.</w:t>
       </w:r>
     </w:p>
     <w:p>
-      <w:r>
-        <w:rPr>
-          <w:b/>
+      <w:pPr>
+        <w:keepLines/>
+        <w:widowControl/>
+        <w:spacing w:after="160"/>
+        <w:jc w:val="both"/>
+      </w:pPr>
+      <w:r>
+        <w:rPr>
+          <w:rFonts w:ascii="Times New Roman" w:hAnsi="Times New Roman"/>
+          <w:b/>
+          <w:sz w:val="24"/>
+          <w:szCs w:val="24"/>
         </w:rPr>
         <w:t xml:space="preserve">2.5 "Company"</w:t>
       </w:r>
       <w:r>
+        <w:rPr>
+          <w:rFonts w:ascii="Times New Roman" w:hAnsi="Times New Roman"/>
+          <w:sz w:val="24"/>
+          <w:szCs w:val="24"/>
+        </w:rPr>
         <w:t xml:space="preserve"> means [COMPANY NAME], LLC.</w:t>
       </w:r>
     </w:p>
     <w:p>
-      <w:r>
-        <w:rPr>
-          <w:b/>
+      <w:pPr>
+        <w:keepLines/>
+        <w:widowControl/>
+        <w:spacing w:after="160"/>
+        <w:jc w:val="both"/>
+      </w:pPr>
+      <w:r>
+        <w:rPr>
+          <w:rFonts w:ascii="Times New Roman" w:hAnsi="Times New Roman"/>
+          <w:b/>
+          <w:sz w:val="24"/>
+          <w:szCs w:val="24"/>
         </w:rPr>
         <w:t xml:space="preserve">2.6 "Immediate Family Member"</w:t>
       </w:r>
       <w:r>
+        <w:rPr>
+          <w:rFonts w:ascii="Times New Roman" w:hAnsi="Times New Roman"/>
+          <w:sz w:val="24"/>
+          <w:szCs w:val="24"/>
+        </w:rPr>
         <w:t xml:space="preserve"> means, as to any Member, (a) any ancestor of that Member or descendant of a grandparent of that Member (each an "Individual Family Member," and including persons legally adopted before age 18), or (b) a trust or other entity for the benefit of one or more Individual Family Members, provided all beneficial interests in that entity are held by such persons; a trust is not excluded merely because a remainder beneficiary is not an Individual Family Member.</w:t>
       </w:r>
     </w:p>
     <w:p>
-      <w:r>
-        <w:rPr>
-          <w:b/>
+      <w:pPr>
+        <w:keepLines/>
+        <w:widowControl/>
+        <w:spacing w:after="160"/>
+        <w:jc w:val="both"/>
+      </w:pPr>
+      <w:r>
+        <w:rPr>
+          <w:rFonts w:ascii="Times New Roman" w:hAnsi="Times New Roman"/>
+          <w:b/>
+          <w:sz w:val="24"/>
+          <w:szCs w:val="24"/>
         </w:rPr>
         <w:t xml:space="preserve">2.7 "Involuntary Transfer"</w:t>
       </w:r>
       <w:r>
+        <w:rPr>
+          <w:rFonts w:ascii="Times New Roman" w:hAnsi="Times New Roman"/>
+          <w:sz w:val="24"/>
+          <w:szCs w:val="24"/>
+        </w:rPr>
         <w:t xml:space="preserve"> means any Transfer by which a Member or transferee is deprived or divested of any right, title, or interest in a Membership Interest other than voluntarily, including (a) a Transfer to or for the benefit of a judgment creditor pursuant to court order, subject in all events to Section 10.6, (b) a Transfer in connection with reorganization, insolvency, bankruptcy, or receivership, (c) a Transfer to a public officer or agency under any abandoned-property or escheat law, and (d) a Transfer to a spouse or former spouse in connection with dissolution of marriage or marital separation.</w:t>
       </w:r>
     </w:p>
     <w:p>
-      <w:r>
-        <w:rPr>
-          <w:b/>
+      <w:pPr>
+        <w:keepLines/>
+        <w:widowControl/>
+        <w:spacing w:after="160"/>
+        <w:jc w:val="both"/>
+      </w:pPr>
+      <w:r>
+        <w:rPr>
+          <w:rFonts w:ascii="Times New Roman" w:hAnsi="Times New Roman"/>
+          <w:b/>
+          <w:sz w:val="24"/>
+          <w:szCs w:val="24"/>
         </w:rPr>
         <w:t xml:space="preserve">2.8 "Majority in Interest"</w:t>
       </w:r>
       <w:r>
+        <w:rPr>
+          <w:rFonts w:ascii="Times New Roman" w:hAnsi="Times New Roman"/>
+          <w:sz w:val="24"/>
+          <w:szCs w:val="24"/>
+        </w:rPr>
         <w:t xml:space="preserve"> means one or more Members holding, in the aggregate, more than fifty percent (50%) of the Percentage Interests then held by Members, excluding for all purposes any Percentage Interest held by a transferee, assignee, beneficiary, or holder of a charging order who has not been admitted as a Member.</w:t>
       </w:r>
     </w:p>
     <w:p>
-      <w:r>
-        <w:rPr>
-          <w:b/>
+      <w:pPr>
+        <w:keepLines/>
+        <w:widowControl/>
+        <w:spacing w:after="160"/>
+        <w:jc w:val="both"/>
+      </w:pPr>
+      <w:r>
+        <w:rPr>
+          <w:rFonts w:ascii="Times New Roman" w:hAnsi="Times New Roman"/>
+          <w:b/>
+          <w:sz w:val="24"/>
+          <w:szCs w:val="24"/>
         </w:rPr>
         <w:t xml:space="preserve">2.9 "Manager"</w:t>
       </w:r>
       <w:r>
+        <w:rPr>
+          <w:rFonts w:ascii="Times New Roman" w:hAnsi="Times New Roman"/>
+          <w:sz w:val="24"/>
+          <w:szCs w:val="24"/>
+        </w:rPr>
         <w:t xml:space="preserve"> means the person named in Section 5.1 and any successor designated under this Agreement.</w:t>
       </w:r>
     </w:p>
     <w:p>
-      <w:r>
-        <w:rPr>
-          <w:b/>
+      <w:pPr>
+        <w:keepLines/>
+        <w:widowControl/>
+        <w:spacing w:after="160"/>
+        <w:jc w:val="both"/>
+      </w:pPr>
+      <w:r>
+        <w:rPr>
+          <w:rFonts w:ascii="Times New Roman" w:hAnsi="Times New Roman"/>
+          <w:b/>
+          <w:sz w:val="24"/>
+          <w:szCs w:val="24"/>
         </w:rPr>
         <w:t xml:space="preserve">2.10 "Member"</w:t>
       </w:r>
       <w:r>
+        <w:rPr>
+          <w:rFonts w:ascii="Times New Roman" w:hAnsi="Times New Roman"/>
+          <w:sz w:val="24"/>
+          <w:szCs w:val="24"/>
+        </w:rPr>
         <w:t xml:space="preserve"> means each person identified as a member on Exhibit A and each person admitted as a member in accordance with this Agreement, in each case until dissociated.</w:t>
       </w:r>
     </w:p>
     <w:p>
-      <w:r>
-        <w:rPr>
-          <w:b/>
+      <w:pPr>
+        <w:keepLines/>
+        <w:widowControl/>
+        <w:spacing w:after="160"/>
+        <w:jc w:val="both"/>
+      </w:pPr>
+      <w:r>
+        <w:rPr>
+          <w:rFonts w:ascii="Times New Roman" w:hAnsi="Times New Roman"/>
+          <w:b/>
+          <w:sz w:val="24"/>
+          <w:szCs w:val="24"/>
         </w:rPr>
         <w:t xml:space="preserve">2.11 "Membership Interest"</w:t>
       </w:r>
       <w:r>
+        <w:rPr>
+          <w:rFonts w:ascii="Times New Roman" w:hAnsi="Times New Roman"/>
+          <w:sz w:val="24"/>
+          <w:szCs w:val="24"/>
+        </w:rPr>
         <w:t xml:space="preserve"> means a Member's entire interest in the Company, including the Member's interest in capital, profits, and distributions of the Company and of each Protected Series with which the Member is associated, and all rights of a member under the Act and this Agreement.</w:t>
       </w:r>
     </w:p>
     <w:p>
-      <w:r>
-        <w:rPr>
-          <w:b/>
+      <w:pPr>
+        <w:keepLines/>
+        <w:widowControl/>
+        <w:spacing w:after="160"/>
+        <w:jc w:val="both"/>
+      </w:pPr>
+      <w:r>
+        <w:rPr>
+          <w:rFonts w:ascii="Times New Roman" w:hAnsi="Times New Roman"/>
+          <w:b/>
+          <w:sz w:val="24"/>
+          <w:szCs w:val="24"/>
         </w:rPr>
         <w:t xml:space="preserve">2.12 "Percentage Interest"</w:t>
       </w:r>
       <w:r>
+        <w:rPr>
+          <w:rFonts w:ascii="Times New Roman" w:hAnsi="Times New Roman"/>
+          <w:sz w:val="24"/>
+          <w:szCs w:val="24"/>
+        </w:rPr>
         <w:t xml:space="preserve"> means, as to each Member, the percentage or fractional interest set forth for that Member on Exhibit A, as adjusted from time to time under this Agreement. Membership interests are of a single class.</w:t>
       </w:r>
     </w:p>
     <w:p>
-      <w:r>
-        <w:rPr>
-          <w:b/>
+      <w:pPr>
+        <w:keepLines/>
+        <w:widowControl/>
+        <w:spacing w:after="160"/>
+        <w:jc w:val="both"/>
+      </w:pPr>
+      <w:r>
+        <w:rPr>
+          <w:rFonts w:ascii="Times New Roman" w:hAnsi="Times New Roman"/>
+          <w:b/>
+          <w:sz w:val="24"/>
+          <w:szCs w:val="24"/>
         </w:rPr>
         <w:t xml:space="preserve">2.13 "Protected Series"</w:t>
       </w:r>
       <w:r>
+        <w:rPr>
+          <w:rFonts w:ascii="Times New Roman" w:hAnsi="Times New Roman"/>
+          <w:sz w:val="24"/>
+          <w:szCs w:val="24"/>
+        </w:rPr>
         <w:t xml:space="preserve"> or </w:t>
       </w:r>
       <w:r>
         <w:rPr>
-          <w:b/>
+          <w:rFonts w:ascii="Times New Roman" w:hAnsi="Times New Roman"/>
+          <w:b/>
+          <w:sz w:val="24"/>
+          <w:szCs w:val="24"/>
         </w:rPr>
         <w:t xml:space="preserve">"PS"</w:t>
       </w:r>
       <w:r>
+        <w:rPr>
+          <w:rFonts w:ascii="Times New Roman" w:hAnsi="Times New Roman"/>
+          <w:sz w:val="24"/>
+          <w:szCs w:val="24"/>
+        </w:rPr>
         <w:t xml:space="preserve"> means a protected series of the Company established under s. 605.2201, Florida Statutes, and identified in a Series Exhibit.</w:t>
       </w:r>
     </w:p>
     <w:p>
-      <w:r>
-        <w:rPr>
-          <w:b/>
+      <w:pPr>
+        <w:keepLines/>
+        <w:widowControl/>
+        <w:spacing w:after="160"/>
+        <w:jc w:val="both"/>
+      </w:pPr>
+      <w:r>
+        <w:rPr>
+          <w:rFonts w:ascii="Times New Roman" w:hAnsi="Times New Roman"/>
+          <w:b/>
+          <w:sz w:val="24"/>
+          <w:szCs w:val="24"/>
         </w:rPr>
         <w:t xml:space="preserve">2.14 "Protected Series Designation"</w:t>
       </w:r>
       <w:r>
+        <w:rPr>
+          <w:rFonts w:ascii="Times New Roman" w:hAnsi="Times New Roman"/>
+          <w:sz w:val="24"/>
+          <w:szCs w:val="24"/>
+        </w:rPr>
         <w:t xml:space="preserve"> means a designation of a protected series filed with the Department under s. 605.2201, Florida Statutes, as amended from time to time.</w:t>
       </w:r>
     </w:p>
     <w:p>
-      <w:r>
-        <w:rPr>
-          <w:b/>
+      <w:pPr>
+        <w:keepLines/>
+        <w:widowControl/>
+        <w:spacing w:after="160"/>
+        <w:jc w:val="both"/>
+      </w:pPr>
+      <w:r>
+        <w:rPr>
+          <w:rFonts w:ascii="Times New Roman" w:hAnsi="Times New Roman"/>
+          <w:b/>
+          <w:sz w:val="24"/>
+          <w:szCs w:val="24"/>
         </w:rPr>
         <w:t xml:space="preserve">2.15 "Protected Series Manager"</w:t>
       </w:r>
       <w:r>
+        <w:rPr>
+          <w:rFonts w:ascii="Times New Roman" w:hAnsi="Times New Roman"/>
+          <w:sz w:val="24"/>
+          <w:szCs w:val="24"/>
+        </w:rPr>
         <w:t xml:space="preserve"> means the person responsible for management of a Protected Series under Section 5.2.</w:t>
       </w:r>
     </w:p>
     <w:p>
-      <w:r>
-        <w:rPr>
-          <w:b/>
+      <w:pPr>
+        <w:keepLines/>
+        <w:widowControl/>
+        <w:spacing w:after="160"/>
+        <w:jc w:val="both"/>
+      </w:pPr>
+      <w:r>
+        <w:rPr>
+          <w:rFonts w:ascii="Times New Roman" w:hAnsi="Times New Roman"/>
+          <w:b/>
+          <w:sz w:val="24"/>
+          <w:szCs w:val="24"/>
         </w:rPr>
         <w:t xml:space="preserve">2.16 "Series Exhibit"</w:t>
       </w:r>
       <w:r>
+        <w:rPr>
+          <w:rFonts w:ascii="Times New Roman" w:hAnsi="Times New Roman"/>
+          <w:sz w:val="24"/>
+          <w:szCs w:val="24"/>
+        </w:rPr>
         <w:t xml:space="preserve"> means, for each Protected Series, the exhibit to this Agreement (each numbered PS-1, PS-2, and so on) setting forth the terms specific to that Protected Series, including its purpose, its capital, and its Associated Assets. Each Series Exhibit is a part of this Agreement.</w:t>
       </w:r>
     </w:p>
     <w:p>
-      <w:r>
-        <w:rPr>
-          <w:b/>
+      <w:pPr>
+        <w:keepLines/>
+        <w:widowControl/>
+        <w:spacing w:after="160"/>
+        <w:jc w:val="both"/>
+      </w:pPr>
+      <w:r>
+        <w:rPr>
+          <w:rFonts w:ascii="Times New Roman" w:hAnsi="Times New Roman"/>
+          <w:b/>
+          <w:sz w:val="24"/>
+          <w:szCs w:val="24"/>
         </w:rPr>
         <w:t xml:space="preserve">2.17 "Series Percentage."</w:t>
       </w:r>
       <w:r>
+        <w:rPr>
+          <w:rFonts w:ascii="Times New Roman" w:hAnsi="Times New Roman"/>
+          <w:sz w:val="24"/>
+          <w:szCs w:val="24"/>
+        </w:rPr>
         <w:t xml:space="preserve"> [Reserved.]</w:t>
       </w:r>
     </w:p>
     <w:p>
-      <w:r>
-        <w:rPr>
-          <w:b/>
+      <w:pPr>
+        <w:keepLines/>
+        <w:widowControl/>
+        <w:spacing w:after="160"/>
+        <w:jc w:val="both"/>
+      </w:pPr>
+      <w:r>
+        <w:rPr>
+          <w:rFonts w:ascii="Times New Roman" w:hAnsi="Times New Roman"/>
+          <w:b/>
+          <w:sz w:val="24"/>
+          <w:szCs w:val="24"/>
         </w:rPr>
         <w:t xml:space="preserve">2.18 "Transfer"</w:t>
       </w:r>
       <w:r>
+        <w:rPr>
+          <w:rFonts w:ascii="Times New Roman" w:hAnsi="Times New Roman"/>
+          <w:sz w:val="24"/>
+          <w:szCs w:val="24"/>
+        </w:rPr>
         <w:t xml:space="preserve"> means any assignment, transfer, conveyance, devise, gift, pledge, hypothecation, encumbrance, or other disposition, direct or indirect, voluntary or involuntary, in trust or otherwise, and as a verb has a corresponding meaning.</w:t>
       </w:r>
     </w:p>
     <w:p>
       <w:pPr>
-        <w:pStyle w:val="Heading2"/>
-      </w:pPr>
-      <w:r>
+        <w:keepNext/>
+        <w:keepLines/>
+        <w:widowControl/>
+        <w:spacing w:before="240" w:after="0"/>
+      </w:pPr>
+      <w:r>
+        <w:rPr>
+          <w:rFonts w:ascii="Times New Roman" w:hAnsi="Times New Roman"/>
+          <w:b/>
+          <w:sz w:val="26"/>
+          <w:szCs w:val="26"/>
+        </w:rPr>
         <w:t xml:space="preserve">ARTICLE 3 — PROTECTED SERIES</w:t>
       </w:r>
     </w:p>
     <w:p>
-      <w:r>
-        <w:rPr>
-          <w:b/>
+      <w:pPr>
+        <w:keepLines/>
+        <w:widowControl/>
+        <w:spacing w:after="160"/>
+        <w:jc w:val="both"/>
+      </w:pPr>
+      <w:r>
+        <w:rPr>
+          <w:rFonts w:ascii="Times New Roman" w:hAnsi="Times New Roman"/>
+          <w:b/>
+          <w:sz w:val="24"/>
+          <w:szCs w:val="24"/>
         </w:rPr>
         <w:t xml:space="preserve">3.1 Establishment.</w:t>
       </w:r>
       <w:r>
+        <w:rPr>
+          <w:rFonts w:ascii="Times New Roman" w:hAnsi="Times New Roman"/>
+          <w:sz w:val="24"/>
+          <w:szCs w:val="24"/>
+        </w:rPr>
         <w:t xml:space="preserve"> With the affirmative vote or consent of </w:t>
       </w:r>
       <w:r>
         <w:rPr>
-          <w:b/>
+          <w:rFonts w:ascii="Times New Roman" w:hAnsi="Times New Roman"/>
+          <w:b/>
+          <w:sz w:val="24"/>
+          <w:szCs w:val="24"/>
         </w:rPr>
         <w:t xml:space="preserve">all</w:t>
       </w:r>
       <w:r>
+        <w:rPr>
+          <w:rFonts w:ascii="Times New Roman" w:hAnsi="Times New Roman"/>
+          <w:sz w:val="24"/>
+          <w:szCs w:val="24"/>
+        </w:rPr>
         <w:t xml:space="preserve"> Members, the Company may establish one or more Protected Series by causing a Protected Series Designation to be signed and filed with the Department as provided in s. 605.2201, Florida Statutes. At or before the filing of each Protected Series Designation, the Members and the Manager shall adopt a Series Exhibit for the new Protected Series. The Manager is authorized to execute and file each Protected Series Designation approved under this Section. Each Protected Series shall be established without Associated Members. Consistent with s. 605.2303(2), Florida Statutes, the Company owns all of the protected-series transferable interests of each Protected Series, and no member of the Company holds any interest in any Protected Series except indirectly, through that member's interest in the Company.</w:t>
       </w:r>
     </w:p>
     <w:p>
-      <w:r>
-        <w:rPr>
-          <w:b/>
+      <w:pPr>
+        <w:keepLines/>
+        <w:widowControl/>
+        <w:spacing w:after="160"/>
+        <w:jc w:val="both"/>
+      </w:pPr>
+      <w:r>
+        <w:rPr>
+          <w:rFonts w:ascii="Times New Roman" w:hAnsi="Times New Roman"/>
+          <w:b/>
+          <w:sz w:val="24"/>
+          <w:szCs w:val="24"/>
         </w:rPr>
         <w:t xml:space="preserve">3.2 Status of Each Protected Series.</w:t>
       </w:r>
       <w:r>
+        <w:rPr>
+          <w:rFonts w:ascii="Times New Roman" w:hAnsi="Times New Roman"/>
+          <w:sz w:val="24"/>
+          <w:szCs w:val="24"/>
+        </w:rPr>
         <w:t xml:space="preserve"> As provided by the Act, each Protected Series:</w:t>
       </w:r>
     </w:p>
     <w:p>
-      <w:r>
+      <w:pPr>
+        <w:keepLines/>
+        <w:widowControl/>
+        <w:spacing w:after="160"/>
+        <w:jc w:val="both"/>
+      </w:pPr>
+      <w:r>
+        <w:rPr>
+          <w:rFonts w:ascii="Times New Roman" w:hAnsi="Times New Roman"/>
+          <w:sz w:val="24"/>
+          <w:szCs w:val="24"/>
+        </w:rPr>
         <w:t xml:space="preserve">(a) is a "person" for purposes of the Act and the Uniform Commercial Code, distinct from the Company, from every other Protected Series, from each Member, and from the Manager;</w:t>
       </w:r>
     </w:p>
     <w:p>
-      <w:r>
+      <w:pPr>
+        <w:keepLines/>
+        <w:widowControl/>
+        <w:spacing w:after="160"/>
+        <w:jc w:val="both"/>
+      </w:pPr>
+      <w:r>
+        <w:rPr>
+          <w:rFonts w:ascii="Times New Roman" w:hAnsi="Times New Roman"/>
+          <w:sz w:val="24"/>
+          <w:szCs w:val="24"/>
+        </w:rPr>
         <w:t xml:space="preserve">(b) may, in its own name, conduct any activity in furtherance of its purpose, exercise the powers described in Section 1.4, and sue and be sued;</w:t>
       </w:r>
     </w:p>
     <w:p>
-      <w:r>
+      <w:pPr>
+        <w:keepLines/>
+        <w:widowControl/>
+        <w:spacing w:after="160"/>
+        <w:jc w:val="both"/>
+      </w:pPr>
+      <w:r>
+        <w:rPr>
+          <w:rFonts w:ascii="Times New Roman" w:hAnsi="Times New Roman"/>
+          <w:sz w:val="24"/>
+          <w:szCs w:val="24"/>
+        </w:rPr>
         <w:t xml:space="preserve">(c) is </w:t>
       </w:r>
       <w:r>
         <w:rPr>
-          <w:b/>
+          <w:rFonts w:ascii="Times New Roman" w:hAnsi="Times New Roman"/>
+          <w:b/>
+          <w:sz w:val="24"/>
+          <w:szCs w:val="24"/>
         </w:rPr>
         <w:t xml:space="preserve">not</w:t>
       </w:r>
       <w:r>
+        <w:rPr>
+          <w:rFonts w:ascii="Times New Roman" w:hAnsi="Times New Roman"/>
+          <w:sz w:val="24"/>
+          <w:szCs w:val="24"/>
+        </w:rPr>
         <w:t xml:space="preserve"> a separate legal entity capable of existing independently of the Company, may not be a member of the Company, may not itself designate a protected series, and may not merge, convert, domesticate, or engage in an interest exchange except through the single statutory channel provided in s. 605.2604, Florida Statutes; and</w:t>
       </w:r>
     </w:p>
     <w:p>
-      <w:r>
+      <w:pPr>
+        <w:keepLines/>
+        <w:widowControl/>
+        <w:spacing w:after="160"/>
+        <w:jc w:val="both"/>
+      </w:pPr>
+      <w:r>
+        <w:rPr>
+          <w:rFonts w:ascii="Times New Roman" w:hAnsi="Times New Roman"/>
+          <w:sz w:val="24"/>
+          <w:szCs w:val="24"/>
+        </w:rPr>
         <w:t xml:space="preserve">(d) shall be governed by this Agreement, applied to that Protected Series as though the Protected Series were a separate limited liability company, except as its Series Exhibit expressly provides otherwise and except as the Act requires otherwise.</w:t>
       </w:r>
     </w:p>
     <w:p>
-      <w:r>
-        <w:rPr>
-          <w:b/>
+      <w:pPr>
+        <w:keepLines/>
+        <w:widowControl/>
+        <w:spacing w:after="160"/>
+        <w:jc w:val="both"/>
+      </w:pPr>
+      <w:r>
+        <w:rPr>
+          <w:rFonts w:ascii="Times New Roman" w:hAnsi="Times New Roman"/>
+          <w:b/>
+          <w:sz w:val="24"/>
+          <w:szCs w:val="24"/>
         </w:rPr>
         <w:t xml:space="preserve">3.3 Limitation of Liability Among Series (Statutory Shields).</w:t>
       </w:r>
       <w:r>
+        <w:rPr>
+          <w:rFonts w:ascii="Times New Roman" w:hAnsi="Times New Roman"/>
+          <w:sz w:val="24"/>
+          <w:szCs w:val="24"/>
+        </w:rPr>
         <w:t xml:space="preserve"> Consistent with s. 605.2401, Florida Statutes:</w:t>
       </w:r>
     </w:p>
     <w:p>
-      <w:r>
+      <w:pPr>
+        <w:keepLines/>
+        <w:widowControl/>
+        <w:spacing w:after="160"/>
+        <w:jc w:val="both"/>
+      </w:pPr>
+      <w:r>
+        <w:rPr>
+          <w:rFonts w:ascii="Times New Roman" w:hAnsi="Times New Roman"/>
+          <w:sz w:val="24"/>
+          <w:szCs w:val="24"/>
+        </w:rPr>
         <w:t xml:space="preserve">(a) A debt, obligation, or other liability of the Company is solely the debt, obligation, or liability of the Company, and is enforceable only against the Associated Assets of the Company;</w:t>
       </w:r>
     </w:p>
     <w:p>
-      <w:r>
+      <w:pPr>
+        <w:keepLines/>
+        <w:widowControl/>
+        <w:spacing w:after="160"/>
+        <w:jc w:val="both"/>
+      </w:pPr>
+      <w:r>
+        <w:rPr>
+          <w:rFonts w:ascii="Times New Roman" w:hAnsi="Times New Roman"/>
+          <w:sz w:val="24"/>
+          <w:szCs w:val="24"/>
+        </w:rPr>
         <w:t xml:space="preserve">(b) A debt, obligation, or other liability of a Protected Series is solely the debt, obligation, or liability of that Protected Series, and is enforceable only against the Associated Assets of that Protected Series;</w:t>
       </w:r>
     </w:p>
     <w:p>
-      <w:r>
+      <w:pPr>
+        <w:keepLines/>
+        <w:widowControl/>
+        <w:spacing w:after="160"/>
+        <w:jc w:val="both"/>
+      </w:pPr>
+      <w:r>
+        <w:rPr>
+          <w:rFonts w:ascii="Times New Roman" w:hAnsi="Times New Roman"/>
+          <w:sz w:val="24"/>
+          <w:szCs w:val="24"/>
+        </w:rPr>
         <w:t xml:space="preserve">(c) No Protected Series is liable for, and the Associated Assets of a Protected Series are not available to satisfy, any debt, obligation, or liability of the Company or of any other Protected Series; and the Company is not liable for, and the Associated Assets of the Company are not available to satisfy, any debt, obligation, or liability of any Protected Series; and</w:t>
       </w:r>
     </w:p>
     <w:p>
-      <w:r>
+      <w:pPr>
+        <w:keepLines/>
+        <w:widowControl/>
+        <w:spacing w:after="160"/>
+        <w:jc w:val="both"/>
+      </w:pPr>
+      <w:r>
+        <w:rPr>
+          <w:rFonts w:ascii="Times New Roman" w:hAnsi="Times New Roman"/>
+          <w:sz w:val="24"/>
+          <w:szCs w:val="24"/>
+        </w:rPr>
         <w:t xml:space="preserve">(d) No Member and no Manager is personally liable, directly or indirectly, by way of contribution or otherwise, for any debt, obligation, or liability of the Company or of any Protected Series solely by reason of being or acting as a member, manager, or protected-series manager.</w:t>
       </w:r>
     </w:p>
     <w:p>
-      <w:r>
-        <w:rPr>
-          <w:b/>
+      <w:pPr>
+        <w:keepLines/>
+        <w:widowControl/>
+        <w:spacing w:after="160"/>
+        <w:jc w:val="both"/>
+      </w:pPr>
+      <w:r>
+        <w:rPr>
+          <w:rFonts w:ascii="Times New Roman" w:hAnsi="Times New Roman"/>
+          <w:b/>
+          <w:sz w:val="24"/>
+          <w:szCs w:val="24"/>
         </w:rPr>
         <w:t xml:space="preserve">3.4 Dissolution of a Protected Series Distinguished.</w:t>
       </w:r>
       <w:r>
+        <w:rPr>
+          <w:rFonts w:ascii="Times New Roman" w:hAnsi="Times New Roman"/>
+          <w:sz w:val="24"/>
+          <w:szCs w:val="24"/>
+        </w:rPr>
         <w:t xml:space="preserve"> The dissolution and winding up of a Protected Series does not, by itself, cause the dissolution of the Company or of any other Protected Series. The dissolution of the Company causes the dissolution of every Protected Series, and the winding up of the Company is not complete until each Protected Series is wound up.</w:t>
       </w:r>
     </w:p>
     <w:p>
-      <w:r>
-        <w:rPr>
-          <w:b/>
+      <w:pPr>
+        <w:keepLines/>
+        <w:widowControl/>
+        <w:spacing w:after="160"/>
+        <w:jc w:val="both"/>
+      </w:pPr>
+      <w:r>
+        <w:rPr>
+          <w:rFonts w:ascii="Times New Roman" w:hAnsi="Times New Roman"/>
+          <w:b/>
+          <w:sz w:val="24"/>
+          <w:szCs w:val="24"/>
         </w:rPr>
         <w:t xml:space="preserve">3.5 Series Exhibits Control Series Terms.</w:t>
       </w:r>
       <w:r>
+        <w:rPr>
+          <w:rFonts w:ascii="Times New Roman" w:hAnsi="Times New Roman"/>
+          <w:sz w:val="24"/>
+          <w:szCs w:val="24"/>
+        </w:rPr>
         <w:t xml:space="preserve"> The terms specific to each Protected Series — including its name, purpose, Protected Series Manager, capital, and any variations from the default rules of this Agreement — are set forth in its Series Exhibit. In the event of a conflict between a Series Exhibit and this Agreement with respect to the Protected Series to which the Series Exhibit relates, the Series Exhibit controls, except that no Series Exhibit may vary a provision of the Act that may not be varied by an operating agreement (see s. 605.2107, Florida Statutes) or the provisions of Article 8.</w:t>
       </w:r>
     </w:p>
     <w:p>
-      <w:r>
-        <w:rPr>
-          <w:b/>
+      <w:pPr>
+        <w:keepLines/>
+        <w:widowControl/>
+        <w:spacing w:after="160"/>
+        <w:jc w:val="both"/>
+      </w:pPr>
+      <w:r>
+        <w:rPr>
+          <w:rFonts w:ascii="Times New Roman" w:hAnsi="Times New Roman"/>
+          <w:b/>
+          <w:sz w:val="24"/>
+          <w:szCs w:val="24"/>
         </w:rPr>
         <w:t xml:space="preserve">3.6 Company as Owner and Protected-Series Manager.</w:t>
       </w:r>
     </w:p>
     <w:p>
-      <w:r>
+      <w:pPr>
+        <w:keepLines/>
+        <w:widowControl/>
+        <w:spacing w:after="160"/>
+        <w:jc w:val="both"/>
+      </w:pPr>
+      <w:r>
+        <w:rPr>
+          <w:rFonts w:ascii="Times New Roman" w:hAnsi="Times New Roman"/>
+          <w:sz w:val="24"/>
+          <w:szCs w:val="24"/>
+        </w:rPr>
         <w:t xml:space="preserve">(a) </w:t>
       </w:r>
       <w:r>
         <w:rPr>
-          <w:b/>
+          <w:rFonts w:ascii="Times New Roman" w:hAnsi="Times New Roman"/>
+          <w:b/>
+          <w:sz w:val="24"/>
+          <w:szCs w:val="24"/>
         </w:rPr>
         <w:t xml:space="preserve">Ownership.</w:t>
       </w:r>
       <w:r>
+        <w:rPr>
+          <w:rFonts w:ascii="Times New Roman" w:hAnsi="Times New Roman"/>
+          <w:sz w:val="24"/>
+          <w:szCs w:val="24"/>
+        </w:rPr>
         <w:t xml:space="preserve"> The Company owns all of the protected-series transferable interests of each Protected Series, as provided in s. 605.2303(1)-(3), Florida Statutes. Every distribution made by a Protected Series is made to the Company.</w:t>
       </w:r>
     </w:p>
     <w:p>
-      <w:r>
+      <w:pPr>
+        <w:keepLines/>
+        <w:widowControl/>
+        <w:spacing w:after="160"/>
+        <w:jc w:val="both"/>
+      </w:pPr>
+      <w:r>
+        <w:rPr>
+          <w:rFonts w:ascii="Times New Roman" w:hAnsi="Times New Roman"/>
+          <w:sz w:val="24"/>
+          <w:szCs w:val="24"/>
+        </w:rPr>
         <w:t xml:space="preserve">(b) </w:t>
       </w:r>
       <w:r>
         <w:rPr>
-          <w:b/>
+          <w:rFonts w:ascii="Times New Roman" w:hAnsi="Times New Roman"/>
+          <w:b/>
+          <w:sz w:val="24"/>
+          <w:szCs w:val="24"/>
         </w:rPr>
         <w:t xml:space="preserve">Management.</w:t>
       </w:r>
       <w:r>
+        <w:rPr>
+          <w:rFonts w:ascii="Times New Roman" w:hAnsi="Times New Roman"/>
+          <w:sz w:val="24"/>
+          <w:szCs w:val="24"/>
+        </w:rPr>
         <w:t xml:space="preserve"> Because no Protected Series has an Associated Member, the Company is the protected-series manager of each Protected Series under s. 605.2304(2), Florida Statutes. The Manager acts for the Company in that capacity and may designate a Protected Series Manager in a Series Exhibit to act under the Manager's supervision.</w:t>
       </w:r>
     </w:p>
     <w:p>
-      <w:r>
+      <w:pPr>
+        <w:keepLines/>
+        <w:widowControl/>
+        <w:spacing w:after="160"/>
+        <w:jc w:val="both"/>
+      </w:pPr>
+      <w:r>
+        <w:rPr>
+          <w:rFonts w:ascii="Times New Roman" w:hAnsi="Times New Roman"/>
+          <w:sz w:val="24"/>
+          <w:szCs w:val="24"/>
+        </w:rPr>
         <w:t xml:space="preserve">(c) </w:t>
       </w:r>
       <w:r>
         <w:rPr>
-          <w:b/>
+          <w:rFonts w:ascii="Times New Roman" w:hAnsi="Times New Roman"/>
+          <w:b/>
+          <w:sz w:val="24"/>
+          <w:szCs w:val="24"/>
         </w:rPr>
         <w:t xml:space="preserve">Transferee provisions inapplicable to the Company.</w:t>
       </w:r>
       <w:r>
+        <w:rPr>
+          <w:rFonts w:ascii="Times New Roman" w:hAnsi="Times New Roman"/>
+          <w:sz w:val="24"/>
+          <w:szCs w:val="24"/>
+        </w:rPr>
         <w:t xml:space="preserve"> Section 605.2303(4), Florida Statutes, applies to the Company, in its capacity as owner of a protected-series transferable interest, any provision of this Agreement that applies to a protected-series transferee. No provision of this Agreement restricting the rights of a transferee applies to the Company in that capacity, and nothing in this Agreement limits the Company's rights to manage, direct, receive distributions from, or obtain the records and information of any Protected Series.</w:t>
       </w:r>
     </w:p>
     <w:p>
       <w:pPr>
-        <w:pStyle w:val="Heading2"/>
-      </w:pPr>
-      <w:r>
+        <w:keepNext/>
+        <w:keepLines/>
+        <w:widowControl/>
+        <w:spacing w:before="240" w:after="0"/>
+      </w:pPr>
+      <w:r>
+        <w:rPr>
+          <w:rFonts w:ascii="Times New Roman" w:hAnsi="Times New Roman"/>
+          <w:b/>
+          <w:sz w:val="26"/>
+          <w:szCs w:val="26"/>
+        </w:rPr>
         <w:t xml:space="preserve">ARTICLE 4 — MEMBERS; VOTING; MEMBER DUTIES</w:t>
       </w:r>
     </w:p>
     <w:p>
-      <w:r>
-        <w:rPr>
-          <w:b/>
+      <w:pPr>
+        <w:keepLines/>
+        <w:widowControl/>
+        <w:spacing w:after="160"/>
+        <w:jc w:val="both"/>
+      </w:pPr>
+      <w:r>
+        <w:rPr>
+          <w:rFonts w:ascii="Times New Roman" w:hAnsi="Times New Roman"/>
+          <w:b/>
+          <w:sz w:val="24"/>
+          <w:szCs w:val="24"/>
         </w:rPr>
         <w:t xml:space="preserve">4.1 Members; Percentage Interests.</w:t>
       </w:r>
       <w:r>
+        <w:rPr>
+          <w:rFonts w:ascii="Times New Roman" w:hAnsi="Times New Roman"/>
+          <w:sz w:val="24"/>
+          <w:szCs w:val="24"/>
+        </w:rPr>
         <w:t xml:space="preserve"> The Members and their Percentage Interests are set forth on Exhibit A. Membership interests are of a single class and are expressed as percentages; no certificates shall be issued unless the Manager determines otherwise.</w:t>
       </w:r>
     </w:p>
     <w:p>
-      <w:r>
-        <w:rPr>
-          <w:b/>
+      <w:pPr>
+        <w:keepLines/>
+        <w:widowControl/>
+        <w:spacing w:after="160"/>
+        <w:jc w:val="both"/>
+      </w:pPr>
+      <w:r>
+        <w:rPr>
+          <w:rFonts w:ascii="Times New Roman" w:hAnsi="Times New Roman"/>
+          <w:b/>
+          <w:sz w:val="24"/>
+          <w:szCs w:val="24"/>
         </w:rPr>
         <w:t xml:space="preserve">4.2 No Series-Level Ownership.</w:t>
       </w:r>
       <w:r>
+        <w:rPr>
+          <w:rFonts w:ascii="Times New Roman" w:hAnsi="Times New Roman"/>
+          <w:sz w:val="24"/>
+          <w:szCs w:val="24"/>
+        </w:rPr>
         <w:t xml:space="preserve"> No Member is an Associated Member of any Protected Series, and no Member holds a protected-series transferable interest. Each Protected Series is wholly owned by the Company as provided in Section 3.6. Every Member's economic rights in every Protected Series arise solely through the Member's Percentage Interest in the Company, so that all Members participate in every Protected Series identically and in proportion to their Percentage Interests at all times.</w:t>
       </w:r>
     </w:p>
     <w:p>
-      <w:r>
-        <w:rPr>
-          <w:b/>
+      <w:pPr>
+        <w:keepLines/>
+        <w:widowControl/>
+        <w:spacing w:after="160"/>
+        <w:jc w:val="both"/>
+      </w:pPr>
+      <w:r>
+        <w:rPr>
+          <w:rFonts w:ascii="Times New Roman" w:hAnsi="Times New Roman"/>
+          <w:b/>
+          <w:sz w:val="24"/>
+          <w:szCs w:val="24"/>
         </w:rPr>
         <w:t xml:space="preserve">4.3 Voting.</w:t>
       </w:r>
       <w:r>
+        <w:rPr>
+          <w:rFonts w:ascii="Times New Roman" w:hAnsi="Times New Roman"/>
+          <w:sz w:val="24"/>
+          <w:szCs w:val="24"/>
+        </w:rPr>
         <w:t xml:space="preserve"> Each Member votes in proportion to the Member's Percentage Interest on matters as to which Members are entitled to vote or consent at the Company level. Except where this Agreement or a non-variable provision of the Act requires a greater vote, the act of a Majority in Interest constitutes the act of the Members. A Membership Interest owned by spouses as tenants by the entireties shall be voted only by the consensus of both spouses; neither spouse acting alone may vote the interest except as the other spouse's attorney-in-fact under a duly executed power of attorney.</w:t>
       </w:r>
     </w:p>
     <w:p>
-      <w:r>
-        <w:rPr>
-          <w:b/>
+      <w:pPr>
+        <w:keepLines/>
+        <w:widowControl/>
+        <w:spacing w:after="160"/>
+        <w:jc w:val="both"/>
+      </w:pPr>
+      <w:r>
+        <w:rPr>
+          <w:rFonts w:ascii="Times New Roman" w:hAnsi="Times New Roman"/>
+          <w:b/>
+          <w:sz w:val="24"/>
+          <w:szCs w:val="24"/>
         </w:rPr>
         <w:t xml:space="preserve">4.4 Meetings; Written Consents.</w:t>
       </w:r>
       <w:r>
+        <w:rPr>
+          <w:rFonts w:ascii="Times New Roman" w:hAnsi="Times New Roman"/>
+          <w:sz w:val="24"/>
+          <w:szCs w:val="24"/>
+        </w:rPr>
         <w:t xml:space="preserve"> No regular meetings are required. Any Member or the Manager may call a meeting of the Members on at least five (5) days' written notice stating the purpose. Members may participate by any means of remote communication by which all participants can hear one another. Any action that may be taken at a meeting may be taken without a meeting by a written consent signed by Members holding the Percentage Interests required to approve the action, delivered to the Company and maintained with its records, with prompt notice to any non-consenting Member.</w:t>
       </w:r>
     </w:p>
     <w:p>
-      <w:r>
-        <w:rPr>
-          <w:b/>
+      <w:pPr>
+        <w:keepLines/>
+        <w:widowControl/>
+        <w:spacing w:after="160"/>
+        <w:jc w:val="both"/>
+      </w:pPr>
+      <w:r>
+        <w:rPr>
+          <w:rFonts w:ascii="Times New Roman" w:hAnsi="Times New Roman"/>
+          <w:b/>
+          <w:sz w:val="24"/>
+          <w:szCs w:val="24"/>
         </w:rPr>
         <w:t xml:space="preserve">4.5 Limited Liability; No Agency.</w:t>
       </w:r>
       <w:r>
+        <w:rPr>
+          <w:rFonts w:ascii="Times New Roman" w:hAnsi="Times New Roman"/>
+          <w:sz w:val="24"/>
+          <w:szCs w:val="24"/>
+        </w:rPr>
         <w:t xml:space="preserve"> No Member shall be personally liable for any debt, obligation, or liability of the Company or of any Protected Series, whether arising in contract, tort, or otherwise, solely by reason of being a Member. No Member is an agent of the Company or of any Protected Series solely by reason of being a member.</w:t>
       </w:r>
     </w:p>
     <w:p>
-      <w:r>
-        <w:rPr>
-          <w:b/>
+      <w:pPr>
+        <w:keepLines/>
+        <w:widowControl/>
+        <w:spacing w:after="160"/>
+        <w:jc w:val="both"/>
+      </w:pPr>
+      <w:r>
+        <w:rPr>
+          <w:rFonts w:ascii="Times New Roman" w:hAnsi="Times New Roman"/>
+          <w:b/>
+          <w:sz w:val="24"/>
+          <w:szCs w:val="24"/>
         </w:rPr>
         <w:t xml:space="preserve">4.6 Duty to Participate in Governance.</w:t>
       </w:r>
       <w:r>
+        <w:rPr>
+          <w:rFonts w:ascii="Times New Roman" w:hAnsi="Times New Roman"/>
+          <w:sz w:val="24"/>
+          <w:szCs w:val="24"/>
+        </w:rPr>
         <w:t xml:space="preserve"> Each Member shall materially participate in the governance of the Company and of each Protected Series with which the Member is associated, including by voting or consenting in a timely manner on matters submitted to the Members, attending meetings duly called under Section 4.4 in person or by remote means, furnishing information reasonably requested by the Manager for the Company's or a Protected Series' filings, records, and tax reporting, and executing and delivering instruments reasonably required to carry out actions duly approved under this Agreement.</w:t>
       </w:r>
     </w:p>
     <w:p>
-      <w:r>
-        <w:rPr>
-          <w:b/>
+      <w:pPr>
+        <w:keepLines/>
+        <w:widowControl/>
+        <w:spacing w:after="160"/>
+        <w:jc w:val="both"/>
+      </w:pPr>
+      <w:r>
+        <w:rPr>
+          <w:rFonts w:ascii="Times New Roman" w:hAnsi="Times New Roman"/>
+          <w:b/>
+          <w:sz w:val="24"/>
+          <w:szCs w:val="24"/>
         </w:rPr>
         <w:t xml:space="preserve">4.7 Competition. [SELECT ONE ALTERNATIVE — see Instructions]</w:t>
       </w:r>
     </w:p>
     <w:p>
-      <w:r>
-        <w:rPr>
-          <w:b/>
+      <w:pPr>
+        <w:keepLines/>
+        <w:widowControl/>
+        <w:spacing w:after="160"/>
+        <w:jc w:val="both"/>
+      </w:pPr>
+      <w:r>
+        <w:rPr>
+          <w:rFonts w:ascii="Times New Roman" w:hAnsi="Times New Roman"/>
+          <w:b/>
+          <w:sz w:val="24"/>
+          <w:szCs w:val="24"/>
         </w:rPr>
         <w:t xml:space="preserve">[ ] Alternative A — Noncompetition.</w:t>
       </w:r>
       <w:r>
+        <w:rPr>
+          <w:rFonts w:ascii="Times New Roman" w:hAnsi="Times New Roman"/>
+          <w:sz w:val="24"/>
+          <w:szCs w:val="24"/>
+        </w:rPr>
         <w:t xml:space="preserve"> Before the dissolution of the Company, no Member shall compete with the Company, or with any Protected Series with which the Member is associated, in the conduct of the Company's or that Protected Series' activities and affairs, consistent with the standard described in s. 605.04091(2)(c), Florida Statutes. This Section does not prohibit a Member from engaging in any business or venture that does not so compete, and Section 4.10 applies to all other activities.</w:t>
       </w:r>
     </w:p>
     <w:p>
-      <w:r>
-        <w:rPr>
-          <w:b/>
+      <w:pPr>
+        <w:keepLines/>
+        <w:widowControl/>
+        <w:spacing w:after="160"/>
+        <w:jc w:val="both"/>
+      </w:pPr>
+      <w:r>
+        <w:rPr>
+          <w:rFonts w:ascii="Times New Roman" w:hAnsi="Times New Roman"/>
+          <w:b/>
+          <w:sz w:val="24"/>
+          <w:szCs w:val="24"/>
         </w:rPr>
         <w:t xml:space="preserve">[ ] Alternative B — Competition Permitted.</w:t>
       </w:r>
       <w:r>
+        <w:rPr>
+          <w:rFonts w:ascii="Times New Roman" w:hAnsi="Times New Roman"/>
+          <w:sz w:val="24"/>
+          <w:szCs w:val="24"/>
+        </w:rPr>
         <w:t xml:space="preserve"> Each Member may engage in and possess interests in other business ventures of every kind, whether or not competitive with the activities of the Company or of any Protected Series. Engaging in such ventures shall not be deemed to violate this Agreement or any duty under the Act, no Member is obligated to offer any business opportunity to the Company, any Protected Series, or any other Member, and neither the Company, any Protected Series, nor any Member shall have any right in such ventures or their income by virtue of this Agreement. </w:t>
       </w:r>
       <w:r>
         <w:rPr>
+          <w:rFonts w:ascii="Times New Roman" w:hAnsi="Times New Roman"/>
           <w:i/>
+          <w:sz w:val="24"/>
+          <w:szCs w:val="24"/>
         </w:rPr>
         <w:t xml:space="preserve">(Retain the selected Alternative and delete the other. If Alternative B is selected, replace Section 11.1(c) with "(c) [Reserved.]" — do not renumber.)</w:t>
       </w:r>
     </w:p>
     <w:p>
-      <w:r>
-        <w:rPr>
-          <w:b/>
+      <w:pPr>
+        <w:keepLines/>
+        <w:widowControl/>
+        <w:spacing w:after="160"/>
+        <w:jc w:val="both"/>
+      </w:pPr>
+      <w:r>
+        <w:rPr>
+          <w:rFonts w:ascii="Times New Roman" w:hAnsi="Times New Roman"/>
+          <w:b/>
+          <w:sz w:val="24"/>
+          <w:szCs w:val="24"/>
         </w:rPr>
         <w:t xml:space="preserve">4.8 Confidentiality.</w:t>
       </w:r>
       <w:r>
+        <w:rPr>
+          <w:rFonts w:ascii="Times New Roman" w:hAnsi="Times New Roman"/>
+          <w:sz w:val="24"/>
+          <w:szCs w:val="24"/>
+        </w:rPr>
         <w:t xml:space="preserve"> Each Member shall hold in confidence, and shall not disclose or use other than for purposes of the Company or the applicable Protected Series, all confidential information of the Company and of each Protected Series, including financial records, customer and tenant information, contracts, and the contents of the records maintained under Article 8, except for disclosures required by law or made to the Member's professional advisors who are bound to confidentiality.</w:t>
       </w:r>
     </w:p>
     <w:p>
-      <w:r>
-        <w:rPr>
-          <w:b/>
+      <w:pPr>
+        <w:keepLines/>
+        <w:widowControl/>
+        <w:spacing w:after="160"/>
+        <w:jc w:val="both"/>
+      </w:pPr>
+      <w:r>
+        <w:rPr>
+          <w:rFonts w:ascii="Times New Roman" w:hAnsi="Times New Roman"/>
+          <w:b/>
+          <w:sz w:val="24"/>
+          <w:szCs w:val="24"/>
         </w:rPr>
         <w:t xml:space="preserve">4.9 Non-Disparagement; No Interference.</w:t>
       </w:r>
       <w:r>
+        <w:rPr>
+          <w:rFonts w:ascii="Times New Roman" w:hAnsi="Times New Roman"/>
+          <w:sz w:val="24"/>
+          <w:szCs w:val="24"/>
+        </w:rPr>
         <w:t xml:space="preserve"> No Member shall hinder or delay the activities and affairs of the Company or of any Protected Series, or slander, defame, or otherwise tarnish the reputation of the Company or of any Protected Series.</w:t>
       </w:r>
     </w:p>
     <w:p>
-      <w:r>
-        <w:rPr>
-          <w:b/>
+      <w:pPr>
+        <w:keepLines/>
+        <w:widowControl/>
+        <w:spacing w:after="160"/>
+        <w:jc w:val="both"/>
+      </w:pPr>
+      <w:r>
+        <w:rPr>
+          <w:rFonts w:ascii="Times New Roman" w:hAnsi="Times New Roman"/>
+          <w:b/>
+          <w:sz w:val="24"/>
+          <w:szCs w:val="24"/>
         </w:rPr>
         <w:t xml:space="preserve">4.10 Other Activities.</w:t>
       </w:r>
       <w:r>
+        <w:rPr>
+          <w:rFonts w:ascii="Times New Roman" w:hAnsi="Times New Roman"/>
+          <w:sz w:val="24"/>
+          <w:szCs w:val="24"/>
+        </w:rPr>
         <w:t xml:space="preserve"> Subject to Sections 4.7 through 4.9, each Member and the Manager may engage in or possess interests in other business ventures of any nature, independently or with others, and neither the Company nor any Protected Series nor any other Member shall have any right in such ventures by virtue of this Agreement.</w:t>
       </w:r>
     </w:p>
     <w:p>
-      <w:r>
-        <w:rPr>
-          <w:b/>
+      <w:pPr>
+        <w:keepLines/>
+        <w:widowControl/>
+        <w:spacing w:after="160"/>
+        <w:jc w:val="both"/>
+      </w:pPr>
+      <w:r>
+        <w:rPr>
+          <w:rFonts w:ascii="Times New Roman" w:hAnsi="Times New Roman"/>
+          <w:b/>
+          <w:sz w:val="24"/>
+          <w:szCs w:val="24"/>
         </w:rPr>
         <w:t xml:space="preserve">4.11 Information Rights.</w:t>
       </w:r>
       <w:r>
+        <w:rPr>
+          <w:rFonts w:ascii="Times New Roman" w:hAnsi="Times New Roman"/>
+          <w:sz w:val="24"/>
+          <w:szCs w:val="24"/>
+        </w:rPr>
         <w:t xml:space="preserve"> Each Member has the information and inspection rights provided by the Act with respect to the Company. The records of the Company that each Member may inspect include the records maintained under Article 8 for every Protected Series.</w:t>
       </w:r>
     </w:p>
     <w:p>
-      <w:r>
-        <w:rPr>
-          <w:b/>
+      <w:pPr>
+        <w:keepLines/>
+        <w:widowControl/>
+        <w:spacing w:after="160"/>
+        <w:jc w:val="both"/>
+      </w:pPr>
+      <w:r>
+        <w:rPr>
+          <w:rFonts w:ascii="Times New Roman" w:hAnsi="Times New Roman"/>
+          <w:b/>
+          <w:sz w:val="24"/>
+          <w:szCs w:val="24"/>
         </w:rPr>
         <w:t xml:space="preserve">4.12 Transfer on Death Designation.</w:t>
       </w:r>
       <w:r>
+        <w:rPr>
+          <w:rFonts w:ascii="Times New Roman" w:hAnsi="Times New Roman"/>
+          <w:sz w:val="24"/>
+          <w:szCs w:val="24"/>
+        </w:rPr>
         <w:t xml:space="preserve"> Each Member's Membership Interest is "registered" with the Company within the meaning of s. 711.501(7), Florida Statutes. Exhibit A serves as the initial "registration in beneficiary form" under ss. 711.50–711.512, Florida Statutes, and reflects each Member's designation, if any, of the person or persons who will become the owner of that Member's Membership Interest upon that Member's death. A Member may designate any person or entity as a beneficiary. A Member may change, delete, or add a TOD designation by a signed writing, witnessed by two witnesses, delivered to the Manager; the change is effective upon receipt unless the Manager objects in writing within seven (7) days, and the Manager shall thereafter update Exhibit A (though updating is not required for effectiveness). Upon the designating Member's death, the designated beneficiary automatically succeeds to the deceased Member's transferable interest — including the economic rights of the deceased Member's Percentage Interest — taking subject to this Agreement, and holds the rights of a transferee described in Section 10.3 until admitted as a Member. A beneficiary who is an Immediate Family Member of the deceased Member is admitted as a Member upon delivery to the Company of a written agreement to be bound by this Agreement; any other beneficiary is admitted as a Member upon such delivery and the written consent of a Majority in Interest of the Members other than the deceased Member.</w:t>
       </w:r>
     </w:p>
     <w:p>
       <w:pPr>
-        <w:pStyle w:val="Heading2"/>
-      </w:pPr>
-      <w:r>
+        <w:keepNext/>
+        <w:keepLines/>
+        <w:widowControl/>
+        <w:spacing w:before="240" w:after="0"/>
+      </w:pPr>
+      <w:r>
+        <w:rPr>
+          <w:rFonts w:ascii="Times New Roman" w:hAnsi="Times New Roman"/>
+          <w:b/>
+          <w:sz w:val="26"/>
+          <w:szCs w:val="26"/>
+        </w:rPr>
         <w:t xml:space="preserve">ARTICLE 5 — MANAGEMENT</w:t>
       </w:r>
     </w:p>
     <w:p>
-      <w:r>
-        <w:rPr>
-          <w:b/>
+      <w:pPr>
+        <w:keepLines/>
+        <w:widowControl/>
+        <w:spacing w:after="160"/>
+        <w:jc w:val="both"/>
+      </w:pPr>
+      <w:r>
+        <w:rPr>
+          <w:rFonts w:ascii="Times New Roman" w:hAnsi="Times New Roman"/>
+          <w:b/>
+          <w:sz w:val="24"/>
+          <w:szCs w:val="24"/>
         </w:rPr>
         <w:t xml:space="preserve">5.1 Manager-Managed; the Manager.</w:t>
       </w:r>
       <w:r>
+        <w:rPr>
+          <w:rFonts w:ascii="Times New Roman" w:hAnsi="Times New Roman"/>
+          <w:sz w:val="24"/>
+          <w:szCs w:val="24"/>
+        </w:rPr>
         <w:t xml:space="preserve"> The Company is </w:t>
       </w:r>
       <w:r>
         <w:rPr>
-          <w:b/>
+          <w:rFonts w:ascii="Times New Roman" w:hAnsi="Times New Roman"/>
+          <w:b/>
+          <w:sz w:val="24"/>
+          <w:szCs w:val="24"/>
         </w:rPr>
         <w:t xml:space="preserve">manager-managed</w:t>
       </w:r>
       <w:r>
+        <w:rPr>
+          <w:rFonts w:ascii="Times New Roman" w:hAnsi="Times New Roman"/>
+          <w:sz w:val="24"/>
+          <w:szCs w:val="24"/>
+        </w:rPr>
         <w:t xml:space="preserve"> as provided in its Articles of Organization and this Agreement. The initial Manager is </w:t>
       </w:r>
       <w:r>
         <w:rPr>
-          <w:b/>
+          <w:rFonts w:ascii="Times New Roman" w:hAnsi="Times New Roman"/>
+          <w:b/>
+          <w:sz w:val="24"/>
+          <w:szCs w:val="24"/>
         </w:rPr>
         <w:t xml:space="preserve">[MANAGER NAME]</w:t>
       </w:r>
       <w:r>
+        <w:rPr>
+          <w:rFonts w:ascii="Times New Roman" w:hAnsi="Times New Roman"/>
+          <w:sz w:val="24"/>
+          <w:szCs w:val="24"/>
+        </w:rPr>
         <w:t xml:space="preserve">. The Manager need not be a Member. The Manager serves until resignation, removal, death, or incapacity. The Manager may be removed, with or without cause, and any successor Manager shall be appointed, by a Majority in Interest, evidenced by a signed writing delivered to the Company.</w:t>
       </w:r>
     </w:p>
     <w:p>
-      <w:r>
-        <w:rPr>
-          <w:b/>
+      <w:pPr>
+        <w:keepLines/>
+        <w:widowControl/>
+        <w:spacing w:after="160"/>
+        <w:jc w:val="both"/>
+      </w:pPr>
+      <w:r>
+        <w:rPr>
+          <w:rFonts w:ascii="Times New Roman" w:hAnsi="Times New Roman"/>
+          <w:b/>
+          <w:sz w:val="24"/>
+          <w:szCs w:val="24"/>
         </w:rPr>
         <w:t xml:space="preserve">5.2 Management of Each Protected Series.</w:t>
       </w:r>
       <w:r>
+        <w:rPr>
+          <w:rFonts w:ascii="Times New Roman" w:hAnsi="Times New Roman"/>
+          <w:sz w:val="24"/>
+          <w:szCs w:val="24"/>
+        </w:rPr>
         <w:t xml:space="preserve"> Each Protected Series is </w:t>
       </w:r>
       <w:r>
         <w:rPr>
-          <w:b/>
+          <w:rFonts w:ascii="Times New Roman" w:hAnsi="Times New Roman"/>
+          <w:b/>
+          <w:sz w:val="24"/>
+          <w:szCs w:val="24"/>
         </w:rPr>
         <w:t xml:space="preserve">manager-managed</w:t>
       </w:r>
       <w:r>
+        <w:rPr>
+          <w:rFonts w:ascii="Times New Roman" w:hAnsi="Times New Roman"/>
+          <w:sz w:val="24"/>
+          <w:szCs w:val="24"/>
+        </w:rPr>
         <w:t xml:space="preserve">. The Protected Series Manager of each Protected Series is the Manager of the Company unless the applicable Series Exhibit names a different person. A Protected Series Manager has, with respect to its Protected Series, the rights, powers, and duties that a manager of a manager-managed limited liability company has under the Act, subject to this Agreement and the Series Exhibit, and may be removed and replaced with respect to that Protected Series by a Majority in Interest of the Members.</w:t>
       </w:r>
     </w:p>
     <w:p>
-      <w:r>
-        <w:rPr>
-          <w:b/>
+      <w:pPr>
+        <w:keepLines/>
+        <w:widowControl/>
+        <w:spacing w:after="160"/>
+        <w:jc w:val="both"/>
+      </w:pPr>
+      <w:r>
+        <w:rPr>
+          <w:rFonts w:ascii="Times New Roman" w:hAnsi="Times New Roman"/>
+          <w:b/>
+          <w:sz w:val="24"/>
+          <w:szCs w:val="24"/>
         </w:rPr>
         <w:t xml:space="preserve">5.3 Authority of the Manager.</w:t>
       </w:r>
       <w:r>
+        <w:rPr>
+          <w:rFonts w:ascii="Times New Roman" w:hAnsi="Times New Roman"/>
+          <w:sz w:val="24"/>
+          <w:szCs w:val="24"/>
+        </w:rPr>
         <w:t xml:space="preserve"> Except as limited by Section 5.4 or an applicable Series Exhibit, the Manager (and, as to a Protected Series, its Protected Series Manager) has full and exclusive authority to manage and conduct the activities and affairs of the Company or that Protected Series, including authority to: acquire, hold, improve, lease, sell, exchange, and convey property; borrow money and grant liens and security interests on Associated Assets; open, maintain, and close bank and investment accounts and designate signatories; engage and compensate employees, attorneys, accountants, and other agents; procure insurance; prosecute, defend, settle, and compromise claims; make tax filings and elections consistent with Article 9; execute and deliver instruments of every kind; and do all other acts necessary, appropriate, or convenient to the conduct of the activities and affairs of the Company or the applicable Protected Series.</w:t>
       </w:r>
     </w:p>
     <w:p>
-      <w:r>
-        <w:rPr>
-          <w:b/>
+      <w:pPr>
+        <w:keepLines/>
+        <w:widowControl/>
+        <w:spacing w:after="160"/>
+        <w:jc w:val="both"/>
+      </w:pPr>
+      <w:r>
+        <w:rPr>
+          <w:rFonts w:ascii="Times New Roman" w:hAnsi="Times New Roman"/>
+          <w:b/>
+          <w:sz w:val="24"/>
+          <w:szCs w:val="24"/>
         </w:rPr>
         <w:t xml:space="preserve">5.4 Actions Requiring Member Approval.</w:t>
       </w:r>
       <w:r>
+        <w:rPr>
+          <w:rFonts w:ascii="Times New Roman" w:hAnsi="Times New Roman"/>
+          <w:sz w:val="24"/>
+          <w:szCs w:val="24"/>
+        </w:rPr>
         <w:t xml:space="preserve"> Notwithstanding Section 5.3, neither the Manager nor any Protected Series Manager shall do any of the following without the approval stated:</w:t>
       </w:r>
     </w:p>
     <w:p>
-      <w:r>
+      <w:pPr>
+        <w:keepLines/>
+        <w:widowControl/>
+        <w:spacing w:after="160"/>
+        <w:jc w:val="both"/>
+      </w:pPr>
+      <w:r>
+        <w:rPr>
+          <w:rFonts w:ascii="Times New Roman" w:hAnsi="Times New Roman"/>
+          <w:sz w:val="24"/>
+          <w:szCs w:val="24"/>
+        </w:rPr>
         <w:t xml:space="preserve">(a) establish a new Protected Series — the consent of </w:t>
       </w:r>
       <w:r>
         <w:rPr>
-          <w:b/>
+          <w:rFonts w:ascii="Times New Roman" w:hAnsi="Times New Roman"/>
+          <w:b/>
+          <w:sz w:val="24"/>
+          <w:szCs w:val="24"/>
         </w:rPr>
         <w:t xml:space="preserve">all Members</w:t>
       </w:r>
       <w:r>
+        <w:rPr>
+          <w:rFonts w:ascii="Times New Roman" w:hAnsi="Times New Roman"/>
+          <w:sz w:val="24"/>
+          <w:szCs w:val="24"/>
+        </w:rPr>
         <w:t xml:space="preserve"> (Section 3.1);</w:t>
       </w:r>
     </w:p>
     <w:p>
-      <w:r>
+      <w:pPr>
+        <w:keepLines/>
+        <w:widowControl/>
+        <w:spacing w:after="160"/>
+        <w:jc w:val="both"/>
+      </w:pPr>
+      <w:r>
+        <w:rPr>
+          <w:rFonts w:ascii="Times New Roman" w:hAnsi="Times New Roman"/>
+          <w:sz w:val="24"/>
+          <w:szCs w:val="24"/>
+        </w:rPr>
         <w:t xml:space="preserve">(b) </w:t>
       </w:r>
       <w:r>
         <w:rPr>
-          <w:b/>
+          <w:rFonts w:ascii="Times New Roman" w:hAnsi="Times New Roman"/>
+          <w:b/>
+          <w:sz w:val="24"/>
+          <w:szCs w:val="24"/>
         </w:rPr>
         <w:t xml:space="preserve">transfer, re-associate, or re-title any asset between the Company and a Protected Series or between Protected Series</w:t>
       </w:r>
       <w:r>
+        <w:rPr>
+          <w:rFonts w:ascii="Times New Roman" w:hAnsi="Times New Roman"/>
+          <w:sz w:val="24"/>
+          <w:szCs w:val="24"/>
+        </w:rPr>
         <w:t xml:space="preserve"> (an "Inter-Series Transfer") — the consent of a Majority in Interest;</w:t>
       </w:r>
     </w:p>
     <w:p>
-      <w:r>
+      <w:pPr>
+        <w:keepLines/>
+        <w:widowControl/>
+        <w:spacing w:after="160"/>
+        <w:jc w:val="both"/>
+      </w:pPr>
+      <w:r>
+        <w:rPr>
+          <w:rFonts w:ascii="Times New Roman" w:hAnsi="Times New Roman"/>
+          <w:sz w:val="24"/>
+          <w:szCs w:val="24"/>
+        </w:rPr>
         <w:t xml:space="preserve">(c) sell, exchange, or otherwise dispose of all or substantially all of the Associated Assets of the Company or of any Protected Series, other than in the ordinary course — the consent of a Majority in Interest;</w:t>
       </w:r>
     </w:p>
     <w:p>
-      <w:r>
+      <w:pPr>
+        <w:keepLines/>
+        <w:widowControl/>
+        <w:spacing w:after="160"/>
+        <w:jc w:val="both"/>
+      </w:pPr>
+      <w:r>
+        <w:rPr>
+          <w:rFonts w:ascii="Times New Roman" w:hAnsi="Times New Roman"/>
+          <w:sz w:val="24"/>
+          <w:szCs w:val="24"/>
+        </w:rPr>
         <w:t xml:space="preserve">(d) merge the Company as permitted by the Act — the consent of </w:t>
       </w:r>
       <w:r>
         <w:rPr>
-          <w:b/>
+          <w:rFonts w:ascii="Times New Roman" w:hAnsi="Times New Roman"/>
+          <w:b/>
+          <w:sz w:val="24"/>
+          <w:szCs w:val="24"/>
         </w:rPr>
         <w:t xml:space="preserve">all Members</w:t>
       </w:r>
       <w:r>
+        <w:rPr>
+          <w:rFonts w:ascii="Times New Roman" w:hAnsi="Times New Roman"/>
+          <w:sz w:val="24"/>
+          <w:szCs w:val="24"/>
+        </w:rPr>
         <w:t xml:space="preserve">; or file a statement of dissolution of a Protected Series — the approval required by Section 14.1;</w:t>
       </w:r>
     </w:p>
     <w:p>
-      <w:r>
+      <w:pPr>
+        <w:keepLines/>
+        <w:widowControl/>
+        <w:spacing w:after="160"/>
+        <w:jc w:val="both"/>
+      </w:pPr>
+      <w:r>
+        <w:rPr>
+          <w:rFonts w:ascii="Times New Roman" w:hAnsi="Times New Roman"/>
+          <w:sz w:val="24"/>
+          <w:szCs w:val="24"/>
+        </w:rPr>
         <w:t xml:space="preserve">(e) admit any additional Member, or associate any person with a Protected Series — the approval required by Article 12;</w:t>
       </w:r>
     </w:p>
     <w:p>
-      <w:r>
+      <w:pPr>
+        <w:keepLines/>
+        <w:widowControl/>
+        <w:spacing w:after="160"/>
+        <w:jc w:val="both"/>
+      </w:pPr>
+      <w:r>
+        <w:rPr>
+          <w:rFonts w:ascii="Times New Roman" w:hAnsi="Times New Roman"/>
+          <w:sz w:val="24"/>
+          <w:szCs w:val="24"/>
+        </w:rPr>
         <w:t xml:space="preserve">(f) incur, on behalf of the Company or any Protected Series, indebtedness in excess of $[THRESHOLD] in a single transaction or series of related transactions, or guarantee the obligation of any person (and no guarantee of the obligations of one Protected Series by another or by the Company shall be made except by an express written instrument approved under this Section) — the consent of a Majority in Interest;</w:t>
       </w:r>
     </w:p>
     <w:p>
-      <w:r>
+      <w:pPr>
+        <w:keepLines/>
+        <w:widowControl/>
+        <w:spacing w:after="160"/>
+        <w:jc w:val="both"/>
+      </w:pPr>
+      <w:r>
+        <w:rPr>
+          <w:rFonts w:ascii="Times New Roman" w:hAnsi="Times New Roman"/>
+          <w:sz w:val="24"/>
+          <w:szCs w:val="24"/>
+        </w:rPr>
         <w:t xml:space="preserve">(g) lend money of the Company or of a Protected Series to, or borrow from, a Member, the Manager, or their affiliates, other than loans under Section 6.5 — the consent of a Majority in Interest of the disinterested Members; or</w:t>
       </w:r>
     </w:p>
     <w:p>
-      <w:r>
+      <w:pPr>
+        <w:keepLines/>
+        <w:widowControl/>
+        <w:spacing w:after="160"/>
+        <w:jc w:val="both"/>
+      </w:pPr>
+      <w:r>
+        <w:rPr>
+          <w:rFonts w:ascii="Times New Roman" w:hAnsi="Times New Roman"/>
+          <w:sz w:val="24"/>
+          <w:szCs w:val="24"/>
+        </w:rPr>
         <w:t xml:space="preserve">(h) amend this Agreement or any Series Exhibit — the approval required by Section 15.1.</w:t>
       </w:r>
     </w:p>
     <w:p>
-      <w:r>
-        <w:rPr>
-          <w:b/>
+      <w:pPr>
+        <w:keepLines/>
+        <w:widowControl/>
+        <w:spacing w:after="160"/>
+        <w:jc w:val="both"/>
+      </w:pPr>
+      <w:r>
+        <w:rPr>
+          <w:rFonts w:ascii="Times New Roman" w:hAnsi="Times New Roman"/>
+          <w:b/>
+          <w:sz w:val="24"/>
+          <w:szCs w:val="24"/>
         </w:rPr>
         <w:t xml:space="preserve">5.5 Standard of Conduct; Exculpation.</w:t>
       </w:r>
       <w:r>
+        <w:rPr>
+          <w:rFonts w:ascii="Times New Roman" w:hAnsi="Times New Roman"/>
+          <w:sz w:val="24"/>
+          <w:szCs w:val="24"/>
+        </w:rPr>
         <w:t xml:space="preserve"> The Manager and each Protected Series Manager shall discharge their duties consistent with the Act, including the duties applicable to managers and protected-series managers, which are not varied by this Agreement. No Manager or Protected Series Manager shall be liable to the Company, any Protected Series, or any Member for any act or omission performed or omitted in good faith and in a manner reasonably believed to be within the scope of authority conferred by this Agreement, except for conduct for which exoneration is prohibited by the Act.</w:t>
       </w:r>
     </w:p>
     <w:p>
-      <w:r>
-        <w:rPr>
-          <w:b/>
+      <w:pPr>
+        <w:keepLines/>
+        <w:widowControl/>
+        <w:spacing w:after="160"/>
+        <w:jc w:val="both"/>
+      </w:pPr>
+      <w:r>
+        <w:rPr>
+          <w:rFonts w:ascii="Times New Roman" w:hAnsi="Times New Roman"/>
+          <w:b/>
+          <w:sz w:val="24"/>
+          <w:szCs w:val="24"/>
         </w:rPr>
         <w:t xml:space="preserve">5.6 Indemnification.</w:t>
       </w:r>
       <w:r>
+        <w:rPr>
+          <w:rFonts w:ascii="Times New Roman" w:hAnsi="Times New Roman"/>
+          <w:sz w:val="24"/>
+          <w:szCs w:val="24"/>
+        </w:rPr>
         <w:t xml:space="preserve"> The Company shall indemnify the Manager, and each Protected Series shall indemnify its Protected Series Manager, to the fullest extent permitted by the Act, against losses, claims, and expenses (including reasonable attorney's fees) incurred by reason of service in that capacity, except to the extent arising from conduct for which exoneration is prohibited by the Act; </w:t>
       </w:r>
       <w:r>
         <w:rPr>
-          <w:b/>
+          <w:rFonts w:ascii="Times New Roman" w:hAnsi="Times New Roman"/>
+          <w:b/>
+          <w:sz w:val="24"/>
+          <w:szCs w:val="24"/>
         </w:rPr>
         <w:t xml:space="preserve">provided, that any indemnification obligation relating to the activities of a particular Protected Series is an Associated Liability of that Protected Series, payable solely from its Associated Assets</w:t>
       </w:r>
       <w:r>
+        <w:rPr>
+          <w:rFonts w:ascii="Times New Roman" w:hAnsi="Times New Roman"/>
+          <w:sz w:val="24"/>
+          <w:szCs w:val="24"/>
+        </w:rPr>
         <w:t xml:space="preserve">, and any indemnification obligation relating to the activities of the Company generally is payable solely from the Associated Assets of the Company.</w:t>
       </w:r>
     </w:p>
     <w:p>
-      <w:r>
-        <w:rPr>
-          <w:b/>
+      <w:pPr>
+        <w:keepLines/>
+        <w:widowControl/>
+        <w:spacing w:after="160"/>
+        <w:jc w:val="both"/>
+      </w:pPr>
+      <w:r>
+        <w:rPr>
+          <w:rFonts w:ascii="Times New Roman" w:hAnsi="Times New Roman"/>
+          <w:b/>
+          <w:sz w:val="24"/>
+          <w:szCs w:val="24"/>
         </w:rPr>
         <w:t xml:space="preserve">5.7 Compensation; Reimbursement; Shared Expenses.</w:t>
       </w:r>
       <w:r>
+        <w:rPr>
+          <w:rFonts w:ascii="Times New Roman" w:hAnsi="Times New Roman"/>
+          <w:sz w:val="24"/>
+          <w:szCs w:val="24"/>
+        </w:rPr>
         <w:t xml:space="preserve"> The Manager shall serve without salary unless a Majority in Interest consents in writing to compensation. The Manager and each Protected Series Manager shall be reimbursed for reasonable expenses properly incurred on behalf of the Company or the applicable Protected Series. Costs and expenses that benefit the Company and one or more Protected Series (including formation and filing fees, registered agent fees, accounting, insurance, and administrative overhead) shall be allocated among the Company and the Protected Series benefited on a reasonable and consistent basis determined by the Manager — by specific attribution where practicable and otherwise pro rata or by such other reasonable formula as the Manager adopts — and the allocation shall be recorded in the records maintained under Article 8.</w:t>
       </w:r>
     </w:p>
     <w:p>
       <w:pPr>
-        <w:pStyle w:val="Heading2"/>
-      </w:pPr>
-      <w:r>
+        <w:keepLines/>
+        <w:widowControl/>
+        <w:spacing w:after="160"/>
+        <w:jc w:val="both"/>
+      </w:pPr>
+      <w:r>
+        <w:rPr>
+          <w:rFonts w:ascii="Times New Roman" w:hAnsi="Times New Roman"/>
+          <w:b/>
+          <w:sz w:val="24"/>
+          <w:szCs w:val="24"/>
+        </w:rPr>
+        <w:t xml:space="preserve">5.8 Statement of Authority.</w:t>
+      </w:r>
+      <w:r>
+        <w:rPr>
+          <w:rFonts w:ascii="Times New Roman" w:hAnsi="Times New Roman"/>
+          <w:sz w:val="24"/>
+          <w:szCs w:val="24"/>
+        </w:rPr>
+        <w:t xml:space="preserve"> The Manager may cause the Company to file with the Department a statement of authority under s. 605.0302, Florida Statutes, stating the authority, or the limitations on the authority, of the Manager, of any Protected Series Manager, or of any person holding a specified position, to transfer or encumber real property held in the name of the Company or of a Protected Series, and may cause a certified copy of that statement to be recorded in the official records of any county in which the real property is located. A statement so filed shall be consistent with this Agreement, and shall be amended or cancelled as necessary to keep it accurate.</w:t>
+      </w:r>
+    </w:p>
+    <w:p>
+      <w:pPr>
+        <w:keepNext/>
+        <w:keepLines/>
+        <w:widowControl/>
+        <w:spacing w:before="240" w:after="0"/>
+      </w:pPr>
+      <w:r>
+        <w:rPr>
+          <w:rFonts w:ascii="Times New Roman" w:hAnsi="Times New Roman"/>
+          <w:b/>
+          <w:sz w:val="26"/>
+          <w:szCs w:val="26"/>
+        </w:rPr>
         <w:t xml:space="preserve">ARTICLE 6 — CAPITAL</w:t>
       </w:r>
     </w:p>
     <w:p>
-      <w:r>
-        <w:rPr>
-          <w:b/>
+      <w:pPr>
+        <w:keepLines/>
+        <w:widowControl/>
+        <w:spacing w:after="160"/>
+        <w:jc w:val="both"/>
+      </w:pPr>
+      <w:r>
+        <w:rPr>
+          <w:rFonts w:ascii="Times New Roman" w:hAnsi="Times New Roman"/>
+          <w:b/>
+          <w:sz w:val="24"/>
+          <w:szCs w:val="24"/>
         </w:rPr>
         <w:t xml:space="preserve">6.1 Initial Contributions.</w:t>
       </w:r>
       <w:r>
+        <w:rPr>
+          <w:rFonts w:ascii="Times New Roman" w:hAnsi="Times New Roman"/>
+          <w:sz w:val="24"/>
+          <w:szCs w:val="24"/>
+        </w:rPr>
         <w:t xml:space="preserve"> Each Member's contributions to the Company are set forth on Exhibit A. Contributions to a Protected Series are made by the Company and are set forth in the applicable Series Exhibit. Each contribution shall identify whether it is made to the Company or to a specific Protected Series, and shall be deposited to, and recorded in the records of, the recipient. A promise by a Member to make a contribution is enforceable only if set out in a writing signed by the Member.</w:t>
       </w:r>
     </w:p>
     <w:p>
-      <w:r>
-        <w:rPr>
-          <w:b/>
+      <w:pPr>
+        <w:keepLines/>
+        <w:widowControl/>
+        <w:spacing w:after="160"/>
+        <w:jc w:val="both"/>
+      </w:pPr>
+      <w:r>
+        <w:rPr>
+          <w:rFonts w:ascii="Times New Roman" w:hAnsi="Times New Roman"/>
+          <w:b/>
+          <w:sz w:val="24"/>
+          <w:szCs w:val="24"/>
         </w:rPr>
         <w:t xml:space="preserve">6.2 Additional Capital Contributions. [OPTIONAL PROVISION — include or omit; see Instructions]</w:t>
       </w:r>
       <w:r>
+        <w:rPr>
+          <w:rFonts w:ascii="Times New Roman" w:hAnsi="Times New Roman"/>
+          <w:sz w:val="24"/>
+          <w:szCs w:val="24"/>
+        </w:rPr>
         <w:t xml:space="preserve"> Upon the approval of a Majority in Interest, each Member shall have the duty and obligation to contribute additional capital to the Company or to the affected Protected Series, in proportion to the Members' Percentage Interests, in the aggregate amount so approved, payable within thirty (30) days after written notice of the approved call; provided, that unless approved by all Members, no Member shall be required to contribute more than $[CAP] in the aggregate in any calendar year under this Section. This obligation is a material, unperformed, future obligation of each Member within the meaning of Section 11.1. </w:t>
       </w:r>
       <w:r>
         <w:rPr>
+          <w:rFonts w:ascii="Times New Roman" w:hAnsi="Times New Roman"/>
           <w:i/>
+          <w:sz w:val="24"/>
+          <w:szCs w:val="24"/>
         </w:rPr>
         <w:t xml:space="preserve">(To omit this provision, replace the text of this Section 6.2 and of Section 6.3 with "[Reserved.]" and replace Section 11.1(a) with "(a) [Reserved.]" — do not renumber any section. If omitted, no Member has any obligation to contribute capital beyond Section 6.1.)</w:t>
       </w:r>
     </w:p>
     <w:p>
-      <w:r>
-        <w:rPr>
-          <w:b/>
+      <w:pPr>
+        <w:keepLines/>
+        <w:widowControl/>
+        <w:spacing w:after="160"/>
+        <w:jc w:val="both"/>
+      </w:pPr>
+      <w:r>
+        <w:rPr>
+          <w:rFonts w:ascii="Times New Roman" w:hAnsi="Times New Roman"/>
+          <w:b/>
+          <w:sz w:val="24"/>
+          <w:szCs w:val="24"/>
         </w:rPr>
         <w:t xml:space="preserve">6.3 Failure to Contribute.</w:t>
       </w:r>
       <w:r>
+        <w:rPr>
+          <w:rFonts w:ascii="Times New Roman" w:hAnsi="Times New Roman"/>
+          <w:sz w:val="24"/>
+          <w:szCs w:val="24"/>
+        </w:rPr>
         <w:t xml:space="preserve"> If a Member fails to pay an additional capital contribution required under Section 6.2 when due, the Company (or the affected Protected Series) may pursue any remedy available at law or in equity for the failure, and in addition, the non-defaulting Members who elect to do so may advance the defaulted amount, in which case the Percentage Interests of the defaulting and advancing Members shall be adjusted to reflect the aggregate capital contributed by each Member following the advance.</w:t>
       </w:r>
     </w:p>
     <w:p>
-      <w:r>
-        <w:rPr>
-          <w:b/>
+      <w:pPr>
+        <w:keepLines/>
+        <w:widowControl/>
+        <w:spacing w:after="160"/>
+        <w:jc w:val="both"/>
+      </w:pPr>
+      <w:r>
+        <w:rPr>
+          <w:rFonts w:ascii="Times New Roman" w:hAnsi="Times New Roman"/>
+          <w:b/>
+          <w:sz w:val="24"/>
+          <w:szCs w:val="24"/>
         </w:rPr>
         <w:t xml:space="preserve">6.4 No Interest; No Withdrawal.</w:t>
       </w:r>
       <w:r>
+        <w:rPr>
+          <w:rFonts w:ascii="Times New Roman" w:hAnsi="Times New Roman"/>
+          <w:sz w:val="24"/>
+          <w:szCs w:val="24"/>
+        </w:rPr>
         <w:t xml:space="preserve"> No interest shall be paid on any contribution. No Member may withdraw or demand the return of any contribution except as this Agreement provides.</w:t>
       </w:r>
     </w:p>
     <w:p>
-      <w:r>
-        <w:rPr>
-          <w:b/>
+      <w:pPr>
+        <w:keepLines/>
+        <w:widowControl/>
+        <w:spacing w:after="160"/>
+        <w:jc w:val="both"/>
+      </w:pPr>
+      <w:r>
+        <w:rPr>
+          <w:rFonts w:ascii="Times New Roman" w:hAnsi="Times New Roman"/>
+          <w:b/>
+          <w:sz w:val="24"/>
+          <w:szCs w:val="24"/>
         </w:rPr>
         <w:t xml:space="preserve">6.5 Member Loans.</w:t>
       </w:r>
       <w:r>
+        <w:rPr>
+          <w:rFonts w:ascii="Times New Roman" w:hAnsi="Times New Roman"/>
+          <w:sz w:val="24"/>
+          <w:szCs w:val="24"/>
+        </w:rPr>
         <w:t xml:space="preserve"> A Member may lend funds to the Company or to a specific Protected Series upon commercially reasonable terms evidenced by a written instrument identifying the borrower. A loan is not a contribution, and shall be an Associated Liability solely of the borrowing Protected Series or of the Company, as applicable.</w:t>
       </w:r>
     </w:p>
     <w:p>
-      <w:r>
-        <w:rPr>
-          <w:b/>
+      <w:pPr>
+        <w:keepLines/>
+        <w:widowControl/>
+        <w:spacing w:after="160"/>
+        <w:jc w:val="both"/>
+      </w:pPr>
+      <w:r>
+        <w:rPr>
+          <w:rFonts w:ascii="Times New Roman" w:hAnsi="Times New Roman"/>
+          <w:b/>
+          <w:sz w:val="24"/>
+          <w:szCs w:val="24"/>
         </w:rPr>
         <w:t xml:space="preserve">6.6 Contribution Records; Identical Rights.</w:t>
       </w:r>
       <w:r>
+        <w:rPr>
+          <w:rFonts w:ascii="Times New Roman" w:hAnsi="Times New Roman"/>
+          <w:sz w:val="24"/>
+          <w:szCs w:val="24"/>
+        </w:rPr>
         <w:t xml:space="preserve"> The Company shall maintain a record of each Member's contributions to the Company and to each Protected Series. Contributions do not bear interest and confer no priority or preference of any kind: every Membership Interest carries rights to allocations, distributions, and liquidation proceeds identical in proportion to Percentage Interests. Nothing in this Agreement creates a deficit restoration obligation or otherwise personally obligates any Member to contribute capital beyond the contributions required by Sections 6.1 and 6.2.</w:t>
       </w:r>
     </w:p>
     <w:p>
-      <w:r>
-        <w:rPr>
-          <w:b/>
+      <w:pPr>
+        <w:keepLines/>
+        <w:widowControl/>
+        <w:spacing w:after="160"/>
+        <w:jc w:val="both"/>
+      </w:pPr>
+      <w:r>
+        <w:rPr>
+          <w:rFonts w:ascii="Times New Roman" w:hAnsi="Times New Roman"/>
+          <w:b/>
+          <w:sz w:val="24"/>
+          <w:szCs w:val="24"/>
         </w:rPr>
         <w:t xml:space="preserve">6.7 No Right to Specific Property.</w:t>
       </w:r>
       <w:r>
+        <w:rPr>
+          <w:rFonts w:ascii="Times New Roman" w:hAnsi="Times New Roman"/>
+          <w:sz w:val="24"/>
+          <w:szCs w:val="24"/>
+        </w:rPr>
         <w:t xml:space="preserve"> No Member has any right to demand or receive any distribution in any specific property of the Company or of any Protected Series.</w:t>
       </w:r>
     </w:p>
     <w:p>
       <w:pPr>
-        <w:pStyle w:val="Heading2"/>
-      </w:pPr>
-      <w:r>
+        <w:keepNext/>
+        <w:keepLines/>
+        <w:widowControl/>
+        <w:spacing w:before="240" w:after="0"/>
+      </w:pPr>
+      <w:r>
+        <w:rPr>
+          <w:rFonts w:ascii="Times New Roman" w:hAnsi="Times New Roman"/>
+          <w:b/>
+          <w:sz w:val="26"/>
+          <w:szCs w:val="26"/>
+        </w:rPr>
         <w:t xml:space="preserve">ARTICLE 7 — ALLOCATIONS AND DISTRIBUTIONS</w:t>
       </w:r>
     </w:p>
     <w:p>
-      <w:r>
-        <w:rPr>
-          <w:b/>
+      <w:pPr>
+        <w:keepLines/>
+        <w:widowControl/>
+        <w:spacing w:after="160"/>
+        <w:jc w:val="both"/>
+      </w:pPr>
+      <w:r>
+        <w:rPr>
+          <w:rFonts w:ascii="Times New Roman" w:hAnsi="Times New Roman"/>
+          <w:b/>
+          <w:sz w:val="24"/>
+          <w:szCs w:val="24"/>
         </w:rPr>
         <w:t xml:space="preserve">7.1 Allocations.</w:t>
       </w:r>
       <w:r>
+        <w:rPr>
+          <w:rFonts w:ascii="Times New Roman" w:hAnsi="Times New Roman"/>
+          <w:sz w:val="24"/>
+          <w:szCs w:val="24"/>
+        </w:rPr>
         <w:t xml:space="preserve"> All items of income, gain, loss, deduction, and credit of the Company and of each Protected Series shall be allocated among the Members strictly pro rata in accordance with their Percentage Interests, consistently with sections 1366 and 1377 of the Internal Revenue Code of 1986, as amended (the "Code").</w:t>
       </w:r>
     </w:p>
     <w:p>
-      <w:r>
-        <w:rPr>
-          <w:b/>
+      <w:pPr>
+        <w:keepLines/>
+        <w:widowControl/>
+        <w:spacing w:after="160"/>
+        <w:jc w:val="both"/>
+      </w:pPr>
+      <w:r>
+        <w:rPr>
+          <w:rFonts w:ascii="Times New Roman" w:hAnsi="Times New Roman"/>
+          <w:b/>
+          <w:sz w:val="24"/>
+          <w:szCs w:val="24"/>
         </w:rPr>
         <w:t xml:space="preserve">7.2 Distributions.</w:t>
       </w:r>
       <w:r>
+        <w:rPr>
+          <w:rFonts w:ascii="Times New Roman" w:hAnsi="Times New Roman"/>
+          <w:sz w:val="24"/>
+          <w:szCs w:val="24"/>
+        </w:rPr>
         <w:t xml:space="preserve"> The Manager (or, as to a Protected Series, its Protected Series Manager) may from time to time determine the extent to which cash on hand of the Company or of a Protected Series exceeds current and anticipated needs, including operating expenses, debt service, acquisitions, and reserves, and may distribute any such excess. Distributions in respect of a Protected Series shall be made </w:t>
       </w:r>
       <w:r>
         <w:rPr>
-          <w:b/>
+          <w:rFonts w:ascii="Times New Roman" w:hAnsi="Times New Roman"/>
+          <w:b/>
+          <w:sz w:val="24"/>
+          <w:szCs w:val="24"/>
         </w:rPr>
         <w:t xml:space="preserve">solely from the Associated Assets of that Protected Series</w:t>
       </w:r>
       <w:r>
+        <w:rPr>
+          <w:rFonts w:ascii="Times New Roman" w:hAnsi="Times New Roman"/>
+          <w:sz w:val="24"/>
+          <w:szCs w:val="24"/>
+        </w:rPr>
         <w:t xml:space="preserve">; all distributions, from whatever source, shall be made to the Members strictly pro rata in accordance with their Percentage Interests, and every distribution shall confer identical rights on every Membership Interest. Each distribution shall be recorded in the records maintained under Article 8, identifying its source.</w:t>
       </w:r>
     </w:p>
     <w:p>
-      <w:r>
-        <w:rPr>
-          <w:b/>
+      <w:pPr>
+        <w:keepLines/>
+        <w:widowControl/>
+        <w:spacing w:after="160"/>
+        <w:jc w:val="both"/>
+      </w:pPr>
+      <w:r>
+        <w:rPr>
+          <w:rFonts w:ascii="Times New Roman" w:hAnsi="Times New Roman"/>
+          <w:b/>
+          <w:sz w:val="24"/>
+          <w:szCs w:val="24"/>
         </w:rPr>
         <w:t xml:space="preserve">7.3 Tax Distributions.</w:t>
       </w:r>
       <w:r>
+        <w:rPr>
+          <w:rFonts w:ascii="Times New Roman" w:hAnsi="Times New Roman"/>
+          <w:sz w:val="24"/>
+          <w:szCs w:val="24"/>
+        </w:rPr>
         <w:t xml:space="preserve"> To the extent of available cash of the Company or the applicable Protected Series, the Manager may make distributions intended to enable the Members to satisfy federal and state income tax liabilities attributable to the Company's income, made strictly pro rata in accordance with Percentage Interests, and is authorized to pay any such amount directly to the government agency responsible for collection on a Member's behalf, with any amount so paid treated as distributed to that Member. Tax distributions in respect of a Protected Series shall be made solely from its Associated Assets and treated as advances against later distributions under Section 7.2.</w:t>
       </w:r>
     </w:p>
     <w:p>
-      <w:r>
-        <w:rPr>
-          <w:b/>
+      <w:pPr>
+        <w:keepLines/>
+        <w:widowControl/>
+        <w:spacing w:after="160"/>
+        <w:jc w:val="both"/>
+      </w:pPr>
+      <w:r>
+        <w:rPr>
+          <w:rFonts w:ascii="Times New Roman" w:hAnsi="Times New Roman"/>
+          <w:b/>
+          <w:sz w:val="24"/>
+          <w:szCs w:val="24"/>
         </w:rPr>
         <w:t xml:space="preserve">7.4 Statutory Limitations.</w:t>
       </w:r>
       <w:r>
+        <w:rPr>
+          <w:rFonts w:ascii="Times New Roman" w:hAnsi="Times New Roman"/>
+          <w:sz w:val="24"/>
+          <w:szCs w:val="24"/>
+        </w:rPr>
         <w:t xml:space="preserve"> No distribution shall be made to the extent prohibited by the limitations of the Act applicable to distributions, applied separately to the Company and to each Protected Series as the Act provides.</w:t>
       </w:r>
     </w:p>
     <w:p>
       <w:pPr>
-        <w:pStyle w:val="Heading2"/>
-      </w:pPr>
-      <w:r>
+        <w:keepNext/>
+        <w:keepLines/>
+        <w:widowControl/>
+        <w:spacing w:before="240" w:after="0"/>
+      </w:pPr>
+      <w:r>
+        <w:rPr>
+          <w:rFonts w:ascii="Times New Roman" w:hAnsi="Times New Roman"/>
+          <w:b/>
+          <w:sz w:val="26"/>
+          <w:szCs w:val="26"/>
+        </w:rPr>
         <w:t xml:space="preserve">ARTICLE 8 — RECORDS; MAINTENANCE OF THE LIABILITY SHIELDS</w:t>
       </w:r>
     </w:p>
     <w:p>
-      <w:r>
-        <w:rPr>
-          <w:b/>
+      <w:pPr>
+        <w:keepLines/>
+        <w:widowControl/>
+        <w:spacing w:after="160"/>
+        <w:jc w:val="both"/>
+      </w:pPr>
+      <w:r>
+        <w:rPr>
+          <w:rFonts w:ascii="Times New Roman" w:hAnsi="Times New Roman"/>
+          <w:b/>
+          <w:sz w:val="24"/>
+          <w:szCs w:val="24"/>
         </w:rPr>
         <w:t xml:space="preserve">8.1 Records Covenants.</w:t>
       </w:r>
       <w:r>
+        <w:rPr>
+          <w:rFonts w:ascii="Times New Roman" w:hAnsi="Times New Roman"/>
+          <w:sz w:val="24"/>
+          <w:szCs w:val="24"/>
+        </w:rPr>
         <w:t xml:space="preserve"> The Company and each Protected Series shall create and maintain records satisfying s. 605.2301, Florida Statutes, in accordance with this Article. This Article may not be varied by any Series Exhibit.</w:t>
       </w:r>
     </w:p>
     <w:p>
-      <w:r>
-        <w:rPr>
-          <w:b/>
+      <w:pPr>
+        <w:keepLines/>
+        <w:widowControl/>
+        <w:spacing w:after="160"/>
+        <w:jc w:val="both"/>
+      </w:pPr>
+      <w:r>
+        <w:rPr>
+          <w:rFonts w:ascii="Times New Roman" w:hAnsi="Times New Roman"/>
+          <w:b/>
+          <w:sz w:val="24"/>
+          <w:szCs w:val="24"/>
         </w:rPr>
         <w:t xml:space="preserve">8.2 Asset Association Records.</w:t>
       </w:r>
       <w:r>
+        <w:rPr>
+          <w:rFonts w:ascii="Times New Roman" w:hAnsi="Times New Roman"/>
+          <w:sz w:val="24"/>
+          <w:szCs w:val="24"/>
+        </w:rPr>
         <w:t xml:space="preserve"> The Manager shall create and maintain, and shall cause each Protected Series Manager to create and maintain, records that state the name of the Company or of the applicable Protected Series and describe each of its assets with sufficient specificity to permit a </w:t>
       </w:r>
       <w:r>
         <w:rPr>
-          <w:b/>
+          <w:rFonts w:ascii="Times New Roman" w:hAnsi="Times New Roman"/>
+          <w:b/>
+          <w:sz w:val="24"/>
+          <w:szCs w:val="24"/>
         </w:rPr>
         <w:t xml:space="preserve">disinterested, reasonable individual</w:t>
       </w:r>
       <w:r>
+        <w:rPr>
+          <w:rFonts w:ascii="Times New Roman" w:hAnsi="Times New Roman"/>
+          <w:sz w:val="24"/>
+          <w:szCs w:val="24"/>
+        </w:rPr>
         <w:t xml:space="preserve"> to:</w:t>
       </w:r>
     </w:p>
     <w:p>
-      <w:r>
+      <w:pPr>
+        <w:keepLines/>
+        <w:widowControl/>
+        <w:spacing w:after="160"/>
+        <w:jc w:val="both"/>
+      </w:pPr>
+      <w:r>
+        <w:rPr>
+          <w:rFonts w:ascii="Times New Roman" w:hAnsi="Times New Roman"/>
+          <w:sz w:val="24"/>
+          <w:szCs w:val="24"/>
+        </w:rPr>
         <w:t xml:space="preserve">(a) identify the asset and distinguish it from any other asset of the Company, of that Protected Series, and of every other Protected Series;</w:t>
       </w:r>
     </w:p>
     <w:p>
-      <w:r>
+      <w:pPr>
+        <w:keepLines/>
+        <w:widowControl/>
+        <w:spacing w:after="160"/>
+        <w:jc w:val="both"/>
+      </w:pPr>
+      <w:r>
+        <w:rPr>
+          <w:rFonts w:ascii="Times New Roman" w:hAnsi="Times New Roman"/>
+          <w:sz w:val="24"/>
+          <w:szCs w:val="24"/>
+        </w:rPr>
         <w:t xml:space="preserve">(b) determine when and from which person the asset was acquired, or how the asset otherwise became an asset of the Company or that Protected Series; and</w:t>
       </w:r>
     </w:p>
     <w:p>
-      <w:r>
+      <w:pPr>
+        <w:keepLines/>
+        <w:widowControl/>
+        <w:spacing w:after="160"/>
+        <w:jc w:val="both"/>
+      </w:pPr>
+      <w:r>
+        <w:rPr>
+          <w:rFonts w:ascii="Times New Roman" w:hAnsi="Times New Roman"/>
+          <w:sz w:val="24"/>
+          <w:szCs w:val="24"/>
+        </w:rPr>
         <w:t xml:space="preserve">(c) for any asset acquired from the Company or from another Protected Series, determine the consideration paid, the payor, and the payee.</w:t>
       </w:r>
     </w:p>
     <w:p>
-      <w:r>
+      <w:pPr>
+        <w:keepLines/>
+        <w:widowControl/>
+        <w:spacing w:after="160"/>
+        <w:jc w:val="both"/>
+      </w:pPr>
+      <w:r>
+        <w:rPr>
+          <w:rFonts w:ascii="Times New Roman" w:hAnsi="Times New Roman"/>
+          <w:sz w:val="24"/>
+          <w:szCs w:val="24"/>
+        </w:rPr>
         <w:t xml:space="preserve">Records may be organized by specific listing, category, type, quantity, or computational or allocative formula or procedure (including a percentage or share of any asset), or in any other reasonable manner, consistent with s. 605.2301(4), Florida Statutes, provided the standard of this Section is met.</w:t>
       </w:r>
     </w:p>
     <w:p>
-      <w:r>
-        <w:rPr>
-          <w:b/>
+      <w:pPr>
+        <w:keepLines/>
+        <w:widowControl/>
+        <w:spacing w:after="160"/>
+        <w:jc w:val="both"/>
+      </w:pPr>
+      <w:r>
+        <w:rPr>
+          <w:rFonts w:ascii="Times New Roman" w:hAnsi="Times New Roman"/>
+          <w:b/>
+          <w:sz w:val="24"/>
+          <w:szCs w:val="24"/>
         </w:rPr>
         <w:t xml:space="preserve">8.3 Separate Accounts; No Commingling.</w:t>
       </w:r>
       <w:r>
+        <w:rPr>
+          <w:rFonts w:ascii="Times New Roman" w:hAnsi="Times New Roman"/>
+          <w:sz w:val="24"/>
+          <w:szCs w:val="24"/>
+        </w:rPr>
         <w:t xml:space="preserve"> The Company and each Protected Series shall maintain its own deposit account or accounts, and its funds shall not be commingled with the funds of any Member, the Manager, the Company (as to a Protected Series), or any other Protected Series. All income of a Protected Series shall be deposited to its accounts, and its expenses paid from its accounts. Transfers of funds between accounts shall be made only pursuant to a documented Inter-Series Transfer, loan, contribution, or distribution.</w:t>
       </w:r>
     </w:p>
     <w:p>
-      <w:r>
-        <w:rPr>
-          <w:b/>
+      <w:pPr>
+        <w:keepLines/>
+        <w:widowControl/>
+        <w:spacing w:after="160"/>
+        <w:jc w:val="both"/>
+      </w:pPr>
+      <w:r>
+        <w:rPr>
+          <w:rFonts w:ascii="Times New Roman" w:hAnsi="Times New Roman"/>
+          <w:b/>
+          <w:sz w:val="24"/>
+          <w:szCs w:val="24"/>
         </w:rPr>
         <w:t xml:space="preserve">8.4 Inter-Series Transfers.</w:t>
       </w:r>
       <w:r>
+        <w:rPr>
+          <w:rFonts w:ascii="Times New Roman" w:hAnsi="Times New Roman"/>
+          <w:sz w:val="24"/>
+          <w:szCs w:val="24"/>
+        </w:rPr>
         <w:t xml:space="preserve"> Any Inter-Series Transfer (as defined in Section 5.4(b)) requires the approvals stated in Section 5.4(b) and shall be documented contemporaneously by a written record stating (a) the asset transferred, (b) the transferor and transferee (the Company or the specific Protected Series), (c) the date, and (d) the consideration paid, the payor, and the payee. Inter-Series Transfers shall be made for fair value unless the transfer is a documented contribution or distribution.</w:t>
       </w:r>
     </w:p>
     <w:p>
-      <w:r>
-        <w:rPr>
-          <w:b/>
+      <w:pPr>
+        <w:keepLines/>
+        <w:widowControl/>
+        <w:spacing w:after="160"/>
+        <w:jc w:val="both"/>
+      </w:pPr>
+      <w:r>
+        <w:rPr>
+          <w:rFonts w:ascii="Times New Roman" w:hAnsi="Times New Roman"/>
+          <w:b/>
+          <w:sz w:val="24"/>
+          <w:szCs w:val="24"/>
         </w:rPr>
         <w:t xml:space="preserve">8.5 Real Property.</w:t>
       </w:r>
       <w:r>
+        <w:rPr>
+          <w:rFonts w:ascii="Times New Roman" w:hAnsi="Times New Roman"/>
+          <w:sz w:val="24"/>
+          <w:szCs w:val="24"/>
+        </w:rPr>
         <w:t xml:space="preserve"> Each acquisition or conveyance of an interest in real property by a Protected Series or the Company shall be made by an instrument naming the acquiring or conveying Protected Series (by its full statutory name) or the Company, as applicable, and shall be recorded where required. Properly recorded instruments affecting real property serve as association records as provided in ss. 605.2301(2)(b) and 605.2301(3)(b), Florida Statutes.</w:t>
       </w:r>
     </w:p>
     <w:p>
-      <w:r>
-        <w:rPr>
-          <w:b/>
+      <w:pPr>
+        <w:keepLines/>
+        <w:widowControl/>
+        <w:spacing w:after="160"/>
+        <w:jc w:val="both"/>
+      </w:pPr>
+      <w:r>
+        <w:rPr>
+          <w:rFonts w:ascii="Times New Roman" w:hAnsi="Times New Roman"/>
+          <w:b/>
+          <w:sz w:val="24"/>
+          <w:szCs w:val="24"/>
         </w:rPr>
         <w:t xml:space="preserve">8.6 Contracts and Liabilities.</w:t>
       </w:r>
       <w:r>
+        <w:rPr>
+          <w:rFonts w:ascii="Times New Roman" w:hAnsi="Times New Roman"/>
+          <w:sz w:val="24"/>
+          <w:szCs w:val="24"/>
+        </w:rPr>
         <w:t xml:space="preserve"> Each contract, account, loan, or other obligation shall be entered into in the name of, and shall identify, the Company or the specific Protected Series incurring it, and shall be recorded as an Associated Liability of the person incurring it.</w:t>
       </w:r>
     </w:p>
     <w:p>
-      <w:r>
-        <w:rPr>
-          <w:b/>
+      <w:pPr>
+        <w:keepLines/>
+        <w:widowControl/>
+        <w:spacing w:after="160"/>
+        <w:jc w:val="both"/>
+      </w:pPr>
+      <w:r>
+        <w:rPr>
+          <w:rFonts w:ascii="Times New Roman" w:hAnsi="Times New Roman"/>
+          <w:b/>
+          <w:sz w:val="24"/>
+          <w:szCs w:val="24"/>
         </w:rPr>
         <w:t xml:space="preserve">8.7 Financial Records; Inspection.</w:t>
       </w:r>
       <w:r>
-        <w:t xml:space="preserve"> Separate books of account shall be maintained for the Company and for each Protected Series, showing income, expenses, assets, liabilities, contributions, and distributions of each. Members' inspection rights are as stated in Section 4.11.</w:t>
-      </w:r>
-    </w:p>
-    <w:p>
-      <w:r>
-        <w:rPr>
-          <w:b/>
+        <w:rPr>
+          <w:rFonts w:ascii="Times New Roman" w:hAnsi="Times New Roman"/>
+          <w:sz w:val="24"/>
+          <w:szCs w:val="24"/>
+        </w:rPr>
+        <w:t xml:space="preserve"> Separate books of account shall be maintained for the Company and for each Protected Series, showing income, expenses, assets, liabilities, contributions, and distributions of each. The Company shall maintain at its principal office the records required by s. 605.0410(1), Florida Statutes, including its federal, state, and local income tax returns and reports for the three most recent years and its financial statements for the three most recent years, and shall maintain the corresponding tax and financial records of each Protected Series with the records of that Protected Series. Members' inspection rights are as stated in Section 4.11.</w:t>
+      </w:r>
+    </w:p>
+    <w:p>
+      <w:pPr>
+        <w:keepLines/>
+        <w:widowControl/>
+        <w:spacing w:after="160"/>
+        <w:jc w:val="both"/>
+      </w:pPr>
+      <w:r>
+        <w:rPr>
+          <w:rFonts w:ascii="Times New Roman" w:hAnsi="Times New Roman"/>
+          <w:b/>
+          <w:sz w:val="24"/>
+          <w:szCs w:val="24"/>
         </w:rPr>
         <w:t xml:space="preserve">8.7A Exclusive Means of Moving Value.</w:t>
       </w:r>
       <w:r>
+        <w:rPr>
+          <w:rFonts w:ascii="Times New Roman" w:hAnsi="Times New Roman"/>
+          <w:sz w:val="24"/>
+          <w:szCs w:val="24"/>
+        </w:rPr>
         <w:t xml:space="preserve"> Value may be moved between the Company and any Protected Series, or between Protected Series, only by an Inter-Series Transfer, a contribution, or a distribution, in each case approved as this Agreement requires and documented under this Article at the time it occurs. No other transfer, allocation, offset, netting, or informal accommodation between the Company and a Protected Series, or between Protected Series, is permitted, and any such act shall be documented and corrected under Section 8.9(d) upon discovery.</w:t>
       </w:r>
     </w:p>
     <w:p>
-      <w:r>
-        <w:rPr>
-          <w:b/>
+      <w:pPr>
+        <w:keepLines/>
+        <w:widowControl/>
+        <w:spacing w:after="160"/>
+        <w:jc w:val="both"/>
+      </w:pPr>
+      <w:r>
+        <w:rPr>
+          <w:rFonts w:ascii="Times New Roman" w:hAnsi="Times New Roman"/>
+          <w:b/>
+          <w:sz w:val="24"/>
+          <w:szCs w:val="24"/>
         </w:rPr>
         <w:t xml:space="preserve">8.8 Annual Review.</w:t>
       </w:r>
       <w:r>
+        <w:rPr>
+          <w:rFonts w:ascii="Times New Roman" w:hAnsi="Times New Roman"/>
+          <w:sz w:val="24"/>
+          <w:szCs w:val="24"/>
+        </w:rPr>
         <w:t xml:space="preserve"> At least annually, the Manager shall review the records maintained under this Article for compliance with s. 605.2301, Florida Statutes, and shall correct any deficiency promptly upon discovery. Upon completing the review, the Manager shall sign and retain with the records a short certification stating the date of the review, the period covered, that the records of the Company and of each Protected Series were reviewed, and any deficiency found and the correction made. Each certification shall be retained for so long as the Company exists.</w:t>
       </w:r>
     </w:p>
     <w:p>
-      <w:r>
-        <w:rPr>
-          <w:b/>
+      <w:pPr>
+        <w:keepLines/>
+        <w:widowControl/>
+        <w:spacing w:after="160"/>
+        <w:jc w:val="both"/>
+      </w:pPr>
+      <w:r>
+        <w:rPr>
+          <w:rFonts w:ascii="Times New Roman" w:hAnsi="Times New Roman"/>
+          <w:b/>
+          <w:sz w:val="24"/>
+          <w:szCs w:val="24"/>
         </w:rPr>
         <w:t xml:space="preserve">8.9 Standing Association Rules; Savings Provisions.</w:t>
       </w:r>
     </w:p>
     <w:p>
-      <w:r>
+      <w:pPr>
+        <w:keepLines/>
+        <w:widowControl/>
+        <w:spacing w:after="160"/>
+        <w:jc w:val="both"/>
+      </w:pPr>
+      <w:r>
+        <w:rPr>
+          <w:rFonts w:ascii="Times New Roman" w:hAnsi="Times New Roman"/>
+          <w:sz w:val="24"/>
+          <w:szCs w:val="24"/>
+        </w:rPr>
         <w:t xml:space="preserve">(a) </w:t>
       </w:r>
       <w:r>
         <w:rPr>
-          <w:b/>
+          <w:rFonts w:ascii="Times New Roman" w:hAnsi="Times New Roman"/>
+          <w:b/>
+          <w:sz w:val="24"/>
+          <w:szCs w:val="24"/>
         </w:rPr>
         <w:t xml:space="preserve">Records.</w:t>
       </w:r>
       <w:r>
+        <w:rPr>
+          <w:rFonts w:ascii="Times New Roman" w:hAnsi="Times New Roman"/>
+          <w:sz w:val="24"/>
+          <w:szCs w:val="24"/>
+        </w:rPr>
         <w:t xml:space="preserve"> This Agreement, each Series Exhibit, each asset schedule, and the account, titling, and transaction records maintained under this Article are records within the meaning of s. 605.2301, Florida Statutes, and may be read together, in combination, to satisfy its requirements.</w:t>
       </w:r>
     </w:p>
     <w:p>
-      <w:r>
+      <w:pPr>
+        <w:keepLines/>
+        <w:widowControl/>
+        <w:spacing w:after="160"/>
+        <w:jc w:val="both"/>
+      </w:pPr>
+      <w:r>
+        <w:rPr>
+          <w:rFonts w:ascii="Times New Roman" w:hAnsi="Times New Roman"/>
+          <w:sz w:val="24"/>
+          <w:szCs w:val="24"/>
+        </w:rPr>
         <w:t xml:space="preserve">(b) </w:t>
       </w:r>
       <w:r>
         <w:rPr>
-          <w:b/>
+          <w:rFonts w:ascii="Times New Roman" w:hAnsi="Times New Roman"/>
+          <w:b/>
+          <w:sz w:val="24"/>
+          <w:szCs w:val="24"/>
         </w:rPr>
         <w:t xml:space="preserve">Standing association rules.</w:t>
       </w:r>
       <w:r>
+        <w:rPr>
+          <w:rFonts w:ascii="Times New Roman" w:hAnsi="Times New Roman"/>
+          <w:sz w:val="24"/>
+          <w:szCs w:val="24"/>
+        </w:rPr>
         <w:t xml:space="preserve"> As a standing procedure adopted pursuant to s. 605.2301(4), Florida Statutes, and without limiting any other record: (i) an asset acquired by an instrument naming a Protected Series, or titled in the name of a Protected Series, is an Associated Asset of that Protected Series from the date of acquisition; (ii) an asset acquired with consideration paid from a deposit account of a Protected Series is an Associated Asset of that Protected Series; (iii) funds on deposit in an account established in the name of a Protected Series, and interest thereon, are Associated Assets of that Protected Series; (iv) the income, rents, profits, proceeds, and products of, the insurance proceeds relating to, and every replacement or substitution for, an Associated Asset are Associated Assets of the same person; and (v) every asset acquired in the name of the Company, and every asset not associated with a Protected Series under clauses (i) through (iv) or under any other record maintained under this Article, is an Associated Asset of the Company.</w:t>
       </w:r>
     </w:p>
     <w:p>
-      <w:r>
+      <w:pPr>
+        <w:keepLines/>
+        <w:widowControl/>
+        <w:spacing w:after="160"/>
+        <w:jc w:val="both"/>
+      </w:pPr>
+      <w:r>
+        <w:rPr>
+          <w:rFonts w:ascii="Times New Roman" w:hAnsi="Times New Roman"/>
+          <w:sz w:val="24"/>
+          <w:szCs w:val="24"/>
+        </w:rPr>
         <w:t xml:space="preserve">(c) </w:t>
       </w:r>
       <w:r>
         <w:rPr>
-          <w:b/>
+          <w:rFonts w:ascii="Times New Roman" w:hAnsi="Times New Roman"/>
+          <w:b/>
+          <w:sz w:val="24"/>
+          <w:szCs w:val="24"/>
         </w:rPr>
         <w:t xml:space="preserve">Interpretation.</w:t>
       </w:r>
       <w:r>
+        <w:rPr>
+          <w:rFonts w:ascii="Times New Roman" w:hAnsi="Times New Roman"/>
+          <w:sz w:val="24"/>
+          <w:szCs w:val="24"/>
+        </w:rPr>
         <w:t xml:space="preserve"> This Agreement shall be interpreted and applied to give the fullest effect permitted by law to the separateness of the Company and of each Protected Series and to the limitations of liability described in Section 3.3.</w:t>
       </w:r>
     </w:p>
     <w:p>
-      <w:r>
+      <w:pPr>
+        <w:keepLines/>
+        <w:widowControl/>
+        <w:spacing w:after="160"/>
+        <w:jc w:val="both"/>
+      </w:pPr>
+      <w:r>
+        <w:rPr>
+          <w:rFonts w:ascii="Times New Roman" w:hAnsi="Times New Roman"/>
+          <w:sz w:val="24"/>
+          <w:szCs w:val="24"/>
+        </w:rPr>
         <w:t xml:space="preserve">(d) </w:t>
       </w:r>
       <w:r>
         <w:rPr>
-          <w:b/>
+          <w:rFonts w:ascii="Times New Roman" w:hAnsi="Times New Roman"/>
+          <w:b/>
+          <w:sz w:val="24"/>
+          <w:szCs w:val="24"/>
         </w:rPr>
         <w:t xml:space="preserve">Correction of records.</w:t>
       </w:r>
       <w:r>
+        <w:rPr>
+          <w:rFonts w:ascii="Times New Roman" w:hAnsi="Times New Roman"/>
+          <w:sz w:val="24"/>
+          <w:szCs w:val="24"/>
+        </w:rPr>
         <w:t xml:space="preserve"> The Manager may, and upon discovery of any inaccuracy or omission shall, supplement or correct any record maintained under this Article so that it accurately reflects the association of assets and liabilities, and records as so supplemented or corrected shall be given effect to the fullest extent permitted by law.</w:t>
       </w:r>
     </w:p>
     <w:p>
-      <w:r>
+      <w:pPr>
+        <w:keepLines/>
+        <w:widowControl/>
+        <w:spacing w:after="160"/>
+        <w:jc w:val="both"/>
+      </w:pPr>
+      <w:r>
+        <w:rPr>
+          <w:rFonts w:ascii="Times New Roman" w:hAnsi="Times New Roman"/>
+          <w:sz w:val="24"/>
+          <w:szCs w:val="24"/>
+        </w:rPr>
         <w:t xml:space="preserve">(e) </w:t>
       </w:r>
       <w:r>
         <w:rPr>
-          <w:b/>
+          <w:rFonts w:ascii="Times New Roman" w:hAnsi="Times New Roman"/>
+          <w:b/>
+          <w:sz w:val="24"/>
+          <w:szCs w:val="24"/>
         </w:rPr>
         <w:t xml:space="preserve">Severability in favor of separateness.</w:t>
       </w:r>
       <w:r>
+        <w:rPr>
+          <w:rFonts w:ascii="Times New Roman" w:hAnsi="Times New Roman"/>
+          <w:sz w:val="24"/>
+          <w:szCs w:val="24"/>
+        </w:rPr>
         <w:t xml:space="preserve"> If any provision of this Agreement or of any Series Exhibit would otherwise be construed to impair the separateness of the Company or of any Protected Series or the limitations of liability described in Section 3.3, that provision shall be deemed modified to the minimum extent necessary to preserve them.</w:t>
       </w:r>
     </w:p>
     <w:p>
       <w:pPr>
-        <w:pStyle w:val="Heading2"/>
-      </w:pPr>
-      <w:r>
+        <w:keepNext/>
+        <w:keepLines/>
+        <w:widowControl/>
+        <w:spacing w:before="240" w:after="0"/>
+      </w:pPr>
+      <w:r>
+        <w:rPr>
+          <w:rFonts w:ascii="Times New Roman" w:hAnsi="Times New Roman"/>
+          <w:b/>
+          <w:sz w:val="26"/>
+          <w:szCs w:val="26"/>
+        </w:rPr>
         <w:t xml:space="preserve">ARTICLE 9 — TAX MATTERS</w:t>
       </w:r>
     </w:p>
     <w:p>
-      <w:r>
-        <w:rPr>
-          <w:b/>
+      <w:pPr>
+        <w:keepLines/>
+        <w:widowControl/>
+        <w:spacing w:after="160"/>
+        <w:jc w:val="both"/>
+      </w:pPr>
+      <w:r>
+        <w:rPr>
+          <w:rFonts w:ascii="Times New Roman" w:hAnsi="Times New Roman"/>
+          <w:b/>
+          <w:sz w:val="24"/>
+          <w:szCs w:val="24"/>
         </w:rPr>
         <w:t xml:space="preserve">9.1 S Corporation Status.</w:t>
       </w:r>
       <w:r>
+        <w:rPr>
+          <w:rFonts w:ascii="Times New Roman" w:hAnsi="Times New Roman"/>
+          <w:sz w:val="24"/>
+          <w:szCs w:val="24"/>
+        </w:rPr>
         <w:t xml:space="preserve"> The Company has elected, or intends to elect, classification as an association taxable as a corporation and S corporation status under section 1362 of the Code, and it is intended that the election remain continuously in effect. Each Member shall execute the consents and other instruments (including IRS Form 2553) necessary or appropriate to make and maintain the election, and no election shall be revoked without the affirmative vote or consent of all Members. The classification of the Company and of each Protected Series shall in all events be determined under federal tax law as applied to each of them, and nothing in this Agreement constitutes tax advice or a guarantee of any particular tax treatment. Each Protected Series is wholly owned by the Company. If a Protected Series is treated as an entity separate from the Company for federal income tax purposes, it is intended that the Protected Series be disregarded as an entity separate from its owner, so that its items of income, gain, loss, deduction, and credit are reported by the Company. No member of the Company shall take a position inconsistent with this Section on any return without the written consent of all members.</w:t>
       </w:r>
     </w:p>
     <w:p>
-      <w:r>
-        <w:rPr>
-          <w:b/>
+      <w:pPr>
+        <w:keepLines/>
+        <w:widowControl/>
+        <w:spacing w:after="160"/>
+        <w:jc w:val="both"/>
+      </w:pPr>
+      <w:r>
+        <w:rPr>
+          <w:rFonts w:ascii="Times New Roman" w:hAnsi="Times New Roman"/>
+          <w:b/>
+          <w:sz w:val="24"/>
+          <w:szCs w:val="24"/>
         </w:rPr>
         <w:t xml:space="preserve">9.2 Returns; Information.</w:t>
       </w:r>
       <w:r>
+        <w:rPr>
+          <w:rFonts w:ascii="Times New Roman" w:hAnsi="Times New Roman"/>
+          <w:sz w:val="24"/>
+          <w:szCs w:val="24"/>
+        </w:rPr>
         <w:t xml:space="preserve"> The Manager shall cause to be prepared and filed all tax returns required of the Company (including Form 1120-S) and of each Protected Series, and shall deliver to each Member, after the end of each fiscal year, the information (including Schedule K-1) necessary for the Member's returns.</w:t>
       </w:r>
     </w:p>
     <w:p>
-      <w:r>
-        <w:rPr>
-          <w:b/>
+      <w:pPr>
+        <w:keepLines/>
+        <w:widowControl/>
+        <w:spacing w:after="160"/>
+        <w:jc w:val="both"/>
+      </w:pPr>
+      <w:r>
+        <w:rPr>
+          <w:rFonts w:ascii="Times New Roman" w:hAnsi="Times New Roman"/>
+          <w:b/>
+          <w:sz w:val="24"/>
+          <w:szCs w:val="24"/>
         </w:rPr>
         <w:t xml:space="preserve">9.3 Protecting the Election.</w:t>
       </w:r>
       <w:r>
+        <w:rPr>
+          <w:rFonts w:ascii="Times New Roman" w:hAnsi="Times New Roman"/>
+          <w:sz w:val="24"/>
+          <w:szCs w:val="24"/>
+        </w:rPr>
         <w:t xml:space="preserve"> While the S corporation election is in effect: (a) no Transfer of any Membership Interest or transferable interest may be made to any person who is not an eligible S corporation shareholder, or that would cause the number of shareholders to exceed the limit of section 1361 of the Code, and any purported Transfer in violation of this clause is void to the fullest extent permitted by law; (b) a TOD designation under Section 4.12 is effective only in favor of a beneficiary that is an eligible S corporation shareholder; and (c) no Protected Series may be established, and no interest issued or adjusted, except consistently with Section 4.2 and the one-class-of-stock requirement of section 1361 of the Code.</w:t>
       </w:r>
     </w:p>
     <w:p>
-      <w:r>
-        <w:rPr>
-          <w:b/>
+      <w:pPr>
+        <w:keepLines/>
+        <w:widowControl/>
+        <w:spacing w:after="160"/>
+        <w:jc w:val="both"/>
+      </w:pPr>
+      <w:r>
+        <w:rPr>
+          <w:rFonts w:ascii="Times New Roman" w:hAnsi="Times New Roman"/>
+          <w:b/>
+          <w:sz w:val="24"/>
+          <w:szCs w:val="24"/>
         </w:rPr>
         <w:t xml:space="preserve">9.4 S Corporation Status; Intent; Savings Clause.</w:t>
       </w:r>
     </w:p>
     <w:p>
-      <w:r>
-        <w:rPr>
-          <w:b/>
+      <w:pPr>
+        <w:keepLines/>
+        <w:widowControl/>
+        <w:spacing w:after="160"/>
+        <w:jc w:val="both"/>
+      </w:pPr>
+      <w:r>
+        <w:rPr>
+          <w:rFonts w:ascii="Times New Roman" w:hAnsi="Times New Roman"/>
+          <w:b/>
+          <w:sz w:val="24"/>
+          <w:szCs w:val="24"/>
         </w:rPr>
         <w:t xml:space="preserve">(a) Intent.</w:t>
       </w:r>
       <w:r>
+        <w:rPr>
+          <w:rFonts w:ascii="Times New Roman" w:hAnsi="Times New Roman"/>
+          <w:sz w:val="24"/>
+          <w:szCs w:val="24"/>
+        </w:rPr>
         <w:t xml:space="preserve"> It is the express intent of the Members that the Company qualify at all times as a small business corporation eligible for a valid election under section 1362 of the Code, that the election be and remain in effect, and that this Agreement, each Series Exhibit, and every other agreement among the Members relating to the Company or any Protected Series be interpreted, applied, and administered consistently with that intent.</w:t>
       </w:r>
     </w:p>
     <w:p>
-      <w:r>
-        <w:rPr>
-          <w:b/>
+      <w:pPr>
+        <w:keepLines/>
+        <w:widowControl/>
+        <w:spacing w:after="160"/>
+        <w:jc w:val="both"/>
+      </w:pPr>
+      <w:r>
+        <w:rPr>
+          <w:rFonts w:ascii="Times New Roman" w:hAnsi="Times New Roman"/>
+          <w:b/>
+          <w:sz w:val="24"/>
+          <w:szCs w:val="24"/>
         </w:rPr>
         <w:t xml:space="preserve">(b) Offending provisions are void ab initio.</w:t>
       </w:r>
       <w:r>
+        <w:rPr>
+          <w:rFonts w:ascii="Times New Roman" w:hAnsi="Times New Roman"/>
+          <w:sz w:val="24"/>
+          <w:szCs w:val="24"/>
+        </w:rPr>
         <w:t xml:space="preserve"> Any provision of this Agreement, of any Series Exhibit, or of any other agreement among the Members relating to the Company or any Protected Series that would (i) cause the Company to fail to qualify as a small business corporation, (ii) cause the outstanding Membership Interests to confer other than identical rights to distributions and liquidation proceeds, or (iii) otherwise cause the election to be invalid or to terminate, is null and void ab initio and shall be given no force or effect for any purpose, as though it had never been included.</w:t>
       </w:r>
     </w:p>
     <w:p>
-      <w:r>
-        <w:rPr>
-          <w:b/>
+      <w:pPr>
+        <w:keepLines/>
+        <w:widowControl/>
+        <w:spacing w:after="160"/>
+        <w:jc w:val="both"/>
+      </w:pPr>
+      <w:r>
+        <w:rPr>
+          <w:rFonts w:ascii="Times New Roman" w:hAnsi="Times New Roman"/>
+          <w:b/>
+          <w:sz w:val="24"/>
+          <w:szCs w:val="24"/>
         </w:rPr>
         <w:t xml:space="preserve">(c) Offending acts are void.</w:t>
       </w:r>
       <w:r>
+        <w:rPr>
+          <w:rFonts w:ascii="Times New Roman" w:hAnsi="Times New Roman"/>
+          <w:sz w:val="24"/>
+          <w:szCs w:val="24"/>
+        </w:rPr>
         <w:t xml:space="preserve"> No Member, and no Protected Series, shall take any action, or omit to take any action, that would cause the election to be invalid or to terminate; any purported action or omission in violation of this subsection is void to the fullest extent permitted by law.</w:t>
       </w:r>
     </w:p>
     <w:p>
-      <w:r>
-        <w:rPr>
-          <w:b/>
+      <w:pPr>
+        <w:keepLines/>
+        <w:widowControl/>
+        <w:spacing w:after="160"/>
+        <w:jc w:val="both"/>
+      </w:pPr>
+      <w:r>
+        <w:rPr>
+          <w:rFonts w:ascii="Times New Roman" w:hAnsi="Times New Roman"/>
+          <w:b/>
+          <w:sz w:val="24"/>
+          <w:szCs w:val="24"/>
         </w:rPr>
         <w:t xml:space="preserve">(d) Pro rata in all events.</w:t>
       </w:r>
       <w:r>
+        <w:rPr>
+          <w:rFonts w:ascii="Times New Roman" w:hAnsi="Times New Roman"/>
+          <w:sz w:val="24"/>
+          <w:szCs w:val="24"/>
+        </w:rPr>
         <w:t xml:space="preserve"> Notwithstanding any other provision of this Agreement or of any Series Exhibit, all allocations and distributions — including distributions in liquidation of the Company or of any Protected Series — shall be made strictly pro rata in accordance with Percentage Interests, and every Membership Interest confers identical rights to distributions and liquidation proceeds.</w:t>
       </w:r>
     </w:p>
     <w:p>
-      <w:r>
-        <w:rPr>
-          <w:b/>
+      <w:pPr>
+        <w:keepLines/>
+        <w:widowControl/>
+        <w:spacing w:after="160"/>
+        <w:jc w:val="both"/>
+      </w:pPr>
+      <w:r>
+        <w:rPr>
+          <w:rFonts w:ascii="Times New Roman" w:hAnsi="Times New Roman"/>
+          <w:b/>
+          <w:sz w:val="24"/>
+          <w:szCs w:val="24"/>
         </w:rPr>
         <w:t xml:space="preserve">(e) Conforming construction.</w:t>
       </w:r>
       <w:r>
+        <w:rPr>
+          <w:rFonts w:ascii="Times New Roman" w:hAnsi="Times New Roman"/>
+          <w:sz w:val="24"/>
+          <w:szCs w:val="24"/>
+        </w:rPr>
         <w:t xml:space="preserve"> To the extent any provision can be conformed rather than voided, this Agreement shall be applied and, to the minimum extent necessary, deemed modified so that the Company has a single class of ownership and the election remains valid.</w:t>
       </w:r>
     </w:p>
     <w:p>
-      <w:r>
-        <w:rPr>
-          <w:b/>
+      <w:pPr>
+        <w:keepLines/>
+        <w:widowControl/>
+        <w:spacing w:after="160"/>
+        <w:jc w:val="both"/>
+      </w:pPr>
+      <w:r>
+        <w:rPr>
+          <w:rFonts w:ascii="Times New Roman" w:hAnsi="Times New Roman"/>
+          <w:b/>
+          <w:sz w:val="24"/>
+          <w:szCs w:val="24"/>
         </w:rPr>
         <w:t xml:space="preserve">(f) Relief for inadvertent termination.</w:t>
       </w:r>
       <w:r>
+        <w:rPr>
+          <w:rFonts w:ascii="Times New Roman" w:hAnsi="Times New Roman"/>
+          <w:sz w:val="24"/>
+          <w:szCs w:val="24"/>
+        </w:rPr>
         <w:t xml:space="preserve"> If the election nonetheless terminates or is determined to be invalid, the Members and the Manager shall cooperate to obtain relief for an inadvertent termination or invalid election under section 1362(f) of the Code, including making the adjustments and taking the actions the Internal Revenue Service may require.</w:t>
       </w:r>
     </w:p>
     <w:p>
-      <w:r>
-        <w:rPr>
-          <w:b/>
+      <w:pPr>
+        <w:keepLines/>
+        <w:widowControl/>
+        <w:spacing w:after="160"/>
+        <w:jc w:val="both"/>
+      </w:pPr>
+      <w:r>
+        <w:rPr>
+          <w:rFonts w:ascii="Times New Roman" w:hAnsi="Times New Roman"/>
+          <w:b/>
+          <w:sz w:val="24"/>
+          <w:szCs w:val="24"/>
         </w:rPr>
         <w:t xml:space="preserve">9.5 Other Elections.</w:t>
       </w:r>
       <w:r>
+        <w:rPr>
+          <w:rFonts w:ascii="Times New Roman" w:hAnsi="Times New Roman"/>
+          <w:sz w:val="24"/>
+          <w:szCs w:val="24"/>
+        </w:rPr>
         <w:t xml:space="preserve"> The Manager may make, change, or revoke any other tax election for the Company or any Protected Series that is consistent with maintaining the S corporation election and that the Manager determines to be in the best interests of the Members as a whole.</w:t>
       </w:r>
     </w:p>
     <w:p>
-      <w:r>
-        <w:rPr>
-          <w:b/>
+      <w:pPr>
+        <w:keepLines/>
+        <w:widowControl/>
+        <w:spacing w:after="160"/>
+        <w:jc w:val="both"/>
+      </w:pPr>
+      <w:r>
+        <w:rPr>
+          <w:rFonts w:ascii="Times New Roman" w:hAnsi="Times New Roman"/>
+          <w:b/>
+          <w:sz w:val="24"/>
+          <w:szCs w:val="24"/>
         </w:rPr>
         <w:t xml:space="preserve">9.6 Fiscal Year.</w:t>
       </w:r>
       <w:r>
+        <w:rPr>
+          <w:rFonts w:ascii="Times New Roman" w:hAnsi="Times New Roman"/>
+          <w:sz w:val="24"/>
+          <w:szCs w:val="24"/>
+        </w:rPr>
         <w:t xml:space="preserve"> The fiscal year of the Company and of each Protected Series is the calendar year unless another year is permitted for an S corporation under section 1378 of the Code and selected by the Manager.</w:t>
       </w:r>
     </w:p>
     <w:p>
       <w:pPr>
-        <w:pStyle w:val="Heading2"/>
-      </w:pPr>
-      <w:r>
+        <w:keepNext/>
+        <w:keepLines/>
+        <w:widowControl/>
+        <w:spacing w:before="240" w:after="0"/>
+      </w:pPr>
+      <w:r>
+        <w:rPr>
+          <w:rFonts w:ascii="Times New Roman" w:hAnsi="Times New Roman"/>
+          <w:b/>
+          <w:sz w:val="26"/>
+          <w:szCs w:val="26"/>
+        </w:rPr>
         <w:t xml:space="preserve">ARTICLE 10 — TRANSFERS; CREDITOR PROVISIONS</w:t>
       </w:r>
     </w:p>
     <w:p>
-      <w:r>
-        <w:rPr>
-          <w:b/>
+      <w:pPr>
+        <w:keepLines/>
+        <w:widowControl/>
+        <w:spacing w:after="160"/>
+        <w:jc w:val="both"/>
+      </w:pPr>
+      <w:r>
+        <w:rPr>
+          <w:rFonts w:ascii="Times New Roman" w:hAnsi="Times New Roman"/>
+          <w:b/>
+          <w:sz w:val="24"/>
+          <w:szCs w:val="24"/>
         </w:rPr>
         <w:t xml:space="preserve">10.1 Restriction on Transfer.</w:t>
       </w:r>
       <w:r>
+        <w:rPr>
+          <w:rFonts w:ascii="Times New Roman" w:hAnsi="Times New Roman"/>
+          <w:sz w:val="24"/>
+          <w:szCs w:val="24"/>
+        </w:rPr>
         <w:t xml:space="preserve"> No Member shall Transfer all or any portion of a Membership Interest, or any right to receive distributions from the Company or any Protected Series, except (a) a Transfer to an Immediate Family Member of the transferring Member made in compliance with Section 10.2, (b) a Transfer effective at death pursuant to the transferring Member's TOD designation under Section 4.12, or (c) another Transfer made with the prior written consent of the Manager and of a Majority in Interest of the Members other than the transferring Member. Any purported Transfer in violation of this Article is void to the fullest extent permitted by law, and the transferee acquires no rights other than those, if any, mandated by the Act.</w:t>
       </w:r>
     </w:p>
     <w:p>
-      <w:r>
-        <w:rPr>
-          <w:b/>
+      <w:pPr>
+        <w:keepLines/>
+        <w:widowControl/>
+        <w:spacing w:after="160"/>
+        <w:jc w:val="both"/>
+      </w:pPr>
+      <w:r>
+        <w:rPr>
+          <w:rFonts w:ascii="Times New Roman" w:hAnsi="Times New Roman"/>
+          <w:b/>
+          <w:sz w:val="24"/>
+          <w:szCs w:val="24"/>
         </w:rPr>
         <w:t xml:space="preserve">10.2 Permitted Family Transfers.</w:t>
       </w:r>
       <w:r>
+        <w:rPr>
+          <w:rFonts w:ascii="Times New Roman" w:hAnsi="Times New Roman"/>
+          <w:sz w:val="24"/>
+          <w:szCs w:val="24"/>
+        </w:rPr>
         <w:t xml:space="preserve"> A Transfer of all or part of a Membership Interest to an Immediate Family Member of the transferring Member is permitted, provided the transferee delivers to the Company a signed agreement to be bound by this Agreement.</w:t>
       </w:r>
     </w:p>
     <w:p>
-      <w:r>
-        <w:rPr>
-          <w:b/>
+      <w:pPr>
+        <w:keepLines/>
+        <w:widowControl/>
+        <w:spacing w:after="160"/>
+        <w:jc w:val="both"/>
+      </w:pPr>
+      <w:r>
+        <w:rPr>
+          <w:rFonts w:ascii="Times New Roman" w:hAnsi="Times New Roman"/>
+          <w:b/>
+          <w:sz w:val="24"/>
+          <w:szCs w:val="24"/>
         </w:rPr>
         <w:t xml:space="preserve">10.3 Rights of Transferees.</w:t>
       </w:r>
       <w:r>
+        <w:rPr>
+          <w:rFonts w:ascii="Times New Roman" w:hAnsi="Times New Roman"/>
+          <w:sz w:val="24"/>
+          <w:szCs w:val="24"/>
+        </w:rPr>
         <w:t xml:space="preserve"> A transferee (including a permitted family transferee) who is not admitted as a Member under Article 12 holds only the transferable interest — the right to receive the distributions that would otherwise be paid to the transferor with respect to the transferred interest — and has no right to vote, to participate in management, to inspect records, or to exercise any other right of a member, except as the Act mandates. A transferred interest remains subject to this Agreement in the hands of every transferee.</w:t>
       </w:r>
     </w:p>
     <w:p>
-      <w:r>
-        <w:rPr>
-          <w:b/>
+      <w:pPr>
+        <w:keepLines/>
+        <w:widowControl/>
+        <w:spacing w:after="160"/>
+        <w:jc w:val="both"/>
+      </w:pPr>
+      <w:r>
+        <w:rPr>
+          <w:rFonts w:ascii="Times New Roman" w:hAnsi="Times New Roman"/>
+          <w:b/>
+          <w:sz w:val="24"/>
+          <w:szCs w:val="24"/>
         </w:rPr>
         <w:t xml:space="preserve">10.4 Involuntary Transfers; Option to Acquire.</w:t>
       </w:r>
       <w:r>
+        <w:rPr>
+          <w:rFonts w:ascii="Times New Roman" w:hAnsi="Times New Roman"/>
+          <w:sz w:val="24"/>
+          <w:szCs w:val="24"/>
+        </w:rPr>
         <w:t xml:space="preserve"> Upon any Involuntary Transfer or any event that would result in an Involuntary Transfer of all or part of a Membership Interest, the Company shall have the option, exercisable by the Manager at any time within ninety (90) days after the Company receives written notice that the Involuntary Transfer has occurred, to acquire the interest that is the subject of the Involuntary Transfer at its fair value. Fair value shall be the value agreed in writing between the Manager and the holder of the interest or, absent agreement within thirty (30) days after the option is exercised, the value determined by an independent appraiser jointly selected by the Company and the holder within fifteen (15) days after the end of that thirty-day period (and, if they fail to agree within that time, by an appraiser selected by the two appraisers each of them then designates within a further ten (10) days), who shall hold the MAI designation if the assets principally concerned are real property, who shall have no material financial or professional relationship with any Member, and who shall deliver a written determination within forty-five (45) days after selection. That determination is final and binding, and the appraiser's fee shall be borne one-half by the Company and one-half by the holder. The purchase price is payable on commercially reasonable terms determined by the Manager, including payment in installments over a period of up to five (5) years bearing interest at the applicable federal rate. If the Company does not exercise its option, the Members other than the affected Member may, within thirty (30) days after the Company's option lapses, elect to acquire the interest on the same terms, in proportion to their Percentage Interests or as they otherwise agree. Pending exercise or lapse of the options, the holder of the interest has only the rights of a transferee described in Section 10.3.</w:t>
       </w:r>
     </w:p>
     <w:p>
-      <w:r>
-        <w:rPr>
-          <w:b/>
+      <w:pPr>
+        <w:keepLines/>
+        <w:widowControl/>
+        <w:spacing w:after="160"/>
+        <w:jc w:val="both"/>
+      </w:pPr>
+      <w:r>
+        <w:rPr>
+          <w:rFonts w:ascii="Times New Roman" w:hAnsi="Times New Roman"/>
+          <w:b/>
+          <w:sz w:val="24"/>
+          <w:szCs w:val="24"/>
         </w:rPr>
         <w:t xml:space="preserve">10.5 No Dissociation by Transfer Alone.</w:t>
       </w:r>
       <w:r>
+        <w:rPr>
+          <w:rFonts w:ascii="Times New Roman" w:hAnsi="Times New Roman"/>
+          <w:sz w:val="24"/>
+          <w:szCs w:val="24"/>
+        </w:rPr>
         <w:t xml:space="preserve"> A Transfer does not by itself dissociate a Member or dissolve the Company or any Protected Series.</w:t>
       </w:r>
     </w:p>
     <w:p>
-      <w:r>
-        <w:rPr>
-          <w:b/>
+      <w:pPr>
+        <w:keepLines/>
+        <w:widowControl/>
+        <w:spacing w:after="160"/>
+        <w:jc w:val="both"/>
+      </w:pPr>
+      <w:r>
+        <w:rPr>
+          <w:rFonts w:ascii="Times New Roman" w:hAnsi="Times New Roman"/>
+          <w:b/>
+          <w:sz w:val="24"/>
+          <w:szCs w:val="24"/>
         </w:rPr>
         <w:t xml:space="preserve">10.6 Charging Order — Exclusive Remedy.</w:t>
       </w:r>
       <w:r>
+        <w:rPr>
+          <w:rFonts w:ascii="Times New Roman" w:hAnsi="Times New Roman"/>
+          <w:sz w:val="24"/>
+          <w:szCs w:val="24"/>
+        </w:rPr>
         <w:t xml:space="preserve"> As provided in ss. 605.0502 and 605.0503, Florida Statutes, a charging order is the sole and exclusive remedy by which a judgment creditor of a Member or of a transferee may satisfy a judgment from the judgment debtor's Membership Interest or transferable interest, whether in the Company or in respect of any Protected Series. A judgment creditor or other holder of a charging order has only the right to receive distributions to which the judgment debtor would otherwise be entitled, has none of the rights of a member or manager, is not entitled to any accounting, inspection, or information rights except as the Act mandates, and, for so long as the Company has more than one member, may not foreclose upon the charged interest. Nothing in this Agreement enlarges any remedy of any creditor beyond those provided by the Act.</w:t>
       </w:r>
     </w:p>
     <w:p>
       <w:pPr>
-        <w:pStyle w:val="Heading2"/>
-      </w:pPr>
-      <w:r>
+        <w:keepNext/>
+        <w:keepLines/>
+        <w:widowControl/>
+        <w:spacing w:before="240" w:after="0"/>
+      </w:pPr>
+      <w:r>
+        <w:rPr>
+          <w:rFonts w:ascii="Times New Roman" w:hAnsi="Times New Roman"/>
+          <w:b/>
+          <w:sz w:val="26"/>
+          <w:szCs w:val="26"/>
+        </w:rPr>
         <w:t xml:space="preserve">ARTICLE 11 — EXECUTORY CONTRACT</w:t>
       </w:r>
     </w:p>
     <w:p>
-      <w:r>
-        <w:rPr>
-          <w:b/>
+      <w:pPr>
+        <w:keepLines/>
+        <w:widowControl/>
+        <w:spacing w:after="160"/>
+        <w:jc w:val="both"/>
+      </w:pPr>
+      <w:r>
+        <w:rPr>
+          <w:rFonts w:ascii="Times New Roman" w:hAnsi="Times New Roman"/>
+          <w:b/>
+          <w:sz w:val="24"/>
+          <w:szCs w:val="24"/>
         </w:rPr>
         <w:t xml:space="preserve">11.1 Executory Contract.</w:t>
       </w:r>
       <w:r>
+        <w:rPr>
+          <w:rFonts w:ascii="Times New Roman" w:hAnsi="Times New Roman"/>
+          <w:sz w:val="24"/>
+          <w:szCs w:val="24"/>
+        </w:rPr>
         <w:t xml:space="preserve"> The parties agree that this Agreement constitutes an executory contract and shall be governed by 11 U.S.C. §365 in connection with the bankruptcy of the Company or any Member because, among other provisions and obligations, this Agreement imposes on each Member the following affirmative duties (each of which constitutes a material unperformed, future obligation): (a) </w:t>
       </w:r>
       <w:r>
         <w:rPr>
+          <w:rFonts w:ascii="Times New Roman" w:hAnsi="Times New Roman"/>
           <w:i/>
+          <w:sz w:val="24"/>
+          <w:szCs w:val="24"/>
         </w:rPr>
         <w:t xml:space="preserve">[include only if optional Section 6.2 is included; otherwise replace with "(a) [Reserved.]"]</w:t>
       </w:r>
       <w:r>
+        <w:rPr>
+          <w:rFonts w:ascii="Times New Roman" w:hAnsi="Times New Roman"/>
+          <w:sz w:val="24"/>
+          <w:szCs w:val="24"/>
+        </w:rPr>
         <w:t xml:space="preserve"> upon approval of a Majority in Interest as provided in Section 6.2, the duty and obligation of each Member to contribute additional capital to the Company or the affected Protected Series; (b) the duty and obligation of each Member to materially participate in the governance of the Company and of each Protected Series with which the Member is associated, as provided in Section 4.6; (c) </w:t>
       </w:r>
       <w:r>
         <w:rPr>
+          <w:rFonts w:ascii="Times New Roman" w:hAnsi="Times New Roman"/>
           <w:i/>
+          <w:sz w:val="24"/>
+          <w:szCs w:val="24"/>
         </w:rPr>
         <w:t xml:space="preserve">[include only if Section 4.7 Alternative A is selected; otherwise replace with "(c) [Reserved.]"]</w:t>
       </w:r>
       <w:r>
+        <w:rPr>
+          <w:rFonts w:ascii="Times New Roman" w:hAnsi="Times New Roman"/>
+          <w:sz w:val="24"/>
+          <w:szCs w:val="24"/>
+        </w:rPr>
         <w:t xml:space="preserve"> the duty and obligation of each Member not to compete with the Company, or with any Protected Series with which the Member is associated, in the conduct of their activities and affairs before the dissolution of the Company, as provided in Section 4.7 and consistent with s. 605.04091(2)(c), Florida Statutes; (d) the duty and obligation of each Member not to disclose confidential information, as provided in Section 4.8; and (e) the duty and obligation of each Member not to hinder, delay, slander, or tarnish the reputation of the Company or of any Protected Series, as provided in Section 4.9. The failure of a Member to perform the duties and obligations set forth herein releases and excuses the mutual duties and obligations owed by the Company and the other Members to such defaulting Member.</w:t>
       </w:r>
     </w:p>
     <w:p>
-      <w:r>
-        <w:rPr>
-          <w:b/>
+      <w:pPr>
+        <w:keepLines/>
+        <w:widowControl/>
+        <w:spacing w:after="160"/>
+        <w:jc w:val="both"/>
+      </w:pPr>
+      <w:r>
+        <w:rPr>
+          <w:rFonts w:ascii="Times New Roman" w:hAnsi="Times New Roman"/>
+          <w:b/>
+          <w:sz w:val="24"/>
+          <w:szCs w:val="24"/>
         </w:rPr>
         <w:t xml:space="preserve">11.2 Personal Service Agreement; No Assumption or Assignment.</w:t>
       </w:r>
       <w:r>
+        <w:rPr>
+          <w:rFonts w:ascii="Times New Roman" w:hAnsi="Times New Roman"/>
+          <w:sz w:val="24"/>
+          <w:szCs w:val="24"/>
+        </w:rPr>
         <w:t xml:space="preserve"> In accordance with </w:t>
       </w:r>
       <w:r>
         <w:rPr>
+          <w:rFonts w:ascii="Times New Roman" w:hAnsi="Times New Roman"/>
           <w:i/>
+          <w:sz w:val="24"/>
+          <w:szCs w:val="24"/>
         </w:rPr>
         <w:t xml:space="preserve">In re Soderstrom</w:t>
       </w:r>
       <w:r>
+        <w:rPr>
+          <w:rFonts w:ascii="Times New Roman" w:hAnsi="Times New Roman"/>
+          <w:sz w:val="24"/>
+          <w:szCs w:val="24"/>
+        </w:rPr>
         <w:t xml:space="preserve">, 484 B.R. 874 (M.D. Fla. 2013), this Agreement is a personal service agreement due to the managerial and governance duties and obligations owed by each Member and the Manager, and a bankruptcy trustee cannot assume or assign a debtor Member's interest in the Company in accordance with 11 U.S.C. §365(c)(1) without the prior written consent of the other Members.</w:t>
       </w:r>
     </w:p>
     <w:p>
-      <w:r>
-        <w:rPr>
-          <w:b/>
+      <w:pPr>
+        <w:keepLines/>
+        <w:widowControl/>
+        <w:spacing w:after="160"/>
+        <w:jc w:val="both"/>
+      </w:pPr>
+      <w:r>
+        <w:rPr>
+          <w:rFonts w:ascii="Times New Roman" w:hAnsi="Times New Roman"/>
+          <w:b/>
+          <w:sz w:val="24"/>
+          <w:szCs w:val="24"/>
         </w:rPr>
         <w:t xml:space="preserve">11.3 Compliance upon Assumption or Rejection.</w:t>
       </w:r>
       <w:r>
+        <w:rPr>
+          <w:rFonts w:ascii="Times New Roman" w:hAnsi="Times New Roman"/>
+          <w:sz w:val="24"/>
+          <w:szCs w:val="24"/>
+        </w:rPr>
         <w:t xml:space="preserve"> Notwithstanding the foregoing, to the extent that a trustee of a Member's bankruptcy is allowed either to assume or reject a debtor Member's interest in the Company governed by this Agreement, such action shall comply with the time period set forth in 11 U.S.C. §365(d), and if the trustee assumes such debtor Member's interest, such trustee shall comply with the terms of this Agreement and Florida law governing this Agreement, including, without limitation, the restrictions of the rights of a creditor of a Member or transferee pursuant to ss. 605.0502 and 605.0503, Florida Statutes.</w:t>
       </w:r>
     </w:p>
     <w:p>
       <w:pPr>
-        <w:pStyle w:val="Heading2"/>
-      </w:pPr>
-      <w:r>
+        <w:keepNext/>
+        <w:keepLines/>
+        <w:widowControl/>
+        <w:spacing w:before="240" w:after="0"/>
+      </w:pPr>
+      <w:r>
+        <w:rPr>
+          <w:rFonts w:ascii="Times New Roman" w:hAnsi="Times New Roman"/>
+          <w:b/>
+          <w:sz w:val="26"/>
+          <w:szCs w:val="26"/>
+        </w:rPr>
         <w:t xml:space="preserve">ARTICLE 12 — ADMISSION OF MEMBERS; ASSOCIATION WITH PROTECTED SERIES</w:t>
       </w:r>
     </w:p>
     <w:p>
-      <w:r>
-        <w:rPr>
-          <w:b/>
+      <w:pPr>
+        <w:keepLines/>
+        <w:widowControl/>
+        <w:spacing w:after="160"/>
+        <w:jc w:val="both"/>
+      </w:pPr>
+      <w:r>
+        <w:rPr>
+          <w:rFonts w:ascii="Times New Roman" w:hAnsi="Times New Roman"/>
+          <w:b/>
+          <w:sz w:val="24"/>
+          <w:szCs w:val="24"/>
         </w:rPr>
         <w:t xml:space="preserve">12.1 Admission of Members.</w:t>
       </w:r>
       <w:r>
+        <w:rPr>
+          <w:rFonts w:ascii="Times New Roman" w:hAnsi="Times New Roman"/>
+          <w:sz w:val="24"/>
+          <w:szCs w:val="24"/>
+        </w:rPr>
         <w:t xml:space="preserve"> A person may be admitted as a Member of the Company only with the written consent of </w:t>
       </w:r>
       <w:r>
         <w:rPr>
-          <w:b/>
+          <w:rFonts w:ascii="Times New Roman" w:hAnsi="Times New Roman"/>
+          <w:b/>
+          <w:sz w:val="24"/>
+          <w:szCs w:val="24"/>
         </w:rPr>
         <w:t xml:space="preserve">all</w:t>
       </w:r>
       <w:r>
+        <w:rPr>
+          <w:rFonts w:ascii="Times New Roman" w:hAnsi="Times New Roman"/>
+          <w:sz w:val="24"/>
+          <w:szCs w:val="24"/>
+        </w:rPr>
         <w:t xml:space="preserve"> Members and upon the person's delivery of a signed agreement to be bound by this Agreement, except that (a) a TOD beneficiary is admitted as provided in Section 4.12, and (b) a permitted family transferee under Section 10.2 may be admitted with the written consent of a Majority in Interest of the Members other than the transferor.</w:t>
       </w:r>
     </w:p>
     <w:p>
-      <w:r>
-        <w:rPr>
-          <w:b/>
+      <w:pPr>
+        <w:keepLines/>
+        <w:widowControl/>
+        <w:spacing w:after="160"/>
+        <w:jc w:val="both"/>
+      </w:pPr>
+      <w:r>
+        <w:rPr>
+          <w:rFonts w:ascii="Times New Roman" w:hAnsi="Times New Roman"/>
+          <w:b/>
+          <w:sz w:val="24"/>
+          <w:szCs w:val="24"/>
         </w:rPr>
         <w:t xml:space="preserve">12.2 No Association with a Protected Series.</w:t>
       </w:r>
       <w:r>
+        <w:rPr>
+          <w:rFonts w:ascii="Times New Roman" w:hAnsi="Times New Roman"/>
+          <w:sz w:val="24"/>
+          <w:szCs w:val="24"/>
+        </w:rPr>
         <w:t xml:space="preserve"> No Member may be associated with a Protected Series. A Protected Series may not be established with, and may not admit, an Associated Member. Any amendment permitting Associated Members may cause each Protected Series to be treated as an entity separate from the Company for federal income tax purposes, with its own filing obligations, and may terminate any election the Company has made.</w:t>
       </w:r>
     </w:p>
     <w:p>
-      <w:r>
-        <w:rPr>
-          <w:b/>
+      <w:pPr>
+        <w:keepLines/>
+        <w:widowControl/>
+        <w:spacing w:after="160"/>
+        <w:jc w:val="both"/>
+      </w:pPr>
+      <w:r>
+        <w:rPr>
+          <w:rFonts w:ascii="Times New Roman" w:hAnsi="Times New Roman"/>
+          <w:b/>
+          <w:sz w:val="24"/>
+          <w:szCs w:val="24"/>
         </w:rPr>
         <w:t xml:space="preserve">12.3 Continuation on Termination of Last Member.</w:t>
       </w:r>
       <w:r>
+        <w:rPr>
+          <w:rFonts w:ascii="Times New Roman" w:hAnsi="Times New Roman"/>
+          <w:sz w:val="24"/>
+          <w:szCs w:val="24"/>
+        </w:rPr>
         <w:t xml:space="preserve"> Upon the termination of the membership of the last remaining member of the Company, the Company shall not be dissolved, and the legal representative of the last remaining member shall agree in writing to continue the Company, and the representative (or an Immediate Family Member designated by the representative who is not a creditor of the last remaining member) shall be admitted as a member effective as of the terminating event, all as permitted by the Act.</w:t>
       </w:r>
     </w:p>
     <w:p>
       <w:pPr>
-        <w:pStyle w:val="Heading2"/>
-      </w:pPr>
-      <w:r>
+        <w:keepNext/>
+        <w:keepLines/>
+        <w:widowControl/>
+        <w:spacing w:before="240" w:after="0"/>
+      </w:pPr>
+      <w:r>
+        <w:rPr>
+          <w:rFonts w:ascii="Times New Roman" w:hAnsi="Times New Roman"/>
+          <w:b/>
+          <w:sz w:val="26"/>
+          <w:szCs w:val="26"/>
+        </w:rPr>
         <w:t xml:space="preserve">ARTICLE 13 — WITHDRAWAL; DEADLOCK</w:t>
       </w:r>
     </w:p>
     <w:p>
-      <w:r>
-        <w:rPr>
-          <w:b/>
+      <w:pPr>
+        <w:keepLines/>
+        <w:widowControl/>
+        <w:spacing w:after="160"/>
+        <w:jc w:val="both"/>
+      </w:pPr>
+      <w:r>
+        <w:rPr>
+          <w:rFonts w:ascii="Times New Roman" w:hAnsi="Times New Roman"/>
+          <w:b/>
+          <w:sz w:val="24"/>
+          <w:szCs w:val="24"/>
         </w:rPr>
         <w:t xml:space="preserve">13.1 No Voluntary Withdrawal.</w:t>
       </w:r>
       <w:r>
+        <w:rPr>
+          <w:rFonts w:ascii="Times New Roman" w:hAnsi="Times New Roman"/>
+          <w:sz w:val="24"/>
+          <w:szCs w:val="24"/>
+        </w:rPr>
         <w:t xml:space="preserve"> No Member may voluntarily withdraw, resign, or dissociate from the Company before the dissolution and winding up of the Company without the written consent of all other Members. A Member's dissociation, whether or not wrongful, does not entitle the dissociated Member to any distribution or payment for the Member's interest except as this Agreement or the Act provides, and a dissociated Member (or the Member's successor) holds thereafter only the rights of a transferee described in Section 10.3.</w:t>
       </w:r>
     </w:p>
     <w:p>
-      <w:r>
-        <w:rPr>
-          <w:b/>
+      <w:pPr>
+        <w:keepLines/>
+        <w:widowControl/>
+        <w:spacing w:after="160"/>
+        <w:jc w:val="both"/>
+      </w:pPr>
+      <w:r>
+        <w:rPr>
+          <w:rFonts w:ascii="Times New Roman" w:hAnsi="Times New Roman"/>
+          <w:b/>
+          <w:sz w:val="24"/>
+          <w:szCs w:val="24"/>
         </w:rPr>
         <w:t xml:space="preserve">13.2 Deadlock; Buy-Sell Election. [OPTIONAL PROVISION — see Instructions; to omit, replace the text of this Section with "[Reserved.]" — do not renumber]</w:t>
       </w:r>
     </w:p>
     <w:p>
-      <w:r>
+      <w:pPr>
+        <w:keepLines/>
+        <w:widowControl/>
+        <w:spacing w:after="160"/>
+        <w:jc w:val="both"/>
+      </w:pPr>
+      <w:r>
+        <w:rPr>
+          <w:rFonts w:ascii="Times New Roman" w:hAnsi="Times New Roman"/>
+          <w:sz w:val="24"/>
+          <w:szCs w:val="24"/>
+        </w:rPr>
         <w:t xml:space="preserve">(a) A "Deadlock" exists if the Members are unable, by the vote required under this Agreement, to approve or reject a matter duly submitted for approval, and the inability continues for sixty (60) days after any Member delivers written notice to the Company and the other Members describing the matter and stating that a Deadlock exists.</w:t>
       </w:r>
     </w:p>
     <w:p>
-      <w:r>
+      <w:pPr>
+        <w:keepLines/>
+        <w:widowControl/>
+        <w:spacing w:after="160"/>
+        <w:jc w:val="both"/>
+      </w:pPr>
+      <w:r>
+        <w:rPr>
+          <w:rFonts w:ascii="Times New Roman" w:hAnsi="Times New Roman"/>
+          <w:sz w:val="24"/>
+          <w:szCs w:val="24"/>
+        </w:rPr>
         <w:t xml:space="preserve">(b) During a Deadlock, any Member holding twenty-five percent (25%) or more of the Percentage Interests (the "Offeror") may deliver to the other Members (the "Offerees") a written offer (the "Buy-Sell Offer") stating a single gross valuation for the Company and all Protected Series, in cash. The Buy-Sell Offer constitutes both (i) an offer by the Offeror to purchase all of the Offerees' Membership Interests at their proportionate share of that valuation, and (ii) an offer by the Offeror to sell all of the Offeror's Membership Interest to the Offerees at the Offeror's proportionate share of that valuation.</w:t>
       </w:r>
     </w:p>
     <w:p>
-      <w:r>
+      <w:pPr>
+        <w:keepLines/>
+        <w:widowControl/>
+        <w:spacing w:after="160"/>
+        <w:jc w:val="both"/>
+      </w:pPr>
+      <w:r>
+        <w:rPr>
+          <w:rFonts w:ascii="Times New Roman" w:hAnsi="Times New Roman"/>
+          <w:sz w:val="24"/>
+          <w:szCs w:val="24"/>
+        </w:rPr>
         <w:t xml:space="preserve">(c) Within forty-five (45) days after delivery of the Buy-Sell Offer, the Offerees (acting jointly, or severally in proportion to their Percentage Interests among those electing) shall elect in writing either to sell their Membership Interests to the Offeror, or to purchase the Offeror's Membership Interest, in each case at the price determined under the Buy-Sell Offer. Failure to deliver a timely election is an election to sell.</w:t>
       </w:r>
     </w:p>
     <w:p>
-      <w:r>
+      <w:pPr>
+        <w:keepLines/>
+        <w:widowControl/>
+        <w:spacing w:after="160"/>
+        <w:jc w:val="both"/>
+      </w:pPr>
+      <w:r>
+        <w:rPr>
+          <w:rFonts w:ascii="Times New Roman" w:hAnsi="Times New Roman"/>
+          <w:sz w:val="24"/>
+          <w:szCs w:val="24"/>
+        </w:rPr>
         <w:t xml:space="preserve">(d) The closing shall occur within sixty (60) days after the election, for cash unless the parties agree otherwise. At closing, the selling Members shall Transfer their Membership Interests free of liens, and the purchasing Member(s) shall be substituted with respect to the transferred interests. If the purchasing party fails to close, the other party may elect to purchase on the same terms, and the defaulting party bears the costs of the failed closing.</w:t>
       </w:r>
     </w:p>
     <w:p>
-      <w:r>
+      <w:pPr>
+        <w:keepLines/>
+        <w:widowControl/>
+        <w:spacing w:after="160"/>
+        <w:jc w:val="both"/>
+      </w:pPr>
+      <w:r>
+        <w:rPr>
+          <w:rFonts w:ascii="Times New Roman" w:hAnsi="Times New Roman"/>
+          <w:sz w:val="24"/>
+          <w:szCs w:val="24"/>
+        </w:rPr>
         <w:t xml:space="preserve">(e) This Section does not apply to any matter for which the Act or this Agreement requires the consent of all Members and a Member's withholding of consent is expressly permitted by the Act, and does not limit any Member's right to seek judicial dissolution as provided by the Act.</w:t>
       </w:r>
     </w:p>
     <w:p>
       <w:pPr>
-        <w:pStyle w:val="Heading2"/>
-      </w:pPr>
-      <w:r>
+        <w:keepLines/>
+        <w:widowControl/>
+        <w:spacing w:after="160"/>
+        <w:jc w:val="both"/>
+      </w:pPr>
+      <w:r>
+        <w:rPr>
+          <w:rFonts w:ascii="Times New Roman" w:hAnsi="Times New Roman"/>
+          <w:sz w:val="24"/>
+          <w:szCs w:val="24"/>
+        </w:rPr>
+        <w:t xml:space="preserve">(f) This Section is a deadlock sale provision within the meaning of s. 605.0702(2), Florida Statutes, providing for a purchase and sale of interests. Delivery of a Buy-Sell Offer under subsection (b) initiates this deadlock sale provision as of the date of delivery.</w:t>
+      </w:r>
+    </w:p>
+    <w:p>
+      <w:pPr>
+        <w:keepNext/>
+        <w:keepLines/>
+        <w:widowControl/>
+        <w:spacing w:before="240" w:after="0"/>
+      </w:pPr>
+      <w:r>
+        <w:rPr>
+          <w:rFonts w:ascii="Times New Roman" w:hAnsi="Times New Roman"/>
+          <w:b/>
+          <w:sz w:val="26"/>
+          <w:szCs w:val="26"/>
+        </w:rPr>
         <w:t xml:space="preserve">ARTICLE 14 — DISSOLUTION AND WINDING UP</w:t>
       </w:r>
     </w:p>
     <w:p>
-      <w:r>
-        <w:rPr>
-          <w:b/>
+      <w:pPr>
+        <w:keepLines/>
+        <w:widowControl/>
+        <w:spacing w:after="160"/>
+        <w:jc w:val="both"/>
+      </w:pPr>
+      <w:r>
+        <w:rPr>
+          <w:rFonts w:ascii="Times New Roman" w:hAnsi="Times New Roman"/>
+          <w:b/>
+          <w:sz w:val="24"/>
+          <w:szCs w:val="24"/>
         </w:rPr>
         <w:t xml:space="preserve">14.1 Dissolution of a Protected Series.</w:t>
       </w:r>
       <w:r>
+        <w:rPr>
+          <w:rFonts w:ascii="Times New Roman" w:hAnsi="Times New Roman"/>
+          <w:sz w:val="24"/>
+          <w:szCs w:val="24"/>
+        </w:rPr>
         <w:t xml:space="preserve"> A Protected Series is dissolved, and its activities and affairs shall be wound up, upon the first to occur of: (a) the dissolution of the Company; (b) an event or circumstance specified in its Series Exhibit; (c) the affirmative vote or consent of a Majority in Interest; or (d) entry of a judicial order dissolving the Protected Series as provided by the Act.</w:t>
       </w:r>
     </w:p>
     <w:p>
-      <w:r>
-        <w:rPr>
-          <w:b/>
+      <w:pPr>
+        <w:keepLines/>
+        <w:widowControl/>
+        <w:spacing w:after="160"/>
+        <w:jc w:val="both"/>
+      </w:pPr>
+      <w:r>
+        <w:rPr>
+          <w:rFonts w:ascii="Times New Roman" w:hAnsi="Times New Roman"/>
+          <w:b/>
+          <w:sz w:val="24"/>
+          <w:szCs w:val="24"/>
         </w:rPr>
         <w:t xml:space="preserve">14.2 Winding Up a Protected Series.</w:t>
       </w:r>
       <w:r>
+        <w:rPr>
+          <w:rFonts w:ascii="Times New Roman" w:hAnsi="Times New Roman"/>
+          <w:sz w:val="24"/>
+          <w:szCs w:val="24"/>
+        </w:rPr>
         <w:t xml:space="preserve"> Upon dissolution of a Protected Series, its Protected Series Manager (or another person designated by a Majority in Interest) shall wind up its activities and affairs in the manner provided by the Act for winding up a limited liability company, applied to that Protected Series. Its Associated Assets shall be applied: first, to pay or provide for its Associated Liabilities to creditors other than Members; next, to pay or provide for its Associated Liabilities to Members as creditors, to the extent permitted by law; and finally, the balance to the Company. The Manager shall cause any statement or filing required by the Act or the Department in connection with the dissolution of the Protected Series to be made. The winding up of a Protected Series shall not draw upon, and its creditors shall have no recourse to, the Associated Assets of the Company or of any other Protected Series.</w:t>
       </w:r>
     </w:p>
     <w:p>
-      <w:r>
-        <w:rPr>
-          <w:b/>
+      <w:pPr>
+        <w:keepLines/>
+        <w:widowControl/>
+        <w:spacing w:after="160"/>
+        <w:jc w:val="both"/>
+      </w:pPr>
+      <w:r>
+        <w:rPr>
+          <w:rFonts w:ascii="Times New Roman" w:hAnsi="Times New Roman"/>
+          <w:b/>
+          <w:sz w:val="24"/>
+          <w:szCs w:val="24"/>
         </w:rPr>
         <w:t xml:space="preserve">14.3 Dissolution of the Company.</w:t>
       </w:r>
       <w:r>
+        <w:rPr>
+          <w:rFonts w:ascii="Times New Roman" w:hAnsi="Times New Roman"/>
+          <w:sz w:val="24"/>
+          <w:szCs w:val="24"/>
+        </w:rPr>
         <w:t xml:space="preserve"> The Company is dissolved, and its activities and affairs shall be wound up, upon the first to occur of: (a) the written consent of </w:t>
       </w:r>
       <w:r>
         <w:rPr>
-          <w:b/>
+          <w:rFonts w:ascii="Times New Roman" w:hAnsi="Times New Roman"/>
+          <w:b/>
+          <w:sz w:val="24"/>
+          <w:szCs w:val="24"/>
         </w:rPr>
         <w:t xml:space="preserve">all</w:t>
       </w:r>
       <w:r>
+        <w:rPr>
+          <w:rFonts w:ascii="Times New Roman" w:hAnsi="Times New Roman"/>
+          <w:sz w:val="24"/>
+          <w:szCs w:val="24"/>
+        </w:rPr>
         <w:t xml:space="preserve"> Members; (b) entry of a decree of judicial dissolution under the Act; or (c) any other event that under the Act requires dissolution. The death, incapacity, bankruptcy, dissociation, or withdrawal of a Member does not by itself dissolve the Company. Dissolution of the Company causes the dissolution of each Protected Series, and the winding up of the Company is not complete until the winding up of each Protected Series is complete.</w:t>
       </w:r>
     </w:p>
     <w:p>
-      <w:r>
-        <w:rPr>
-          <w:b/>
+      <w:pPr>
+        <w:keepLines/>
+        <w:widowControl/>
+        <w:spacing w:after="160"/>
+        <w:jc w:val="both"/>
+      </w:pPr>
+      <w:r>
+        <w:rPr>
+          <w:rFonts w:ascii="Times New Roman" w:hAnsi="Times New Roman"/>
+          <w:b/>
+          <w:sz w:val="24"/>
+          <w:szCs w:val="24"/>
         </w:rPr>
         <w:t xml:space="preserve">14.4 Winding Up the Company.</w:t>
       </w:r>
       <w:r>
+        <w:rPr>
+          <w:rFonts w:ascii="Times New Roman" w:hAnsi="Times New Roman"/>
+          <w:sz w:val="24"/>
+          <w:szCs w:val="24"/>
+        </w:rPr>
         <w:t xml:space="preserve"> Upon dissolution of the Company, the Manager (or, if there is none, a person designated by a Majority in Interest) shall wind up the Company and each Protected Series. After the winding up of each Protected Series under Section 14.2, the remaining Associated Assets of the Company shall be applied: first, to pay or provide for the Company's Associated Liabilities to creditors other than Members; next, to pay or provide for the Company's Associated Liabilities to Members as creditors; and finally, the balance to the Members in proportion to their Percentage Interests. All distributions in winding up, whether of the Company or of any Protected Series, shall be made in proportion to Percentage Interests, so that every Membership Interest confers identical rights to liquidation proceeds. Articles of dissolution shall be filed as the Act requires, and the Company shall terminate when winding up is complete.</w:t>
       </w:r>
     </w:p>
     <w:p>
-      <w:r>
-        <w:rPr>
-          <w:b/>
+      <w:pPr>
+        <w:keepLines/>
+        <w:widowControl/>
+        <w:spacing w:after="160"/>
+        <w:jc w:val="both"/>
+      </w:pPr>
+      <w:r>
+        <w:rPr>
+          <w:rFonts w:ascii="Times New Roman" w:hAnsi="Times New Roman"/>
+          <w:b/>
+          <w:sz w:val="24"/>
+          <w:szCs w:val="24"/>
         </w:rPr>
         <w:t xml:space="preserve">14.5 No Deficit Obligation; Recourse Limited.</w:t>
       </w:r>
       <w:r>
+        <w:rPr>
+          <w:rFonts w:ascii="Times New Roman" w:hAnsi="Times New Roman"/>
+          <w:sz w:val="24"/>
+          <w:szCs w:val="24"/>
+        </w:rPr>
         <w:t xml:space="preserve"> No Member shall have any obligation to restore any deficit or to contribute capital in connection with any winding up (beyond unpaid contributions duly required under Sections 6.1 and 6.2), and each creditor of the Company or of any Protected Series shall look solely to the Associated Assets of its obligor.</w:t>
       </w:r>
     </w:p>
     <w:p>
       <w:pPr>
-        <w:pStyle w:val="Heading2"/>
-      </w:pPr>
-      <w:r>
+        <w:keepNext/>
+        <w:keepLines/>
+        <w:widowControl/>
+        <w:spacing w:before="240" w:after="0"/>
+      </w:pPr>
+      <w:r>
+        <w:rPr>
+          <w:rFonts w:ascii="Times New Roman" w:hAnsi="Times New Roman"/>
+          <w:b/>
+          <w:sz w:val="26"/>
+          <w:szCs w:val="26"/>
+        </w:rPr>
         <w:t xml:space="preserve">ARTICLE 15 — AMENDMENTS; CONSENTS</w:t>
       </w:r>
     </w:p>
     <w:p>
-      <w:r>
-        <w:rPr>
-          <w:b/>
+      <w:pPr>
+        <w:keepLines/>
+        <w:widowControl/>
+        <w:spacing w:after="160"/>
+        <w:jc w:val="both"/>
+      </w:pPr>
+      <w:r>
+        <w:rPr>
+          <w:rFonts w:ascii="Times New Roman" w:hAnsi="Times New Roman"/>
+          <w:b/>
+          <w:sz w:val="24"/>
+          <w:szCs w:val="24"/>
         </w:rPr>
         <w:t xml:space="preserve">15.1 Amendments.</w:t>
       </w:r>
       <w:r>
+        <w:rPr>
+          <w:rFonts w:ascii="Times New Roman" w:hAnsi="Times New Roman"/>
+          <w:sz w:val="24"/>
+          <w:szCs w:val="24"/>
+        </w:rPr>
         <w:t xml:space="preserve"> This Agreement may be amended only by a written instrument signed by </w:t>
       </w:r>
       <w:r>
         <w:rPr>
-          <w:b/>
+          <w:rFonts w:ascii="Times New Roman" w:hAnsi="Times New Roman"/>
+          <w:b/>
+          <w:sz w:val="24"/>
+          <w:szCs w:val="24"/>
         </w:rPr>
         <w:t xml:space="preserve">all</w:t>
       </w:r>
       <w:r>
+        <w:rPr>
+          <w:rFonts w:ascii="Times New Roman" w:hAnsi="Times New Roman"/>
+          <w:sz w:val="24"/>
+          <w:szCs w:val="24"/>
+        </w:rPr>
         <w:t xml:space="preserve"> Members; provided, that (a) a Series Exhibit may be amended by a written instrument signed by the Manager (and, if the amendment would alter the rights or obligations of a Member not associated with that Protected Series, by that Member); (b) the Manager may amend Exhibit A and the Series Exhibits without further consent solely to record changes duly made under this Agreement (admissions, Transfers, TOD designations, capital adjustments under Section 6.3); and (c) no amendment may impose new obligations on the Manager without the Manager's written consent. Oral, implied, or course-of-dealing amendments are of no effect.</w:t>
       </w:r>
     </w:p>
     <w:p>
-      <w:r>
-        <w:rPr>
-          <w:b/>
+      <w:pPr>
+        <w:keepLines/>
+        <w:widowControl/>
+        <w:spacing w:after="160"/>
+        <w:jc w:val="both"/>
+      </w:pPr>
+      <w:r>
+        <w:rPr>
+          <w:rFonts w:ascii="Times New Roman" w:hAnsi="Times New Roman"/>
+          <w:b/>
+          <w:sz w:val="24"/>
+          <w:szCs w:val="24"/>
         </w:rPr>
         <w:t xml:space="preserve">15.2 Action by Written Consent.</w:t>
       </w:r>
       <w:r>
+        <w:rPr>
+          <w:rFonts w:ascii="Times New Roman" w:hAnsi="Times New Roman"/>
+          <w:sz w:val="24"/>
+          <w:szCs w:val="24"/>
+        </w:rPr>
         <w:t xml:space="preserve"> Any action of the Members under this Agreement may be taken by written consent as provided in Section 4.4.</w:t>
       </w:r>
     </w:p>
     <w:p>
       <w:pPr>
-        <w:pStyle w:val="Heading2"/>
-      </w:pPr>
-      <w:r>
+        <w:keepNext/>
+        <w:keepLines/>
+        <w:widowControl/>
+        <w:spacing w:before="240" w:after="0"/>
+      </w:pPr>
+      <w:r>
+        <w:rPr>
+          <w:rFonts w:ascii="Times New Roman" w:hAnsi="Times New Roman"/>
+          <w:b/>
+          <w:sz w:val="26"/>
+          <w:szCs w:val="26"/>
+        </w:rPr>
         <w:t xml:space="preserve">ARTICLE 16 — MISCELLANEOUS</w:t>
       </w:r>
     </w:p>
     <w:p>
-      <w:r>
-        <w:rPr>
-          <w:b/>
+      <w:pPr>
+        <w:keepLines/>
+        <w:widowControl/>
+        <w:spacing w:after="160"/>
+        <w:jc w:val="both"/>
+      </w:pPr>
+      <w:r>
+        <w:rPr>
+          <w:rFonts w:ascii="Times New Roman" w:hAnsi="Times New Roman"/>
+          <w:b/>
+          <w:sz w:val="24"/>
+          <w:szCs w:val="24"/>
         </w:rPr>
         <w:t xml:space="preserve">16.1 Governing Law; Internal Affairs.</w:t>
       </w:r>
       <w:r>
+        <w:rPr>
+          <w:rFonts w:ascii="Times New Roman" w:hAnsi="Times New Roman"/>
+          <w:sz w:val="24"/>
+          <w:szCs w:val="24"/>
+        </w:rPr>
         <w:t xml:space="preserve"> This Agreement, the internal affairs of the Company and of each Protected Series, and the relations among the Members, the Manager, each Protected Series Manager, the Company, and each Protected Series, are governed by the laws of the State of Florida, without regard to conflict-of-laws principles.</w:t>
       </w:r>
     </w:p>
     <w:p>
-      <w:r>
-        <w:rPr>
-          <w:b/>
+      <w:pPr>
+        <w:keepLines/>
+        <w:widowControl/>
+        <w:spacing w:after="160"/>
+        <w:jc w:val="both"/>
+      </w:pPr>
+      <w:r>
+        <w:rPr>
+          <w:rFonts w:ascii="Times New Roman" w:hAnsi="Times New Roman"/>
+          <w:b/>
+          <w:sz w:val="24"/>
+          <w:szCs w:val="24"/>
         </w:rPr>
         <w:t xml:space="preserve">16.2 Venue.</w:t>
       </w:r>
       <w:r>
+        <w:rPr>
+          <w:rFonts w:ascii="Times New Roman" w:hAnsi="Times New Roman"/>
+          <w:sz w:val="24"/>
+          <w:szCs w:val="24"/>
+        </w:rPr>
         <w:t xml:space="preserve"> Any action or proceeding arising out of or relating to this Agreement, the Company, or any Protected Series shall be brought exclusively in the courts of the county in Florida in which the Company's principal office is located, and each party consents to the jurisdiction of such courts and waives any objection to venue there.</w:t>
       </w:r>
     </w:p>
     <w:p>
-      <w:r>
-        <w:rPr>
-          <w:b/>
+      <w:pPr>
+        <w:keepLines/>
+        <w:widowControl/>
+        <w:spacing w:after="160"/>
+        <w:jc w:val="both"/>
+      </w:pPr>
+      <w:r>
+        <w:rPr>
+          <w:rFonts w:ascii="Times New Roman" w:hAnsi="Times New Roman"/>
+          <w:b/>
+          <w:sz w:val="24"/>
+          <w:szCs w:val="24"/>
         </w:rPr>
         <w:t xml:space="preserve">16.3 Severability.</w:t>
       </w:r>
       <w:r>
+        <w:rPr>
+          <w:rFonts w:ascii="Times New Roman" w:hAnsi="Times New Roman"/>
+          <w:sz w:val="24"/>
+          <w:szCs w:val="24"/>
+        </w:rPr>
         <w:t xml:space="preserve"> If any provision of this Agreement is held invalid or unenforceable, that provision shall be modified to the minimum extent necessary to make it enforceable, and the remainder of this Agreement shall remain in full force; provided, that nothing in this Agreement shall be construed to vary any provision of the Act that may not be varied by an operating agreement.</w:t>
       </w:r>
     </w:p>
     <w:p>
-      <w:r>
-        <w:rPr>
-          <w:b/>
+      <w:pPr>
+        <w:keepLines/>
+        <w:widowControl/>
+        <w:spacing w:after="160"/>
+        <w:jc w:val="both"/>
+      </w:pPr>
+      <w:r>
+        <w:rPr>
+          <w:rFonts w:ascii="Times New Roman" w:hAnsi="Times New Roman"/>
+          <w:b/>
+          <w:sz w:val="24"/>
+          <w:szCs w:val="24"/>
         </w:rPr>
         <w:t xml:space="preserve">16.4 Entire Agreement.</w:t>
       </w:r>
       <w:r>
+        <w:rPr>
+          <w:rFonts w:ascii="Times New Roman" w:hAnsi="Times New Roman"/>
+          <w:sz w:val="24"/>
+          <w:szCs w:val="24"/>
+        </w:rPr>
         <w:t xml:space="preserve"> This Agreement, including Exhibit A and each Series Exhibit, constitutes the entire agreement governing the Company and each Protected Series and supersedes all prior agreements and understandings with respect to their subject matter.</w:t>
       </w:r>
     </w:p>
     <w:p>
-      <w:r>
-        <w:rPr>
-          <w:b/>
+      <w:pPr>
+        <w:keepLines/>
+        <w:widowControl/>
+        <w:spacing w:after="160"/>
+        <w:jc w:val="both"/>
+      </w:pPr>
+      <w:r>
+        <w:rPr>
+          <w:rFonts w:ascii="Times New Roman" w:hAnsi="Times New Roman"/>
+          <w:b/>
+          <w:sz w:val="24"/>
+          <w:szCs w:val="24"/>
         </w:rPr>
         <w:t xml:space="preserve">16.5 Binding Effect.</w:t>
       </w:r>
       <w:r>
+        <w:rPr>
+          <w:rFonts w:ascii="Times New Roman" w:hAnsi="Times New Roman"/>
+          <w:sz w:val="24"/>
+          <w:szCs w:val="24"/>
+        </w:rPr>
         <w:t xml:space="preserve"> This Agreement binds and benefits the Members, the Manager, and their respective heirs, personal representatives, successors, and permitted assigns, and any person who acquires an interest in the Company or is admitted as a member.</w:t>
       </w:r>
     </w:p>
     <w:p>
-      <w:r>
-        <w:rPr>
-          <w:b/>
+      <w:pPr>
+        <w:keepLines/>
+        <w:widowControl/>
+        <w:spacing w:after="160"/>
+        <w:jc w:val="both"/>
+      </w:pPr>
+      <w:r>
+        <w:rPr>
+          <w:rFonts w:ascii="Times New Roman" w:hAnsi="Times New Roman"/>
+          <w:b/>
+          <w:sz w:val="24"/>
+          <w:szCs w:val="24"/>
         </w:rPr>
         <w:t xml:space="preserve">16.6 Counterparts; Electronic Signatures.</w:t>
       </w:r>
       <w:r>
+        <w:rPr>
+          <w:rFonts w:ascii="Times New Roman" w:hAnsi="Times New Roman"/>
+          <w:sz w:val="24"/>
+          <w:szCs w:val="24"/>
+        </w:rPr>
         <w:t xml:space="preserve"> This Agreement may be executed in counterparts, each of which is an original and all of which together constitute one instrument. Electronic signatures and electronic records have the same effect as originals.</w:t>
       </w:r>
     </w:p>
     <w:p>
-      <w:r>
-        <w:rPr>
-          <w:b/>
+      <w:pPr>
+        <w:keepLines/>
+        <w:widowControl/>
+        <w:spacing w:after="160"/>
+        <w:jc w:val="both"/>
+      </w:pPr>
+      <w:r>
+        <w:rPr>
+          <w:rFonts w:ascii="Times New Roman" w:hAnsi="Times New Roman"/>
+          <w:b/>
+          <w:sz w:val="24"/>
+          <w:szCs w:val="24"/>
         </w:rPr>
         <w:t xml:space="preserve">16.7 Notices.</w:t>
       </w:r>
       <w:r>
+        <w:rPr>
+          <w:rFonts w:ascii="Times New Roman" w:hAnsi="Times New Roman"/>
+          <w:sz w:val="24"/>
+          <w:szCs w:val="24"/>
+        </w:rPr>
         <w:t xml:space="preserve"> Any notice under this Agreement shall be in writing and is effective upon delivery to the recipient's address on Exhibit A (or another address designated in writing), whether delivered personally, by nationally recognized courier, by certified mail, or by e-mail with confirmation of transmission.</w:t>
       </w:r>
     </w:p>
     <w:p>
-      <w:r>
-        <w:rPr>
-          <w:b/>
+      <w:pPr>
+        <w:keepLines/>
+        <w:widowControl/>
+        <w:spacing w:after="160"/>
+        <w:jc w:val="both"/>
+      </w:pPr>
+      <w:r>
+        <w:rPr>
+          <w:rFonts w:ascii="Times New Roman" w:hAnsi="Times New Roman"/>
+          <w:b/>
+          <w:sz w:val="24"/>
+          <w:szCs w:val="24"/>
         </w:rPr>
         <w:t xml:space="preserve">16.8 No Third-Party Beneficiaries.</w:t>
       </w:r>
       <w:r>
+        <w:rPr>
+          <w:rFonts w:ascii="Times New Roman" w:hAnsi="Times New Roman"/>
+          <w:sz w:val="24"/>
+          <w:szCs w:val="24"/>
+        </w:rPr>
         <w:t xml:space="preserve"> This Agreement is for the exclusive benefit of the parties and confers no rights on any creditor or other third party.</w:t>
       </w:r>
     </w:p>
     <w:p>
-      <w:r>
-        <w:rPr>
-          <w:b/>
+      <w:pPr>
+        <w:keepLines/>
+        <w:widowControl/>
+        <w:spacing w:after="160"/>
+        <w:jc w:val="both"/>
+      </w:pPr>
+      <w:r>
+        <w:rPr>
+          <w:rFonts w:ascii="Times New Roman" w:hAnsi="Times New Roman"/>
+          <w:b/>
+          <w:sz w:val="24"/>
+          <w:szCs w:val="24"/>
         </w:rPr>
         <w:t xml:space="preserve">16.9 Interpretation.</w:t>
       </w:r>
       <w:r>
+        <w:rPr>
+          <w:rFonts w:ascii="Times New Roman" w:hAnsi="Times New Roman"/>
+          <w:sz w:val="24"/>
+          <w:szCs w:val="24"/>
+        </w:rPr>
         <w:t xml:space="preserve"> Headings are for convenience only. "Including" means "including without limitation." References to statutes include amendments and successor provisions.</w:t>
       </w:r>
     </w:p>
     <w:p>
-      <w:r>
-        <w:rPr>
-          <w:b/>
+      <w:pPr>
+        <w:keepLines/>
+        <w:widowControl/>
+        <w:spacing w:after="160"/>
+        <w:jc w:val="both"/>
+      </w:pPr>
+      <w:r>
+        <w:rPr>
+          <w:rFonts w:ascii="Times New Roman" w:hAnsi="Times New Roman"/>
+          <w:b/>
+          <w:sz w:val="24"/>
+          <w:szCs w:val="24"/>
         </w:rPr>
         <w:t xml:space="preserve">16.10 Unregistered Interests.</w:t>
       </w:r>
       <w:r>
+        <w:rPr>
+          <w:rFonts w:ascii="Times New Roman" w:hAnsi="Times New Roman"/>
+          <w:sz w:val="24"/>
+          <w:szCs w:val="24"/>
+        </w:rPr>
         <w:t xml:space="preserve"> The Membership Interests have not been registered under federal or state securities laws and may not be offered, sold, or transferred except in compliance with this Agreement and applicable law.</w:t>
       </w:r>
     </w:p>
     <w:p>
       <w:pPr>
-        <w:pStyle w:val="Heading2"/>
-      </w:pPr>
-      <w:r>
+        <w:keepNext/>
+        <w:keepLines/>
+        <w:widowControl/>
+        <w:spacing w:before="240" w:after="0"/>
+      </w:pPr>
+      <w:r>
+        <w:rPr>
+          <w:rFonts w:ascii="Times New Roman" w:hAnsi="Times New Roman"/>
+          <w:b/>
+          <w:sz w:val="26"/>
+          <w:szCs w:val="26"/>
+        </w:rPr>
         <w:t xml:space="preserve">SIGNATURES</w:t>
       </w:r>
     </w:p>
     <w:p>
-      <w:r>
+      <w:pPr>
+        <w:keepLines/>
+        <w:widowControl/>
+        <w:spacing w:after="160"/>
+        <w:jc w:val="both"/>
+      </w:pPr>
+      <w:r>
+        <w:rPr>
+          <w:rFonts w:ascii="Times New Roman" w:hAnsi="Times New Roman"/>
+          <w:sz w:val="24"/>
+          <w:szCs w:val="24"/>
+        </w:rPr>
         <w:t xml:space="preserve">IN WITNESS WHEREOF, the undersigned have executed this Agreement effective as of the Effective Date.</w:t>
       </w:r>
     </w:p>
     <w:p>
-      <w:r>
-        <w:rPr>
-          <w:b/>
+      <w:pPr>
+        <w:keepLines/>
+        <w:widowControl/>
+        <w:spacing w:after="160"/>
+        <w:jc w:val="both"/>
+      </w:pPr>
+      <w:r>
+        <w:rPr>
+          <w:rFonts w:ascii="Times New Roman" w:hAnsi="Times New Roman"/>
+          <w:b/>
+          <w:sz w:val="24"/>
+          <w:szCs w:val="24"/>
         </w:rPr>
         <w:t xml:space="preserve">MEMBERS:</w:t>
       </w:r>
     </w:p>
     <w:p>
-      <w:r>
+      <w:pPr>
+        <w:keepLines/>
+        <w:widowControl/>
+        <w:spacing w:after="160"/>
+        <w:jc w:val="both"/>
+      </w:pPr>
+      <w:r>
+        <w:rPr>
+          <w:rFonts w:ascii="Times New Roman" w:hAnsi="Times New Roman"/>
+          <w:sz w:val="24"/>
+          <w:szCs w:val="24"/>
+        </w:rPr>
         <w:t xml:space="preserve">_____________________________</w:t>
       </w:r>
     </w:p>
     <w:p>
-      <w:r>
+      <w:pPr>
+        <w:keepLines/>
+        <w:widowControl/>
+        <w:spacing w:after="160"/>
+        <w:jc w:val="both"/>
+      </w:pPr>
+      <w:r>
+        <w:rPr>
+          <w:rFonts w:ascii="Times New Roman" w:hAnsi="Times New Roman"/>
+          <w:sz w:val="24"/>
+          <w:szCs w:val="24"/>
+        </w:rPr>
         <w:t xml:space="preserve">[MEMBER 1 NAME]</w:t>
       </w:r>
     </w:p>
     <w:p>
-      <w:r>
+      <w:pPr>
+        <w:keepLines/>
+        <w:widowControl/>
+        <w:spacing w:after="160"/>
+        <w:jc w:val="both"/>
+      </w:pPr>
+      <w:r>
+        <w:rPr>
+          <w:rFonts w:ascii="Times New Roman" w:hAnsi="Times New Roman"/>
+          <w:sz w:val="24"/>
+          <w:szCs w:val="24"/>
+        </w:rPr>
         <w:t xml:space="preserve">_____________________________</w:t>
       </w:r>
     </w:p>
     <w:p>
-      <w:r>
+      <w:pPr>
+        <w:keepLines/>
+        <w:widowControl/>
+        <w:spacing w:after="160"/>
+        <w:jc w:val="both"/>
+      </w:pPr>
+      <w:r>
+        <w:rPr>
+          <w:rFonts w:ascii="Times New Roman" w:hAnsi="Times New Roman"/>
+          <w:sz w:val="24"/>
+          <w:szCs w:val="24"/>
+        </w:rPr>
         <w:t xml:space="preserve">[MEMBER 2 NAME]</w:t>
       </w:r>
     </w:p>
     <w:p>
-      <w:r>
+      <w:pPr>
+        <w:keepLines/>
+        <w:widowControl/>
+        <w:spacing w:after="160"/>
+        <w:jc w:val="both"/>
+      </w:pPr>
+      <w:r>
+        <w:rPr>
+          <w:rFonts w:ascii="Times New Roman" w:hAnsi="Times New Roman"/>
+          <w:sz w:val="24"/>
+          <w:szCs w:val="24"/>
+        </w:rPr>
         <w:t xml:space="preserve">_____________________________</w:t>
       </w:r>
     </w:p>
     <w:p>
-      <w:r>
+      <w:pPr>
+        <w:keepLines/>
+        <w:widowControl/>
+        <w:spacing w:after="160"/>
+        <w:jc w:val="both"/>
+      </w:pPr>
+      <w:r>
+        <w:rPr>
+          <w:rFonts w:ascii="Times New Roman" w:hAnsi="Times New Roman"/>
+          <w:sz w:val="24"/>
+          <w:szCs w:val="24"/>
+        </w:rPr>
         <w:t xml:space="preserve">[MEMBER 3 NAME, if any]</w:t>
       </w:r>
     </w:p>
     <w:p>
-      <w:r>
-        <w:rPr>
-          <w:b/>
+      <w:pPr>
+        <w:keepLines/>
+        <w:widowControl/>
+        <w:spacing w:after="160"/>
+        <w:jc w:val="both"/>
+      </w:pPr>
+      <w:r>
+        <w:rPr>
+          <w:rFonts w:ascii="Times New Roman" w:hAnsi="Times New Roman"/>
+          <w:b/>
+          <w:sz w:val="24"/>
+          <w:szCs w:val="24"/>
         </w:rPr>
         <w:t xml:space="preserve">ACKNOWLEDGED AND AGREED BY MANAGER:</w:t>
       </w:r>
     </w:p>
     <w:p>
-      <w:r>
+      <w:pPr>
+        <w:keepLines/>
+        <w:widowControl/>
+        <w:spacing w:after="160"/>
+        <w:jc w:val="both"/>
+      </w:pPr>
+      <w:r>
+        <w:rPr>
+          <w:rFonts w:ascii="Times New Roman" w:hAnsi="Times New Roman"/>
+          <w:sz w:val="24"/>
+          <w:szCs w:val="24"/>
+        </w:rPr>
         <w:t xml:space="preserve">_____________________________</w:t>
       </w:r>
     </w:p>
     <w:p>
-      <w:r>
+      <w:pPr>
+        <w:keepLines/>
+        <w:widowControl/>
+        <w:spacing w:after="160"/>
+        <w:jc w:val="both"/>
+      </w:pPr>
+      <w:r>
+        <w:rPr>
+          <w:rFonts w:ascii="Times New Roman" w:hAnsi="Times New Roman"/>
+          <w:sz w:val="24"/>
+          <w:szCs w:val="24"/>
+        </w:rPr>
         <w:t xml:space="preserve">[MANAGER NAME], Manager</w:t>
       </w:r>
     </w:p>
     <w:p>
       <w:pPr>
-        <w:pStyle w:val="Heading2"/>
-      </w:pPr>
-      <w:r>
+        <w:keepNext/>
+        <w:keepLines/>
+        <w:widowControl/>
+        <w:spacing w:before="240" w:after="0"/>
+      </w:pPr>
+      <w:r>
+        <w:rPr>
+          <w:rFonts w:ascii="Times New Roman" w:hAnsi="Times New Roman"/>
+          <w:b/>
+          <w:sz w:val="26"/>
+          <w:szCs w:val="26"/>
+        </w:rPr>
         <w:t xml:space="preserve">EXHIBIT A — MEMBERS; PERCENTAGE INTERESTS; CONTRIBUTIONS; TOD DESIGNATIONS</w:t>
       </w:r>
     </w:p>
     <w:p>
-      <w:r>
-        <w:rPr>
-          <w:b/>
+      <w:pPr>
+        <w:keepLines/>
+        <w:widowControl/>
+        <w:spacing w:after="160"/>
+        <w:jc w:val="both"/>
+      </w:pPr>
+      <w:r>
+        <w:rPr>
+          <w:rFonts w:ascii="Times New Roman" w:hAnsi="Times New Roman"/>
+          <w:b/>
+          <w:sz w:val="24"/>
+          <w:szCs w:val="24"/>
         </w:rPr>
         <w:t xml:space="preserve">Company:</w:t>
       </w:r>
       <w:r>
+        <w:rPr>
+          <w:rFonts w:ascii="Times New Roman" w:hAnsi="Times New Roman"/>
+          <w:sz w:val="24"/>
+          <w:szCs w:val="24"/>
+        </w:rPr>
         <w:t xml:space="preserve"> [COMPANY NAME], LLC</w:t>
       </w:r>
     </w:p>
@@ -2085,14 +4819,32 @@
         <w:gridCol w:w="1872"/>
       </w:tblGrid>
       <w:tr>
+        <w:trPr>
+          <w:tblHeader/>
+          <w:cantSplit/>
+        </w:trPr>
         <w:tc>
           <w:tcPr>
             <w:tcW w:w="1872" w:type="dxa"/>
+            <w:tcMar>
+              <w:top w:w="60" w:type="dxa"/>
+              <w:left w:w="108" w:type="dxa"/>
+              <w:bottom w:w="60" w:type="dxa"/>
+              <w:right w:w="108" w:type="dxa"/>
+            </w:tcMar>
           </w:tcPr>
           <w:p>
+            <w:pPr>
+              <w:keepLines/>
+              <w:widowControl/>
+              <w:spacing w:before="40" w:after="40"/>
+            </w:pPr>
             <w:r>
               <w:rPr>
+                <w:rFonts w:ascii="Times New Roman" w:hAnsi="Times New Roman"/>
                 <w:b/>
+                <w:sz w:val="22"/>
+                <w:szCs w:val="22"/>
               </w:rPr>
               <w:t xml:space="preserve">Member name</w:t>
             </w:r>
@@ -2101,11 +4853,25 @@
         <w:tc>
           <w:tcPr>
             <w:tcW w:w="1872" w:type="dxa"/>
+            <w:tcMar>
+              <w:top w:w="60" w:type="dxa"/>
+              <w:left w:w="108" w:type="dxa"/>
+              <w:bottom w:w="60" w:type="dxa"/>
+              <w:right w:w="108" w:type="dxa"/>
+            </w:tcMar>
           </w:tcPr>
           <w:p>
+            <w:pPr>
+              <w:keepLines/>
+              <w:widowControl/>
+              <w:spacing w:before="40" w:after="40"/>
+            </w:pPr>
             <w:r>
               <w:rPr>
+                <w:rFonts w:ascii="Times New Roman" w:hAnsi="Times New Roman"/>
                 <w:b/>
+                <w:sz w:val="22"/>
+                <w:szCs w:val="22"/>
               </w:rPr>
               <w:t xml:space="preserve">Address</w:t>
             </w:r>
@@ -2114,11 +4880,25 @@
         <w:tc>
           <w:tcPr>
             <w:tcW w:w="1872" w:type="dxa"/>
+            <w:tcMar>
+              <w:top w:w="60" w:type="dxa"/>
+              <w:left w:w="108" w:type="dxa"/>
+              <w:bottom w:w="60" w:type="dxa"/>
+              <w:right w:w="108" w:type="dxa"/>
+            </w:tcMar>
           </w:tcPr>
           <w:p>
+            <w:pPr>
+              <w:keepLines/>
+              <w:widowControl/>
+              <w:spacing w:before="40" w:after="40"/>
+            </w:pPr>
             <w:r>
               <w:rPr>
+                <w:rFonts w:ascii="Times New Roman" w:hAnsi="Times New Roman"/>
                 <w:b/>
+                <w:sz w:val="22"/>
+                <w:szCs w:val="22"/>
               </w:rPr>
               <w:t xml:space="preserve">Percentage Interest</w:t>
             </w:r>
@@ -2127,11 +4907,25 @@
         <w:tc>
           <w:tcPr>
             <w:tcW w:w="1872" w:type="dxa"/>
+            <w:tcMar>
+              <w:top w:w="60" w:type="dxa"/>
+              <w:left w:w="108" w:type="dxa"/>
+              <w:bottom w:w="60" w:type="dxa"/>
+              <w:right w:w="108" w:type="dxa"/>
+            </w:tcMar>
           </w:tcPr>
           <w:p>
+            <w:pPr>
+              <w:keepLines/>
+              <w:widowControl/>
+              <w:spacing w:before="40" w:after="40"/>
+            </w:pPr>
             <w:r>
               <w:rPr>
+                <w:rFonts w:ascii="Times New Roman" w:hAnsi="Times New Roman"/>
                 <w:b/>
+                <w:sz w:val="22"/>
+                <w:szCs w:val="22"/>
               </w:rPr>
               <w:t xml:space="preserve">Initial contribution to the Company</w:t>
             </w:r>
@@ -2140,11 +4934,25 @@
         <w:tc>
           <w:tcPr>
             <w:tcW w:w="1872" w:type="dxa"/>
+            <w:tcMar>
+              <w:top w:w="60" w:type="dxa"/>
+              <w:left w:w="108" w:type="dxa"/>
+              <w:bottom w:w="60" w:type="dxa"/>
+              <w:right w:w="108" w:type="dxa"/>
+            </w:tcMar>
           </w:tcPr>
           <w:p>
+            <w:pPr>
+              <w:keepLines/>
+              <w:widowControl/>
+              <w:spacing w:before="40" w:after="40"/>
+            </w:pPr>
             <w:r>
               <w:rPr>
+                <w:rFonts w:ascii="Times New Roman" w:hAnsi="Times New Roman"/>
                 <w:b/>
+                <w:sz w:val="22"/>
+                <w:szCs w:val="22"/>
               </w:rPr>
               <w:t xml:space="preserve">Date</w:t>
             </w:r>
@@ -2152,12 +4960,31 @@
         </w:tc>
       </w:tr>
       <w:tr>
+        <w:trPr>
+          <w:cantSplit/>
+        </w:trPr>
         <w:tc>
           <w:tcPr>
             <w:tcW w:w="1872" w:type="dxa"/>
+            <w:tcMar>
+              <w:top w:w="60" w:type="dxa"/>
+              <w:left w:w="108" w:type="dxa"/>
+              <w:bottom w:w="60" w:type="dxa"/>
+              <w:right w:w="108" w:type="dxa"/>
+            </w:tcMar>
           </w:tcPr>
           <w:p>
+            <w:pPr>
+              <w:keepLines/>
+              <w:widowControl/>
+              <w:spacing w:before="40" w:after="40"/>
+            </w:pPr>
             <w:r>
+              <w:rPr>
+                <w:rFonts w:ascii="Times New Roman" w:hAnsi="Times New Roman"/>
+                <w:sz w:val="22"/>
+                <w:szCs w:val="22"/>
+              </w:rPr>
               <w:t xml:space="preserve">[MEMBER 1]</w:t>
             </w:r>
           </w:p>
@@ -2165,9 +4992,25 @@
         <w:tc>
           <w:tcPr>
             <w:tcW w:w="1872" w:type="dxa"/>
+            <w:tcMar>
+              <w:top w:w="60" w:type="dxa"/>
+              <w:left w:w="108" w:type="dxa"/>
+              <w:bottom w:w="60" w:type="dxa"/>
+              <w:right w:w="108" w:type="dxa"/>
+            </w:tcMar>
           </w:tcPr>
           <w:p>
+            <w:pPr>
+              <w:keepLines/>
+              <w:widowControl/>
+              <w:spacing w:before="40" w:after="40"/>
+            </w:pPr>
             <w:r>
+              <w:rPr>
+                <w:rFonts w:ascii="Times New Roman" w:hAnsi="Times New Roman"/>
+                <w:sz w:val="22"/>
+                <w:szCs w:val="22"/>
+              </w:rPr>
               <w:t xml:space="preserve">[ADDRESS]</w:t>
             </w:r>
           </w:p>
@@ -2175,9 +5018,25 @@
         <w:tc>
           <w:tcPr>
             <w:tcW w:w="1872" w:type="dxa"/>
+            <w:tcMar>
+              <w:top w:w="60" w:type="dxa"/>
+              <w:left w:w="108" w:type="dxa"/>
+              <w:bottom w:w="60" w:type="dxa"/>
+              <w:right w:w="108" w:type="dxa"/>
+            </w:tcMar>
           </w:tcPr>
           <w:p>
+            <w:pPr>
+              <w:keepLines/>
+              <w:widowControl/>
+              <w:spacing w:before="40" w:after="40"/>
+            </w:pPr>
             <w:r>
+              <w:rPr>
+                <w:rFonts w:ascii="Times New Roman" w:hAnsi="Times New Roman"/>
+                <w:sz w:val="22"/>
+                <w:szCs w:val="22"/>
+              </w:rPr>
               <w:t xml:space="preserve">[___]%</w:t>
             </w:r>
           </w:p>
@@ -2185,9 +5044,25 @@
         <w:tc>
           <w:tcPr>
             <w:tcW w:w="1872" w:type="dxa"/>
+            <w:tcMar>
+              <w:top w:w="60" w:type="dxa"/>
+              <w:left w:w="108" w:type="dxa"/>
+              <w:bottom w:w="60" w:type="dxa"/>
+              <w:right w:w="108" w:type="dxa"/>
+            </w:tcMar>
           </w:tcPr>
           <w:p>
+            <w:pPr>
+              <w:keepLines/>
+              <w:widowControl/>
+              <w:spacing w:before="40" w:after="40"/>
+            </w:pPr>
             <w:r>
+              <w:rPr>
+                <w:rFonts w:ascii="Times New Roman" w:hAnsi="Times New Roman"/>
+                <w:sz w:val="22"/>
+                <w:szCs w:val="22"/>
+              </w:rPr>
               <w:t xml:space="preserve">$[AMOUNT] [and/or described property]</w:t>
             </w:r>
           </w:p>
@@ -2195,21 +5070,56 @@
         <w:tc>
           <w:tcPr>
             <w:tcW w:w="1872" w:type="dxa"/>
+            <w:tcMar>
+              <w:top w:w="60" w:type="dxa"/>
+              <w:left w:w="108" w:type="dxa"/>
+              <w:bottom w:w="60" w:type="dxa"/>
+              <w:right w:w="108" w:type="dxa"/>
+            </w:tcMar>
           </w:tcPr>
           <w:p>
+            <w:pPr>
+              <w:keepLines/>
+              <w:widowControl/>
+              <w:spacing w:before="40" w:after="40"/>
+            </w:pPr>
             <w:r>
+              <w:rPr>
+                <w:rFonts w:ascii="Times New Roman" w:hAnsi="Times New Roman"/>
+                <w:sz w:val="22"/>
+                <w:szCs w:val="22"/>
+              </w:rPr>
               <w:t xml:space="preserve">[DATE]</w:t>
             </w:r>
           </w:p>
         </w:tc>
       </w:tr>
       <w:tr>
+        <w:trPr>
+          <w:cantSplit/>
+        </w:trPr>
         <w:tc>
           <w:tcPr>
             <w:tcW w:w="1872" w:type="dxa"/>
+            <w:tcMar>
+              <w:top w:w="60" w:type="dxa"/>
+              <w:left w:w="108" w:type="dxa"/>
+              <w:bottom w:w="60" w:type="dxa"/>
+              <w:right w:w="108" w:type="dxa"/>
+            </w:tcMar>
           </w:tcPr>
           <w:p>
+            <w:pPr>
+              <w:keepLines/>
+              <w:widowControl/>
+              <w:spacing w:before="40" w:after="40"/>
+            </w:pPr>
             <w:r>
+              <w:rPr>
+                <w:rFonts w:ascii="Times New Roman" w:hAnsi="Times New Roman"/>
+                <w:sz w:val="22"/>
+                <w:szCs w:val="22"/>
+              </w:rPr>
               <w:t xml:space="preserve">[MEMBER 2]</w:t>
             </w:r>
           </w:p>
@@ -2217,9 +5127,25 @@
         <w:tc>
           <w:tcPr>
             <w:tcW w:w="1872" w:type="dxa"/>
+            <w:tcMar>
+              <w:top w:w="60" w:type="dxa"/>
+              <w:left w:w="108" w:type="dxa"/>
+              <w:bottom w:w="60" w:type="dxa"/>
+              <w:right w:w="108" w:type="dxa"/>
+            </w:tcMar>
           </w:tcPr>
           <w:p>
+            <w:pPr>
+              <w:keepLines/>
+              <w:widowControl/>
+              <w:spacing w:before="40" w:after="40"/>
+            </w:pPr>
             <w:r>
+              <w:rPr>
+                <w:rFonts w:ascii="Times New Roman" w:hAnsi="Times New Roman"/>
+                <w:sz w:val="22"/>
+                <w:szCs w:val="22"/>
+              </w:rPr>
               <w:t xml:space="preserve">[ADDRESS]</w:t>
             </w:r>
           </w:p>
@@ -2227,9 +5153,25 @@
         <w:tc>
           <w:tcPr>
             <w:tcW w:w="1872" w:type="dxa"/>
+            <w:tcMar>
+              <w:top w:w="60" w:type="dxa"/>
+              <w:left w:w="108" w:type="dxa"/>
+              <w:bottom w:w="60" w:type="dxa"/>
+              <w:right w:w="108" w:type="dxa"/>
+            </w:tcMar>
           </w:tcPr>
           <w:p>
+            <w:pPr>
+              <w:keepLines/>
+              <w:widowControl/>
+              <w:spacing w:before="40" w:after="40"/>
+            </w:pPr>
             <w:r>
+              <w:rPr>
+                <w:rFonts w:ascii="Times New Roman" w:hAnsi="Times New Roman"/>
+                <w:sz w:val="22"/>
+                <w:szCs w:val="22"/>
+              </w:rPr>
               <w:t xml:space="preserve">[___]%</w:t>
             </w:r>
           </w:p>
@@ -2237,9 +5179,25 @@
         <w:tc>
           <w:tcPr>
             <w:tcW w:w="1872" w:type="dxa"/>
+            <w:tcMar>
+              <w:top w:w="60" w:type="dxa"/>
+              <w:left w:w="108" w:type="dxa"/>
+              <w:bottom w:w="60" w:type="dxa"/>
+              <w:right w:w="108" w:type="dxa"/>
+            </w:tcMar>
           </w:tcPr>
           <w:p>
+            <w:pPr>
+              <w:keepLines/>
+              <w:widowControl/>
+              <w:spacing w:before="40" w:after="40"/>
+            </w:pPr>
             <w:r>
+              <w:rPr>
+                <w:rFonts w:ascii="Times New Roman" w:hAnsi="Times New Roman"/>
+                <w:sz w:val="22"/>
+                <w:szCs w:val="22"/>
+              </w:rPr>
               <w:t xml:space="preserve">$[AMOUNT] [and/or described property]</w:t>
             </w:r>
           </w:p>
@@ -2247,21 +5205,56 @@
         <w:tc>
           <w:tcPr>
             <w:tcW w:w="1872" w:type="dxa"/>
+            <w:tcMar>
+              <w:top w:w="60" w:type="dxa"/>
+              <w:left w:w="108" w:type="dxa"/>
+              <w:bottom w:w="60" w:type="dxa"/>
+              <w:right w:w="108" w:type="dxa"/>
+            </w:tcMar>
           </w:tcPr>
           <w:p>
+            <w:pPr>
+              <w:keepLines/>
+              <w:widowControl/>
+              <w:spacing w:before="40" w:after="40"/>
+            </w:pPr>
             <w:r>
+              <w:rPr>
+                <w:rFonts w:ascii="Times New Roman" w:hAnsi="Times New Roman"/>
+                <w:sz w:val="22"/>
+                <w:szCs w:val="22"/>
+              </w:rPr>
               <w:t xml:space="preserve">[DATE]</w:t>
             </w:r>
           </w:p>
         </w:tc>
       </w:tr>
       <w:tr>
+        <w:trPr>
+          <w:cantSplit/>
+        </w:trPr>
         <w:tc>
           <w:tcPr>
             <w:tcW w:w="1872" w:type="dxa"/>
+            <w:tcMar>
+              <w:top w:w="60" w:type="dxa"/>
+              <w:left w:w="108" w:type="dxa"/>
+              <w:bottom w:w="60" w:type="dxa"/>
+              <w:right w:w="108" w:type="dxa"/>
+            </w:tcMar>
           </w:tcPr>
           <w:p>
+            <w:pPr>
+              <w:keepLines/>
+              <w:widowControl/>
+              <w:spacing w:before="40" w:after="40"/>
+            </w:pPr>
             <w:r>
+              <w:rPr>
+                <w:rFonts w:ascii="Times New Roman" w:hAnsi="Times New Roman"/>
+                <w:sz w:val="22"/>
+                <w:szCs w:val="22"/>
+              </w:rPr>
               <w:t xml:space="preserve">[MEMBER 3]</w:t>
             </w:r>
           </w:p>
@@ -2269,9 +5262,25 @@
         <w:tc>
           <w:tcPr>
             <w:tcW w:w="1872" w:type="dxa"/>
+            <w:tcMar>
+              <w:top w:w="60" w:type="dxa"/>
+              <w:left w:w="108" w:type="dxa"/>
+              <w:bottom w:w="60" w:type="dxa"/>
+              <w:right w:w="108" w:type="dxa"/>
+            </w:tcMar>
           </w:tcPr>
           <w:p>
+            <w:pPr>
+              <w:keepLines/>
+              <w:widowControl/>
+              <w:spacing w:before="40" w:after="40"/>
+            </w:pPr>
             <w:r>
+              <w:rPr>
+                <w:rFonts w:ascii="Times New Roman" w:hAnsi="Times New Roman"/>
+                <w:sz w:val="22"/>
+                <w:szCs w:val="22"/>
+              </w:rPr>
               <w:t xml:space="preserve">[ADDRESS]</w:t>
             </w:r>
           </w:p>
@@ -2279,9 +5288,25 @@
         <w:tc>
           <w:tcPr>
             <w:tcW w:w="1872" w:type="dxa"/>
+            <w:tcMar>
+              <w:top w:w="60" w:type="dxa"/>
+              <w:left w:w="108" w:type="dxa"/>
+              <w:bottom w:w="60" w:type="dxa"/>
+              <w:right w:w="108" w:type="dxa"/>
+            </w:tcMar>
           </w:tcPr>
           <w:p>
+            <w:pPr>
+              <w:keepLines/>
+              <w:widowControl/>
+              <w:spacing w:before="40" w:after="40"/>
+            </w:pPr>
             <w:r>
+              <w:rPr>
+                <w:rFonts w:ascii="Times New Roman" w:hAnsi="Times New Roman"/>
+                <w:sz w:val="22"/>
+                <w:szCs w:val="22"/>
+              </w:rPr>
               <w:t xml:space="preserve">[___]%</w:t>
             </w:r>
           </w:p>
@@ -2289,9 +5314,25 @@
         <w:tc>
           <w:tcPr>
             <w:tcW w:w="1872" w:type="dxa"/>
+            <w:tcMar>
+              <w:top w:w="60" w:type="dxa"/>
+              <w:left w:w="108" w:type="dxa"/>
+              <w:bottom w:w="60" w:type="dxa"/>
+              <w:right w:w="108" w:type="dxa"/>
+            </w:tcMar>
           </w:tcPr>
           <w:p>
+            <w:pPr>
+              <w:keepLines/>
+              <w:widowControl/>
+              <w:spacing w:before="40" w:after="40"/>
+            </w:pPr>
             <w:r>
+              <w:rPr>
+                <w:rFonts w:ascii="Times New Roman" w:hAnsi="Times New Roman"/>
+                <w:sz w:val="22"/>
+                <w:szCs w:val="22"/>
+              </w:rPr>
               <w:t xml:space="preserve">$[AMOUNT] [and/or described property]</w:t>
             </w:r>
           </w:p>
@@ -2299,23 +5340,56 @@
         <w:tc>
           <w:tcPr>
             <w:tcW w:w="1872" w:type="dxa"/>
+            <w:tcMar>
+              <w:top w:w="60" w:type="dxa"/>
+              <w:left w:w="108" w:type="dxa"/>
+              <w:bottom w:w="60" w:type="dxa"/>
+              <w:right w:w="108" w:type="dxa"/>
+            </w:tcMar>
           </w:tcPr>
           <w:p>
+            <w:pPr>
+              <w:keepLines/>
+              <w:widowControl/>
+              <w:spacing w:before="40" w:after="40"/>
+            </w:pPr>
             <w:r>
+              <w:rPr>
+                <w:rFonts w:ascii="Times New Roman" w:hAnsi="Times New Roman"/>
+                <w:sz w:val="22"/>
+                <w:szCs w:val="22"/>
+              </w:rPr>
               <w:t xml:space="preserve">[DATE]</w:t>
             </w:r>
           </w:p>
         </w:tc>
       </w:tr>
       <w:tr>
+        <w:trPr>
+          <w:cantSplit/>
+        </w:trPr>
         <w:tc>
           <w:tcPr>
             <w:tcW w:w="1872" w:type="dxa"/>
+            <w:tcMar>
+              <w:top w:w="60" w:type="dxa"/>
+              <w:left w:w="108" w:type="dxa"/>
+              <w:bottom w:w="60" w:type="dxa"/>
+              <w:right w:w="108" w:type="dxa"/>
+            </w:tcMar>
           </w:tcPr>
           <w:p>
+            <w:pPr>
+              <w:keepLines/>
+              <w:widowControl/>
+              <w:spacing w:before="40" w:after="40"/>
+            </w:pPr>
             <w:r>
               <w:rPr>
+                <w:rFonts w:ascii="Times New Roman" w:hAnsi="Times New Roman"/>
                 <w:b/>
+                <w:sz w:val="22"/>
+                <w:szCs w:val="22"/>
               </w:rPr>
               <w:t xml:space="preserve">Total</w:t>
             </w:r>
@@ -2324,19 +5398,49 @@
         <w:tc>
           <w:tcPr>
             <w:tcW w:w="1872" w:type="dxa"/>
+            <w:tcMar>
+              <w:top w:w="60" w:type="dxa"/>
+              <w:left w:w="108" w:type="dxa"/>
+              <w:bottom w:w="60" w:type="dxa"/>
+              <w:right w:w="108" w:type="dxa"/>
+            </w:tcMar>
           </w:tcPr>
           <w:p>
-            <w:r/>
+            <w:pPr>
+              <w:keepLines/>
+              <w:widowControl/>
+              <w:spacing w:before="40" w:after="40"/>
+            </w:pPr>
+            <w:r>
+              <w:rPr>
+                <w:rFonts w:ascii="Times New Roman" w:hAnsi="Times New Roman"/>
+                <w:sz w:val="22"/>
+              </w:rPr>
+            </w:r>
           </w:p>
         </w:tc>
         <w:tc>
           <w:tcPr>
             <w:tcW w:w="1872" w:type="dxa"/>
+            <w:tcMar>
+              <w:top w:w="60" w:type="dxa"/>
+              <w:left w:w="108" w:type="dxa"/>
+              <w:bottom w:w="60" w:type="dxa"/>
+              <w:right w:w="108" w:type="dxa"/>
+            </w:tcMar>
           </w:tcPr>
           <w:p>
+            <w:pPr>
+              <w:keepLines/>
+              <w:widowControl/>
+              <w:spacing w:before="40" w:after="40"/>
+            </w:pPr>
             <w:r>
               <w:rPr>
+                <w:rFonts w:ascii="Times New Roman" w:hAnsi="Times New Roman"/>
                 <w:b/>
+                <w:sz w:val="22"/>
+                <w:szCs w:val="22"/>
               </w:rPr>
               <w:t xml:space="preserve">100%</w:t>
             </w:r>
@@ -2345,25 +5449,79 @@
         <w:tc>
           <w:tcPr>
             <w:tcW w:w="1872" w:type="dxa"/>
+            <w:tcMar>
+              <w:top w:w="60" w:type="dxa"/>
+              <w:left w:w="108" w:type="dxa"/>
+              <w:bottom w:w="60" w:type="dxa"/>
+              <w:right w:w="108" w:type="dxa"/>
+            </w:tcMar>
           </w:tcPr>
           <w:p>
-            <w:r/>
+            <w:pPr>
+              <w:keepLines/>
+              <w:widowControl/>
+              <w:spacing w:before="40" w:after="40"/>
+            </w:pPr>
+            <w:r>
+              <w:rPr>
+                <w:rFonts w:ascii="Times New Roman" w:hAnsi="Times New Roman"/>
+                <w:sz w:val="22"/>
+              </w:rPr>
+            </w:r>
           </w:p>
         </w:tc>
         <w:tc>
           <w:tcPr>
             <w:tcW w:w="1872" w:type="dxa"/>
+            <w:tcMar>
+              <w:top w:w="60" w:type="dxa"/>
+              <w:left w:w="108" w:type="dxa"/>
+              <w:bottom w:w="60" w:type="dxa"/>
+              <w:right w:w="108" w:type="dxa"/>
+            </w:tcMar>
           </w:tcPr>
           <w:p>
-            <w:r/>
+            <w:pPr>
+              <w:keepLines/>
+              <w:widowControl/>
+              <w:spacing w:before="40" w:after="40"/>
+            </w:pPr>
+            <w:r>
+              <w:rPr>
+                <w:rFonts w:ascii="Times New Roman" w:hAnsi="Times New Roman"/>
+                <w:sz w:val="22"/>
+              </w:rPr>
+            </w:r>
           </w:p>
         </w:tc>
       </w:tr>
     </w:tbl>
     <w:p>
-      <w:r>
-        <w:rPr>
-          <w:b/>
+      <w:pPr>
+        <w:keepLines/>
+        <w:widowControl/>
+        <w:spacing w:after="160"/>
+      </w:pPr>
+      <w:r>
+        <w:rPr>
+          <w:rFonts w:ascii="Times New Roman" w:hAnsi="Times New Roman"/>
+          <w:sz w:val="24"/>
+        </w:rPr>
+      </w:r>
+    </w:p>
+    <w:p>
+      <w:pPr>
+        <w:keepLines/>
+        <w:widowControl/>
+        <w:spacing w:after="160"/>
+        <w:jc w:val="both"/>
+      </w:pPr>
+      <w:r>
+        <w:rPr>
+          <w:rFonts w:ascii="Times New Roman" w:hAnsi="Times New Roman"/>
+          <w:b/>
+          <w:sz w:val="24"/>
+          <w:szCs w:val="24"/>
         </w:rPr>
         <w:t xml:space="preserve">Transfer on Death designations (ss. 711.50–711.512, Fla. Stat.):</w:t>
       </w:r>
@@ -2386,14 +5544,32 @@
         <w:gridCol w:w="4680"/>
       </w:tblGrid>
       <w:tr>
+        <w:trPr>
+          <w:tblHeader/>
+          <w:cantSplit/>
+        </w:trPr>
         <w:tc>
           <w:tcPr>
             <w:tcW w:w="4680" w:type="dxa"/>
+            <w:tcMar>
+              <w:top w:w="60" w:type="dxa"/>
+              <w:left w:w="108" w:type="dxa"/>
+              <w:bottom w:w="60" w:type="dxa"/>
+              <w:right w:w="108" w:type="dxa"/>
+            </w:tcMar>
           </w:tcPr>
           <w:p>
+            <w:pPr>
+              <w:keepLines/>
+              <w:widowControl/>
+              <w:spacing w:before="40" w:after="40"/>
+            </w:pPr>
             <w:r>
               <w:rPr>
+                <w:rFonts w:ascii="Times New Roman" w:hAnsi="Times New Roman"/>
                 <w:b/>
+                <w:sz w:val="22"/>
+                <w:szCs w:val="22"/>
               </w:rPr>
               <w:t xml:space="preserve">Designating Member</w:t>
             </w:r>
@@ -2402,11 +5578,25 @@
         <w:tc>
           <w:tcPr>
             <w:tcW w:w="4680" w:type="dxa"/>
+            <w:tcMar>
+              <w:top w:w="60" w:type="dxa"/>
+              <w:left w:w="108" w:type="dxa"/>
+              <w:bottom w:w="60" w:type="dxa"/>
+              <w:right w:w="108" w:type="dxa"/>
+            </w:tcMar>
           </w:tcPr>
           <w:p>
+            <w:pPr>
+              <w:keepLines/>
+              <w:widowControl/>
+              <w:spacing w:before="40" w:after="40"/>
+            </w:pPr>
             <w:r>
               <w:rPr>
+                <w:rFonts w:ascii="Times New Roman" w:hAnsi="Times New Roman"/>
                 <w:b/>
+                <w:sz w:val="22"/>
+                <w:szCs w:val="22"/>
               </w:rPr>
               <w:t xml:space="preserve">TOD beneficiary (any person or entity)</w:t>
             </w:r>
@@ -2414,12 +5604,31 @@
         </w:tc>
       </w:tr>
       <w:tr>
+        <w:trPr>
+          <w:cantSplit/>
+        </w:trPr>
         <w:tc>
           <w:tcPr>
             <w:tcW w:w="4680" w:type="dxa"/>
+            <w:tcMar>
+              <w:top w:w="60" w:type="dxa"/>
+              <w:left w:w="108" w:type="dxa"/>
+              <w:bottom w:w="60" w:type="dxa"/>
+              <w:right w:w="108" w:type="dxa"/>
+            </w:tcMar>
           </w:tcPr>
           <w:p>
+            <w:pPr>
+              <w:keepLines/>
+              <w:widowControl/>
+              <w:spacing w:before="40" w:after="40"/>
+            </w:pPr>
             <w:r>
+              <w:rPr>
+                <w:rFonts w:ascii="Times New Roman" w:hAnsi="Times New Roman"/>
+                <w:sz w:val="22"/>
+                <w:szCs w:val="22"/>
+              </w:rPr>
               <w:t xml:space="preserve">[MEMBER 1]</w:t>
             </w:r>
           </w:p>
@@ -2427,21 +5636,56 @@
         <w:tc>
           <w:tcPr>
             <w:tcW w:w="4680" w:type="dxa"/>
+            <w:tcMar>
+              <w:top w:w="60" w:type="dxa"/>
+              <w:left w:w="108" w:type="dxa"/>
+              <w:bottom w:w="60" w:type="dxa"/>
+              <w:right w:w="108" w:type="dxa"/>
+            </w:tcMar>
           </w:tcPr>
           <w:p>
+            <w:pPr>
+              <w:keepLines/>
+              <w:widowControl/>
+              <w:spacing w:before="40" w:after="40"/>
+            </w:pPr>
             <w:r>
+              <w:rPr>
+                <w:rFonts w:ascii="Times New Roman" w:hAnsi="Times New Roman"/>
+                <w:sz w:val="22"/>
+                <w:szCs w:val="22"/>
+              </w:rPr>
               <w:t xml:space="preserve">[NAME(S) / None]</w:t>
             </w:r>
           </w:p>
         </w:tc>
       </w:tr>
       <w:tr>
+        <w:trPr>
+          <w:cantSplit/>
+        </w:trPr>
         <w:tc>
           <w:tcPr>
             <w:tcW w:w="4680" w:type="dxa"/>
+            <w:tcMar>
+              <w:top w:w="60" w:type="dxa"/>
+              <w:left w:w="108" w:type="dxa"/>
+              <w:bottom w:w="60" w:type="dxa"/>
+              <w:right w:w="108" w:type="dxa"/>
+            </w:tcMar>
           </w:tcPr>
           <w:p>
+            <w:pPr>
+              <w:keepLines/>
+              <w:widowControl/>
+              <w:spacing w:before="40" w:after="40"/>
+            </w:pPr>
             <w:r>
+              <w:rPr>
+                <w:rFonts w:ascii="Times New Roman" w:hAnsi="Times New Roman"/>
+                <w:sz w:val="22"/>
+                <w:szCs w:val="22"/>
+              </w:rPr>
               <w:t xml:space="preserve">[MEMBER 2]</w:t>
             </w:r>
           </w:p>
@@ -2449,21 +5693,56 @@
         <w:tc>
           <w:tcPr>
             <w:tcW w:w="4680" w:type="dxa"/>
+            <w:tcMar>
+              <w:top w:w="60" w:type="dxa"/>
+              <w:left w:w="108" w:type="dxa"/>
+              <w:bottom w:w="60" w:type="dxa"/>
+              <w:right w:w="108" w:type="dxa"/>
+            </w:tcMar>
           </w:tcPr>
           <w:p>
+            <w:pPr>
+              <w:keepLines/>
+              <w:widowControl/>
+              <w:spacing w:before="40" w:after="40"/>
+            </w:pPr>
             <w:r>
+              <w:rPr>
+                <w:rFonts w:ascii="Times New Roman" w:hAnsi="Times New Roman"/>
+                <w:sz w:val="22"/>
+                <w:szCs w:val="22"/>
+              </w:rPr>
               <w:t xml:space="preserve">[NAME(S) / None]</w:t>
             </w:r>
           </w:p>
         </w:tc>
       </w:tr>
       <w:tr>
+        <w:trPr>
+          <w:cantSplit/>
+        </w:trPr>
         <w:tc>
           <w:tcPr>
             <w:tcW w:w="4680" w:type="dxa"/>
+            <w:tcMar>
+              <w:top w:w="60" w:type="dxa"/>
+              <w:left w:w="108" w:type="dxa"/>
+              <w:bottom w:w="60" w:type="dxa"/>
+              <w:right w:w="108" w:type="dxa"/>
+            </w:tcMar>
           </w:tcPr>
           <w:p>
+            <w:pPr>
+              <w:keepLines/>
+              <w:widowControl/>
+              <w:spacing w:before="40" w:after="40"/>
+            </w:pPr>
             <w:r>
+              <w:rPr>
+                <w:rFonts w:ascii="Times New Roman" w:hAnsi="Times New Roman"/>
+                <w:sz w:val="22"/>
+                <w:szCs w:val="22"/>
+              </w:rPr>
               <w:t xml:space="preserve">[MEMBER 3]</w:t>
             </w:r>
           </w:p>
@@ -2471,9 +5750,25 @@
         <w:tc>
           <w:tcPr>
             <w:tcW w:w="4680" w:type="dxa"/>
+            <w:tcMar>
+              <w:top w:w="60" w:type="dxa"/>
+              <w:left w:w="108" w:type="dxa"/>
+              <w:bottom w:w="60" w:type="dxa"/>
+              <w:right w:w="108" w:type="dxa"/>
+            </w:tcMar>
           </w:tcPr>
           <w:p>
+            <w:pPr>
+              <w:keepLines/>
+              <w:widowControl/>
+              <w:spacing w:before="40" w:after="40"/>
+            </w:pPr>
             <w:r>
+              <w:rPr>
+                <w:rFonts w:ascii="Times New Roman" w:hAnsi="Times New Roman"/>
+                <w:sz w:val="22"/>
+                <w:szCs w:val="22"/>
+              </w:rPr>
               <w:t xml:space="preserve">[NAME(S) / None]</w:t>
             </w:r>
           </w:p>
@@ -2481,30 +5776,81 @@
       </w:tr>
     </w:tbl>
     <w:p>
-      <w:r>
+      <w:pPr>
+        <w:keepLines/>
+        <w:widowControl/>
+        <w:spacing w:after="160"/>
+      </w:pPr>
+      <w:r>
+        <w:rPr>
+          <w:rFonts w:ascii="Times New Roman" w:hAnsi="Times New Roman"/>
+          <w:sz w:val="24"/>
+        </w:rPr>
+      </w:r>
+    </w:p>
+    <w:p>
+      <w:pPr>
+        <w:keepLines/>
+        <w:widowControl/>
+        <w:spacing w:after="160"/>
+        <w:jc w:val="both"/>
+      </w:pPr>
+      <w:r>
+        <w:rPr>
+          <w:rFonts w:ascii="Times New Roman" w:hAnsi="Times New Roman"/>
+          <w:sz w:val="24"/>
+          <w:szCs w:val="24"/>
+        </w:rPr>
         <w:t xml:space="preserve">If no beneficiary is designated, or a designation fails, the Member's interest passes as provided by law, subject to this Agreement.</w:t>
       </w:r>
     </w:p>
     <w:p>
       <w:pPr>
-        <w:pStyle w:val="Heading2"/>
-      </w:pPr>
-      <w:r>
+        <w:keepNext/>
+        <w:keepLines/>
+        <w:widowControl/>
+        <w:spacing w:before="240" w:after="0"/>
+      </w:pPr>
+      <w:r>
+        <w:rPr>
+          <w:rFonts w:ascii="Times New Roman" w:hAnsi="Times New Roman"/>
+          <w:b/>
+          <w:sz w:val="26"/>
+          <w:szCs w:val="26"/>
+        </w:rPr>
         <w:t xml:space="preserve">SERIES EXHIBIT PS-[N]</w:t>
       </w:r>
     </w:p>
     <w:p>
-      <w:r>
-        <w:rPr>
-          <w:b/>
+      <w:pPr>
+        <w:keepLines/>
+        <w:widowControl/>
+        <w:spacing w:after="160"/>
+        <w:jc w:val="both"/>
+      </w:pPr>
+      <w:r>
+        <w:rPr>
+          <w:rFonts w:ascii="Times New Roman" w:hAnsi="Times New Roman"/>
+          <w:b/>
+          <w:sz w:val="24"/>
+          <w:szCs w:val="24"/>
         </w:rPr>
         <w:t xml:space="preserve">Protected Series name (exactly as filed with the Department):</w:t>
       </w:r>
     </w:p>
     <w:p>
-      <w:r>
-        <w:rPr>
-          <w:b/>
+      <w:pPr>
+        <w:keepLines/>
+        <w:widowControl/>
+        <w:spacing w:after="160"/>
+        <w:jc w:val="both"/>
+      </w:pPr>
+      <w:r>
+        <w:rPr>
+          <w:rFonts w:ascii="Times New Roman" w:hAnsi="Times New Roman"/>
+          <w:b/>
+          <w:sz w:val="24"/>
+          <w:szCs w:val="24"/>
         </w:rPr>
         <w:t xml:space="preserve">[COMPANY NAME], LLC - PS [N]</w:t>
       </w:r>
@@ -2527,14 +5873,32 @@
         <w:gridCol w:w="4680"/>
       </w:tblGrid>
       <w:tr>
+        <w:trPr>
+          <w:tblHeader/>
+          <w:cantSplit/>
+        </w:trPr>
         <w:tc>
           <w:tcPr>
             <w:tcW w:w="4680" w:type="dxa"/>
+            <w:tcMar>
+              <w:top w:w="60" w:type="dxa"/>
+              <w:left w:w="108" w:type="dxa"/>
+              <w:bottom w:w="60" w:type="dxa"/>
+              <w:right w:w="108" w:type="dxa"/>
+            </w:tcMar>
           </w:tcPr>
           <w:p>
+            <w:pPr>
+              <w:keepLines/>
+              <w:widowControl/>
+              <w:spacing w:before="40" w:after="40"/>
+            </w:pPr>
             <w:r>
               <w:rPr>
+                <w:rFonts w:ascii="Times New Roman" w:hAnsi="Times New Roman"/>
                 <w:b/>
+                <w:sz w:val="22"/>
+                <w:szCs w:val="22"/>
               </w:rPr>
               <w:t xml:space="preserve">Item</w:t>
             </w:r>
@@ -2543,11 +5907,25 @@
         <w:tc>
           <w:tcPr>
             <w:tcW w:w="4680" w:type="dxa"/>
+            <w:tcMar>
+              <w:top w:w="60" w:type="dxa"/>
+              <w:left w:w="108" w:type="dxa"/>
+              <w:bottom w:w="60" w:type="dxa"/>
+              <w:right w:w="108" w:type="dxa"/>
+            </w:tcMar>
           </w:tcPr>
           <w:p>
+            <w:pPr>
+              <w:keepLines/>
+              <w:widowControl/>
+              <w:spacing w:before="40" w:after="40"/>
+            </w:pPr>
             <w:r>
               <w:rPr>
+                <w:rFonts w:ascii="Times New Roman" w:hAnsi="Times New Roman"/>
                 <w:b/>
+                <w:sz w:val="22"/>
+                <w:szCs w:val="22"/>
               </w:rPr>
               <w:t xml:space="preserve">Terms</w:t>
             </w:r>
@@ -2555,12 +5933,31 @@
         </w:tc>
       </w:tr>
       <w:tr>
+        <w:trPr>
+          <w:cantSplit/>
+        </w:trPr>
         <w:tc>
           <w:tcPr>
             <w:tcW w:w="4680" w:type="dxa"/>
+            <w:tcMar>
+              <w:top w:w="60" w:type="dxa"/>
+              <w:left w:w="108" w:type="dxa"/>
+              <w:bottom w:w="60" w:type="dxa"/>
+              <w:right w:w="108" w:type="dxa"/>
+            </w:tcMar>
           </w:tcPr>
           <w:p>
+            <w:pPr>
+              <w:keepLines/>
+              <w:widowControl/>
+              <w:spacing w:before="40" w:after="40"/>
+            </w:pPr>
             <w:r>
+              <w:rPr>
+                <w:rFonts w:ascii="Times New Roman" w:hAnsi="Times New Roman"/>
+                <w:sz w:val="22"/>
+                <w:szCs w:val="22"/>
+              </w:rPr>
               <w:t xml:space="preserve">Purpose of this Protected Series</w:t>
             </w:r>
           </w:p>
@@ -2568,21 +5965,56 @@
         <w:tc>
           <w:tcPr>
             <w:tcW w:w="4680" w:type="dxa"/>
+            <w:tcMar>
+              <w:top w:w="60" w:type="dxa"/>
+              <w:left w:w="108" w:type="dxa"/>
+              <w:bottom w:w="60" w:type="dxa"/>
+              <w:right w:w="108" w:type="dxa"/>
+            </w:tcMar>
           </w:tcPr>
           <w:p>
+            <w:pPr>
+              <w:keepLines/>
+              <w:widowControl/>
+              <w:spacing w:before="40" w:after="40"/>
+            </w:pPr>
             <w:r>
+              <w:rPr>
+                <w:rFonts w:ascii="Times New Roman" w:hAnsi="Times New Roman"/>
+                <w:sz w:val="22"/>
+                <w:szCs w:val="22"/>
+              </w:rPr>
               <w:t xml:space="preserve">[PURPOSE — e.g., "to acquire, own, lease, and manage the real property located at ___" or "any lawful business"]</w:t>
             </w:r>
           </w:p>
         </w:tc>
       </w:tr>
       <w:tr>
+        <w:trPr>
+          <w:cantSplit/>
+        </w:trPr>
         <w:tc>
           <w:tcPr>
             <w:tcW w:w="4680" w:type="dxa"/>
+            <w:tcMar>
+              <w:top w:w="60" w:type="dxa"/>
+              <w:left w:w="108" w:type="dxa"/>
+              <w:bottom w:w="60" w:type="dxa"/>
+              <w:right w:w="108" w:type="dxa"/>
+            </w:tcMar>
           </w:tcPr>
           <w:p>
+            <w:pPr>
+              <w:keepLines/>
+              <w:widowControl/>
+              <w:spacing w:before="40" w:after="40"/>
+            </w:pPr>
             <w:r>
+              <w:rPr>
+                <w:rFonts w:ascii="Times New Roman" w:hAnsi="Times New Roman"/>
+                <w:sz w:val="22"/>
+                <w:szCs w:val="22"/>
+              </w:rPr>
               <w:t xml:space="preserve">Owner of this Protected Series</w:t>
             </w:r>
           </w:p>
@@ -2590,21 +6022,56 @@
         <w:tc>
           <w:tcPr>
             <w:tcW w:w="4680" w:type="dxa"/>
+            <w:tcMar>
+              <w:top w:w="60" w:type="dxa"/>
+              <w:left w:w="108" w:type="dxa"/>
+              <w:bottom w:w="60" w:type="dxa"/>
+              <w:right w:w="108" w:type="dxa"/>
+            </w:tcMar>
           </w:tcPr>
           <w:p>
+            <w:pPr>
+              <w:keepLines/>
+              <w:widowControl/>
+              <w:spacing w:before="40" w:after="40"/>
+            </w:pPr>
             <w:r>
+              <w:rPr>
+                <w:rFonts w:ascii="Times New Roman" w:hAnsi="Times New Roman"/>
+                <w:sz w:val="22"/>
+                <w:szCs w:val="22"/>
+              </w:rPr>
               <w:t xml:space="preserve">The Company. This Protected Series has no Associated Members (ss. 605.2302(1), 605.2303(2), Fla. Stat.).</w:t>
             </w:r>
           </w:p>
         </w:tc>
       </w:tr>
       <w:tr>
+        <w:trPr>
+          <w:cantSplit/>
+        </w:trPr>
         <w:tc>
           <w:tcPr>
             <w:tcW w:w="4680" w:type="dxa"/>
+            <w:tcMar>
+              <w:top w:w="60" w:type="dxa"/>
+              <w:left w:w="108" w:type="dxa"/>
+              <w:bottom w:w="60" w:type="dxa"/>
+              <w:right w:w="108" w:type="dxa"/>
+            </w:tcMar>
           </w:tcPr>
           <w:p>
+            <w:pPr>
+              <w:keepLines/>
+              <w:widowControl/>
+              <w:spacing w:before="40" w:after="40"/>
+            </w:pPr>
             <w:r>
+              <w:rPr>
+                <w:rFonts w:ascii="Times New Roman" w:hAnsi="Times New Roman"/>
+                <w:sz w:val="22"/>
+                <w:szCs w:val="22"/>
+              </w:rPr>
               <w:t xml:space="preserve">Protected Series Manager</w:t>
             </w:r>
           </w:p>
@@ -2612,21 +6079,56 @@
         <w:tc>
           <w:tcPr>
             <w:tcW w:w="4680" w:type="dxa"/>
+            <w:tcMar>
+              <w:top w:w="60" w:type="dxa"/>
+              <w:left w:w="108" w:type="dxa"/>
+              <w:bottom w:w="60" w:type="dxa"/>
+              <w:right w:w="108" w:type="dxa"/>
+            </w:tcMar>
           </w:tcPr>
           <w:p>
+            <w:pPr>
+              <w:keepLines/>
+              <w:widowControl/>
+              <w:spacing w:before="40" w:after="40"/>
+            </w:pPr>
             <w:r>
+              <w:rPr>
+                <w:rFonts w:ascii="Times New Roman" w:hAnsi="Times New Roman"/>
+                <w:sz w:val="22"/>
+                <w:szCs w:val="22"/>
+              </w:rPr>
               <w:t xml:space="preserve">[Same as Company Manager / NAME]</w:t>
             </w:r>
           </w:p>
         </w:tc>
       </w:tr>
       <w:tr>
+        <w:trPr>
+          <w:cantSplit/>
+        </w:trPr>
         <w:tc>
           <w:tcPr>
             <w:tcW w:w="4680" w:type="dxa"/>
+            <w:tcMar>
+              <w:top w:w="60" w:type="dxa"/>
+              <w:left w:w="108" w:type="dxa"/>
+              <w:bottom w:w="60" w:type="dxa"/>
+              <w:right w:w="108" w:type="dxa"/>
+            </w:tcMar>
           </w:tcPr>
           <w:p>
+            <w:pPr>
+              <w:keepLines/>
+              <w:widowControl/>
+              <w:spacing w:before="40" w:after="40"/>
+            </w:pPr>
             <w:r>
+              <w:rPr>
+                <w:rFonts w:ascii="Times New Roman" w:hAnsi="Times New Roman"/>
+                <w:sz w:val="22"/>
+                <w:szCs w:val="22"/>
+              </w:rPr>
               <w:t xml:space="preserve">Contributions to this Protected Series</w:t>
             </w:r>
           </w:p>
@@ -2634,21 +6136,56 @@
         <w:tc>
           <w:tcPr>
             <w:tcW w:w="4680" w:type="dxa"/>
+            <w:tcMar>
+              <w:top w:w="60" w:type="dxa"/>
+              <w:left w:w="108" w:type="dxa"/>
+              <w:bottom w:w="60" w:type="dxa"/>
+              <w:right w:w="108" w:type="dxa"/>
+            </w:tcMar>
           </w:tcPr>
           <w:p>
+            <w:pPr>
+              <w:keepLines/>
+              <w:widowControl/>
+              <w:spacing w:before="40" w:after="40"/>
+            </w:pPr>
             <w:r>
+              <w:rPr>
+                <w:rFonts w:ascii="Times New Roman" w:hAnsi="Times New Roman"/>
+                <w:sz w:val="22"/>
+                <w:szCs w:val="22"/>
+              </w:rPr>
               <w:t xml:space="preserve">By the Company: $[AMOUNT] on [DATE] [and/or described property]</w:t>
             </w:r>
           </w:p>
         </w:tc>
       </w:tr>
       <w:tr>
+        <w:trPr>
+          <w:cantSplit/>
+        </w:trPr>
         <w:tc>
           <w:tcPr>
             <w:tcW w:w="4680" w:type="dxa"/>
+            <w:tcMar>
+              <w:top w:w="60" w:type="dxa"/>
+              <w:left w:w="108" w:type="dxa"/>
+              <w:bottom w:w="60" w:type="dxa"/>
+              <w:right w:w="108" w:type="dxa"/>
+            </w:tcMar>
           </w:tcPr>
           <w:p>
+            <w:pPr>
+              <w:keepLines/>
+              <w:widowControl/>
+              <w:spacing w:before="40" w:after="40"/>
+            </w:pPr>
             <w:r>
+              <w:rPr>
+                <w:rFonts w:ascii="Times New Roman" w:hAnsi="Times New Roman"/>
+                <w:sz w:val="22"/>
+                <w:szCs w:val="22"/>
+              </w:rPr>
               <w:t xml:space="preserve">Initial Associated Assets</w:t>
             </w:r>
           </w:p>
@@ -2656,21 +6193,56 @@
         <w:tc>
           <w:tcPr>
             <w:tcW w:w="4680" w:type="dxa"/>
+            <w:tcMar>
+              <w:top w:w="60" w:type="dxa"/>
+              <w:left w:w="108" w:type="dxa"/>
+              <w:bottom w:w="60" w:type="dxa"/>
+              <w:right w:w="108" w:type="dxa"/>
+            </w:tcMar>
           </w:tcPr>
           <w:p>
+            <w:pPr>
+              <w:keepLines/>
+              <w:widowControl/>
+              <w:spacing w:before="40" w:after="40"/>
+            </w:pPr>
             <w:r>
+              <w:rPr>
+                <w:rFonts w:ascii="Times New Roman" w:hAnsi="Times New Roman"/>
+                <w:sz w:val="22"/>
+                <w:szCs w:val="22"/>
+              </w:rPr>
               <w:t xml:space="preserve">As set forth on the Asset Schedule attached to this Series Exhibit and completed by the Member(s), together with the records maintained under Article 8.</w:t>
             </w:r>
           </w:p>
         </w:tc>
       </w:tr>
       <w:tr>
+        <w:trPr>
+          <w:cantSplit/>
+        </w:trPr>
         <w:tc>
           <w:tcPr>
             <w:tcW w:w="4680" w:type="dxa"/>
+            <w:tcMar>
+              <w:top w:w="60" w:type="dxa"/>
+              <w:left w:w="108" w:type="dxa"/>
+              <w:bottom w:w="60" w:type="dxa"/>
+              <w:right w:w="108" w:type="dxa"/>
+            </w:tcMar>
           </w:tcPr>
           <w:p>
+            <w:pPr>
+              <w:keepLines/>
+              <w:widowControl/>
+              <w:spacing w:before="40" w:after="40"/>
+            </w:pPr>
             <w:r>
+              <w:rPr>
+                <w:rFonts w:ascii="Times New Roman" w:hAnsi="Times New Roman"/>
+                <w:sz w:val="22"/>
+                <w:szCs w:val="22"/>
+              </w:rPr>
               <w:t xml:space="preserve">Special terms (if any)</w:t>
             </w:r>
           </w:p>
@@ -2678,21 +6250,56 @@
         <w:tc>
           <w:tcPr>
             <w:tcW w:w="4680" w:type="dxa"/>
+            <w:tcMar>
+              <w:top w:w="60" w:type="dxa"/>
+              <w:left w:w="108" w:type="dxa"/>
+              <w:bottom w:w="60" w:type="dxa"/>
+              <w:right w:w="108" w:type="dxa"/>
+            </w:tcMar>
           </w:tcPr>
           <w:p>
+            <w:pPr>
+              <w:keepLines/>
+              <w:widowControl/>
+              <w:spacing w:before="40" w:after="40"/>
+            </w:pPr>
             <w:r>
+              <w:rPr>
+                <w:rFonts w:ascii="Times New Roman" w:hAnsi="Times New Roman"/>
+                <w:sz w:val="22"/>
+                <w:szCs w:val="22"/>
+              </w:rPr>
               <w:t xml:space="preserve">[None / variations from the base Agreement — may not vary Article 8 or non-variable provisions of the Act]</w:t>
             </w:r>
           </w:p>
         </w:tc>
       </w:tr>
       <w:tr>
+        <w:trPr>
+          <w:cantSplit/>
+        </w:trPr>
         <w:tc>
           <w:tcPr>
             <w:tcW w:w="4680" w:type="dxa"/>
+            <w:tcMar>
+              <w:top w:w="60" w:type="dxa"/>
+              <w:left w:w="108" w:type="dxa"/>
+              <w:bottom w:w="60" w:type="dxa"/>
+              <w:right w:w="108" w:type="dxa"/>
+            </w:tcMar>
           </w:tcPr>
           <w:p>
+            <w:pPr>
+              <w:keepLines/>
+              <w:widowControl/>
+              <w:spacing w:before="40" w:after="40"/>
+            </w:pPr>
             <w:r>
+              <w:rPr>
+                <w:rFonts w:ascii="Times New Roman" w:hAnsi="Times New Roman"/>
+                <w:sz w:val="22"/>
+                <w:szCs w:val="22"/>
+              </w:rPr>
               <w:t xml:space="preserve">Dissolution events specific to this Protected Series (if any)</w:t>
             </w:r>
           </w:p>
@@ -2700,9 +6307,25 @@
         <w:tc>
           <w:tcPr>
             <w:tcW w:w="4680" w:type="dxa"/>
+            <w:tcMar>
+              <w:top w:w="60" w:type="dxa"/>
+              <w:left w:w="108" w:type="dxa"/>
+              <w:bottom w:w="60" w:type="dxa"/>
+              <w:right w:w="108" w:type="dxa"/>
+            </w:tcMar>
           </w:tcPr>
           <w:p>
+            <w:pPr>
+              <w:keepLines/>
+              <w:widowControl/>
+              <w:spacing w:before="40" w:after="40"/>
+            </w:pPr>
             <w:r>
+              <w:rPr>
+                <w:rFonts w:ascii="Times New Roman" w:hAnsi="Times New Roman"/>
+                <w:sz w:val="22"/>
+                <w:szCs w:val="22"/>
+              </w:rPr>
               <w:t xml:space="preserve">[None / describe]</w:t>
             </w:r>
           </w:p>
@@ -2710,35 +6333,97 @@
       </w:tr>
     </w:tbl>
     <w:p>
-      <w:r>
-        <w:rPr>
-          <w:b/>
+      <w:pPr>
+        <w:keepLines/>
+        <w:widowControl/>
+        <w:spacing w:after="160"/>
+      </w:pPr>
+      <w:r>
+        <w:rPr>
+          <w:rFonts w:ascii="Times New Roman" w:hAnsi="Times New Roman"/>
+          <w:sz w:val="24"/>
+        </w:rPr>
+      </w:r>
+    </w:p>
+    <w:p>
+      <w:pPr>
+        <w:keepLines/>
+        <w:widowControl/>
+        <w:spacing w:after="160"/>
+        <w:jc w:val="both"/>
+      </w:pPr>
+      <w:r>
+        <w:rPr>
+          <w:rFonts w:ascii="Times New Roman" w:hAnsi="Times New Roman"/>
+          <w:b/>
+          <w:sz w:val="24"/>
+          <w:szCs w:val="24"/>
         </w:rPr>
         <w:t xml:space="preserve">Adopted effective [DATE] by the Company, acting through its Manager:</w:t>
       </w:r>
     </w:p>
     <w:p>
-      <w:r>
+      <w:pPr>
+        <w:keepLines/>
+        <w:widowControl/>
+        <w:spacing w:after="160"/>
+        <w:jc w:val="both"/>
+      </w:pPr>
+      <w:r>
+        <w:rPr>
+          <w:rFonts w:ascii="Times New Roman" w:hAnsi="Times New Roman"/>
+          <w:sz w:val="24"/>
+          <w:szCs w:val="24"/>
+        </w:rPr>
         <w:t xml:space="preserve">_____________________________</w:t>
       </w:r>
     </w:p>
     <w:p>
-      <w:r>
+      <w:pPr>
+        <w:keepLines/>
+        <w:widowControl/>
+        <w:spacing w:after="160"/>
+        <w:jc w:val="both"/>
+      </w:pPr>
+      <w:r>
+        <w:rPr>
+          <w:rFonts w:ascii="Times New Roman" w:hAnsi="Times New Roman"/>
+          <w:sz w:val="24"/>
+          <w:szCs w:val="24"/>
+        </w:rPr>
         <w:t xml:space="preserve">[NAME], Protected Series Manager</w:t>
       </w:r>
     </w:p>
     <w:p>
       <w:pPr>
-        <w:pStyle w:val="Heading2"/>
-      </w:pPr>
-      <w:r>
+        <w:keepNext/>
+        <w:keepLines/>
+        <w:widowControl/>
+        <w:spacing w:before="240" w:after="0"/>
+      </w:pPr>
+      <w:r>
+        <w:rPr>
+          <w:rFonts w:ascii="Times New Roman" w:hAnsi="Times New Roman"/>
+          <w:b/>
+          <w:sz w:val="26"/>
+          <w:szCs w:val="26"/>
+        </w:rPr>
         <w:t xml:space="preserve">ASSET SCHEDULE — ATTACHMENT TO SERIES EXHIBIT PS-[N]</w:t>
       </w:r>
     </w:p>
     <w:p>
-      <w:r>
-        <w:rPr>
+      <w:pPr>
+        <w:keepLines/>
+        <w:widowControl/>
+        <w:spacing w:after="160"/>
+        <w:jc w:val="both"/>
+      </w:pPr>
+      <w:r>
+        <w:rPr>
+          <w:rFonts w:ascii="Times New Roman" w:hAnsi="Times New Roman"/>
           <w:i/>
+          <w:sz w:val="24"/>
+          <w:szCs w:val="24"/>
         </w:rPr>
         <w:t xml:space="preserve">Complete this schedule for each asset of this Protected Series. Describe each asset so that a stranger could identify it without asking you anything: real property — street address AND legal description, date acquired, and grantor; deposit account — institution, account title, last four digits, and date opened; vehicle — year, make, model, and VIN; equipment — description and serial number; contract — parties and date. For any asset acquired from the Company or from another Protected Series, also state the consideration paid, the payor, and the payee. Add pages as needed; keep this schedule current as assets are acquired and disposed of.</w:t>
       </w:r>
@@ -2763,14 +6448,32 @@
         <w:gridCol w:w="2340"/>
       </w:tblGrid>
       <w:tr>
+        <w:trPr>
+          <w:tblHeader/>
+          <w:cantSplit/>
+        </w:trPr>
         <w:tc>
           <w:tcPr>
             <w:tcW w:w="2340" w:type="dxa"/>
+            <w:tcMar>
+              <w:top w:w="60" w:type="dxa"/>
+              <w:left w:w="108" w:type="dxa"/>
+              <w:bottom w:w="60" w:type="dxa"/>
+              <w:right w:w="108" w:type="dxa"/>
+            </w:tcMar>
           </w:tcPr>
           <w:p>
+            <w:pPr>
+              <w:keepLines/>
+              <w:widowControl/>
+              <w:spacing w:before="40" w:after="40"/>
+            </w:pPr>
             <w:r>
               <w:rPr>
+                <w:rFonts w:ascii="Times New Roman" w:hAnsi="Times New Roman"/>
                 <w:b/>
+                <w:sz w:val="22"/>
+                <w:szCs w:val="22"/>
               </w:rPr>
               <w:t xml:space="preserve">Asset description</w:t>
             </w:r>
@@ -2779,11 +6482,25 @@
         <w:tc>
           <w:tcPr>
             <w:tcW w:w="2340" w:type="dxa"/>
+            <w:tcMar>
+              <w:top w:w="60" w:type="dxa"/>
+              <w:left w:w="108" w:type="dxa"/>
+              <w:bottom w:w="60" w:type="dxa"/>
+              <w:right w:w="108" w:type="dxa"/>
+            </w:tcMar>
           </w:tcPr>
           <w:p>
+            <w:pPr>
+              <w:keepLines/>
+              <w:widowControl/>
+              <w:spacing w:before="40" w:after="40"/>
+            </w:pPr>
             <w:r>
               <w:rPr>
+                <w:rFonts w:ascii="Times New Roman" w:hAnsi="Times New Roman"/>
                 <w:b/>
+                <w:sz w:val="22"/>
+                <w:szCs w:val="22"/>
               </w:rPr>
               <w:t xml:space="preserve">Date acquired</w:t>
             </w:r>
@@ -2792,11 +6509,25 @@
         <w:tc>
           <w:tcPr>
             <w:tcW w:w="2340" w:type="dxa"/>
+            <w:tcMar>
+              <w:top w:w="60" w:type="dxa"/>
+              <w:left w:w="108" w:type="dxa"/>
+              <w:bottom w:w="60" w:type="dxa"/>
+              <w:right w:w="108" w:type="dxa"/>
+            </w:tcMar>
           </w:tcPr>
           <w:p>
+            <w:pPr>
+              <w:keepLines/>
+              <w:widowControl/>
+              <w:spacing w:before="40" w:after="40"/>
+            </w:pPr>
             <w:r>
               <w:rPr>
+                <w:rFonts w:ascii="Times New Roman" w:hAnsi="Times New Roman"/>
                 <w:b/>
+                <w:sz w:val="22"/>
+                <w:szCs w:val="22"/>
               </w:rPr>
               <w:t xml:space="preserve">Acquired from</w:t>
             </w:r>
@@ -2805,11 +6536,25 @@
         <w:tc>
           <w:tcPr>
             <w:tcW w:w="2340" w:type="dxa"/>
+            <w:tcMar>
+              <w:top w:w="60" w:type="dxa"/>
+              <w:left w:w="108" w:type="dxa"/>
+              <w:bottom w:w="60" w:type="dxa"/>
+              <w:right w:w="108" w:type="dxa"/>
+            </w:tcMar>
           </w:tcPr>
           <w:p>
+            <w:pPr>
+              <w:keepLines/>
+              <w:widowControl/>
+              <w:spacing w:before="40" w:after="40"/>
+            </w:pPr>
             <w:r>
               <w:rPr>
+                <w:rFonts w:ascii="Times New Roman" w:hAnsi="Times New Roman"/>
                 <w:b/>
+                <w:sz w:val="22"/>
+                <w:szCs w:val="22"/>
               </w:rPr>
               <w:t xml:space="preserve">Consideration / payor / payee (if from the Company or another series)</w:t>
             </w:r>
@@ -2817,180 +6562,537 @@
         </w:tc>
       </w:tr>
       <w:tr>
+        <w:trPr>
+          <w:cantSplit/>
+        </w:trPr>
         <w:tc>
           <w:tcPr>
             <w:tcW w:w="2340" w:type="dxa"/>
+            <w:tcMar>
+              <w:top w:w="60" w:type="dxa"/>
+              <w:left w:w="108" w:type="dxa"/>
+              <w:bottom w:w="60" w:type="dxa"/>
+              <w:right w:w="108" w:type="dxa"/>
+            </w:tcMar>
           </w:tcPr>
           <w:p>
-            <w:r/>
+            <w:pPr>
+              <w:keepLines/>
+              <w:widowControl/>
+              <w:spacing w:before="40" w:after="40"/>
+            </w:pPr>
+            <w:r>
+              <w:rPr>
+                <w:rFonts w:ascii="Times New Roman" w:hAnsi="Times New Roman"/>
+                <w:sz w:val="22"/>
+              </w:rPr>
+            </w:r>
           </w:p>
         </w:tc>
         <w:tc>
           <w:tcPr>
             <w:tcW w:w="2340" w:type="dxa"/>
+            <w:tcMar>
+              <w:top w:w="60" w:type="dxa"/>
+              <w:left w:w="108" w:type="dxa"/>
+              <w:bottom w:w="60" w:type="dxa"/>
+              <w:right w:w="108" w:type="dxa"/>
+            </w:tcMar>
           </w:tcPr>
           <w:p>
-            <w:r/>
+            <w:pPr>
+              <w:keepLines/>
+              <w:widowControl/>
+              <w:spacing w:before="40" w:after="40"/>
+            </w:pPr>
+            <w:r>
+              <w:rPr>
+                <w:rFonts w:ascii="Times New Roman" w:hAnsi="Times New Roman"/>
+                <w:sz w:val="22"/>
+              </w:rPr>
+            </w:r>
           </w:p>
         </w:tc>
         <w:tc>
           <w:tcPr>
             <w:tcW w:w="2340" w:type="dxa"/>
+            <w:tcMar>
+              <w:top w:w="60" w:type="dxa"/>
+              <w:left w:w="108" w:type="dxa"/>
+              <w:bottom w:w="60" w:type="dxa"/>
+              <w:right w:w="108" w:type="dxa"/>
+            </w:tcMar>
           </w:tcPr>
           <w:p>
-            <w:r/>
+            <w:pPr>
+              <w:keepLines/>
+              <w:widowControl/>
+              <w:spacing w:before="40" w:after="40"/>
+            </w:pPr>
+            <w:r>
+              <w:rPr>
+                <w:rFonts w:ascii="Times New Roman" w:hAnsi="Times New Roman"/>
+                <w:sz w:val="22"/>
+              </w:rPr>
+            </w:r>
           </w:p>
         </w:tc>
         <w:tc>
           <w:tcPr>
             <w:tcW w:w="2340" w:type="dxa"/>
+            <w:tcMar>
+              <w:top w:w="60" w:type="dxa"/>
+              <w:left w:w="108" w:type="dxa"/>
+              <w:bottom w:w="60" w:type="dxa"/>
+              <w:right w:w="108" w:type="dxa"/>
+            </w:tcMar>
           </w:tcPr>
           <w:p>
-            <w:r/>
+            <w:pPr>
+              <w:keepLines/>
+              <w:widowControl/>
+              <w:spacing w:before="40" w:after="40"/>
+            </w:pPr>
+            <w:r>
+              <w:rPr>
+                <w:rFonts w:ascii="Times New Roman" w:hAnsi="Times New Roman"/>
+                <w:sz w:val="22"/>
+              </w:rPr>
+            </w:r>
           </w:p>
         </w:tc>
       </w:tr>
       <w:tr>
+        <w:trPr>
+          <w:cantSplit/>
+        </w:trPr>
         <w:tc>
           <w:tcPr>
             <w:tcW w:w="2340" w:type="dxa"/>
+            <w:tcMar>
+              <w:top w:w="60" w:type="dxa"/>
+              <w:left w:w="108" w:type="dxa"/>
+              <w:bottom w:w="60" w:type="dxa"/>
+              <w:right w:w="108" w:type="dxa"/>
+            </w:tcMar>
           </w:tcPr>
           <w:p>
-            <w:r/>
+            <w:pPr>
+              <w:keepLines/>
+              <w:widowControl/>
+              <w:spacing w:before="40" w:after="40"/>
+            </w:pPr>
+            <w:r>
+              <w:rPr>
+                <w:rFonts w:ascii="Times New Roman" w:hAnsi="Times New Roman"/>
+                <w:sz w:val="22"/>
+              </w:rPr>
+            </w:r>
           </w:p>
         </w:tc>
         <w:tc>
           <w:tcPr>
             <w:tcW w:w="2340" w:type="dxa"/>
+            <w:tcMar>
+              <w:top w:w="60" w:type="dxa"/>
+              <w:left w:w="108" w:type="dxa"/>
+              <w:bottom w:w="60" w:type="dxa"/>
+              <w:right w:w="108" w:type="dxa"/>
+            </w:tcMar>
           </w:tcPr>
           <w:p>
-            <w:r/>
+            <w:pPr>
+              <w:keepLines/>
+              <w:widowControl/>
+              <w:spacing w:before="40" w:after="40"/>
+            </w:pPr>
+            <w:r>
+              <w:rPr>
+                <w:rFonts w:ascii="Times New Roman" w:hAnsi="Times New Roman"/>
+                <w:sz w:val="22"/>
+              </w:rPr>
+            </w:r>
           </w:p>
         </w:tc>
         <w:tc>
           <w:tcPr>
             <w:tcW w:w="2340" w:type="dxa"/>
+            <w:tcMar>
+              <w:top w:w="60" w:type="dxa"/>
+              <w:left w:w="108" w:type="dxa"/>
+              <w:bottom w:w="60" w:type="dxa"/>
+              <w:right w:w="108" w:type="dxa"/>
+            </w:tcMar>
           </w:tcPr>
           <w:p>
-            <w:r/>
+            <w:pPr>
+              <w:keepLines/>
+              <w:widowControl/>
+              <w:spacing w:before="40" w:after="40"/>
+            </w:pPr>
+            <w:r>
+              <w:rPr>
+                <w:rFonts w:ascii="Times New Roman" w:hAnsi="Times New Roman"/>
+                <w:sz w:val="22"/>
+              </w:rPr>
+            </w:r>
           </w:p>
         </w:tc>
         <w:tc>
           <w:tcPr>
             <w:tcW w:w="2340" w:type="dxa"/>
+            <w:tcMar>
+              <w:top w:w="60" w:type="dxa"/>
+              <w:left w:w="108" w:type="dxa"/>
+              <w:bottom w:w="60" w:type="dxa"/>
+              <w:right w:w="108" w:type="dxa"/>
+            </w:tcMar>
           </w:tcPr>
           <w:p>
-            <w:r/>
+            <w:pPr>
+              <w:keepLines/>
+              <w:widowControl/>
+              <w:spacing w:before="40" w:after="40"/>
+            </w:pPr>
+            <w:r>
+              <w:rPr>
+                <w:rFonts w:ascii="Times New Roman" w:hAnsi="Times New Roman"/>
+                <w:sz w:val="22"/>
+              </w:rPr>
+            </w:r>
           </w:p>
         </w:tc>
       </w:tr>
       <w:tr>
+        <w:trPr>
+          <w:cantSplit/>
+        </w:trPr>
         <w:tc>
           <w:tcPr>
             <w:tcW w:w="2340" w:type="dxa"/>
+            <w:tcMar>
+              <w:top w:w="60" w:type="dxa"/>
+              <w:left w:w="108" w:type="dxa"/>
+              <w:bottom w:w="60" w:type="dxa"/>
+              <w:right w:w="108" w:type="dxa"/>
+            </w:tcMar>
           </w:tcPr>
           <w:p>
-            <w:r/>
+            <w:pPr>
+              <w:keepLines/>
+              <w:widowControl/>
+              <w:spacing w:before="40" w:after="40"/>
+            </w:pPr>
+            <w:r>
+              <w:rPr>
+                <w:rFonts w:ascii="Times New Roman" w:hAnsi="Times New Roman"/>
+                <w:sz w:val="22"/>
+              </w:rPr>
+            </w:r>
           </w:p>
         </w:tc>
         <w:tc>
           <w:tcPr>
             <w:tcW w:w="2340" w:type="dxa"/>
+            <w:tcMar>
+              <w:top w:w="60" w:type="dxa"/>
+              <w:left w:w="108" w:type="dxa"/>
+              <w:bottom w:w="60" w:type="dxa"/>
+              <w:right w:w="108" w:type="dxa"/>
+            </w:tcMar>
           </w:tcPr>
           <w:p>
-            <w:r/>
+            <w:pPr>
+              <w:keepLines/>
+              <w:widowControl/>
+              <w:spacing w:before="40" w:after="40"/>
+            </w:pPr>
+            <w:r>
+              <w:rPr>
+                <w:rFonts w:ascii="Times New Roman" w:hAnsi="Times New Roman"/>
+                <w:sz w:val="22"/>
+              </w:rPr>
+            </w:r>
           </w:p>
         </w:tc>
         <w:tc>
           <w:tcPr>
             <w:tcW w:w="2340" w:type="dxa"/>
+            <w:tcMar>
+              <w:top w:w="60" w:type="dxa"/>
+              <w:left w:w="108" w:type="dxa"/>
+              <w:bottom w:w="60" w:type="dxa"/>
+              <w:right w:w="108" w:type="dxa"/>
+            </w:tcMar>
           </w:tcPr>
           <w:p>
-            <w:r/>
+            <w:pPr>
+              <w:keepLines/>
+              <w:widowControl/>
+              <w:spacing w:before="40" w:after="40"/>
+            </w:pPr>
+            <w:r>
+              <w:rPr>
+                <w:rFonts w:ascii="Times New Roman" w:hAnsi="Times New Roman"/>
+                <w:sz w:val="22"/>
+              </w:rPr>
+            </w:r>
           </w:p>
         </w:tc>
         <w:tc>
           <w:tcPr>
             <w:tcW w:w="2340" w:type="dxa"/>
+            <w:tcMar>
+              <w:top w:w="60" w:type="dxa"/>
+              <w:left w:w="108" w:type="dxa"/>
+              <w:bottom w:w="60" w:type="dxa"/>
+              <w:right w:w="108" w:type="dxa"/>
+            </w:tcMar>
           </w:tcPr>
           <w:p>
-            <w:r/>
+            <w:pPr>
+              <w:keepLines/>
+              <w:widowControl/>
+              <w:spacing w:before="40" w:after="40"/>
+            </w:pPr>
+            <w:r>
+              <w:rPr>
+                <w:rFonts w:ascii="Times New Roman" w:hAnsi="Times New Roman"/>
+                <w:sz w:val="22"/>
+              </w:rPr>
+            </w:r>
           </w:p>
         </w:tc>
       </w:tr>
       <w:tr>
+        <w:trPr>
+          <w:cantSplit/>
+        </w:trPr>
         <w:tc>
           <w:tcPr>
             <w:tcW w:w="2340" w:type="dxa"/>
+            <w:tcMar>
+              <w:top w:w="60" w:type="dxa"/>
+              <w:left w:w="108" w:type="dxa"/>
+              <w:bottom w:w="60" w:type="dxa"/>
+              <w:right w:w="108" w:type="dxa"/>
+            </w:tcMar>
           </w:tcPr>
           <w:p>
-            <w:r/>
+            <w:pPr>
+              <w:keepLines/>
+              <w:widowControl/>
+              <w:spacing w:before="40" w:after="40"/>
+            </w:pPr>
+            <w:r>
+              <w:rPr>
+                <w:rFonts w:ascii="Times New Roman" w:hAnsi="Times New Roman"/>
+                <w:sz w:val="22"/>
+              </w:rPr>
+            </w:r>
           </w:p>
         </w:tc>
         <w:tc>
           <w:tcPr>
             <w:tcW w:w="2340" w:type="dxa"/>
+            <w:tcMar>
+              <w:top w:w="60" w:type="dxa"/>
+              <w:left w:w="108" w:type="dxa"/>
+              <w:bottom w:w="60" w:type="dxa"/>
+              <w:right w:w="108" w:type="dxa"/>
+            </w:tcMar>
           </w:tcPr>
           <w:p>
-            <w:r/>
+            <w:pPr>
+              <w:keepLines/>
+              <w:widowControl/>
+              <w:spacing w:before="40" w:after="40"/>
+            </w:pPr>
+            <w:r>
+              <w:rPr>
+                <w:rFonts w:ascii="Times New Roman" w:hAnsi="Times New Roman"/>
+                <w:sz w:val="22"/>
+              </w:rPr>
+            </w:r>
           </w:p>
         </w:tc>
         <w:tc>
           <w:tcPr>
             <w:tcW w:w="2340" w:type="dxa"/>
+            <w:tcMar>
+              <w:top w:w="60" w:type="dxa"/>
+              <w:left w:w="108" w:type="dxa"/>
+              <w:bottom w:w="60" w:type="dxa"/>
+              <w:right w:w="108" w:type="dxa"/>
+            </w:tcMar>
           </w:tcPr>
           <w:p>
-            <w:r/>
+            <w:pPr>
+              <w:keepLines/>
+              <w:widowControl/>
+              <w:spacing w:before="40" w:after="40"/>
+            </w:pPr>
+            <w:r>
+              <w:rPr>
+                <w:rFonts w:ascii="Times New Roman" w:hAnsi="Times New Roman"/>
+                <w:sz w:val="22"/>
+              </w:rPr>
+            </w:r>
           </w:p>
         </w:tc>
         <w:tc>
           <w:tcPr>
             <w:tcW w:w="2340" w:type="dxa"/>
+            <w:tcMar>
+              <w:top w:w="60" w:type="dxa"/>
+              <w:left w:w="108" w:type="dxa"/>
+              <w:bottom w:w="60" w:type="dxa"/>
+              <w:right w:w="108" w:type="dxa"/>
+            </w:tcMar>
           </w:tcPr>
           <w:p>
-            <w:r/>
+            <w:pPr>
+              <w:keepLines/>
+              <w:widowControl/>
+              <w:spacing w:before="40" w:after="40"/>
+            </w:pPr>
+            <w:r>
+              <w:rPr>
+                <w:rFonts w:ascii="Times New Roman" w:hAnsi="Times New Roman"/>
+                <w:sz w:val="22"/>
+              </w:rPr>
+            </w:r>
           </w:p>
         </w:tc>
       </w:tr>
       <w:tr>
+        <w:trPr>
+          <w:cantSplit/>
+        </w:trPr>
         <w:tc>
           <w:tcPr>
             <w:tcW w:w="2340" w:type="dxa"/>
+            <w:tcMar>
+              <w:top w:w="60" w:type="dxa"/>
+              <w:left w:w="108" w:type="dxa"/>
+              <w:bottom w:w="60" w:type="dxa"/>
+              <w:right w:w="108" w:type="dxa"/>
+            </w:tcMar>
           </w:tcPr>
           <w:p>
-            <w:r/>
+            <w:pPr>
+              <w:keepLines/>
+              <w:widowControl/>
+              <w:spacing w:before="40" w:after="40"/>
+            </w:pPr>
+            <w:r>
+              <w:rPr>
+                <w:rFonts w:ascii="Times New Roman" w:hAnsi="Times New Roman"/>
+                <w:sz w:val="22"/>
+              </w:rPr>
+            </w:r>
           </w:p>
         </w:tc>
         <w:tc>
           <w:tcPr>
             <w:tcW w:w="2340" w:type="dxa"/>
+            <w:tcMar>
+              <w:top w:w="60" w:type="dxa"/>
+              <w:left w:w="108" w:type="dxa"/>
+              <w:bottom w:w="60" w:type="dxa"/>
+              <w:right w:w="108" w:type="dxa"/>
+            </w:tcMar>
           </w:tcPr>
           <w:p>
-            <w:r/>
+            <w:pPr>
+              <w:keepLines/>
+              <w:widowControl/>
+              <w:spacing w:before="40" w:after="40"/>
+            </w:pPr>
+            <w:r>
+              <w:rPr>
+                <w:rFonts w:ascii="Times New Roman" w:hAnsi="Times New Roman"/>
+                <w:sz w:val="22"/>
+              </w:rPr>
+            </w:r>
           </w:p>
         </w:tc>
         <w:tc>
           <w:tcPr>
             <w:tcW w:w="2340" w:type="dxa"/>
+            <w:tcMar>
+              <w:top w:w="60" w:type="dxa"/>
+              <w:left w:w="108" w:type="dxa"/>
+              <w:bottom w:w="60" w:type="dxa"/>
+              <w:right w:w="108" w:type="dxa"/>
+            </w:tcMar>
           </w:tcPr>
           <w:p>
-            <w:r/>
+            <w:pPr>
+              <w:keepLines/>
+              <w:widowControl/>
+              <w:spacing w:before="40" w:after="40"/>
+            </w:pPr>
+            <w:r>
+              <w:rPr>
+                <w:rFonts w:ascii="Times New Roman" w:hAnsi="Times New Roman"/>
+                <w:sz w:val="22"/>
+              </w:rPr>
+            </w:r>
           </w:p>
         </w:tc>
         <w:tc>
           <w:tcPr>
             <w:tcW w:w="2340" w:type="dxa"/>
+            <w:tcMar>
+              <w:top w:w="60" w:type="dxa"/>
+              <w:left w:w="108" w:type="dxa"/>
+              <w:bottom w:w="60" w:type="dxa"/>
+              <w:right w:w="108" w:type="dxa"/>
+            </w:tcMar>
           </w:tcPr>
           <w:p>
-            <w:r/>
+            <w:pPr>
+              <w:keepLines/>
+              <w:widowControl/>
+              <w:spacing w:before="40" w:after="40"/>
+            </w:pPr>
+            <w:r>
+              <w:rPr>
+                <w:rFonts w:ascii="Times New Roman" w:hAnsi="Times New Roman"/>
+                <w:sz w:val="22"/>
+              </w:rPr>
+            </w:r>
           </w:p>
         </w:tc>
       </w:tr>
     </w:tbl>
     <w:p>
-      <w:r>
-        <w:rPr>
+      <w:pPr>
+        <w:keepLines/>
+        <w:widowControl/>
+        <w:spacing w:after="160"/>
+      </w:pPr>
+      <w:r>
+        <w:rPr>
+          <w:rFonts w:ascii="Times New Roman" w:hAnsi="Times New Roman"/>
+          <w:sz w:val="24"/>
+        </w:rPr>
+      </w:r>
+    </w:p>
+    <w:p>
+      <w:pPr>
+        <w:keepLines/>
+        <w:widowControl/>
+        <w:spacing w:after="160"/>
+        <w:jc w:val="both"/>
+      </w:pPr>
+      <w:r>
+        <w:rPr>
+          <w:rFonts w:ascii="Times New Roman" w:hAnsi="Times New Roman"/>
           <w:i/>
+          <w:sz w:val="24"/>
+          <w:szCs w:val="24"/>
         </w:rPr>
         <w:t xml:space="preserve">Form document — [COMPANY NAME], LLC Operating Agreement (Manager-Managed / S Corporation), v1 draft. Statutory citations verified against Online Sunshine on August 3, 2026: ss. 605.2103, 605.2107, 605.2201, 605.2202, 605.2301, 605.2401, 605.2501, 605.2604, 605.0502, 605.0503, 605.04091, 48.062, 711.50–711.512, Fla. Stat.; 11 U.S.C. §365; In re Soderstrom, 484 B.R. 874 (M.D. Fla. 2013).</w:t>
       </w:r>
@@ -3003,26 +7105,64 @@
 </w:document>
 </file>
 
+<file path=word/numbering.xml><?xml version="1.0" encoding="utf-8"?>
+<w:numbering xmlns:w="http://schemas.openxmlformats.org/wordprocessingml/2006/main">
+  <w:abstractNum w:abstractNumId="0">
+    <w:multiLevelType w:val="hybridMultilevel"/>
+    <w:lvl w:ilvl="0">
+      <w:start w:val="1"/>
+      <w:numFmt w:val="bullet"/>
+      <w:lvlText w:val="•"/>
+      <w:lvlJc w:val="left"/>
+      <w:pPr>
+        <w:ind w:left="720" w:hanging="288"/>
+      </w:pPr>
+      <w:rPr>
+        <w:rFonts w:ascii="Symbol" w:hAnsi="Symbol" w:hint="default"/>
+      </w:rPr>
+    </w:lvl>
+  </w:abstractNum>
+  <w:num w:numId="1">
+    <w:abstractNumId w:val="0"/>
+  </w:num>
+</w:numbering>
+</file>
+
 <file path=word/styles.xml><?xml version="1.0" encoding="utf-8"?>
 <w:styles xmlns:w="http://schemas.openxmlformats.org/wordprocessingml/2006/main">
   <w:docDefaults>
     <w:rPrDefault>
       <w:rPr>
-        <w:rFonts w:ascii="Times New Roman" w:hAnsi="Times New Roman"/>
-        <w:sz w:val="22"/>
+        <w:rFonts w:ascii="Times New Roman" w:hAnsi="Times New Roman" w:cs="Times New Roman"/>
+        <w:sz w:val="24"/>
+        <w:szCs w:val="24"/>
       </w:rPr>
     </w:rPrDefault>
+    <w:pPrDefault>
+      <w:pPr>
+        <w:widowControl/>
+        <w:keepLines/>
+        <w:spacing w:after="160"/>
+        <w:jc w:val="both"/>
+      </w:pPr>
+    </w:pPrDefault>
   </w:docDefaults>
+  <w:style w:type="paragraph" w:default="1" w:styleId="Normal">
+    <w:name w:val="Normal"/>
+  </w:style>
   <w:style w:type="paragraph" w:styleId="Heading1">
     <w:name w:val="heading 1"/>
     <w:basedOn w:val="Normal"/>
     <w:pPr>
       <w:keepNext/>
-      <w:spacing w:before="240" w:after="120"/>
+      <w:keepLines/>
+      <w:widowControl/>
+      <w:spacing w:before="240" w:after="0"/>
     </w:pPr>
     <w:rPr>
+      <w:rFonts w:ascii="Times New Roman" w:hAnsi="Times New Roman"/>
       <w:b/>
-      <w:sz w:val="32"/>
+      <w:sz w:val="28"/>
     </w:rPr>
   </w:style>
   <w:style w:type="paragraph" w:styleId="Heading2">
@@ -3030,11 +7170,14 @@
     <w:basedOn w:val="Normal"/>
     <w:pPr>
       <w:keepNext/>
-      <w:spacing w:before="240" w:after="120"/>
+      <w:keepLines/>
+      <w:widowControl/>
+      <w:spacing w:before="240" w:after="0"/>
     </w:pPr>
     <w:rPr>
+      <w:rFonts w:ascii="Times New Roman" w:hAnsi="Times New Roman"/>
       <w:b/>
-      <w:sz w:val="28"/>
+      <w:sz w:val="26"/>
     </w:rPr>
   </w:style>
   <w:style w:type="paragraph" w:styleId="Heading3">
@@ -3042,51 +7185,34 @@
     <w:basedOn w:val="Normal"/>
     <w:pPr>
       <w:keepNext/>
-      <w:spacing w:before="240" w:after="120"/>
+      <w:keepLines/>
+      <w:widowControl/>
+      <w:spacing w:before="240" w:after="0"/>
     </w:pPr>
     <w:rPr>
+      <w:rFonts w:ascii="Times New Roman" w:hAnsi="Times New Roman"/>
       <w:b/>
       <w:sz w:val="24"/>
     </w:rPr>
   </w:style>
-  <w:style w:type="paragraph" w:styleId="Heading4">
-    <w:name w:val="heading 4"/>
+  <w:style w:type="paragraph" w:styleId="ListBullet">
+    <w:name w:val="List Bullet"/>
     <w:basedOn w:val="Normal"/>
     <w:pPr>
-      <w:keepNext/>
-      <w:spacing w:before="240" w:after="120"/>
+      <w:keepLines/>
+      <w:numPr>
+        <w:ilvl w:val="0"/>
+        <w:numId w:val="1"/>
+      </w:numPr>
+      <w:spacing w:after="80"/>
     </w:pPr>
-    <w:rPr>
-      <w:b/>
-      <w:sz w:val="22"/>
-    </w:rPr>
   </w:style>
-  <w:style w:type="paragraph" w:styleId="Heading5">
-    <w:name w:val="heading 5"/>
+  <w:style w:type="paragraph" w:styleId="Footer">
+    <w:name w:val="footer"/>
     <w:basedOn w:val="Normal"/>
     <w:pPr>
-      <w:keepNext/>
-      <w:spacing w:before="240" w:after="120"/>
+      <w:jc w:val="center"/>
     </w:pPr>
-    <w:rPr>
-      <w:b/>
-      <w:sz w:val="22"/>
-    </w:rPr>
-  </w:style>
-  <w:style w:type="paragraph" w:styleId="Heading6">
-    <w:name w:val="heading 6"/>
-    <w:basedOn w:val="Normal"/>
-    <w:pPr>
-      <w:keepNext/>
-      <w:spacing w:before="240" w:after="120"/>
-    </w:pPr>
-    <w:rPr>
-      <w:b/>
-      <w:sz w:val="22"/>
-    </w:rPr>
-  </w:style>
-  <w:style w:type="paragraph" w:styleId="Normal">
-    <w:name w:val="Normal"/>
   </w:style>
   <w:style w:type="table" w:styleId="TableGrid">
     <w:name w:val="Table Grid"/>

--- a/docs/word/FPSLLC Operating Agreement - Manager-Managed (S Corporation) - DRAFT.docx
+++ b/docs/word/FPSLLC Operating Agreement - Manager-Managed (S Corporation) - DRAFT.docx
@@ -372,7 +372,7 @@
           <w:sz w:val="24"/>
           <w:szCs w:val="24"/>
         </w:rPr>
-        <w:t xml:space="preserve"> The purpose of the Company, and of each Protected Series except as limited by its Series Exhibit, is to engage in any lawful business, purpose, or activity for which limited liability companies may be organized under the Act. The Company, and each Protected Series in its own name, shall have all powers conferred by the Act, including with respect to each Protected Series the power to enter into and enforce contracts; to acquire, own, hold, improve, lease, encumber, and convey real, personal, and intangible property; to grant liens and security interests in its Associated Assets; to open and maintain deposit and investment accounts; to sue and be sued; and to conduct its activities and affairs in its own name, all as contemplated by s. 605.2103, Florida Statutes.</w:t>
+        <w:t xml:space="preserve"> The purpose of the Company, and of each Protected Series except as limited by its Series Exhibit, is [COMPANY PURPOSE]. The Company, and each Protected Series in its own name, shall have all powers conferred by the Act, including with respect to each Protected Series the power to enter into and enforce contracts; to acquire, own, hold, improve, lease, encumber, and convey real, personal, and intangible property; to grant liens and security interests in its Associated Assets; to open and maintain deposit and investment accounts; to sue and be sued; and to conduct its activities and affairs in its own name, all as contemplated by s. 605.2103, Florida Statutes.</w:t>
       </w:r>
     </w:p>
     <w:p>
@@ -514,32 +514,96 @@
           <w:sz w:val="24"/>
           <w:szCs w:val="24"/>
         </w:rPr>
-        <w:t xml:space="preserve">1.10 Title to Property.</w:t>
-      </w:r>
-      <w:r>
-        <w:rPr>
-          <w:rFonts w:ascii="Times New Roman" w:hAnsi="Times New Roman"/>
-          <w:sz w:val="24"/>
-          <w:szCs w:val="24"/>
-        </w:rPr>
-        <w:t xml:space="preserve"> Title to each Associated Asset of a Protected Series shall be acquired, held, and conveyed </w:t>
-      </w:r>
-      <w:r>
-        <w:rPr>
-          <w:rFonts w:ascii="Times New Roman" w:hAnsi="Times New Roman"/>
-          <w:b/>
-          <w:sz w:val="24"/>
-          <w:szCs w:val="24"/>
-        </w:rPr>
-        <w:t xml:space="preserve">in the name of that Protected Series</w:t>
-      </w:r>
-      <w:r>
-        <w:rPr>
-          <w:rFonts w:ascii="Times New Roman" w:hAnsi="Times New Roman"/>
-          <w:sz w:val="24"/>
-          <w:szCs w:val="24"/>
-        </w:rPr>
-        <w:t xml:space="preserve">. Title to each Associated Asset of the Company shall be acquired, held, and conveyed in the name of the Company. No property of the Company or of any Protected Series shall be held in the individual name of any Member or the Manager. Each Member's interest in the Company is personal property for all purposes.</w:t>
+        <w:t xml:space="preserve">1.10 Title to Property; How Assets Are Associated.</w:t>
+      </w:r>
+      <w:r>
+        <w:rPr>
+          <w:rFonts w:ascii="Times New Roman" w:hAnsi="Times New Roman"/>
+          <w:sz w:val="24"/>
+          <w:szCs w:val="24"/>
+        </w:rPr>
+        <w:t xml:space="preserve"> An asset becomes an Associated Asset of a Protected Series, or of the Company, by the records required under Article 8 and s. 605.2301, Florida Statutes — not by the form of its title. Subject to that requirement:</w:t>
+      </w:r>
+    </w:p>
+    <w:p>
+      <w:pPr>
+        <w:keepLines/>
+        <w:widowControl/>
+        <w:spacing w:after="160"/>
+        <w:jc w:val="both"/>
+      </w:pPr>
+      <w:r>
+        <w:rPr>
+          <w:rFonts w:ascii="Times New Roman" w:hAnsi="Times New Roman"/>
+          <w:sz w:val="24"/>
+          <w:szCs w:val="24"/>
+        </w:rPr>
+        <w:t xml:space="preserve">(a) An Associated Asset may be held directly, or indirectly through a representative, nominee, or similar arrangement, as permitted by s. 605.2301(5), Florida Statutes. Any such indirect arrangement shall be documented in the records maintained under Article 8, identifying the holder, the Protected Series or the Company for which the asset is held, and the date the arrangement began.</w:t>
+      </w:r>
+    </w:p>
+    <w:p>
+      <w:pPr>
+        <w:keepLines/>
+        <w:widowControl/>
+        <w:spacing w:after="160"/>
+        <w:jc w:val="both"/>
+      </w:pPr>
+      <w:r>
+        <w:rPr>
+          <w:rFonts w:ascii="Times New Roman" w:hAnsi="Times New Roman"/>
+          <w:sz w:val="24"/>
+          <w:szCs w:val="24"/>
+        </w:rPr>
+        <w:t xml:space="preserve">(b) </w:t>
+      </w:r>
+      <w:r>
+        <w:rPr>
+          <w:rFonts w:ascii="Times New Roman" w:hAnsi="Times New Roman"/>
+          <w:b/>
+          <w:sz w:val="24"/>
+          <w:szCs w:val="24"/>
+        </w:rPr>
+        <w:t xml:space="preserve">The following are prohibited and may not be varied:</w:t>
+      </w:r>
+      <w:r>
+        <w:rPr>
+          <w:rFonts w:ascii="Times New Roman" w:hAnsi="Times New Roman"/>
+          <w:sz w:val="24"/>
+          <w:szCs w:val="24"/>
+        </w:rPr>
+        <w:t xml:space="preserve"> a Protected Series may not hold an Associated Asset in the name of the Company or of another Protected Series, and the Company may not hold an Associated Asset in the name of a Protected Series (s. 605.2301(5)(a)-(b), Florida Statutes).</w:t>
+      </w:r>
+    </w:p>
+    <w:p>
+      <w:pPr>
+        <w:keepLines/>
+        <w:widowControl/>
+        <w:spacing w:after="160"/>
+        <w:jc w:val="both"/>
+      </w:pPr>
+      <w:r>
+        <w:rPr>
+          <w:rFonts w:ascii="Times New Roman" w:hAnsi="Times New Roman"/>
+          <w:sz w:val="24"/>
+          <w:szCs w:val="24"/>
+        </w:rPr>
+        <w:t xml:space="preserve">(c) Title to an interest in real property should be acquired, held, and conveyed in the name of the Protected Series or the Company that owns it. A recorded instrument naming the owner is conclusive of the signer's authority in favor of a person who gives value without knowledge of a lack of authority, and itself constitutes a record that the interest is an Associated Asset (ss. 605.2301(2)(b) and 605.2301(3)(b), Florida Statutes). Where an interest in real property is instead held through a nominee, the Members shall cause the arrangement to be documented under Article 8 before the acquisition is complete.</w:t>
+      </w:r>
+    </w:p>
+    <w:p>
+      <w:pPr>
+        <w:keepLines/>
+        <w:widowControl/>
+        <w:spacing w:after="160"/>
+        <w:jc w:val="both"/>
+      </w:pPr>
+      <w:r>
+        <w:rPr>
+          <w:rFonts w:ascii="Times New Roman" w:hAnsi="Times New Roman"/>
+          <w:sz w:val="24"/>
+          <w:szCs w:val="24"/>
+        </w:rPr>
+        <w:t xml:space="preserve">(d) No property of the Company or of any Protected Series shall be held in the individual name of any Member or the Manager other than under a documented arrangement permitted by paragraph (a). Each Member's interest in the Company is personal property for all purposes.</w:t>
       </w:r>
     </w:p>
     <w:p>
@@ -2883,7 +2947,7 @@
           <w:sz w:val="24"/>
           <w:szCs w:val="24"/>
         </w:rPr>
-        <w:t xml:space="preserve"> Each acquisition or conveyance of an interest in real property by a Protected Series or the Company shall be made by an instrument naming the acquiring or conveying Protected Series (by its full statutory name) or the Company, as applicable, and shall be recorded where required. Properly recorded instruments affecting real property serve as association records as provided in ss. 605.2301(2)(b) and 605.2301(3)(b), Florida Statutes.</w:t>
+        <w:t xml:space="preserve"> Each acquisition or conveyance of an interest in real property by a Protected Series or the Company should be made by an instrument naming the acquiring or conveying Protected Series (by its full statutory name) or the Company, as applicable, and recorded where required; a properly recorded instrument then serves as an association record and is conclusive of the signer's authority in favor of a person giving value without knowledge of a lack of authority (ss. 605.2301(2)(b) and 605.2301(3)(b), Florida Statutes). Where an interest in real property is held through a representative, nominee, or similar arrangement as permitted by s. 605.2301(5), Florida Statutes, the arrangement shall be documented under this Article and under Section 1.10(a), and the association of the interest shall be established by those records.</w:t>
       </w:r>
     </w:p>
     <w:p>

--- a/docs/word/FPSLLC Operating Agreement - Manager-Managed (S Corporation) - DRAFT.docx
+++ b/docs/word/FPSLLC Operating Agreement - Manager-Managed (S Corporation) - DRAFT.docx
@@ -372,7 +372,7 @@
           <w:sz w:val="24"/>
           <w:szCs w:val="24"/>
         </w:rPr>
-        <w:t xml:space="preserve"> The purpose of the Company, and of each Protected Series except as limited by its Series Exhibit, is [COMPANY PURPOSE]. The Company, and each Protected Series in its own name, shall have all powers conferred by the Act, including with respect to each Protected Series the power to enter into and enforce contracts; to acquire, own, hold, improve, lease, encumber, and convey real, personal, and intangible property; to grant liens and security interests in its Associated Assets; to open and maintain deposit and investment accounts; to sue and be sued; and to conduct its activities and affairs in its own name, all as contemplated by s. 605.2103, Florida Statutes.</w:t>
+        <w:t xml:space="preserve"> The purpose of the Company, and of each Protected Series, is to engage in any lawful business, purpose, or activity for which limited liability companies may be organized under the Act, together with any additional purpose set forth in the Articles of Organization and, as to a Protected Series, any additional purpose set forth in its Series Exhibit. An additional purpose so stated is cumulative and does not limit the general purpose stated in this Section. The Company, and each Protected Series in its own name, shall have all powers conferred by the Act, including with respect to each Protected Series the power to enter into and enforce contracts; to acquire, own, hold, improve, lease, encumber, and convey real, personal, and intangible property; to grant liens and security interests in its Associated Assets; to open and maintain deposit and investment accounts; to sue and be sued; and to conduct its activities and affairs in its own name, all as contemplated by s. 605.2103, Florida Statutes.</w:t>
       </w:r>
     </w:p>
     <w:p>

--- a/docs/word/FPSLLC Operating Agreement - Manager-Managed (S Corporation) - DRAFT.docx
+++ b/docs/word/FPSLLC Operating Agreement - Manager-Managed (S Corporation) - DRAFT.docx
@@ -587,7 +587,7 @@
           <w:sz w:val="24"/>
           <w:szCs w:val="24"/>
         </w:rPr>
-        <w:t xml:space="preserve">(c) Title to an interest in real property should be acquired, held, and conveyed in the name of the Protected Series or the Company that owns it. A recorded instrument naming the owner is conclusive of the signer's authority in favor of a person who gives value without knowledge of a lack of authority, and itself constitutes a record that the interest is an Associated Asset (ss. 605.2301(2)(b) and 605.2301(3)(b), Florida Statutes). Where an interest in real property is instead held through a nominee, the Members shall cause the arrangement to be documented under Article 8 before the acquisition is complete.</w:t>
+        <w:t xml:space="preserve">(c) A recorded instrument naming the owner is conclusive of the signer's authority in favor of a person who gives value without knowledge of a lack of authority, and itself constitutes a record that the interest is an Associated Asset (ss. 605.2301(2)(b) and 605.2301(3)(b), Florida Statutes). Where an interest in real property is held through a representative, nominee, or similar arrangement, the Members shall cause the arrangement to be documented under Article 8 before the acquisition is complete.</w:t>
       </w:r>
     </w:p>
     <w:p>
@@ -2947,7 +2947,7 @@
           <w:sz w:val="24"/>
           <w:szCs w:val="24"/>
         </w:rPr>
-        <w:t xml:space="preserve"> Each acquisition or conveyance of an interest in real property by a Protected Series or the Company should be made by an instrument naming the acquiring or conveying Protected Series (by its full statutory name) or the Company, as applicable, and recorded where required; a properly recorded instrument then serves as an association record and is conclusive of the signer's authority in favor of a person giving value without knowledge of a lack of authority (ss. 605.2301(2)(b) and 605.2301(3)(b), Florida Statutes). Where an interest in real property is held through a representative, nominee, or similar arrangement as permitted by s. 605.2301(5), Florida Statutes, the arrangement shall be documented under this Article and under Section 1.10(a), and the association of the interest shall be established by those records.</w:t>
+        <w:t xml:space="preserve"> A properly recorded instrument naming the acquiring or conveying Protected Series (by its full statutory name) or the Company, as applicable, serves as an association record and is conclusive of the signer's authority in favor of a person giving value without knowledge of a lack of authority (ss. 605.2301(2)(b) and 605.2301(3)(b), Florida Statutes). Where an interest in real property is held through a representative, nominee, or similar arrangement as permitted by s. 605.2301(5), Florida Statutes, the arrangement shall be documented under this Article and under Section 1.10(a), and the association of the interest shall be established by those records.</w:t>
       </w:r>
     </w:p>
     <w:p>

--- a/docs/word/FPSLLC Operating Agreement - Manager-Managed (S Corporation) - DRAFT.docx
+++ b/docs/word/FPSLLC Operating Agreement - Manager-Managed (S Corporation) - DRAFT.docx
@@ -514,96 +514,15 @@
           <w:sz w:val="24"/>
           <w:szCs w:val="24"/>
         </w:rPr>
-        <w:t xml:space="preserve">1.10 Title to Property; How Assets Are Associated.</w:t>
-      </w:r>
-      <w:r>
-        <w:rPr>
-          <w:rFonts w:ascii="Times New Roman" w:hAnsi="Times New Roman"/>
-          <w:sz w:val="24"/>
-          <w:szCs w:val="24"/>
-        </w:rPr>
-        <w:t xml:space="preserve"> An asset becomes an Associated Asset of a Protected Series, or of the Company, by the records required under Article 8 and s. 605.2301, Florida Statutes — not by the form of its title. Subject to that requirement:</w:t>
-      </w:r>
-    </w:p>
-    <w:p>
-      <w:pPr>
-        <w:keepLines/>
-        <w:widowControl/>
-        <w:spacing w:after="160"/>
-        <w:jc w:val="both"/>
-      </w:pPr>
-      <w:r>
-        <w:rPr>
-          <w:rFonts w:ascii="Times New Roman" w:hAnsi="Times New Roman"/>
-          <w:sz w:val="24"/>
-          <w:szCs w:val="24"/>
-        </w:rPr>
-        <w:t xml:space="preserve">(a) An Associated Asset may be held directly, or indirectly through a representative, nominee, or similar arrangement, as permitted by s. 605.2301(5), Florida Statutes. Any such indirect arrangement shall be documented in the records maintained under Article 8, identifying the holder, the Protected Series or the Company for which the asset is held, and the date the arrangement began.</w:t>
-      </w:r>
-    </w:p>
-    <w:p>
-      <w:pPr>
-        <w:keepLines/>
-        <w:widowControl/>
-        <w:spacing w:after="160"/>
-        <w:jc w:val="both"/>
-      </w:pPr>
-      <w:r>
-        <w:rPr>
-          <w:rFonts w:ascii="Times New Roman" w:hAnsi="Times New Roman"/>
-          <w:sz w:val="24"/>
-          <w:szCs w:val="24"/>
-        </w:rPr>
-        <w:t xml:space="preserve">(b) </w:t>
-      </w:r>
-      <w:r>
-        <w:rPr>
-          <w:rFonts w:ascii="Times New Roman" w:hAnsi="Times New Roman"/>
-          <w:b/>
-          <w:sz w:val="24"/>
-          <w:szCs w:val="24"/>
-        </w:rPr>
-        <w:t xml:space="preserve">The following are prohibited and may not be varied:</w:t>
-      </w:r>
-      <w:r>
-        <w:rPr>
-          <w:rFonts w:ascii="Times New Roman" w:hAnsi="Times New Roman"/>
-          <w:sz w:val="24"/>
-          <w:szCs w:val="24"/>
-        </w:rPr>
-        <w:t xml:space="preserve"> a Protected Series may not hold an Associated Asset in the name of the Company or of another Protected Series, and the Company may not hold an Associated Asset in the name of a Protected Series (s. 605.2301(5)(a)-(b), Florida Statutes).</w:t>
-      </w:r>
-    </w:p>
-    <w:p>
-      <w:pPr>
-        <w:keepLines/>
-        <w:widowControl/>
-        <w:spacing w:after="160"/>
-        <w:jc w:val="both"/>
-      </w:pPr>
-      <w:r>
-        <w:rPr>
-          <w:rFonts w:ascii="Times New Roman" w:hAnsi="Times New Roman"/>
-          <w:sz w:val="24"/>
-          <w:szCs w:val="24"/>
-        </w:rPr>
-        <w:t xml:space="preserve">(c) A recorded instrument naming the owner is conclusive of the signer's authority in favor of a person who gives value without knowledge of a lack of authority, and itself constitutes a record that the interest is an Associated Asset (ss. 605.2301(2)(b) and 605.2301(3)(b), Florida Statutes). Where an interest in real property is held through a representative, nominee, or similar arrangement, the Members shall cause the arrangement to be documented under Article 8 before the acquisition is complete.</w:t>
-      </w:r>
-    </w:p>
-    <w:p>
-      <w:pPr>
-        <w:keepLines/>
-        <w:widowControl/>
-        <w:spacing w:after="160"/>
-        <w:jc w:val="both"/>
-      </w:pPr>
-      <w:r>
-        <w:rPr>
-          <w:rFonts w:ascii="Times New Roman" w:hAnsi="Times New Roman"/>
-          <w:sz w:val="24"/>
-          <w:szCs w:val="24"/>
-        </w:rPr>
-        <w:t xml:space="preserve">(d) No property of the Company or of any Protected Series shall be held in the individual name of any Member or the Manager other than under a documented arrangement permitted by paragraph (a). Each Member's interest in the Company is personal property for all purposes.</w:t>
+        <w:t xml:space="preserve">1.10 How Assets Are Associated.</w:t>
+      </w:r>
+      <w:r>
+        <w:rPr>
+          <w:rFonts w:ascii="Times New Roman" w:hAnsi="Times New Roman"/>
+          <w:sz w:val="24"/>
+          <w:szCs w:val="24"/>
+        </w:rPr>
+        <w:t xml:space="preserve"> An asset becomes an Associated Asset of a Protected Series, or of the Company, by the records required under Article 8 and s. 605.2301, Florida Statutes.</w:t>
       </w:r>
     </w:p>
     <w:p>
@@ -1599,7 +1518,7 @@
           <w:sz w:val="24"/>
           <w:szCs w:val="24"/>
         </w:rPr>
-        <w:t xml:space="preserve"> The Members and their Percentage Interests are set forth on Exhibit A. Membership interests are of a single class and are expressed as percentages; no certificates shall be issued unless the Manager determines otherwise.</w:t>
+        <w:t xml:space="preserve"> The Members and their Percentage Interests are set forth on Exhibit A. Membership interests are of a single class and are expressed as percentages; no certificates shall be issued unless the Manager determines otherwise. Each Member's interest in the Company is personal property for all purposes.</w:t>
       </w:r>
     </w:p>
     <w:p>
@@ -2947,7 +2866,57 @@
           <w:sz w:val="24"/>
           <w:szCs w:val="24"/>
         </w:rPr>
-        <w:t xml:space="preserve"> A properly recorded instrument naming the acquiring or conveying Protected Series (by its full statutory name) or the Company, as applicable, serves as an association record and is conclusive of the signer's authority in favor of a person giving value without knowledge of a lack of authority (ss. 605.2301(2)(b) and 605.2301(3)(b), Florida Statutes). Where an interest in real property is held through a representative, nominee, or similar arrangement as permitted by s. 605.2301(5), Florida Statutes, the arrangement shall be documented under this Article and under Section 1.10(a), and the association of the interest shall be established by those records.</w:t>
+        <w:t xml:space="preserve"> A properly recorded instrument naming the acquiring or conveying Protected Series (by its full statutory name) or the Company, as applicable, serves as an association record and is conclusive of the signer's authority in favor of a person giving value without knowledge of a lack of authority (ss. 605.2301(2)(b) and 605.2301(3)(b), Florida Statutes). Where an interest in real property is held through a representative, nominee, or similar arrangement as permitted by s. 605.2301(5), Florida Statutes, the arrangement shall be documented under Section 8.5A, and the association of the interest shall be established by those records.</w:t>
+      </w:r>
+    </w:p>
+    <w:p>
+      <w:pPr>
+        <w:keepLines/>
+        <w:widowControl/>
+        <w:spacing w:after="160"/>
+        <w:jc w:val="both"/>
+      </w:pPr>
+      <w:r>
+        <w:rPr>
+          <w:rFonts w:ascii="Times New Roman" w:hAnsi="Times New Roman"/>
+          <w:b/>
+          <w:sz w:val="24"/>
+          <w:szCs w:val="24"/>
+        </w:rPr>
+        <w:t xml:space="preserve">8.5A Holding Associated Assets.</w:t>
+      </w:r>
+      <w:r>
+        <w:rPr>
+          <w:rFonts w:ascii="Times New Roman" w:hAnsi="Times New Roman"/>
+          <w:sz w:val="24"/>
+          <w:szCs w:val="24"/>
+        </w:rPr>
+        <w:t xml:space="preserve"> An Associated Asset may be held directly, or indirectly through a representative, nominee, or similar arrangement, as permitted by s. 605.2301(5), Florida Statutes. Any such indirect arrangement shall be documented in the records maintained under this Article, identifying the holder, the Protected Series or the Company for which the asset is held, and the date the arrangement began. No property of the Company or of any Protected Series shall be held in the individual name of any Member or the Manager other than under an arrangement documented under this Section.</w:t>
+      </w:r>
+    </w:p>
+    <w:p>
+      <w:pPr>
+        <w:keepLines/>
+        <w:widowControl/>
+        <w:spacing w:after="160"/>
+        <w:jc w:val="both"/>
+      </w:pPr>
+      <w:r>
+        <w:rPr>
+          <w:rFonts w:ascii="Times New Roman" w:hAnsi="Times New Roman"/>
+          <w:b/>
+          <w:sz w:val="24"/>
+          <w:szCs w:val="24"/>
+        </w:rPr>
+        <w:t xml:space="preserve">The following are prohibited and may not be varied:</w:t>
+      </w:r>
+      <w:r>
+        <w:rPr>
+          <w:rFonts w:ascii="Times New Roman" w:hAnsi="Times New Roman"/>
+          <w:sz w:val="24"/>
+          <w:szCs w:val="24"/>
+        </w:rPr>
+        <w:t xml:space="preserve"> a Protected Series may not hold an Associated Asset in the name of the Company or of another Protected Series, and the Company may not hold an Associated Asset in the name of a Protected Series (s. 605.2301(5)(a)-(b), Florida Statutes).</w:t>
       </w:r>
     </w:p>
     <w:p>

--- a/docs/word/FPSLLC Operating Agreement - Manager-Managed (S Corporation) - DRAFT.docx
+++ b/docs/word/FPSLLC Operating Agreement - Manager-Managed (S Corporation) - DRAFT.docx
@@ -210,6 +210,7 @@
     </w:p>
     <w:p>
       <w:pPr>
+        <w:keepNext/>
         <w:keepLines/>
         <w:widowControl/>
         <w:spacing w:after="160"/>
@@ -1023,32 +1024,7 @@
           <w:sz w:val="24"/>
           <w:szCs w:val="24"/>
         </w:rPr>
-        <w:t xml:space="preserve">2.17 "Series Percentage."</w:t>
-      </w:r>
-      <w:r>
-        <w:rPr>
-          <w:rFonts w:ascii="Times New Roman" w:hAnsi="Times New Roman"/>
-          <w:sz w:val="24"/>
-          <w:szCs w:val="24"/>
-        </w:rPr>
-        <w:t xml:space="preserve"> [Reserved.]</w:t>
-      </w:r>
-    </w:p>
-    <w:p>
-      <w:pPr>
-        <w:keepLines/>
-        <w:widowControl/>
-        <w:spacing w:after="160"/>
-        <w:jc w:val="both"/>
-      </w:pPr>
-      <w:r>
-        <w:rPr>
-          <w:rFonts w:ascii="Times New Roman" w:hAnsi="Times New Roman"/>
-          <w:b/>
-          <w:sz w:val="24"/>
-          <w:szCs w:val="24"/>
-        </w:rPr>
-        <w:t xml:space="preserve">2.18 "Transfer"</w:t>
+        <w:t xml:space="preserve">2.17 "Transfer"</w:t>
       </w:r>
       <w:r>
         <w:rPr>
@@ -1120,6 +1096,7 @@
     </w:p>
     <w:p>
       <w:pPr>
+        <w:keepNext/>
         <w:keepLines/>
         <w:widowControl/>
         <w:spacing w:after="160"/>
@@ -1226,6 +1203,7 @@
     </w:p>
     <w:p>
       <w:pPr>
+        <w:keepNext/>
         <w:keepLines/>
         <w:widowControl/>
         <w:spacing w:after="160"/>
@@ -1992,6 +1970,7 @@
     </w:p>
     <w:p>
       <w:pPr>
+        <w:keepNext/>
         <w:keepLines/>
         <w:widowControl/>
         <w:spacing w:after="160"/>
@@ -2690,6 +2669,7 @@
     </w:p>
     <w:p>
       <w:pPr>
+        <w:keepNext/>
         <w:keepLines/>
         <w:widowControl/>
         <w:spacing w:after="160"/>
@@ -4595,6 +4575,11 @@
       </w:r>
     </w:p>
     <w:p>
+      <w:r>
+        <w:br w:type="page"/>
+      </w:r>
+    </w:p>
+    <w:p>
       <w:pPr>
         <w:keepNext/>
         <w:keepLines/>
@@ -4629,6 +4614,7 @@
     </w:p>
     <w:p>
       <w:pPr>
+        <w:keepNext/>
         <w:keepLines/>
         <w:widowControl/>
         <w:spacing w:after="160"/>
@@ -4742,6 +4728,7 @@
     </w:p>
     <w:p>
       <w:pPr>
+        <w:keepNext/>
         <w:keepLines/>
         <w:widowControl/>
         <w:spacing w:after="160"/>
@@ -4787,6 +4774,11 @@
           <w:szCs w:val="24"/>
         </w:rPr>
         <w:t xml:space="preserve">[MANAGER NAME], Manager</w:t>
+      </w:r>
+    </w:p>
+    <w:p>
+      <w:r>
+        <w:br w:type="page"/>
       </w:r>
     </w:p>
     <w:p>
@@ -5544,6 +5536,7 @@
     </w:p>
     <w:p>
       <w:pPr>
+        <w:keepNext/>
         <w:keepLines/>
         <w:widowControl/>
         <w:spacing w:after="160"/>
@@ -5838,6 +5831,11 @@
       </w:r>
     </w:p>
     <w:p>
+      <w:r>
+        <w:br w:type="page"/>
+      </w:r>
+    </w:p>
+    <w:p>
       <w:pPr>
         <w:keepNext/>
         <w:keepLines/>
@@ -5856,6 +5854,7 @@
     </w:p>
     <w:p>
       <w:pPr>
+        <w:keepNext/>
         <w:keepLines/>
         <w:widowControl/>
         <w:spacing w:after="160"/>
@@ -6380,6 +6379,7 @@
     </w:p>
     <w:p>
       <w:pPr>
+        <w:keepNext/>
         <w:keepLines/>
         <w:widowControl/>
         <w:spacing w:after="160"/>
@@ -6425,6 +6425,11 @@
           <w:szCs w:val="24"/>
         </w:rPr>
         <w:t xml:space="preserve">[NAME], Protected Series Manager</w:t>
+      </w:r>
+    </w:p>
+    <w:p>
+      <w:r>
+        <w:br w:type="page"/>
       </w:r>
     </w:p>
     <w:p>

--- a/docs/word/FPSLLC Operating Agreement - Manager-Managed (S Corporation) - DRAFT.docx
+++ b/docs/word/FPSLLC Operating Agreement - Manager-Managed (S Corporation) - DRAFT.docx
@@ -690,7 +690,7 @@
           <w:sz w:val="24"/>
           <w:szCs w:val="24"/>
         </w:rPr>
-        <w:t xml:space="preserve"> means, with respect to a Protected Series, a member of the Company associated with that Protected Series under this Agreement and its Series Exhibit. Consistent with s. 605.2302(1), Florida Statutes, only a member of the Company may be an Associated Member. No Protected Series established under this Agreement has an Associated Member; each Protected Series is owned and managed by the Company as provided in Section 3.6.</w:t>
+        <w:t xml:space="preserve"> means, with respect to a Protected Series, a member of the Company associated with that Protected Series under this Agreement and its Series Exhibit. Consistent with s. 605.2302(1), Florida Statutes, only a member of the Company may be an Associated Member. No Protected Series established under this Agreement has an Associated Member; each Protected Series is owned by the Company as provided in Section 3.6 and managed as provided in Section 5.2.</w:t>
       </w:r>
     </w:p>
     <w:p>
@@ -1355,7 +1355,7 @@
           <w:sz w:val="24"/>
           <w:szCs w:val="24"/>
         </w:rPr>
-        <w:t xml:space="preserve">3.6 Company as Owner and Protected-Series Manager.</w:t>
+        <w:t xml:space="preserve">3.6 Company as Owner.</w:t>
       </w:r>
     </w:p>
     <w:p>
@@ -1405,39 +1405,6 @@
           <w:szCs w:val="24"/>
         </w:rPr>
         <w:t xml:space="preserve">(b) </w:t>
-      </w:r>
-      <w:r>
-        <w:rPr>
-          <w:rFonts w:ascii="Times New Roman" w:hAnsi="Times New Roman"/>
-          <w:b/>
-          <w:sz w:val="24"/>
-          <w:szCs w:val="24"/>
-        </w:rPr>
-        <w:t xml:space="preserve">Management.</w:t>
-      </w:r>
-      <w:r>
-        <w:rPr>
-          <w:rFonts w:ascii="Times New Roman" w:hAnsi="Times New Roman"/>
-          <w:sz w:val="24"/>
-          <w:szCs w:val="24"/>
-        </w:rPr>
-        <w:t xml:space="preserve"> Because no Protected Series has an Associated Member, the Company is the protected-series manager of each Protected Series under s. 605.2304(2), Florida Statutes. The Manager acts for the Company in that capacity and may designate a Protected Series Manager in a Series Exhibit to act under the Manager's supervision.</w:t>
-      </w:r>
-    </w:p>
-    <w:p>
-      <w:pPr>
-        <w:keepLines/>
-        <w:widowControl/>
-        <w:spacing w:after="160"/>
-        <w:jc w:val="both"/>
-      </w:pPr>
-      <w:r>
-        <w:rPr>
-          <w:rFonts w:ascii="Times New Roman" w:hAnsi="Times New Roman"/>
-          <w:sz w:val="24"/>
-          <w:szCs w:val="24"/>
-        </w:rPr>
-        <w:t xml:space="preserve">(c) </w:t>
       </w:r>
       <w:r>
         <w:rPr>
@@ -1940,7 +1907,7 @@
           <w:sz w:val="24"/>
           <w:szCs w:val="24"/>
         </w:rPr>
-        <w:t xml:space="preserve">. The Protected Series Manager of each Protected Series is the Manager of the Company unless the applicable Series Exhibit names a different person. A Protected Series Manager has, with respect to its Protected Series, the rights, powers, and duties that a manager of a manager-managed limited liability company has under the Act, subject to this Agreement and the Series Exhibit, and may be removed and replaced with respect to that Protected Series by a Majority in Interest of the Members.</w:t>
+        <w:t xml:space="preserve">. The Series Exhibit for a Protected Series may name one or more Protected Series Managers of that Protected Series. If it names none, each person then serving as a Manager of the Company is a Protected Series Manager of that Protected Series. As permitted by s. 605.2107(1)(n), Florida Statutes, this Section varies s. 605.2304(2) so that the Protected Series Managers are the Manager or Managers of the Company rather than the Company itself. A Protected Series Manager has, with respect to its Protected Series, the rights, powers, and duties that a manager of a manager-managed limited liability company has under the Act, subject to this Agreement and the Series Exhibit, and may be removed and replaced with respect to that Protected Series by a Majority in Interest of the Members.</w:t>
       </w:r>
     </w:p>
     <w:p>

--- a/docs/word/FPSLLC Operating Agreement - Manager-Managed (S Corporation) - DRAFT.docx
+++ b/docs/word/FPSLLC Operating Agreement - Manager-Managed (S Corporation) - DRAFT.docx
@@ -865,7 +865,7 @@
           <w:sz w:val="24"/>
           <w:szCs w:val="24"/>
         </w:rPr>
-        <w:t xml:space="preserve"> means a Member's entire interest in the Company, including the Member's interest in capital, profits, and distributions of the Company and of each Protected Series with which the Member is associated, and all rights of a member under the Act and this Agreement.</w:t>
+        <w:t xml:space="preserve"> means a Member's entire interest in the Company, including the Member's interest in capital, profits, and distributions of the Company, and all rights of a member under the Act and this Agreement.</w:t>
       </w:r>
     </w:p>
     <w:p>
@@ -1588,7 +1588,7 @@
           <w:sz w:val="24"/>
           <w:szCs w:val="24"/>
         </w:rPr>
-        <w:t xml:space="preserve"> Each Member shall materially participate in the governance of the Company and of each Protected Series with which the Member is associated, including by voting or consenting in a timely manner on matters submitted to the Members, attending meetings duly called under Section 4.4 in person or by remote means, furnishing information reasonably requested by the Manager for the Company's or a Protected Series' filings, records, and tax reporting, and executing and delivering instruments reasonably required to carry out actions duly approved under this Agreement.</w:t>
+        <w:t xml:space="preserve"> Each Member shall materially participate in the governance of the Company and of each Protected Series, including by voting or consenting in a timely manner on matters submitted to the Members, attending meetings duly called under Section 4.4 in person or by remote means, furnishing information reasonably requested by the Manager for the Company's or a Protected Series' filings, records, and tax reporting, and executing and delivering instruments reasonably required to carry out actions duly approved under this Agreement.</w:t>
       </w:r>
     </w:p>
     <w:p>
@@ -1630,7 +1630,7 @@
           <w:sz w:val="24"/>
           <w:szCs w:val="24"/>
         </w:rPr>
-        <w:t xml:space="preserve"> Before the dissolution of the Company, no Member shall compete with the Company, or with any Protected Series with which the Member is associated, in the conduct of the Company's or that Protected Series' activities and affairs, consistent with the standard described in s. 605.04091(2)(c), Florida Statutes. This Section does not prohibit a Member from engaging in any business or venture that does not so compete, and Section 4.10 applies to all other activities.</w:t>
+        <w:t xml:space="preserve"> Before the dissolution of the Company, no Member shall compete with the Company or with any Protected Series in the conduct of their activities and affairs, consistent with the standard described in s. 605.04091(2)(c), Florida Statutes. This Section does not prohibit a Member from engaging in any business or venture that does not so compete, and Section 4.10 applies to all other activities.</w:t>
       </w:r>
     </w:p>
     <w:p>
@@ -2089,7 +2089,7 @@
           <w:sz w:val="24"/>
           <w:szCs w:val="24"/>
         </w:rPr>
-        <w:t xml:space="preserve">(e) admit any additional Member, or associate any person with a Protected Series — the approval required by Article 12;</w:t>
+        <w:t xml:space="preserve">(e) admit any additional Member — the approval required by Article 12;</w:t>
       </w:r>
     </w:p>
     <w:p>
@@ -3680,7 +3680,7 @@
           <w:sz w:val="24"/>
           <w:szCs w:val="24"/>
         </w:rPr>
-        <w:t xml:space="preserve"> upon approval of a Majority in Interest as provided in Section 6.2, the duty and obligation of each Member to contribute additional capital to the Company or the affected Protected Series; (b) the duty and obligation of each Member to materially participate in the governance of the Company and of each Protected Series with which the Member is associated, as provided in Section 4.6; (c) </w:t>
+        <w:t xml:space="preserve"> upon approval of a Majority in Interest as provided in Section 6.2, the duty and obligation of each Member to contribute additional capital to the Company or the affected Protected Series; (b) the duty and obligation of each Member to materially participate in the governance of the Company and of each Protected Series, as provided in Section 4.6; (c) </w:t>
       </w:r>
       <w:r>
         <w:rPr>
@@ -3697,7 +3697,7 @@
           <w:sz w:val="24"/>
           <w:szCs w:val="24"/>
         </w:rPr>
-        <w:t xml:space="preserve"> the duty and obligation of each Member not to compete with the Company, or with any Protected Series with which the Member is associated, in the conduct of their activities and affairs before the dissolution of the Company, as provided in Section 4.7 and consistent with s. 605.04091(2)(c), Florida Statutes; (d) the duty and obligation of each Member not to disclose confidential information, as provided in Section 4.8; and (e) the duty and obligation of each Member not to hinder, delay, slander, or tarnish the reputation of the Company or of any Protected Series, as provided in Section 4.9. The failure of a Member to perform the duties and obligations set forth herein releases and excuses the mutual duties and obligations owed by the Company and the other Members to such defaulting Member.</w:t>
+        <w:t xml:space="preserve"> the duty and obligation of each Member not to compete with the Company or with any Protected Series in the conduct of their activities and affairs before the dissolution of the Company, as provided in Section 4.7 and consistent with s. 605.04091(2)(c), Florida Statutes; (d) the duty and obligation of each Member not to disclose confidential information, as provided in Section 4.8; and (e) the duty and obligation of each Member not to hinder, delay, slander, or tarnish the reputation of the Company or of any Protected Series, as provided in Section 4.9. The failure of a Member to perform the duties and obligations set forth herein releases and excuses the mutual duties and obligations owed by the Company and the other Members to such defaulting Member.</w:t>
       </w:r>
     </w:p>
     <w:p>

--- a/docs/word/FPSLLC Operating Agreement - Manager-Managed (S Corporation) - DRAFT.docx
+++ b/docs/word/FPSLLC Operating Agreement - Manager-Managed (S Corporation) - DRAFT.docx
@@ -1630,7 +1630,7 @@
           <w:sz w:val="24"/>
           <w:szCs w:val="24"/>
         </w:rPr>
-        <w:t xml:space="preserve"> Before the dissolution of the Company, no Member shall compete with the Company or with any Protected Series in the conduct of their activities and affairs, consistent with the standard described in s. 605.04091(2)(c), Florida Statutes. This Section does not prohibit a Member from engaging in any business or venture that does not so compete, and Section 4.10 applies to all other activities.</w:t>
+        <w:t xml:space="preserve"> Before the dissolution of the Company, no Member shall compete with the Company or with any Protected Series in the conduct of their activities and affairs, consistent with the standard described in s. 605.04091(2)(c), Florida Statutes. This Section does not prohibit a Member from engaging in any business or venture that does not so compete, and neither the Company, any Protected Series, nor any Member shall have any right in such a venture or its income by virtue of this Agreement.</w:t>
       </w:r>
     </w:p>
     <w:p>
@@ -1731,32 +1731,7 @@
           <w:sz w:val="24"/>
           <w:szCs w:val="24"/>
         </w:rPr>
-        <w:t xml:space="preserve">4.10 Other Activities.</w:t>
-      </w:r>
-      <w:r>
-        <w:rPr>
-          <w:rFonts w:ascii="Times New Roman" w:hAnsi="Times New Roman"/>
-          <w:sz w:val="24"/>
-          <w:szCs w:val="24"/>
-        </w:rPr>
-        <w:t xml:space="preserve"> Subject to Sections 4.7 through 4.9, each Member and the Manager may engage in or possess interests in other business ventures of any nature, independently or with others, and neither the Company nor any Protected Series nor any other Member shall have any right in such ventures by virtue of this Agreement.</w:t>
-      </w:r>
-    </w:p>
-    <w:p>
-      <w:pPr>
-        <w:keepLines/>
-        <w:widowControl/>
-        <w:spacing w:after="160"/>
-        <w:jc w:val="both"/>
-      </w:pPr>
-      <w:r>
-        <w:rPr>
-          <w:rFonts w:ascii="Times New Roman" w:hAnsi="Times New Roman"/>
-          <w:b/>
-          <w:sz w:val="24"/>
-          <w:szCs w:val="24"/>
-        </w:rPr>
-        <w:t xml:space="preserve">4.11 Information Rights.</w:t>
+        <w:t xml:space="preserve">4.10 Information Rights.</w:t>
       </w:r>
       <w:r>
         <w:rPr>
@@ -1781,7 +1756,7 @@
           <w:sz w:val="24"/>
           <w:szCs w:val="24"/>
         </w:rPr>
-        <w:t xml:space="preserve">4.12 Transfer on Death Designation.</w:t>
+        <w:t xml:space="preserve">4.11 Transfer on Death Designation.</w:t>
       </w:r>
       <w:r>
         <w:rPr>
@@ -2259,6 +2234,82 @@
     </w:p>
     <w:p>
       <w:pPr>
+        <w:keepLines/>
+        <w:widowControl/>
+        <w:spacing w:after="160"/>
+        <w:jc w:val="both"/>
+      </w:pPr>
+      <w:r>
+        <w:rPr>
+          <w:rFonts w:ascii="Times New Roman" w:hAnsi="Times New Roman"/>
+          <w:b/>
+          <w:sz w:val="24"/>
+          <w:szCs w:val="24"/>
+        </w:rPr>
+        <w:t xml:space="preserve">5.9 Competition; Other Activities of the Manager. [SELECT THE SAME ALTERNATIVE AS SECTION 4.7]</w:t>
+      </w:r>
+    </w:p>
+    <w:p>
+      <w:pPr>
+        <w:keepLines/>
+        <w:widowControl/>
+        <w:spacing w:after="160"/>
+        <w:jc w:val="both"/>
+      </w:pPr>
+      <w:r>
+        <w:rPr>
+          <w:rFonts w:ascii="Times New Roman" w:hAnsi="Times New Roman"/>
+          <w:b/>
+          <w:sz w:val="24"/>
+          <w:szCs w:val="24"/>
+        </w:rPr>
+        <w:t xml:space="preserve">[ ] Alternative A — Noncompetition.</w:t>
+      </w:r>
+      <w:r>
+        <w:rPr>
+          <w:rFonts w:ascii="Times New Roman" w:hAnsi="Times New Roman"/>
+          <w:sz w:val="24"/>
+          <w:szCs w:val="24"/>
+        </w:rPr>
+        <w:t xml:space="preserve"> Before the dissolution of the Company, the Manager shall not compete with the Company or with any Protected Series in the conduct of their activities and affairs. This Section does not prohibit the Manager from engaging in any business or venture that does not so compete, and neither the Company, any Protected Series, nor any Member shall have any right in such a venture or its income by virtue of this Agreement.</w:t>
+      </w:r>
+    </w:p>
+    <w:p>
+      <w:pPr>
+        <w:keepLines/>
+        <w:widowControl/>
+        <w:spacing w:after="160"/>
+        <w:jc w:val="both"/>
+      </w:pPr>
+      <w:r>
+        <w:rPr>
+          <w:rFonts w:ascii="Times New Roman" w:hAnsi="Times New Roman"/>
+          <w:b/>
+          <w:sz w:val="24"/>
+          <w:szCs w:val="24"/>
+        </w:rPr>
+        <w:t xml:space="preserve">[ ] Alternative B — Competition Permitted.</w:t>
+      </w:r>
+      <w:r>
+        <w:rPr>
+          <w:rFonts w:ascii="Times New Roman" w:hAnsi="Times New Roman"/>
+          <w:sz w:val="24"/>
+          <w:szCs w:val="24"/>
+        </w:rPr>
+        <w:t xml:space="preserve"> The Manager may engage in and possess interests in other business ventures of every kind, whether or not competitive with the activities of the Company or of any Protected Series. Engaging in such ventures does not violate this Agreement or any duty under the Act, the Manager is not obligated to offer any business opportunity to the Company, any Protected Series, or any Member, and neither the Company, any Protected Series, nor any Member shall have any right in such ventures or their income by virtue of this Agreement. </w:t>
+      </w:r>
+      <w:r>
+        <w:rPr>
+          <w:rFonts w:ascii="Times New Roman" w:hAnsi="Times New Roman"/>
+          <w:i/>
+          <w:sz w:val="24"/>
+          <w:szCs w:val="24"/>
+        </w:rPr>
+        <w:t xml:space="preserve">(Retain the Alternative selected in Section 4.7 and delete the other.)</w:t>
+      </w:r>
+    </w:p>
+    <w:p>
+      <w:pPr>
         <w:keepNext/>
         <w:keepLines/>
         <w:widowControl/>
@@ -2913,7 +2964,7 @@
           <w:sz w:val="24"/>
           <w:szCs w:val="24"/>
         </w:rPr>
-        <w:t xml:space="preserve"> Separate books of account shall be maintained for the Company and for each Protected Series, showing income, expenses, assets, liabilities, contributions, and distributions of each. The Company shall maintain at its principal office the records required by s. 605.0410(1), Florida Statutes, including its federal, state, and local income tax returns and reports for the three most recent years and its financial statements for the three most recent years, and shall maintain the corresponding tax and financial records of each Protected Series with the records of that Protected Series. Members' inspection rights are as stated in Section 4.11.</w:t>
+        <w:t xml:space="preserve"> Separate books of account shall be maintained for the Company and for each Protected Series, showing income, expenses, assets, liabilities, contributions, and distributions of each. The Company shall maintain at its principal office the records required by s. 605.0410(1), Florida Statutes, including its federal, state, and local income tax returns and reports for the three most recent years and its financial statements for the three most recent years, and shall maintain the corresponding tax and financial records of each Protected Series with the records of that Protected Series. Members' inspection rights are as stated in Section 4.10.</w:t>
       </w:r>
     </w:p>
     <w:p>
@@ -3237,7 +3288,7 @@
           <w:sz w:val="24"/>
           <w:szCs w:val="24"/>
         </w:rPr>
-        <w:t xml:space="preserve"> While the S corporation election is in effect: (a) no Transfer of any Membership Interest or transferable interest may be made to any person who is not an eligible S corporation shareholder, or that would cause the number of shareholders to exceed the limit of section 1361 of the Code, and any purported Transfer in violation of this clause is void to the fullest extent permitted by law; (b) a TOD designation under Section 4.12 is effective only in favor of a beneficiary that is an eligible S corporation shareholder; and (c) no Protected Series may be established, and no interest issued or adjusted, except consistently with Section 4.2 and the one-class-of-stock requirement of section 1361 of the Code.</w:t>
+        <w:t xml:space="preserve"> While the S corporation election is in effect: (a) no Transfer of any Membership Interest or transferable interest may be made to any person who is not an eligible S corporation shareholder, or that would cause the number of shareholders to exceed the limit of section 1361 of the Code, and any purported Transfer in violation of this clause is void to the fullest extent permitted by law; (b) a TOD designation under Section 4.11 is effective only in favor of a beneficiary that is an eligible S corporation shareholder; and (c) no Protected Series may be established, and no interest issued or adjusted, except consistently with Section 4.2 and the one-class-of-stock requirement of section 1361 of the Code.</w:t>
       </w:r>
     </w:p>
     <w:p>
@@ -3496,7 +3547,7 @@
           <w:sz w:val="24"/>
           <w:szCs w:val="24"/>
         </w:rPr>
-        <w:t xml:space="preserve"> No Member shall Transfer all or any portion of a Membership Interest, or any right to receive distributions from the Company or any Protected Series, except (a) a Transfer to an Immediate Family Member of the transferring Member made in compliance with Section 10.2, (b) a Transfer effective at death pursuant to the transferring Member's TOD designation under Section 4.12, or (c) another Transfer made with the prior written consent of the Manager and of a Majority in Interest of the Members other than the transferring Member. Any purported Transfer in violation of this Article is void to the fullest extent permitted by law, and the transferee acquires no rights other than those, if any, mandated by the Act.</w:t>
+        <w:t xml:space="preserve"> No Member shall Transfer all or any portion of a Membership Interest, or any right to receive distributions from the Company or any Protected Series, except (a) a Transfer to an Immediate Family Member of the transferring Member made in compliance with Section 10.2, (b) a Transfer effective at death pursuant to the transferring Member's TOD designation under Section 4.11, or (c) another Transfer made with the prior written consent of the Manager and of a Majority in Interest of the Members other than the transferring Member. Any purported Transfer in violation of this Article is void to the fullest extent permitted by law, and the transferee acquires no rights other than those, if any, mandated by the Act.</w:t>
       </w:r>
     </w:p>
     <w:p>
@@ -3823,7 +3874,7 @@
           <w:sz w:val="24"/>
           <w:szCs w:val="24"/>
         </w:rPr>
-        <w:t xml:space="preserve"> Members and upon the person's delivery of a signed agreement to be bound by this Agreement, except that (a) a TOD beneficiary is admitted as provided in Section 4.12, and (b) a permitted family transferee under Section 10.2 may be admitted with the written consent of a Majority in Interest of the Members other than the transferor.</w:t>
+        <w:t xml:space="preserve"> Members and upon the person's delivery of a signed agreement to be bound by this Agreement, except that (a) a TOD beneficiary is admitted as provided in Section 4.11, and (b) a permitted family transferee under Section 10.2 may be admitted with the written consent of a Majority in Interest of the Members other than the transferor.</w:t>
       </w:r>
     </w:p>
     <w:p>

--- a/docs/word/FPSLLC Operating Agreement - Manager-Managed (S Corporation) - DRAFT.docx
+++ b/docs/word/FPSLLC Operating Agreement - Manager-Managed (S Corporation) - DRAFT.docx
@@ -1823,24 +1823,7 @@
           <w:sz w:val="24"/>
           <w:szCs w:val="24"/>
         </w:rPr>
-        <w:t xml:space="preserve"> as provided in its Articles of Organization and this Agreement. The initial Manager is </w:t>
-      </w:r>
-      <w:r>
-        <w:rPr>
-          <w:rFonts w:ascii="Times New Roman" w:hAnsi="Times New Roman"/>
-          <w:b/>
-          <w:sz w:val="24"/>
-          <w:szCs w:val="24"/>
-        </w:rPr>
-        <w:t xml:space="preserve">[MANAGER NAME]</w:t>
-      </w:r>
-      <w:r>
-        <w:rPr>
-          <w:rFonts w:ascii="Times New Roman" w:hAnsi="Times New Roman"/>
-          <w:sz w:val="24"/>
-          <w:szCs w:val="24"/>
-        </w:rPr>
-        <w:t xml:space="preserve">. The Manager need not be a Member. The Manager serves until resignation, removal, death, or incapacity. The Manager may be removed, with or without cause, and any successor Manager shall be appointed, by a Majority in Interest, evidenced by a signed writing delivered to the Company.</w:t>
+        <w:t xml:space="preserve"> as provided in its Articles of Organization and this Agreement. [MANAGER APPOINTMENT] If more than one person is serving as Manager, every act, approval, consent, decision, or determination of the Manager under this Agreement requires the approval of a majority of the Managers then serving, and no Manager acting alone has actual authority to act for the Company or for any Protected Series. Anything required to be delivered to the Manager may be delivered to any Manager, and a covenant, restriction, or standard of conduct stated in this Agreement as applying to the Manager applies to each Manager individually. This Section governs among the Members and the Managers; it does not affect the agency rights of a Manager under s. 605.04074(2)(b), Florida Statutes, as to a person who dealt with the Manager without knowledge or notice that the Manager lacked authority. A Manager need not be a Member. A Manager serves until that Manager's resignation, removal, death, or incapacity. A Manager may be removed, with or without cause, and a successor or additional Manager may be appointed, by a Majority in Interest, evidenced by a signed writing delivered to the Company.</w:t>
       </w:r>
     </w:p>
     <w:p>
@@ -4775,23 +4758,7 @@
           <w:sz w:val="24"/>
           <w:szCs w:val="24"/>
         </w:rPr>
-        <w:t xml:space="preserve">_____________________________</w:t>
-      </w:r>
-    </w:p>
-    <w:p>
-      <w:pPr>
-        <w:keepLines/>
-        <w:widowControl/>
-        <w:spacing w:after="160"/>
-        <w:jc w:val="both"/>
-      </w:pPr>
-      <w:r>
-        <w:rPr>
-          <w:rFonts w:ascii="Times New Roman" w:hAnsi="Times New Roman"/>
-          <w:sz w:val="24"/>
-          <w:szCs w:val="24"/>
-        </w:rPr>
-        <w:t xml:space="preserve">[MANAGER NAME], Manager</w:t>
+        <w:t xml:space="preserve">[MANAGER SIGNATURE BLOCKS]</w:t>
       </w:r>
     </w:p>
     <w:p>

--- a/docs/word/FPSLLC Operating Agreement - Manager-Managed (S Corporation) - DRAFT.docx
+++ b/docs/word/FPSLLC Operating Agreement - Manager-Managed (S Corporation) - DRAFT.docx
@@ -1823,7 +1823,7 @@
           <w:sz w:val="24"/>
           <w:szCs w:val="24"/>
         </w:rPr>
-        <w:t xml:space="preserve"> as provided in its Articles of Organization and this Agreement. [MANAGER APPOINTMENT] If more than one person is serving as Manager, every act, approval, consent, decision, or determination of the Manager under this Agreement requires the approval of a majority of the Managers then serving, and no Manager acting alone has actual authority to act for the Company or for any Protected Series. Anything required to be delivered to the Manager may be delivered to any Manager, and a covenant, restriction, or standard of conduct stated in this Agreement as applying to the Manager applies to each Manager individually. This Section governs among the Members and the Managers; it does not affect the agency rights of a Manager under s. 605.04074(2)(b), Florida Statutes, as to a person who dealt with the Manager without knowledge or notice that the Manager lacked authority. A Manager need not be a Member. A Manager serves until that Manager's resignation, removal, death, or incapacity. A Manager may be removed, with or without cause, and a successor or additional Manager may be appointed, by a Majority in Interest, evidenced by a signed writing delivered to the Company.</w:t>
+        <w:t xml:space="preserve"> as provided in its Articles of Organization and this Agreement. [MANAGER APPOINTMENT] If more than one person is serving as Manager, every act, approval, consent, decision, or determination of the Manager under this Agreement requires the approval of a majority of the Managers then serving, and no Manager acting alone has actual authority to act for the Company or for any Protected Series. Anything required to be delivered to the Manager may be delivered to any Manager, and a covenant, restriction, or standard of conduct stated in this Agreement as applying to the Manager applies to each Manager individually. This Section governs among the Members and the Managers; it does not affect the agency rights of a Manager under s. 605.04074(2)(b), Florida Statutes, as to a person who dealt with the Manager without knowledge or notice that the Manager lacked authority. A Manager need not be a Member. A Manager serves until that Manager's resignation, removal, death, or incapacity. If a Manager ceases to serve as Manager for any reason, the remaining Managers shall continue to serve. A Manager may be removed, with or without cause, and a successor or additional Manager may be appointed, by a Majority in Interest, evidenced by a signed writing delivered to the Company.</w:t>
       </w:r>
     </w:p>
     <w:p>

--- a/docs/word/FPSLLC Operating Agreement - Manager-Managed (S Corporation) - DRAFT.docx
+++ b/docs/word/FPSLLC Operating Agreement - Manager-Managed (S Corporation) - DRAFT.docx
@@ -2847,24 +2847,24 @@
           <w:sz w:val="24"/>
           <w:szCs w:val="24"/>
         </w:rPr>
-        <w:t xml:space="preserve"> A properly recorded instrument naming the acquiring or conveying Protected Series (by its full statutory name) or the Company, as applicable, serves as an association record and is conclusive of the signer's authority in favor of a person giving value without knowledge of a lack of authority (ss. 605.2301(2)(b) and 605.2301(3)(b), Florida Statutes). Where an interest in real property is held through a representative, nominee, or similar arrangement as permitted by s. 605.2301(5), Florida Statutes, the arrangement shall be documented under Section 8.5A, and the association of the interest shall be established by those records.</w:t>
-      </w:r>
-    </w:p>
-    <w:p>
-      <w:pPr>
-        <w:keepLines/>
-        <w:widowControl/>
-        <w:spacing w:after="160"/>
-        <w:jc w:val="both"/>
-      </w:pPr>
-      <w:r>
-        <w:rPr>
-          <w:rFonts w:ascii="Times New Roman" w:hAnsi="Times New Roman"/>
-          <w:b/>
-          <w:sz w:val="24"/>
-          <w:szCs w:val="24"/>
-        </w:rPr>
-        <w:t xml:space="preserve">8.5A Holding Associated Assets.</w:t>
+        <w:t xml:space="preserve"> A properly recorded instrument naming the acquiring or conveying Protected Series (by its full statutory name) or the Company, as applicable, serves as an association record and is conclusive of the signer's authority in favor of a person giving value without knowledge of a lack of authority (ss. 605.2301(2)(b) and 605.2301(3)(b), Florida Statutes). Where an interest in real property is held through a representative, nominee, or similar arrangement as permitted by s. 605.2301(5), Florida Statutes, the arrangement shall be documented under Section 8.6, and the association of the interest shall be established by those records.</w:t>
+      </w:r>
+    </w:p>
+    <w:p>
+      <w:pPr>
+        <w:keepLines/>
+        <w:widowControl/>
+        <w:spacing w:after="160"/>
+        <w:jc w:val="both"/>
+      </w:pPr>
+      <w:r>
+        <w:rPr>
+          <w:rFonts w:ascii="Times New Roman" w:hAnsi="Times New Roman"/>
+          <w:b/>
+          <w:sz w:val="24"/>
+          <w:szCs w:val="24"/>
+        </w:rPr>
+        <w:t xml:space="preserve">8.6 Holding Associated Assets.</w:t>
       </w:r>
       <w:r>
         <w:rPr>
@@ -2889,132 +2889,32 @@
           <w:sz w:val="24"/>
           <w:szCs w:val="24"/>
         </w:rPr>
-        <w:t xml:space="preserve">The following are prohibited and may not be varied:</w:t>
-      </w:r>
-      <w:r>
-        <w:rPr>
-          <w:rFonts w:ascii="Times New Roman" w:hAnsi="Times New Roman"/>
-          <w:sz w:val="24"/>
-          <w:szCs w:val="24"/>
-        </w:rPr>
-        <w:t xml:space="preserve"> a Protected Series may not hold an Associated Asset in the name of the Company or of another Protected Series, and the Company may not hold an Associated Asset in the name of a Protected Series (s. 605.2301(5)(a)-(b), Florida Statutes).</w:t>
-      </w:r>
-    </w:p>
-    <w:p>
-      <w:pPr>
-        <w:keepLines/>
-        <w:widowControl/>
-        <w:spacing w:after="160"/>
-        <w:jc w:val="both"/>
-      </w:pPr>
-      <w:r>
-        <w:rPr>
-          <w:rFonts w:ascii="Times New Roman" w:hAnsi="Times New Roman"/>
-          <w:b/>
-          <w:sz w:val="24"/>
-          <w:szCs w:val="24"/>
-        </w:rPr>
-        <w:t xml:space="preserve">8.6 Contracts and Liabilities.</w:t>
-      </w:r>
-      <w:r>
-        <w:rPr>
-          <w:rFonts w:ascii="Times New Roman" w:hAnsi="Times New Roman"/>
-          <w:sz w:val="24"/>
-          <w:szCs w:val="24"/>
-        </w:rPr>
-        <w:t xml:space="preserve"> Each contract, account, loan, or other obligation shall be entered into in the name of, and shall identify, the Company or the specific Protected Series incurring it, and shall be recorded as an Associated Liability of the person incurring it.</w:t>
-      </w:r>
-    </w:p>
-    <w:p>
-      <w:pPr>
-        <w:keepLines/>
-        <w:widowControl/>
-        <w:spacing w:after="160"/>
-        <w:jc w:val="both"/>
-      </w:pPr>
-      <w:r>
-        <w:rPr>
-          <w:rFonts w:ascii="Times New Roman" w:hAnsi="Times New Roman"/>
-          <w:b/>
-          <w:sz w:val="24"/>
-          <w:szCs w:val="24"/>
-        </w:rPr>
-        <w:t xml:space="preserve">8.7 Financial Records; Inspection.</w:t>
-      </w:r>
-      <w:r>
-        <w:rPr>
-          <w:rFonts w:ascii="Times New Roman" w:hAnsi="Times New Roman"/>
-          <w:sz w:val="24"/>
-          <w:szCs w:val="24"/>
-        </w:rPr>
-        <w:t xml:space="preserve"> Separate books of account shall be maintained for the Company and for each Protected Series, showing income, expenses, assets, liabilities, contributions, and distributions of each. The Company shall maintain at its principal office the records required by s. 605.0410(1), Florida Statutes, including its federal, state, and local income tax returns and reports for the three most recent years and its financial statements for the three most recent years, and shall maintain the corresponding tax and financial records of each Protected Series with the records of that Protected Series. Members' inspection rights are as stated in Section 4.10.</w:t>
-      </w:r>
-    </w:p>
-    <w:p>
-      <w:pPr>
-        <w:keepLines/>
-        <w:widowControl/>
-        <w:spacing w:after="160"/>
-        <w:jc w:val="both"/>
-      </w:pPr>
-      <w:r>
-        <w:rPr>
-          <w:rFonts w:ascii="Times New Roman" w:hAnsi="Times New Roman"/>
-          <w:b/>
-          <w:sz w:val="24"/>
-          <w:szCs w:val="24"/>
-        </w:rPr>
-        <w:t xml:space="preserve">8.7A Exclusive Means of Moving Value.</w:t>
-      </w:r>
-      <w:r>
-        <w:rPr>
-          <w:rFonts w:ascii="Times New Roman" w:hAnsi="Times New Roman"/>
-          <w:sz w:val="24"/>
-          <w:szCs w:val="24"/>
-        </w:rPr>
-        <w:t xml:space="preserve"> Value may be moved between the Company and any Protected Series, or between Protected Series, only by an Inter-Series Transfer, a contribution, or a distribution, in each case approved as this Agreement requires and documented under this Article at the time it occurs. No other transfer, allocation, offset, netting, or informal accommodation between the Company and a Protected Series, or between Protected Series, is permitted, and any such act shall be documented and corrected under Section 8.9(d) upon discovery.</w:t>
-      </w:r>
-    </w:p>
-    <w:p>
-      <w:pPr>
-        <w:keepLines/>
-        <w:widowControl/>
-        <w:spacing w:after="160"/>
-        <w:jc w:val="both"/>
-      </w:pPr>
-      <w:r>
-        <w:rPr>
-          <w:rFonts w:ascii="Times New Roman" w:hAnsi="Times New Roman"/>
-          <w:b/>
-          <w:sz w:val="24"/>
-          <w:szCs w:val="24"/>
-        </w:rPr>
-        <w:t xml:space="preserve">8.8 Annual Review.</w:t>
-      </w:r>
-      <w:r>
-        <w:rPr>
-          <w:rFonts w:ascii="Times New Roman" w:hAnsi="Times New Roman"/>
-          <w:sz w:val="24"/>
-          <w:szCs w:val="24"/>
-        </w:rPr>
-        <w:t xml:space="preserve"> At least annually, the Manager shall review the records maintained under this Article for compliance with s. 605.2301, Florida Statutes, and shall correct any deficiency promptly upon discovery. Upon completing the review, the Manager shall sign and retain with the records a short certification stating the date of the review, the period covered, that the records of the Company and of each Protected Series were reviewed, and any deficiency found and the correction made. Each certification shall be retained for so long as the Company exists.</w:t>
-      </w:r>
-    </w:p>
-    <w:p>
-      <w:pPr>
-        <w:keepLines/>
-        <w:widowControl/>
-        <w:spacing w:after="160"/>
-        <w:jc w:val="both"/>
-      </w:pPr>
-      <w:r>
-        <w:rPr>
-          <w:rFonts w:ascii="Times New Roman" w:hAnsi="Times New Roman"/>
-          <w:b/>
-          <w:sz w:val="24"/>
-          <w:szCs w:val="24"/>
-        </w:rPr>
-        <w:t xml:space="preserve">8.9 Standing Association Rules; Savings Provisions.</w:t>
+        <w:t xml:space="preserve">8.7 Exclusive Means of Moving Value.</w:t>
+      </w:r>
+      <w:r>
+        <w:rPr>
+          <w:rFonts w:ascii="Times New Roman" w:hAnsi="Times New Roman"/>
+          <w:sz w:val="24"/>
+          <w:szCs w:val="24"/>
+        </w:rPr>
+        <w:t xml:space="preserve"> Value may be moved between the Company and any Protected Series, or between Protected Series, only by an Inter-Series Transfer, a contribution, or a distribution, in each case approved as this Agreement requires and documented under this Article at the time it occurs.</w:t>
+      </w:r>
+    </w:p>
+    <w:p>
+      <w:pPr>
+        <w:keepLines/>
+        <w:widowControl/>
+        <w:spacing w:after="160"/>
+        <w:jc w:val="both"/>
+      </w:pPr>
+      <w:r>
+        <w:rPr>
+          <w:rFonts w:ascii="Times New Roman" w:hAnsi="Times New Roman"/>
+          <w:b/>
+          <w:sz w:val="24"/>
+          <w:szCs w:val="24"/>
+        </w:rPr>
+        <w:t xml:space="preserve">8.8 Standing Association Rules; Savings Provisions.</w:t>
       </w:r>
     </w:p>
     <w:p>

--- a/docs/word/FPSLLC Operating Agreement - Manager-Managed (S Corporation) - DRAFT.docx
+++ b/docs/word/FPSLLC Operating Agreement - Manager-Managed (S Corporation) - DRAFT.docx
@@ -2640,32 +2640,32 @@
           <w:sz w:val="26"/>
           <w:szCs w:val="26"/>
         </w:rPr>
-        <w:t xml:space="preserve">ARTICLE 8 — RECORDS; MAINTENANCE OF THE LIABILITY SHIELDS</w:t>
-      </w:r>
-    </w:p>
-    <w:p>
-      <w:pPr>
-        <w:keepLines/>
-        <w:widowControl/>
-        <w:spacing w:after="160"/>
-        <w:jc w:val="both"/>
-      </w:pPr>
-      <w:r>
-        <w:rPr>
-          <w:rFonts w:ascii="Times New Roman" w:hAnsi="Times New Roman"/>
-          <w:b/>
-          <w:sz w:val="24"/>
-          <w:szCs w:val="24"/>
-        </w:rPr>
-        <w:t xml:space="preserve">8.1 Records Covenants.</w:t>
-      </w:r>
-      <w:r>
-        <w:rPr>
-          <w:rFonts w:ascii="Times New Roman" w:hAnsi="Times New Roman"/>
-          <w:sz w:val="24"/>
-          <w:szCs w:val="24"/>
-        </w:rPr>
-        <w:t xml:space="preserve"> The Company and each Protected Series shall create and maintain records satisfying s. 605.2301, Florida Statutes, in accordance with this Article. This Article may not be varied by any Series Exhibit.</w:t>
+        <w:t xml:space="preserve">ARTICLE 8 — RECORDS</w:t>
+      </w:r>
+    </w:p>
+    <w:p>
+      <w:pPr>
+        <w:keepLines/>
+        <w:widowControl/>
+        <w:spacing w:after="160"/>
+        <w:jc w:val="both"/>
+      </w:pPr>
+      <w:r>
+        <w:rPr>
+          <w:rFonts w:ascii="Times New Roman" w:hAnsi="Times New Roman"/>
+          <w:b/>
+          <w:sz w:val="24"/>
+          <w:szCs w:val="24"/>
+        </w:rPr>
+        <w:t xml:space="preserve">8.1 Records.</w:t>
+      </w:r>
+      <w:r>
+        <w:rPr>
+          <w:rFonts w:ascii="Times New Roman" w:hAnsi="Times New Roman"/>
+          <w:sz w:val="24"/>
+          <w:szCs w:val="24"/>
+        </w:rPr>
+        <w:t xml:space="preserve"> The Manager shall maintain, for the Company and for each Protected Series, the records described in this Article. Members' inspection rights are as stated in Section 4.10.</w:t>
       </w:r>
     </w:p>
     <w:p>
@@ -3005,15 +3005,15 @@
           <w:sz w:val="24"/>
           <w:szCs w:val="24"/>
         </w:rPr>
-        <w:t xml:space="preserve">Interpretation.</w:t>
-      </w:r>
-      <w:r>
-        <w:rPr>
-          <w:rFonts w:ascii="Times New Roman" w:hAnsi="Times New Roman"/>
-          <w:sz w:val="24"/>
-          <w:szCs w:val="24"/>
-        </w:rPr>
-        <w:t xml:space="preserve"> This Agreement shall be interpreted and applied to give the fullest effect permitted by law to the separateness of the Company and of each Protected Series and to the limitations of liability described in Section 3.3.</w:t>
+        <w:t xml:space="preserve">Association; interpretation.</w:t>
+      </w:r>
+      <w:r>
+        <w:rPr>
+          <w:rFonts w:ascii="Times New Roman" w:hAnsi="Times New Roman"/>
+          <w:sz w:val="24"/>
+          <w:szCs w:val="24"/>
+        </w:rPr>
+        <w:t xml:space="preserve"> Section 605.2301, Florida Statutes, requires records, not any particular record: it is satisfied by records that, read together, permit a disinterested, reasonable individual to make the determinations described in Section 8.2, and s. 605.2301(4), Florida Statutes, permits those records to be organized by specific listing, category, type, quantity, or computational or allocative formula or procedure, or in any other reasonable manner. Accordingly: (i) every record of the Company or of a Protected Series — this Agreement, each Series Exhibit, each asset schedule, and its account, titling, tax, insurance, and transaction records — may be read together and in combination, and no single document, form, or sequence is required; (ii) an asset is an Associated Asset of the Company or of the Protected Series that any such record identifies, from the date the asset was acquired or otherwise became an asset; (iii) association established by any record is not defeated by the absence or incompleteness of any other record; (iv) the standing rules in paragraph (b) are a procedure adopted under s. 605.2301(4), Florida Statutes, and apply to every asset they reach, whether or not any other record exists; and (v) where the records permit more than one reading, the reading that associates an asset with the Company or Protected Series that acquired, holds, or uses it controls. This Agreement shall be interpreted and applied to give the fullest effect permitted by law to the association of assets under this Article, to the separateness of the Company and of each Protected Series, and to the limitations of liability described in Section 3.3.</w:t>
       </w:r>
     </w:p>
     <w:p>
@@ -3046,7 +3046,7 @@
           <w:sz w:val="24"/>
           <w:szCs w:val="24"/>
         </w:rPr>
-        <w:t xml:space="preserve"> The Manager may, and upon discovery of any inaccuracy or omission shall, supplement or correct any record maintained under this Article so that it accurately reflects the association of assets and liabilities, and records as so supplemented or corrected shall be given effect to the fullest extent permitted by law.</w:t>
+        <w:t xml:space="preserve"> The Manager may, and upon discovery of any inaccuracy or omission shall, supplement or correct any record maintained under this Article so that it accurately reflects the association of assets and liabilities, and records as so supplemented or corrected shall be given effect to the fullest extent permitted by law. A record supplemented or corrected under this paragraph relates back to, and is given effect from, the date of the record it supplements or corrects, to the fullest extent permitted by law.</w:t>
       </w:r>
     </w:p>
     <w:p>
@@ -3071,15 +3071,15 @@
           <w:sz w:val="24"/>
           <w:szCs w:val="24"/>
         </w:rPr>
-        <w:t xml:space="preserve">Severability in favor of separateness.</w:t>
-      </w:r>
-      <w:r>
-        <w:rPr>
-          <w:rFonts w:ascii="Times New Roman" w:hAnsi="Times New Roman"/>
-          <w:sz w:val="24"/>
-          <w:szCs w:val="24"/>
-        </w:rPr>
-        <w:t xml:space="preserve"> If any provision of this Agreement or of any Series Exhibit would otherwise be construed to impair the separateness of the Company or of any Protected Series or the limitations of liability described in Section 3.3, that provision shall be deemed modified to the minimum extent necessary to preserve them.</w:t>
+        <w:t xml:space="preserve">Reformation; severability in favor of association and separateness.</w:t>
+      </w:r>
+      <w:r>
+        <w:rPr>
+          <w:rFonts w:ascii="Times New Roman" w:hAnsi="Times New Roman"/>
+          <w:sz w:val="24"/>
+          <w:szCs w:val="24"/>
+        </w:rPr>
+        <w:t xml:space="preserve"> If any provision of this Agreement or of any Series Exhibit, or any act taken under either, would otherwise be construed to impair the association of an asset under this Article, the separateness of the Company or of any Protected Series, or the limitations of liability described in Section 3.3, this Agreement shall be applied and, to the minimum extent necessary, deemed modified so as to preserve them, and the provision or act shall be given effect as so modified from the time it was made. To the extent a provision cannot be so conformed, it is null and void ab initio and shall be given no force or effect for any purpose, and every other provision of this Agreement and of each Series Exhibit remains in full force.</w:t>
       </w:r>
     </w:p>
     <w:p>

--- a/docs/word/FPSLLC Operating Agreement - Manager-Managed (S Corporation) - DRAFT.docx
+++ b/docs/word/FPSLLC Operating Agreement - Manager-Managed (S Corporation) - DRAFT.docx
@@ -348,7 +348,7 @@
           <w:sz w:val="24"/>
           <w:szCs w:val="24"/>
         </w:rPr>
-        <w:t xml:space="preserve">. The name of each Protected Series shall comply with s. 605.2202, Florida Statutes: it shall begin with the full name of the Company and shall contain the phrase "protected series" or the abbreviation "P.S." or "PS." The name of each Protected Series shall be as set forth in its filed Protected Series Designation and its Series Exhibit. If the Company changes its name, the Manager shall promptly make all filings required to conform the name of each Protected Series.</w:t>
+        <w:t xml:space="preserve">. The name of each Protected Series shall be as set forth in its filed Protected Series Designation and its Series Exhibit. If the Company changes its name, the Manager shall promptly make all filings required to conform the name of each Protected Series.</w:t>
       </w:r>
     </w:p>
     <w:p>
@@ -549,31 +549,6 @@
           <w:szCs w:val="24"/>
         </w:rPr>
         <w:t xml:space="preserve"> Each Member irrevocably waives any right to maintain an action for partition or any similar action with respect to any property of the Company or of any Protected Series.</w:t>
-      </w:r>
-    </w:p>
-    <w:p>
-      <w:pPr>
-        <w:keepLines/>
-        <w:widowControl/>
-        <w:spacing w:after="160"/>
-        <w:jc w:val="both"/>
-      </w:pPr>
-      <w:r>
-        <w:rPr>
-          <w:rFonts w:ascii="Times New Roman" w:hAnsi="Times New Roman"/>
-          <w:b/>
-          <w:sz w:val="24"/>
-          <w:szCs w:val="24"/>
-        </w:rPr>
-        <w:t xml:space="preserve">1.12 No Payments of Individual Obligations.</w:t>
-      </w:r>
-      <w:r>
-        <w:rPr>
-          <w:rFonts w:ascii="Times New Roman" w:hAnsi="Times New Roman"/>
-          <w:sz w:val="24"/>
-          <w:szCs w:val="24"/>
-        </w:rPr>
-        <w:t xml:space="preserve"> The credit and property of the Company and of each Protected Series shall be used solely for the benefit of the Company or the applicable Protected Series, and no such property shall be transferred or encumbered for, or in payment of, any individual obligation of any Member or the Manager.</w:t>
       </w:r>
     </w:p>
     <w:p>
@@ -1982,7 +1957,7 @@
           <w:sz w:val="24"/>
           <w:szCs w:val="24"/>
         </w:rPr>
-        <w:t xml:space="preserve"> (an "Inter-Series Transfer") — the consent of a Majority in Interest;</w:t>
+        <w:t xml:space="preserve"> (an "Inter-Series Transfer") — the consent of a Majority in Interest. Inter-Series Transfers shall be made for fair value unless the transfer is a documented contribution or distribution;</w:t>
       </w:r>
     </w:p>
     <w:p>
@@ -2789,82 +2764,32 @@
           <w:sz w:val="24"/>
           <w:szCs w:val="24"/>
         </w:rPr>
-        <w:t xml:space="preserve">8.3 Separate Accounts; No Commingling.</w:t>
-      </w:r>
-      <w:r>
-        <w:rPr>
-          <w:rFonts w:ascii="Times New Roman" w:hAnsi="Times New Roman"/>
-          <w:sz w:val="24"/>
-          <w:szCs w:val="24"/>
-        </w:rPr>
-        <w:t xml:space="preserve"> The Company and each Protected Series shall maintain its own deposit account or accounts, and its funds shall not be commingled with the funds of any Member, the Manager, the Company (as to a Protected Series), or any other Protected Series. All income of a Protected Series shall be deposited to its accounts, and its expenses paid from its accounts. Transfers of funds between accounts shall be made only pursuant to a documented Inter-Series Transfer, loan, contribution, or distribution.</w:t>
-      </w:r>
-    </w:p>
-    <w:p>
-      <w:pPr>
-        <w:keepLines/>
-        <w:widowControl/>
-        <w:spacing w:after="160"/>
-        <w:jc w:val="both"/>
-      </w:pPr>
-      <w:r>
-        <w:rPr>
-          <w:rFonts w:ascii="Times New Roman" w:hAnsi="Times New Roman"/>
-          <w:b/>
-          <w:sz w:val="24"/>
-          <w:szCs w:val="24"/>
-        </w:rPr>
-        <w:t xml:space="preserve">8.4 Inter-Series Transfers.</w:t>
-      </w:r>
-      <w:r>
-        <w:rPr>
-          <w:rFonts w:ascii="Times New Roman" w:hAnsi="Times New Roman"/>
-          <w:sz w:val="24"/>
-          <w:szCs w:val="24"/>
-        </w:rPr>
-        <w:t xml:space="preserve"> Any Inter-Series Transfer (as defined in Section 5.4(b)) requires the approvals stated in Section 5.4(b) and shall be documented contemporaneously by a written record stating (a) the asset transferred, (b) the transferor and transferee (the Company or the specific Protected Series), (c) the date, and (d) the consideration paid, the payor, and the payee. Inter-Series Transfers shall be made for fair value unless the transfer is a documented contribution or distribution.</w:t>
-      </w:r>
-    </w:p>
-    <w:p>
-      <w:pPr>
-        <w:keepLines/>
-        <w:widowControl/>
-        <w:spacing w:after="160"/>
-        <w:jc w:val="both"/>
-      </w:pPr>
-      <w:r>
-        <w:rPr>
-          <w:rFonts w:ascii="Times New Roman" w:hAnsi="Times New Roman"/>
-          <w:b/>
-          <w:sz w:val="24"/>
-          <w:szCs w:val="24"/>
-        </w:rPr>
-        <w:t xml:space="preserve">8.5 Real Property.</w:t>
-      </w:r>
-      <w:r>
-        <w:rPr>
-          <w:rFonts w:ascii="Times New Roman" w:hAnsi="Times New Roman"/>
-          <w:sz w:val="24"/>
-          <w:szCs w:val="24"/>
-        </w:rPr>
-        <w:t xml:space="preserve"> A properly recorded instrument naming the acquiring or conveying Protected Series (by its full statutory name) or the Company, as applicable, serves as an association record and is conclusive of the signer's authority in favor of a person giving value without knowledge of a lack of authority (ss. 605.2301(2)(b) and 605.2301(3)(b), Florida Statutes). Where an interest in real property is held through a representative, nominee, or similar arrangement as permitted by s. 605.2301(5), Florida Statutes, the arrangement shall be documented under Section 8.6, and the association of the interest shall be established by those records.</w:t>
-      </w:r>
-    </w:p>
-    <w:p>
-      <w:pPr>
-        <w:keepLines/>
-        <w:widowControl/>
-        <w:spacing w:after="160"/>
-        <w:jc w:val="both"/>
-      </w:pPr>
-      <w:r>
-        <w:rPr>
-          <w:rFonts w:ascii="Times New Roman" w:hAnsi="Times New Roman"/>
-          <w:b/>
-          <w:sz w:val="24"/>
-          <w:szCs w:val="24"/>
-        </w:rPr>
-        <w:t xml:space="preserve">8.6 Holding Associated Assets.</w:t>
+        <w:t xml:space="preserve">8.3 Real Property.</w:t>
+      </w:r>
+      <w:r>
+        <w:rPr>
+          <w:rFonts w:ascii="Times New Roman" w:hAnsi="Times New Roman"/>
+          <w:sz w:val="24"/>
+          <w:szCs w:val="24"/>
+        </w:rPr>
+        <w:t xml:space="preserve"> A properly recorded instrument naming the acquiring or conveying Protected Series (by its full statutory name) or the Company, as applicable, serves as an association record and is conclusive of the signer's authority in favor of a person giving value without knowledge of a lack of authority (ss. 605.2301(2)(b) and 605.2301(3)(b), Florida Statutes). Where an interest in real property is held through a representative, nominee, or similar arrangement as permitted by s. 605.2301(5), Florida Statutes, the arrangement shall be documented under Section 8.4, and the association of the interest shall be established by those records.</w:t>
+      </w:r>
+    </w:p>
+    <w:p>
+      <w:pPr>
+        <w:keepLines/>
+        <w:widowControl/>
+        <w:spacing w:after="160"/>
+        <w:jc w:val="both"/>
+      </w:pPr>
+      <w:r>
+        <w:rPr>
+          <w:rFonts w:ascii="Times New Roman" w:hAnsi="Times New Roman"/>
+          <w:b/>
+          <w:sz w:val="24"/>
+          <w:szCs w:val="24"/>
+        </w:rPr>
+        <w:t xml:space="preserve">8.4 Holding Associated Assets.</w:t>
       </w:r>
       <w:r>
         <w:rPr>
@@ -2889,32 +2814,7 @@
           <w:sz w:val="24"/>
           <w:szCs w:val="24"/>
         </w:rPr>
-        <w:t xml:space="preserve">8.7 Exclusive Means of Moving Value.</w:t>
-      </w:r>
-      <w:r>
-        <w:rPr>
-          <w:rFonts w:ascii="Times New Roman" w:hAnsi="Times New Roman"/>
-          <w:sz w:val="24"/>
-          <w:szCs w:val="24"/>
-        </w:rPr>
-        <w:t xml:space="preserve"> Value may be moved between the Company and any Protected Series, or between Protected Series, only by an Inter-Series Transfer, a contribution, or a distribution, in each case approved as this Agreement requires and documented under this Article at the time it occurs.</w:t>
-      </w:r>
-    </w:p>
-    <w:p>
-      <w:pPr>
-        <w:keepLines/>
-        <w:widowControl/>
-        <w:spacing w:after="160"/>
-        <w:jc w:val="both"/>
-      </w:pPr>
-      <w:r>
-        <w:rPr>
-          <w:rFonts w:ascii="Times New Roman" w:hAnsi="Times New Roman"/>
-          <w:b/>
-          <w:sz w:val="24"/>
-          <w:szCs w:val="24"/>
-        </w:rPr>
-        <w:t xml:space="preserve">8.8 Standing Association Rules; Savings Provisions.</w:t>
+        <w:t xml:space="preserve">8.5 Standing Association Rules; Savings Provisions.</w:t>
       </w:r>
     </w:p>
     <w:p>

--- a/docs/word/FPSLLC Operating Agreement - Manager-Managed (S Corporation) - DRAFT.docx
+++ b/docs/word/FPSLLC Operating Agreement - Manager-Managed (S Corporation) - DRAFT.docx
@@ -2839,15 +2839,15 @@
           <w:sz w:val="24"/>
           <w:szCs w:val="24"/>
         </w:rPr>
-        <w:t xml:space="preserve">Records.</w:t>
-      </w:r>
-      <w:r>
-        <w:rPr>
-          <w:rFonts w:ascii="Times New Roman" w:hAnsi="Times New Roman"/>
-          <w:sz w:val="24"/>
-          <w:szCs w:val="24"/>
-        </w:rPr>
-        <w:t xml:space="preserve"> This Agreement, each Series Exhibit, each asset schedule, and the account, titling, and transaction records maintained under this Article are records within the meaning of s. 605.2301, Florida Statutes, and may be read together, in combination, to satisfy its requirements.</w:t>
+        <w:t xml:space="preserve">Association; interpretation.</w:t>
+      </w:r>
+      <w:r>
+        <w:rPr>
+          <w:rFonts w:ascii="Times New Roman" w:hAnsi="Times New Roman"/>
+          <w:sz w:val="24"/>
+          <w:szCs w:val="24"/>
+        </w:rPr>
+        <w:t xml:space="preserve"> Section 605.2301, Florida Statutes, requires records, not any particular record: it is satisfied by records that, read together, permit a disinterested, reasonable individual to make the determinations described in Section 8.2, and s. 605.2301(4), Florida Statutes, permits those records to be organized by specific listing, category, type, quantity, or computational or allocative formula or procedure, or in any other reasonable manner. As used in this Article, "record" has the meaning given in s. 605.0102(59), Florida Statutes, and shall be construed broadly to include anything of any type, kind, or nature that could reasonably associate an asset, debt, or any other thing with a Protected Series or the Company. Accordingly: (i) this Agreement, each Series Exhibit, each asset schedule, and the account, titling, tax, insurance, and transaction records of the Company or of a Protected Series are records within the meaning of s. 605.2301, Florida Statutes, may be read together and in combination to satisfy its requirements, and no single document, form, or sequence is required; (ii) an asset is an Associated Asset of the Company or of the Protected Series that any such record identifies, from the date the asset was acquired or otherwise became an asset; (iii) association established by any record is not defeated by the absence or incompleteness of any other record; (iv) the standing rules in paragraph (b) are a procedure adopted under s. 605.2301(4), Florida Statutes, and apply to every asset they reach, whether or not any other record exists; and (v) where the records permit more than one reading, the reading that associates an asset with the Company or Protected Series that acquired, holds, or uses it controls. This Agreement shall be interpreted and applied to give the fullest effect permitted by law to the association of assets under this Article, to the separateness of the Company and of each Protected Series, and to the limitations of liability described in Section 3.3.</w:t>
       </w:r>
     </w:p>
     <w:p>
@@ -2905,15 +2905,15 @@
           <w:sz w:val="24"/>
           <w:szCs w:val="24"/>
         </w:rPr>
-        <w:t xml:space="preserve">Association; interpretation.</w:t>
-      </w:r>
-      <w:r>
-        <w:rPr>
-          <w:rFonts w:ascii="Times New Roman" w:hAnsi="Times New Roman"/>
-          <w:sz w:val="24"/>
-          <w:szCs w:val="24"/>
-        </w:rPr>
-        <w:t xml:space="preserve"> Section 605.2301, Florida Statutes, requires records, not any particular record: it is satisfied by records that, read together, permit a disinterested, reasonable individual to make the determinations described in Section 8.2, and s. 605.2301(4), Florida Statutes, permits those records to be organized by specific listing, category, type, quantity, or computational or allocative formula or procedure, or in any other reasonable manner. Accordingly: (i) every record of the Company or of a Protected Series — this Agreement, each Series Exhibit, each asset schedule, and its account, titling, tax, insurance, and transaction records — may be read together and in combination, and no single document, form, or sequence is required; (ii) an asset is an Associated Asset of the Company or of the Protected Series that any such record identifies, from the date the asset was acquired or otherwise became an asset; (iii) association established by any record is not defeated by the absence or incompleteness of any other record; (iv) the standing rules in paragraph (b) are a procedure adopted under s. 605.2301(4), Florida Statutes, and apply to every asset they reach, whether or not any other record exists; and (v) where the records permit more than one reading, the reading that associates an asset with the Company or Protected Series that acquired, holds, or uses it controls. This Agreement shall be interpreted and applied to give the fullest effect permitted by law to the association of assets under this Article, to the separateness of the Company and of each Protected Series, and to the limitations of liability described in Section 3.3.</w:t>
+        <w:t xml:space="preserve">Correction of records.</w:t>
+      </w:r>
+      <w:r>
+        <w:rPr>
+          <w:rFonts w:ascii="Times New Roman" w:hAnsi="Times New Roman"/>
+          <w:sz w:val="24"/>
+          <w:szCs w:val="24"/>
+        </w:rPr>
+        <w:t xml:space="preserve"> The Manager may, and upon discovery of any inaccuracy or omission shall, supplement or correct any record maintained under this Article so that it accurately reflects the association of assets and liabilities, and records as so supplemented or corrected shall be given effect to the fullest extent permitted by law. A record supplemented or corrected under this paragraph relates back to, and is given effect from, the date of the record it supplements or corrects, to the fullest extent permitted by law.</w:t>
       </w:r>
     </w:p>
     <w:p>
@@ -2930,39 +2930,6 @@
           <w:szCs w:val="24"/>
         </w:rPr>
         <w:t xml:space="preserve">(d) </w:t>
-      </w:r>
-      <w:r>
-        <w:rPr>
-          <w:rFonts w:ascii="Times New Roman" w:hAnsi="Times New Roman"/>
-          <w:b/>
-          <w:sz w:val="24"/>
-          <w:szCs w:val="24"/>
-        </w:rPr>
-        <w:t xml:space="preserve">Correction of records.</w:t>
-      </w:r>
-      <w:r>
-        <w:rPr>
-          <w:rFonts w:ascii="Times New Roman" w:hAnsi="Times New Roman"/>
-          <w:sz w:val="24"/>
-          <w:szCs w:val="24"/>
-        </w:rPr>
-        <w:t xml:space="preserve"> The Manager may, and upon discovery of any inaccuracy or omission shall, supplement or correct any record maintained under this Article so that it accurately reflects the association of assets and liabilities, and records as so supplemented or corrected shall be given effect to the fullest extent permitted by law. A record supplemented or corrected under this paragraph relates back to, and is given effect from, the date of the record it supplements or corrects, to the fullest extent permitted by law.</w:t>
-      </w:r>
-    </w:p>
-    <w:p>
-      <w:pPr>
-        <w:keepLines/>
-        <w:widowControl/>
-        <w:spacing w:after="160"/>
-        <w:jc w:val="both"/>
-      </w:pPr>
-      <w:r>
-        <w:rPr>
-          <w:rFonts w:ascii="Times New Roman" w:hAnsi="Times New Roman"/>
-          <w:sz w:val="24"/>
-          <w:szCs w:val="24"/>
-        </w:rPr>
-        <w:t xml:space="preserve">(e) </w:t>
       </w:r>
       <w:r>
         <w:rPr>

--- a/docs/word/FPSLLC Operating Agreement - Manager-Managed (S Corporation) - DRAFT.docx
+++ b/docs/word/FPSLLC Operating Agreement - Manager-Managed (S Corporation) - DRAFT.docx
@@ -2988,7 +2988,7 @@
           <w:sz w:val="24"/>
           <w:szCs w:val="24"/>
         </w:rPr>
-        <w:t xml:space="preserve"> The Company has elected, or intends to elect, classification as an association taxable as a corporation and S corporation status under section 1362 of the Code, and it is intended that the election remain continuously in effect. Each Member shall execute the consents and other instruments (including IRS Form 2553) necessary or appropriate to make and maintain the election, and no election shall be revoked without the affirmative vote or consent of all Members. The classification of the Company and of each Protected Series shall in all events be determined under federal tax law as applied to each of them, and nothing in this Agreement constitutes tax advice or a guarantee of any particular tax treatment. Each Protected Series is wholly owned by the Company. If a Protected Series is treated as an entity separate from the Company for federal income tax purposes, it is intended that the Protected Series be disregarded as an entity separate from its owner, so that its items of income, gain, loss, deduction, and credit are reported by the Company. No member of the Company shall take a position inconsistent with this Section on any return without the written consent of all members.</w:t>
+        <w:t xml:space="preserve"> The Company has elected, or intends to elect, classification as an association taxable as a corporation and S corporation status under section 1362 of the Code, and it is intended that the election remain continuously in effect. Each Member shall execute the consents and other instruments (including IRS Form 2553) necessary or appropriate to make and maintain the election, and no election shall be revoked without the affirmative vote or consent of all Members. Each Protected Series is wholly owned by the Company. If a Protected Series is treated as an entity separate from the Company for federal income tax purposes, it is intended that the Protected Series be disregarded as an entity separate from its owner, so that its items of income, gain, loss, deduction, and credit are reported by the Company. No member of the Company shall take a position inconsistent with this Section on any return without the written consent of all members.</w:t>
       </w:r>
     </w:p>
     <w:p>

--- a/docs/word/FPSLLC Operating Agreement - Manager-Managed (S Corporation) - DRAFT.docx
+++ b/docs/word/FPSLLC Operating Agreement - Manager-Managed (S Corporation) - DRAFT.docx
@@ -3322,7 +3322,7 @@
           <w:sz w:val="24"/>
           <w:szCs w:val="24"/>
         </w:rPr>
-        <w:t xml:space="preserve"> A Transfer of all or part of a Membership Interest to an Immediate Family Member of the transferring Member is permitted, provided the transferee delivers to the Company a signed agreement to be bound by this Agreement.</w:t>
+        <w:t xml:space="preserve"> A Transfer of all or part of a Membership Interest to an Immediate Family Member of the transferring Member is permitted, provided the transferee delivers to the Company a signed agreement to be bound by this Agreement. The transferee holds the transferred interest as a transferee under Section 10.3 unless and until admitted as a Member under Section 12.1.</w:t>
       </w:r>
     </w:p>
     <w:p>

--- a/docs/word/FPSLLC Operating Agreement - Manager-Managed (S Corporation) - DRAFT.docx
+++ b/docs/word/FPSLLC Operating Agreement - Manager-Managed (S Corporation) - DRAFT.docx
@@ -1739,7 +1739,7 @@
           <w:sz w:val="24"/>
           <w:szCs w:val="24"/>
         </w:rPr>
-        <w:t xml:space="preserve"> Each Member's Membership Interest is "registered" with the Company within the meaning of s. 711.501(7), Florida Statutes. Exhibit A serves as the initial "registration in beneficiary form" under ss. 711.50–711.512, Florida Statutes, and reflects each Member's designation, if any, of the person or persons who will become the owner of that Member's Membership Interest upon that Member's death. A Member may designate any person or entity as a beneficiary. A Member may change, delete, or add a TOD designation by a signed writing, witnessed by two witnesses, delivered to the Manager; the change is effective upon receipt unless the Manager objects in writing within seven (7) days, and the Manager shall thereafter update Exhibit A (though updating is not required for effectiveness). Upon the designating Member's death, the designated beneficiary automatically succeeds to the deceased Member's transferable interest — including the economic rights of the deceased Member's Percentage Interest — taking subject to this Agreement, and holds the rights of a transferee described in Section 10.3 until admitted as a Member. A beneficiary who is an Immediate Family Member of the deceased Member is admitted as a Member upon delivery to the Company of a written agreement to be bound by this Agreement; any other beneficiary is admitted as a Member upon such delivery and the written consent of a Majority in Interest of the Members other than the deceased Member.</w:t>
+        <w:t xml:space="preserve"> Each Member's Membership Interest is "registered" with the Company within the meaning of s. 711.501(7), Florida Statutes. Exhibit A serves as the initial "registration in beneficiary form" under ss. 711.50–711.512, Florida Statutes, and reflects each Member's designation, if any, of the person or persons who will become the owner of that Member's Membership Interest upon that Member's death. A Member may designate any person or entity as a beneficiary. A Member may change, delete, or add a TOD designation by a signed writing, witnessed by two witnesses, delivered to the Manager; the change is effective upon receipt unless the Manager objects in writing within seven (7) days, and the Manager shall thereafter update Exhibit A (though updating is not required for effectiveness). Upon the designating Member's death, the designated beneficiary automatically succeeds to the deceased Member's transferable interest — including the economic rights of the deceased Member's Percentage Interest — taking subject to this Agreement, and holds the rights of a transferee described in Section 10.3 until admitted as a Member. A beneficiary is admitted as a Member upon delivery to the Company of a written agreement to be bound by this Agreement and the written consent of a Majority in Interest of the Members other than the deceased Member.</w:t>
       </w:r>
     </w:p>
     <w:p>

--- a/docs/word/FPSLLC Operating Agreement - Manager-Managed (S Corporation) - DRAFT.docx
+++ b/docs/word/FPSLLC Operating Agreement - Manager-Managed (S Corporation) - DRAFT.docx
@@ -4047,7 +4047,7 @@
           <w:sz w:val="24"/>
           <w:szCs w:val="24"/>
         </w:rPr>
-        <w:t xml:space="preserve"> Members; provided, that (a) a Series Exhibit may be amended by a written instrument signed by the Manager (and, if the amendment would alter the rights or obligations of a Member not associated with that Protected Series, by that Member); (b) the Manager may amend Exhibit A and the Series Exhibits without further consent solely to record changes duly made under this Agreement (admissions, Transfers, TOD designations, capital adjustments under Section 6.3); and (c) no amendment may impose new obligations on the Manager without the Manager's written consent. Oral, implied, or course-of-dealing amendments are of no effect.</w:t>
+        <w:t xml:space="preserve"> Members; provided, that (a) a Series Exhibit may be amended by a written instrument signed by the Manager, except that an amendment that would alter the rights or obligations of any Member under this Agreement requires the signature of every Member; (b) the Manager may amend Exhibit A and the Series Exhibits without further consent solely to record changes duly made under this Agreement (admissions, Transfers, TOD designations, capital adjustments under Section 6.3); and (c) no amendment may impose new obligations on the Manager without the Manager's written consent. Oral, implied, or course-of-dealing amendments are of no effect.</w:t>
       </w:r>
     </w:p>
     <w:p>

--- a/docs/word/FPSLLC Operating Agreement - Manager-Managed (S Corporation) - DRAFT.docx
+++ b/docs/word/FPSLLC Operating Agreement - Manager-Managed (S Corporation) - DRAFT.docx
@@ -2439,7 +2439,7 @@
           <w:sz w:val="24"/>
           <w:szCs w:val="24"/>
         </w:rPr>
-        <w:t xml:space="preserve"> The Company shall maintain a record of each Member's contributions to the Company and to each Protected Series. Contributions do not bear interest and confer no priority or preference of any kind: every Membership Interest carries rights to allocations, distributions, and liquidation proceeds identical in proportion to Percentage Interests. Nothing in this Agreement creates a deficit restoration obligation or otherwise personally obligates any Member to contribute capital beyond the contributions required by Sections 6.1 and 6.2.</w:t>
+        <w:t xml:space="preserve"> The Company shall maintain a record of each Member's contributions to the Company and to each Protected Series. Contributions do not bear interest and confer no priority or preference of any kind: every Membership Interest carries rights to allocations, distributions, and liquidation proceeds identical in proportion to Percentage Interests. Nothing in this Agreement personally obligates any Member to contribute capital beyond the contributions required by Sections 6.1 and 6.2.</w:t>
       </w:r>
     </w:p>
     <w:p>
@@ -3980,15 +3980,15 @@
           <w:sz w:val="24"/>
           <w:szCs w:val="24"/>
         </w:rPr>
-        <w:t xml:space="preserve">14.5 No Deficit Obligation; Recourse Limited.</w:t>
-      </w:r>
-      <w:r>
-        <w:rPr>
-          <w:rFonts w:ascii="Times New Roman" w:hAnsi="Times New Roman"/>
-          <w:sz w:val="24"/>
-          <w:szCs w:val="24"/>
-        </w:rPr>
-        <w:t xml:space="preserve"> No Member shall have any obligation to restore any deficit or to contribute capital in connection with any winding up (beyond unpaid contributions duly required under Sections 6.1 and 6.2), and each creditor of the Company or of any Protected Series shall look solely to the Associated Assets of its obligor.</w:t>
+        <w:t xml:space="preserve">14.5 No Obligation to Contribute; Recourse Limited.</w:t>
+      </w:r>
+      <w:r>
+        <w:rPr>
+          <w:rFonts w:ascii="Times New Roman" w:hAnsi="Times New Roman"/>
+          <w:sz w:val="24"/>
+          <w:szCs w:val="24"/>
+        </w:rPr>
+        <w:t xml:space="preserve"> No Member shall have any obligation to contribute capital in connection with any winding up (beyond unpaid contributions duly required under Sections 6.1 and 6.2), and each creditor of the Company or of any Protected Series shall look solely to the Associated Assets of its obligor.</w:t>
       </w:r>
     </w:p>
     <w:p>

--- a/docs/word/FPSLLC Operating Agreement - Manager-Managed (S Corporation) - DRAFT.docx
+++ b/docs/word/FPSLLC Operating Agreement - Manager-Managed (S Corporation) - DRAFT.docx
@@ -2506,7 +2506,7 @@
           <w:sz w:val="24"/>
           <w:szCs w:val="24"/>
         </w:rPr>
-        <w:t xml:space="preserve"> All items of income, gain, loss, deduction, and credit of the Company and of each Protected Series shall be allocated among the Members strictly pro rata in accordance with their Percentage Interests, consistently with sections 1366 and 1377 of the Internal Revenue Code of 1986, as amended (the "Code").</w:t>
+        <w:t xml:space="preserve"> All items of income, gain, loss, deduction, and credit of the Company and of each Protected Series shall be allocated among the Members strictly pro rata in accordance with their Percentage Interests, consistent with sections 1366 and 1377 of the Internal Revenue Code of 1986, as amended (the "Code").</w:t>
       </w:r>
     </w:p>
     <w:p>
@@ -3038,7 +3038,7 @@
           <w:sz w:val="24"/>
           <w:szCs w:val="24"/>
         </w:rPr>
-        <w:t xml:space="preserve"> While the S corporation election is in effect: (a) no Transfer of any Membership Interest or transferable interest may be made to any person who is not an eligible S corporation shareholder, or that would cause the number of shareholders to exceed the limit of section 1361 of the Code, and any purported Transfer in violation of this clause is void to the fullest extent permitted by law; (b) a TOD designation under Section 4.11 is effective only in favor of a beneficiary that is an eligible S corporation shareholder; and (c) no Protected Series may be established, and no interest issued or adjusted, except consistently with Section 4.2 and the one-class-of-stock requirement of section 1361 of the Code.</w:t>
+        <w:t xml:space="preserve"> While the S corporation election is in effect: (a) no Transfer of any Membership Interest or transferable interest may be made to any person who is not an eligible S corporation shareholder, or that would cause the number of shareholders to exceed the limit of section 1361 of the Code, and any purported Transfer in violation of this clause is void to the fullest extent permitted by law; (b) a TOD designation under Section 4.11 is effective only in favor of a beneficiary that is an eligible S corporation shareholder; and (c) no Protected Series may be established, and no interest issued or adjusted, except consistent with Section 4.2 and the one-class-of-stock requirement of section 1361 of the Code.</w:t>
       </w:r>
     </w:p>
     <w:p>
@@ -3080,7 +3080,7 @@
           <w:sz w:val="24"/>
           <w:szCs w:val="24"/>
         </w:rPr>
-        <w:t xml:space="preserve"> It is the express intent of the Members that the Company qualify at all times as a small business corporation eligible for a valid election under section 1362 of the Code, that the election be and remain in effect, and that this Agreement, each Series Exhibit, and every other agreement among the Members relating to the Company or any Protected Series be interpreted, applied, and administered consistently with that intent.</w:t>
+        <w:t xml:space="preserve"> It is the express intent of the Members that the Company qualify at all times as a small business corporation eligible for a valid election under section 1362 of the Code, that the election be and remain in effect, and that this Agreement, each Series Exhibit, and every other agreement among the Members relating to the Company or any Protected Series be interpreted, applied, and administered consistent with that intent.</w:t>
       </w:r>
     </w:p>
     <w:p>

--- a/docs/word/FPSLLC Operating Agreement - Manager-Managed (S Corporation) - DRAFT.docx
+++ b/docs/word/FPSLLC Operating Agreement - Manager-Managed (S Corporation) - DRAFT.docx
@@ -2540,15 +2540,15 @@
           <w:sz w:val="24"/>
           <w:szCs w:val="24"/>
         </w:rPr>
-        <w:t xml:space="preserve">solely from the Associated Assets of that Protected Series</w:t>
-      </w:r>
-      <w:r>
-        <w:rPr>
-          <w:rFonts w:ascii="Times New Roman" w:hAnsi="Times New Roman"/>
-          <w:sz w:val="24"/>
-          <w:szCs w:val="24"/>
-        </w:rPr>
-        <w:t xml:space="preserve">; all distributions, from whatever source, shall be made to the Members strictly pro rata in accordance with their Percentage Interests, and every distribution shall confer identical rights on every Membership Interest. Each distribution shall be recorded in the records maintained under Article 8, identifying its source.</w:t>
+        <w:t xml:space="preserve">solely from the Associated Assets of that Protected Series, and solely to the Company</w:t>
+      </w:r>
+      <w:r>
+        <w:rPr>
+          <w:rFonts w:ascii="Times New Roman" w:hAnsi="Times New Roman"/>
+          <w:sz w:val="24"/>
+          <w:szCs w:val="24"/>
+        </w:rPr>
+        <w:t xml:space="preserve">; distributions in respect of the Company shall be made solely from the Associated Assets of the Company, to the Members strictly pro rata in accordance with their Percentage Interests, and every such distribution shall confer identical rights on every Membership Interest. Each distribution shall be recorded in the records maintained under Article 8, identifying its source.</w:t>
       </w:r>
     </w:p>
     <w:p>

--- a/docs/word/FPSLLC Operating Agreement - Manager-Managed (S Corporation) - DRAFT.docx
+++ b/docs/word/FPSLLC Operating Agreement - Manager-Managed (S Corporation) - DRAFT.docx
@@ -2573,7 +2573,7 @@
           <w:sz w:val="24"/>
           <w:szCs w:val="24"/>
         </w:rPr>
-        <w:t xml:space="preserve"> To the extent of available cash of the Company or the applicable Protected Series, the Manager may make distributions intended to enable the Members to satisfy federal and state income tax liabilities attributable to the Company's income, made strictly pro rata in accordance with Percentage Interests, and is authorized to pay any such amount directly to the government agency responsible for collection on a Member's behalf, with any amount so paid treated as distributed to that Member. Tax distributions in respect of a Protected Series shall be made solely from its Associated Assets and treated as advances against later distributions under Section 7.2.</w:t>
+        <w:t xml:space="preserve"> To the extent of available cash of the Company or the applicable Protected Series, the Manager may make distributions intended to enable the Members to satisfy federal and state income tax liabilities attributable to the Company's income, made strictly pro rata in accordance with Percentage Interests, and is authorized to pay any such amount directly to the government agency responsible for collection on a Member's behalf, with any amount so paid treated as distributed to that Member. A tax distribution funded from the Associated Assets of a Protected Series shall be made by that Protected Series to the Company and distributed by the Company to the Members, and is treated as an advance against later distributions under Section 7.2.</w:t>
       </w:r>
     </w:p>
     <w:p>

--- a/docs/word/FPSLLC Operating Agreement - Manager-Managed (S Corporation) - DRAFT.docx
+++ b/docs/word/FPSLLC Operating Agreement - Manager-Managed (S Corporation) - DRAFT.docx
@@ -2574,31 +2574,6 @@
           <w:szCs w:val="24"/>
         </w:rPr>
         <w:t xml:space="preserve"> To the extent of available cash of the Company or the applicable Protected Series, the Manager may make distributions intended to enable the Members to satisfy federal and state income tax liabilities attributable to the Company's income, made strictly pro rata in accordance with Percentage Interests, and is authorized to pay any such amount directly to the government agency responsible for collection on a Member's behalf, with any amount so paid treated as distributed to that Member. A tax distribution funded from the Associated Assets of a Protected Series shall be made by that Protected Series to the Company and distributed by the Company to the Members, and is treated as an advance against later distributions under Section 7.2.</w:t>
-      </w:r>
-    </w:p>
-    <w:p>
-      <w:pPr>
-        <w:keepLines/>
-        <w:widowControl/>
-        <w:spacing w:after="160"/>
-        <w:jc w:val="both"/>
-      </w:pPr>
-      <w:r>
-        <w:rPr>
-          <w:rFonts w:ascii="Times New Roman" w:hAnsi="Times New Roman"/>
-          <w:b/>
-          <w:sz w:val="24"/>
-          <w:szCs w:val="24"/>
-        </w:rPr>
-        <w:t xml:space="preserve">7.4 Statutory Limitations.</w:t>
-      </w:r>
-      <w:r>
-        <w:rPr>
-          <w:rFonts w:ascii="Times New Roman" w:hAnsi="Times New Roman"/>
-          <w:sz w:val="24"/>
-          <w:szCs w:val="24"/>
-        </w:rPr>
-        <w:t xml:space="preserve"> No distribution shall be made to the extent prohibited by the limitations of the Act applicable to distributions, applied separately to the Company and to each Protected Series as the Act provides.</w:t>
       </w:r>
     </w:p>
     <w:p>

--- a/docs/word/FPSLLC Operating Agreement - Manager-Managed (S Corporation) - DRAFT.docx
+++ b/docs/word/FPSLLC Operating Agreement - Manager-Managed (S Corporation) - DRAFT.docx
@@ -2988,7 +2988,7 @@
           <w:sz w:val="24"/>
           <w:szCs w:val="24"/>
         </w:rPr>
-        <w:t xml:space="preserve"> The Manager shall cause to be prepared and filed all tax returns required of the Company (including Form 1120-S) and of each Protected Series, and shall deliver to each Member, after the end of each fiscal year, the information (including Schedule K-1) necessary for the Member's returns.</w:t>
+        <w:t xml:space="preserve"> The Manager shall cause to be prepared and filed all tax returns required of the Company (including Form 1120-S) and of each Protected Series, if necessary or required, and shall deliver to each Member, after the end of each fiscal year, the information (including Schedule K-1) necessary for the Member's returns.</w:t>
       </w:r>
     </w:p>
     <w:p>

--- a/docs/word/FPSLLC Operating Agreement - Manager-Managed (S Corporation) - DRAFT.docx
+++ b/docs/word/FPSLLC Operating Agreement - Manager-Managed (S Corporation) - DRAFT.docx
@@ -2095,7 +2095,7 @@
           <w:sz w:val="24"/>
           <w:szCs w:val="24"/>
         </w:rPr>
-        <w:t xml:space="preserve"> The Manager and each Protected Series Manager shall discharge their duties consistent with the Act, including the duties applicable to managers and protected-series managers, which are not varied by this Agreement. No Manager or Protected Series Manager shall be liable to the Company, any Protected Series, or any Member for any act or omission performed or omitted in good faith and in a manner reasonably believed to be within the scope of authority conferred by this Agreement, except for conduct for which exoneration is prohibited by the Act.</w:t>
+        <w:t xml:space="preserve"> The Manager and each Protected Series Manager shall discharge their duties consistent with the Act, including the duties applicable to managers and protected-series managers. No Manager or Protected Series Manager shall be liable to the Company, any Protected Series, or any Member for any act or omission performed or omitted in good faith and in a manner reasonably believed to be within the scope of authority conferred by this Agreement, except for conduct for which exoneration is prohibited by the Act.</w:t>
       </w:r>
     </w:p>
     <w:p>

--- a/docs/word/FPSLLC Operating Agreement - Manager-Managed (S Corporation) - DRAFT.docx
+++ b/docs/word/FPSLLC Operating Agreement - Manager-Managed (S Corporation) - DRAFT.docx
@@ -3013,7 +3013,7 @@
           <w:sz w:val="24"/>
           <w:szCs w:val="24"/>
         </w:rPr>
-        <w:t xml:space="preserve"> While the S corporation election is in effect: (a) no Transfer of any Membership Interest or transferable interest may be made to any person who is not an eligible S corporation shareholder, or that would cause the number of shareholders to exceed the limit of section 1361 of the Code, and any purported Transfer in violation of this clause is void to the fullest extent permitted by law; (b) a TOD designation under Section 4.11 is effective only in favor of a beneficiary that is an eligible S corporation shareholder; and (c) no Protected Series may be established, and no interest issued or adjusted, except consistent with Section 4.2 and the one-class-of-stock requirement of section 1361 of the Code.</w:t>
+        <w:t xml:space="preserve"> While the S corporation election is in effect: (a) no Transfer of any Membership Interest or transferable interest may be made to any person who is not an eligible S corporation shareholder, or that would cause the number of shareholders to exceed the limit of section 1361 of the Code, and any purported Transfer in violation of this clause is null and void ab initio and shall be given no force or effect for any purpose; (b) a TOD designation under Section 4.11 is effective only in favor of a beneficiary that is an eligible S corporation shareholder; and (c) no Protected Series may be established, and no interest issued or adjusted, except consistent with Section 4.2 and the one-class-of-stock requirement of section 1361 of the Code, and any such establishment, issuance, or adjustment in violation of this clause is null and void ab initio and shall be given no force or effect for any purpose.</w:t>
       </w:r>
     </w:p>
     <w:p>
@@ -3105,7 +3105,7 @@
           <w:sz w:val="24"/>
           <w:szCs w:val="24"/>
         </w:rPr>
-        <w:t xml:space="preserve"> No Member, and no Protected Series, shall take any action, or omit to take any action, that would cause the election to be invalid or to terminate; any purported action or omission in violation of this subsection is void to the fullest extent permitted by law.</w:t>
+        <w:t xml:space="preserve"> No Member, and no Protected Series, shall take any action, or omit to take any action, that would cause the election to be invalid or to terminate; any purported action or omission in violation of this subsection is null and void ab initio and shall be given no force or effect for any purpose.</w:t>
       </w:r>
     </w:p>
     <w:p>

--- a/docs/word/FPSLLC Operating Agreement - Manager-Managed (S Corporation) - DRAFT.docx
+++ b/docs/word/FPSLLC Operating Agreement - Manager-Managed (S Corporation) - DRAFT.docx
@@ -1973,7 +1973,7 @@
           <w:sz w:val="24"/>
           <w:szCs w:val="24"/>
         </w:rPr>
-        <w:t xml:space="preserve">(c) sell, exchange, or otherwise dispose of all or substantially all of the Associated Assets of the Company or of any Protected Series, other than in the ordinary course — the consent of a Majority in Interest;</w:t>
+        <w:t xml:space="preserve">(c) sell, exchange, or otherwise dispose of all or substantially all of the Associated Assets of the Company or of any Protected Series, other than in the ordinary course of business — the consent of a Majority in Interest;</w:t>
       </w:r>
     </w:p>
     <w:p>

--- a/docs/word/FPSLLC Operating Agreement - Manager-Managed (S Corporation) - DRAFT.docx
+++ b/docs/word/FPSLLC Operating Agreement - Manager-Managed (S Corporation) - DRAFT.docx
@@ -1973,7 +1973,24 @@
           <w:sz w:val="24"/>
           <w:szCs w:val="24"/>
         </w:rPr>
-        <w:t xml:space="preserve">(c) sell, exchange, or otherwise dispose of all or substantially all of the Associated Assets of the Company or of any Protected Series, other than in the ordinary course of business — the consent of a Majority in Interest;</w:t>
+        <w:t xml:space="preserve">(c) sell, exchange, or otherwise dispose of all or substantially all of the Associated Assets of the Company or of any Protected Series, other than in the ordinary course of business — the consent of </w:t>
+      </w:r>
+      <w:r>
+        <w:rPr>
+          <w:rFonts w:ascii="Times New Roman" w:hAnsi="Times New Roman"/>
+          <w:b/>
+          <w:sz w:val="24"/>
+          <w:szCs w:val="24"/>
+        </w:rPr>
+        <w:t xml:space="preserve">all Members</w:t>
+      </w:r>
+      <w:r>
+        <w:rPr>
+          <w:rFonts w:ascii="Times New Roman" w:hAnsi="Times New Roman"/>
+          <w:sz w:val="24"/>
+          <w:szCs w:val="24"/>
+        </w:rPr>
+        <w:t xml:space="preserve">;</w:t>
       </w:r>
     </w:p>
     <w:p>
@@ -2038,7 +2055,24 @@
           <w:sz w:val="24"/>
           <w:szCs w:val="24"/>
         </w:rPr>
-        <w:t xml:space="preserve">(f) incur, on behalf of the Company or any Protected Series, indebtedness in excess of $[THRESHOLD] in a single transaction or series of related transactions, or guarantee the obligation of any person (and no guarantee of the obligations of one Protected Series by another or by the Company shall be made except by an express written instrument approved under this Section) — the consent of a Majority in Interest;</w:t>
+        <w:t xml:space="preserve">(f) incur, on behalf of the Company or any Protected Series, indebtedness in excess of $[THRESHOLD] in a single transaction or series of related transactions, or guarantee the obligation of any person (and no guarantee of the obligations of one Protected Series by another or by the Company shall be made except by an express written instrument approved under this Section) — the consent of </w:t>
+      </w:r>
+      <w:r>
+        <w:rPr>
+          <w:rFonts w:ascii="Times New Roman" w:hAnsi="Times New Roman"/>
+          <w:b/>
+          <w:sz w:val="24"/>
+          <w:szCs w:val="24"/>
+        </w:rPr>
+        <w:t xml:space="preserve">all Members</w:t>
+      </w:r>
+      <w:r>
+        <w:rPr>
+          <w:rFonts w:ascii="Times New Roman" w:hAnsi="Times New Roman"/>
+          <w:sz w:val="24"/>
+          <w:szCs w:val="24"/>
+        </w:rPr>
+        <w:t xml:space="preserve">;</w:t>
       </w:r>
     </w:p>
     <w:p>

--- a/docs/word/FPSLLC Operating Agreement - Manager-Managed (S Corporation) - DRAFT.docx
+++ b/docs/word/FPSLLC Operating Agreement - Manager-Managed (S Corporation) - DRAFT.docx
@@ -2104,7 +2104,40 @@
           <w:sz w:val="24"/>
           <w:szCs w:val="24"/>
         </w:rPr>
-        <w:t xml:space="preserve">(h) amend this Agreement or any Series Exhibit — the approval required by Section 15.1.</w:t>
+        <w:t xml:space="preserve">(h) amend this Agreement or any Series Exhibit — the approval required by Section 15.1; or</w:t>
+      </w:r>
+    </w:p>
+    <w:p>
+      <w:pPr>
+        <w:keepLines/>
+        <w:widowControl/>
+        <w:spacing w:after="160"/>
+        <w:jc w:val="both"/>
+      </w:pPr>
+      <w:r>
+        <w:rPr>
+          <w:rFonts w:ascii="Times New Roman" w:hAnsi="Times New Roman"/>
+          <w:sz w:val="24"/>
+          <w:szCs w:val="24"/>
+        </w:rPr>
+        <w:t xml:space="preserve">(i) file, amend, or cancel a statement of authority under s. 605.0302, Florida Statutes, or record a certified copy of one — the consent of </w:t>
+      </w:r>
+      <w:r>
+        <w:rPr>
+          <w:rFonts w:ascii="Times New Roman" w:hAnsi="Times New Roman"/>
+          <w:b/>
+          <w:sz w:val="24"/>
+          <w:szCs w:val="24"/>
+        </w:rPr>
+        <w:t xml:space="preserve">all Members</w:t>
+      </w:r>
+      <w:r>
+        <w:rPr>
+          <w:rFonts w:ascii="Times New Roman" w:hAnsi="Times New Roman"/>
+          <w:sz w:val="24"/>
+          <w:szCs w:val="24"/>
+        </w:rPr>
+        <w:t xml:space="preserve">.</w:t>
       </w:r>
     </w:p>
     <w:p>
@@ -2221,7 +2254,7 @@
           <w:sz w:val="24"/>
           <w:szCs w:val="24"/>
         </w:rPr>
-        <w:t xml:space="preserve"> The Manager may cause the Company to file with the Department a statement of authority under s. 605.0302, Florida Statutes, stating the authority, or the limitations on the authority, of the Manager, of any Protected Series Manager, or of any person holding a specified position, to transfer or encumber real property held in the name of the Company or of a Protected Series, and may cause a certified copy of that statement to be recorded in the official records of any county in which the real property is located. A statement so filed shall be consistent with this Agreement, and shall be amended or cancelled as necessary to keep it accurate.</w:t>
+        <w:t xml:space="preserve"> With the consent of all Members required by Section 5.4(i), the Manager may cause the Company to file with the Department a statement of authority under s. 605.0302, Florida Statutes, stating the authority, or the limitations on the authority, of the Manager, of any Protected Series Manager, or of any person holding a specified position, to transfer or encumber real property held in the name of the Company or of a Protected Series, and may cause a certified copy of that statement to be recorded in the official records of any county in which the real property is located. A statement so filed shall be consistent with this Agreement, and shall be amended or cancelled as necessary to keep it accurate.</w:t>
       </w:r>
     </w:p>
     <w:p>

--- a/docs/word/FPSLLC Operating Agreement - Manager-Managed (S Corporation) - DRAFT.docx
+++ b/docs/word/FPSLLC Operating Agreement - Manager-Managed (S Corporation) - DRAFT.docx
@@ -665,7 +665,7 @@
           <w:sz w:val="24"/>
           <w:szCs w:val="24"/>
         </w:rPr>
-        <w:t xml:space="preserve"> means, with respect to a Protected Series, a member of the Company associated with that Protected Series under this Agreement and its Series Exhibit. Consistent with s. 605.2302(1), Florida Statutes, only a member of the Company may be an Associated Member. No Protected Series established under this Agreement has an Associated Member; each Protected Series is owned by the Company as provided in Section 3.6 and managed as provided in Section 5.2.</w:t>
+        <w:t xml:space="preserve"> has the meaning given in s. 605.2302, Florida Statutes — a member of the Company whom an operating agreement designates as an associated member of a Protected Series. This Agreement designates none: no Protected Series established under it has an Associated Member, and each Protected Series is owned by the Company as provided in Section 3.6 and managed as provided in Section 5.2.</w:t>
       </w:r>
     </w:p>
     <w:p>

--- a/docs/word/FPSLLC Operating Agreement - Manager-Managed (S Corporation) - DRAFT.docx
+++ b/docs/word/FPSLLC Operating Agreement - Manager-Managed (S Corporation) - DRAFT.docx
@@ -1066,7 +1066,7 @@
           <w:sz w:val="24"/>
           <w:szCs w:val="24"/>
         </w:rPr>
-        <w:t xml:space="preserve"> Members, the Company may establish one or more Protected Series by causing a Protected Series Designation to be signed and filed with the Department as provided in s. 605.2201, Florida Statutes. At or before the filing of each Protected Series Designation, the Members and the Manager shall adopt a Series Exhibit for the new Protected Series. The Manager is authorized to execute and file each Protected Series Designation approved under this Section. Each Protected Series shall be established without Associated Members. Consistent with s. 605.2303(2), Florida Statutes, the Company owns all of the protected-series transferable interests of each Protected Series, and no member of the Company holds any interest in any Protected Series except indirectly, through that member's interest in the Company.</w:t>
+        <w:t xml:space="preserve"> Members, the Company may establish one or more Protected Series by causing a Protected Series Designation to be signed and filed with the Department as provided in s. 605.2201, Florida Statutes. At or before the filing of each Protected Series Designation, the Members and the Manager shall adopt a Series Exhibit for the new Protected Series. The Manager is authorized to execute and file each Protected Series Designation approved under this Section. Each Protected Series shall be established without Associated Members.</w:t>
       </w:r>
     </w:p>
     <w:p>

--- a/docs/word/FPSLLC Operating Agreement - Manager-Managed (S Corporation) - DRAFT.docx
+++ b/docs/word/FPSLLC Operating Agreement - Manager-Managed (S Corporation) - DRAFT.docx
@@ -1401,6 +1401,39 @@
     </w:p>
     <w:p>
       <w:pPr>
+        <w:keepLines/>
+        <w:widowControl/>
+        <w:spacing w:after="160"/>
+        <w:jc w:val="both"/>
+      </w:pPr>
+      <w:r>
+        <w:rPr>
+          <w:rFonts w:ascii="Times New Roman" w:hAnsi="Times New Roman"/>
+          <w:sz w:val="24"/>
+          <w:szCs w:val="24"/>
+        </w:rPr>
+        <w:t xml:space="preserve">(c) </w:t>
+      </w:r>
+      <w:r>
+        <w:rPr>
+          <w:rFonts w:ascii="Times New Roman" w:hAnsi="Times New Roman"/>
+          <w:b/>
+          <w:sz w:val="24"/>
+          <w:szCs w:val="24"/>
+        </w:rPr>
+        <w:t xml:space="preserve">No transfer of a protected-series transferable interest.</w:t>
+      </w:r>
+      <w:r>
+        <w:rPr>
+          <w:rFonts w:ascii="Times New Roman" w:hAnsi="Times New Roman"/>
+          <w:sz w:val="24"/>
+          <w:szCs w:val="24"/>
+        </w:rPr>
+        <w:t xml:space="preserve"> The Company shall not transfer, assign, pledge, encumber, or otherwise dispose of all or any part of a protected-series transferable interest of any Protected Series to any person, and no Protected Series shall issue a protected-series transferable interest to any person other than the Company. Any purported transfer or issuance in violation of this paragraph is null and void ab initio and shall be given no force or effect for any purpose.</w:t>
+      </w:r>
+    </w:p>
+    <w:p>
+      <w:pPr>
         <w:keepNext/>
         <w:keepLines/>
         <w:widowControl/>
@@ -3080,7 +3113,7 @@
           <w:sz w:val="24"/>
           <w:szCs w:val="24"/>
         </w:rPr>
-        <w:t xml:space="preserve"> While the S corporation election is in effect: (a) no Transfer of any Membership Interest or transferable interest may be made to any person who is not an eligible S corporation shareholder, or that would cause the number of shareholders to exceed the limit of section 1361 of the Code, and any purported Transfer in violation of this clause is null and void ab initio and shall be given no force or effect for any purpose; (b) a TOD designation under Section 4.11 is effective only in favor of a beneficiary that is an eligible S corporation shareholder; and (c) no Protected Series may be established, and no interest issued or adjusted, except consistent with Section 4.2 and the one-class-of-stock requirement of section 1361 of the Code, and any such establishment, issuance, or adjustment in violation of this clause is null and void ab initio and shall be given no force or effect for any purpose.</w:t>
+        <w:t xml:space="preserve"> While the S corporation election is in effect: (a) no Transfer of any Membership Interest or transferable interest may be made to any person who is not an eligible S corporation shareholder, or that would cause the number of shareholders to exceed the limit of section 1361 of the Code, and any purported Transfer in violation of this clause is null and void ab initio and shall be given no force or effect for any purpose; (b) a TOD designation under Section 4.11 is effective only in favor of a beneficiary that is an eligible S corporation shareholder; and (c) no Protected Series may be established, and no interest issued or adjusted, except consistent with Section 3.6(c), Section 4.2, and the one-class-of-stock requirement of section 1361 of the Code, and any such establishment, issuance, or adjustment in violation of this clause is null and void ab initio and shall be given no force or effect for any purpose.</w:t>
       </w:r>
     </w:p>
     <w:p>

--- a/docs/word/FPSLLC Operating Agreement - Manager-Managed (S Corporation) - DRAFT.docx
+++ b/docs/word/FPSLLC Operating Agreement - Manager-Managed (S Corporation) - DRAFT.docx
@@ -1982,15 +1982,15 @@
           <w:sz w:val="24"/>
           <w:szCs w:val="24"/>
         </w:rPr>
-        <w:t xml:space="preserve">transfer, re-associate, or re-title any asset between the Company and a Protected Series or between Protected Series</w:t>
-      </w:r>
-      <w:r>
-        <w:rPr>
-          <w:rFonts w:ascii="Times New Roman" w:hAnsi="Times New Roman"/>
-          <w:sz w:val="24"/>
-          <w:szCs w:val="24"/>
-        </w:rPr>
-        <w:t xml:space="preserve"> (an "Inter-Series Transfer") — the consent of a Majority in Interest. Inter-Series Transfers shall be made for fair value unless the transfer is a documented contribution or distribution;</w:t>
+        <w:t xml:space="preserve">cause any Associated Asset to become an Associated Asset of the Company or of a different Protected Series</w:t>
+      </w:r>
+      <w:r>
+        <w:rPr>
+          <w:rFonts w:ascii="Times New Roman" w:hAnsi="Times New Roman"/>
+          <w:sz w:val="24"/>
+          <w:szCs w:val="24"/>
+        </w:rPr>
+        <w:t xml:space="preserve"> — the consent of a Majority in Interest;</w:t>
       </w:r>
     </w:p>
     <w:p>
@@ -3022,6 +3022,31 @@
           <w:szCs w:val="24"/>
         </w:rPr>
         <w:t xml:space="preserve"> If any provision of this Agreement or of any Series Exhibit, or any act taken under either, would otherwise be construed to impair the association of an asset under this Article, the separateness of the Company or of any Protected Series, or the limitations of liability described in Section 3.3, this Agreement shall be applied and, to the minimum extent necessary, deemed modified so as to preserve them, and the provision or act shall be given effect as so modified from the time it was made. To the extent a provision cannot be so conformed, it is null and void ab initio and shall be given no force or effect for any purpose, and every other provision of this Agreement and of each Series Exhibit remains in full force.</w:t>
+      </w:r>
+    </w:p>
+    <w:p>
+      <w:pPr>
+        <w:keepLines/>
+        <w:widowControl/>
+        <w:spacing w:after="160"/>
+        <w:jc w:val="both"/>
+      </w:pPr>
+      <w:r>
+        <w:rPr>
+          <w:rFonts w:ascii="Times New Roman" w:hAnsi="Times New Roman"/>
+          <w:b/>
+          <w:sz w:val="24"/>
+          <w:szCs w:val="24"/>
+        </w:rPr>
+        <w:t xml:space="preserve">8.6 Movement of an Asset Between Protected Series.</w:t>
+      </w:r>
+      <w:r>
+        <w:rPr>
+          <w:rFonts w:ascii="Times New Roman" w:hAnsi="Times New Roman"/>
+          <w:sz w:val="24"/>
+          <w:szCs w:val="24"/>
+        </w:rPr>
+        <w:t xml:space="preserve"> If an Associated Asset of a Protected Series becomes an Associated Asset of another Protected Series, however the transaction is denominated, then to the extent the fair market value of what one Protected Series gives exceeds the fair market value of what it receives, the excess is deemed for all purposes of this Agreement to have been distributed by that Protected Series to the Company as provided in Section 7.2 and, immediately thereafter, contributed by the Company to the other Protected Series as provided in Section 6.1.</w:t>
       </w:r>
     </w:p>
     <w:p>

--- a/docs/word/FPSLLC Operating Agreement - Manager-Managed (S Corporation) - DRAFT.docx
+++ b/docs/word/FPSLLC Operating Agreement - Manager-Managed (S Corporation) - DRAFT.docx
@@ -732,7 +732,32 @@
           <w:sz w:val="24"/>
           <w:szCs w:val="24"/>
         </w:rPr>
-        <w:t xml:space="preserve">2.7 "Involuntary Transfer"</w:t>
+        <w:t xml:space="preserve">2.7 "Incapacitated"</w:t>
+      </w:r>
+      <w:r>
+        <w:rPr>
+          <w:rFonts w:ascii="Times New Roman" w:hAnsi="Times New Roman"/>
+          <w:sz w:val="24"/>
+          <w:szCs w:val="24"/>
+        </w:rPr>
+        <w:t xml:space="preserve"> means, as to any person, that (a) a court of competent jurisdiction has determined the person to be incapacitated or has appointed a guardian of the person's property, or (b) two licensed physicians have certified in writing that the person is unable to manage the person's financial affairs. A person ceases to be Incapacitated upon a court order restoring capacity or a written certification by two licensed physicians that the person is again able to manage the person's financial affairs.</w:t>
+      </w:r>
+    </w:p>
+    <w:p>
+      <w:pPr>
+        <w:keepLines/>
+        <w:widowControl/>
+        <w:spacing w:after="160"/>
+        <w:jc w:val="both"/>
+      </w:pPr>
+      <w:r>
+        <w:rPr>
+          <w:rFonts w:ascii="Times New Roman" w:hAnsi="Times New Roman"/>
+          <w:b/>
+          <w:sz w:val="24"/>
+          <w:szCs w:val="24"/>
+        </w:rPr>
+        <w:t xml:space="preserve">2.8 "Involuntary Transfer"</w:t>
       </w:r>
       <w:r>
         <w:rPr>
@@ -757,7 +782,7 @@
           <w:sz w:val="24"/>
           <w:szCs w:val="24"/>
         </w:rPr>
-        <w:t xml:space="preserve">2.8 "Majority in Interest"</w:t>
+        <w:t xml:space="preserve">2.9 "Majority in Interest"</w:t>
       </w:r>
       <w:r>
         <w:rPr>
@@ -782,7 +807,7 @@
           <w:sz w:val="24"/>
           <w:szCs w:val="24"/>
         </w:rPr>
-        <w:t xml:space="preserve">2.9 "Manager"</w:t>
+        <w:t xml:space="preserve">2.10 "Manager"</w:t>
       </w:r>
       <w:r>
         <w:rPr>
@@ -807,7 +832,7 @@
           <w:sz w:val="24"/>
           <w:szCs w:val="24"/>
         </w:rPr>
-        <w:t xml:space="preserve">2.10 "Member"</w:t>
+        <w:t xml:space="preserve">2.11 "Member"</w:t>
       </w:r>
       <w:r>
         <w:rPr>
@@ -832,7 +857,7 @@
           <w:sz w:val="24"/>
           <w:szCs w:val="24"/>
         </w:rPr>
-        <w:t xml:space="preserve">2.11 "Membership Interest"</w:t>
+        <w:t xml:space="preserve">2.12 "Membership Interest"</w:t>
       </w:r>
       <w:r>
         <w:rPr>
@@ -857,7 +882,7 @@
           <w:sz w:val="24"/>
           <w:szCs w:val="24"/>
         </w:rPr>
-        <w:t xml:space="preserve">2.12 "Percentage Interest"</w:t>
+        <w:t xml:space="preserve">2.13 "Percentage Interest"</w:t>
       </w:r>
       <w:r>
         <w:rPr>
@@ -882,7 +907,7 @@
           <w:sz w:val="24"/>
           <w:szCs w:val="24"/>
         </w:rPr>
-        <w:t xml:space="preserve">2.13 "Protected Series"</w:t>
+        <w:t xml:space="preserve">2.14 "Protected Series"</w:t>
       </w:r>
       <w:r>
         <w:rPr>
@@ -924,7 +949,7 @@
           <w:sz w:val="24"/>
           <w:szCs w:val="24"/>
         </w:rPr>
-        <w:t xml:space="preserve">2.14 "Protected Series Designation"</w:t>
+        <w:t xml:space="preserve">2.15 "Protected Series Designation"</w:t>
       </w:r>
       <w:r>
         <w:rPr>
@@ -949,7 +974,7 @@
           <w:sz w:val="24"/>
           <w:szCs w:val="24"/>
         </w:rPr>
-        <w:t xml:space="preserve">2.15 "Protected Series Manager"</w:t>
+        <w:t xml:space="preserve">2.16 "Protected Series Manager"</w:t>
       </w:r>
       <w:r>
         <w:rPr>
@@ -974,7 +999,7 @@
           <w:sz w:val="24"/>
           <w:szCs w:val="24"/>
         </w:rPr>
-        <w:t xml:space="preserve">2.16 "Series Exhibit"</w:t>
+        <w:t xml:space="preserve">2.17 "Series Exhibit"</w:t>
       </w:r>
       <w:r>
         <w:rPr>
@@ -999,7 +1024,7 @@
           <w:sz w:val="24"/>
           <w:szCs w:val="24"/>
         </w:rPr>
-        <w:t xml:space="preserve">2.17 "Transfer"</w:t>
+        <w:t xml:space="preserve">2.18 "Transfer"</w:t>
       </w:r>
       <w:r>
         <w:rPr>
@@ -1777,6 +1802,31 @@
     </w:p>
     <w:p>
       <w:pPr>
+        <w:keepLines/>
+        <w:widowControl/>
+        <w:spacing w:after="160"/>
+        <w:jc w:val="both"/>
+      </w:pPr>
+      <w:r>
+        <w:rPr>
+          <w:rFonts w:ascii="Times New Roman" w:hAnsi="Times New Roman"/>
+          <w:b/>
+          <w:sz w:val="24"/>
+          <w:szCs w:val="24"/>
+        </w:rPr>
+        <w:t xml:space="preserve">4.12 Incapacity of a Member.</w:t>
+      </w:r>
+      <w:r>
+        <w:rPr>
+          <w:rFonts w:ascii="Times New Roman" w:hAnsi="Times New Roman"/>
+          <w:sz w:val="24"/>
+          <w:szCs w:val="24"/>
+        </w:rPr>
+        <w:t xml:space="preserve"> While a Member is Incapacitated, that Member's rights under this Agreement — including the right to vote, to consent, and to sign any instrument — are exercised by the Member's agent under a durable power of attorney conferring that authority or, if there is none, by the Member's court-appointed guardian. The Company, the Manager, and the other Members may rely on a certified copy of the power of attorney or of the letters of guardianship without further inquiry.</w:t>
+      </w:r>
+    </w:p>
+    <w:p>
+      <w:pPr>
         <w:keepNext/>
         <w:keepLines/>
         <w:widowControl/>
@@ -1831,7 +1881,7 @@
           <w:sz w:val="24"/>
           <w:szCs w:val="24"/>
         </w:rPr>
-        <w:t xml:space="preserve"> as provided in its Articles of Organization and this Agreement. [MANAGER APPOINTMENT] If more than one person is serving as Manager, every act, approval, consent, decision, or determination of the Manager under this Agreement requires the approval of a majority of the Managers then serving, and no Manager acting alone has actual authority to act for the Company or for any Protected Series. Anything required to be delivered to the Manager may be delivered to any Manager, and a covenant, restriction, or standard of conduct stated in this Agreement as applying to the Manager applies to each Manager individually. This Section governs among the Members and the Managers; it does not affect the agency rights of a Manager under s. 605.04074(2)(b), Florida Statutes, as to a person who dealt with the Manager without knowledge or notice that the Manager lacked authority. A Manager need not be a Member. A Manager serves until that Manager's resignation, removal, death, or incapacity. If a Manager ceases to serve as Manager for any reason, the remaining Managers shall continue to serve. A Manager may be removed, with or without cause, and a successor or additional Manager may be appointed, by a Majority in Interest, evidenced by a signed writing delivered to the Company.</w:t>
+        <w:t xml:space="preserve"> as provided in its Articles of Organization and this Agreement. [MANAGER APPOINTMENT] If more than one person is serving as Manager, every act, approval, consent, decision, or determination of the Manager under this Agreement requires the approval of a majority of the Managers then serving, and no Manager acting alone has actual authority to act for the Company or for any Protected Series. Anything required to be delivered to the Manager may be delivered to any Manager, and a covenant, restriction, or standard of conduct stated in this Agreement as applying to the Manager applies to each Manager individually. This Section governs among the Members and the Managers; it does not affect the agency rights of a Manager under s. 605.04074(2)(b), Florida Statutes, as to a person who dealt with the Manager without knowledge or notice that the Manager lacked authority. A Manager need not be a Member. A Manager serves until that Manager's resignation, removal, death, or Incapacity. If a Manager ceases to serve as Manager for any reason, the remaining Managers shall continue to serve. A Manager may be removed, with or without cause, and a successor or additional Manager may be appointed, by a Majority in Interest, evidenced by a signed writing delivered to the Company.</w:t>
       </w:r>
     </w:p>
     <w:p>

--- a/docs/word/FPSLLC Operating Agreement - Manager-Managed (S Corporation) - DRAFT.docx
+++ b/docs/word/FPSLLC Operating Agreement - Manager-Managed (S Corporation) - DRAFT.docx
@@ -2270,7 +2270,7 @@
           <w:sz w:val="24"/>
           <w:szCs w:val="24"/>
         </w:rPr>
-        <w:t xml:space="preserve"> The Company shall indemnify the Manager, and each Protected Series shall indemnify its Protected Series Manager, to the fullest extent permitted by the Act, against losses, claims, and expenses (including reasonable attorney's fees) incurred by reason of service in that capacity, except to the extent arising from conduct for which exoneration is prohibited by the Act; </w:t>
+        <w:t xml:space="preserve"> The Company shall indemnify the Manager, and each Protected Series shall indemnify its Protected Series Manager, to the fullest extent permitted by the Act, against losses, claims, and expenses (including reasonable attorney's fees) incurred by reason of service in that capacity, except to the extent arising from conduct for which exoneration is prohibited by the Act or from an act exceeding the authority conferred by Section 5.4; </w:t>
       </w:r>
       <w:r>
         <w:rPr>
@@ -2287,7 +2287,7 @@
           <w:sz w:val="24"/>
           <w:szCs w:val="24"/>
         </w:rPr>
-        <w:t xml:space="preserve">, and any indemnification obligation relating to the activities of the Company generally is payable solely from the Associated Assets of the Company.</w:t>
+        <w:t xml:space="preserve">, and any indemnification obligation relating to the activities of the Company generally is payable solely from the Associated Assets of the Company. A Manager who exceeds the authority conferred by Section 5.4 is liable to the Company or the affected Protected Series for any loss caused by that act, and the Company or Protected Series is entitled to indemnity from that Manager.</w:t>
       </w:r>
     </w:p>
     <w:p>
@@ -2337,7 +2337,7 @@
           <w:sz w:val="24"/>
           <w:szCs w:val="24"/>
         </w:rPr>
-        <w:t xml:space="preserve"> With the consent of all Members required by Section 5.4(i), the Manager may cause the Company to file with the Department a statement of authority under s. 605.0302, Florida Statutes, stating the authority, or the limitations on the authority, of the Manager, of any Protected Series Manager, or of any person holding a specified position, to transfer or encumber real property held in the name of the Company or of a Protected Series, and may cause a certified copy of that statement to be recorded in the official records of any county in which the real property is located. A statement so filed shall be consistent with this Agreement, and shall be amended or cancelled as necessary to keep it accurate.</w:t>
+        <w:t xml:space="preserve"> With the consent of all Members required by Section 5.4(i), the Manager may cause the Company to file with the Department a statement of authority under s. 605.0302, Florida Statutes, stating the authority, or the limitations on the authority, of the Manager, of any Protected Series Manager, or of any person holding a specified position, to transfer or encumber real property held in the name of the Company or of a Protected Series, and may cause a certified copy of that statement to be recorded in the official records of any county in which the real property is located. A statement so filed shall be consistent with this Agreement, and shall be amended or cancelled as necessary to keep it accurate. The limitations in Section 5.4 apply to the Manager whether or not a statement of authority is filed or recorded.</w:t>
       </w:r>
     </w:p>
     <w:p>

--- a/docs/word/FPSLLC Operating Agreement - Manager-Managed (S Corporation) - DRAFT.docx
+++ b/docs/word/FPSLLC Operating Agreement - Manager-Managed (S Corporation) - DRAFT.docx
@@ -3799,7 +3799,7 @@
           <w:sz w:val="24"/>
           <w:szCs w:val="24"/>
         </w:rPr>
-        <w:t xml:space="preserve"> No Member may be associated with a Protected Series. A Protected Series may not be established with, and may not admit, an Associated Member. Any amendment permitting Associated Members may cause each Protected Series to be treated as an entity separate from the Company for federal income tax purposes, with its own filing obligations, and may terminate any election the Company has made.</w:t>
+        <w:t xml:space="preserve"> No Member may be associated with a Protected Series. A Protected Series may not be established with, and may not admit, an Associated Member.</w:t>
       </w:r>
     </w:p>
     <w:p>

--- a/docs/word/FPSLLC Operating Agreement - Manager-Managed (S Corporation) - DRAFT.docx
+++ b/docs/word/FPSLLC Operating Agreement - Manager-Managed (S Corporation) - DRAFT.docx
@@ -5,9 +5,8 @@
     <w:p>
       <w:pPr>
         <w:keepNext/>
-        <w:keepLines/>
-        <w:widowControl/>
-        <w:spacing w:before="240" w:after="0"/>
+        <w:widowControl/>
+        <w:spacing w:before="240" w:after="200"/>
         <w:jc w:val="center"/>
       </w:pPr>
       <w:r>
@@ -23,9 +22,8 @@
     <w:p>
       <w:pPr>
         <w:keepNext/>
-        <w:keepLines/>
-        <w:widowControl/>
-        <w:spacing w:before="240" w:after="0"/>
+        <w:widowControl/>
+        <w:spacing w:before="240" w:after="200"/>
         <w:jc w:val="center"/>
       </w:pPr>
       <w:r>
@@ -41,9 +39,8 @@
     <w:p>
       <w:pPr>
         <w:keepNext/>
-        <w:keepLines/>
-        <w:widowControl/>
-        <w:spacing w:before="240" w:after="0"/>
+        <w:widowControl/>
+        <w:spacing w:before="240" w:after="200"/>
         <w:jc w:val="center"/>
       </w:pPr>
       <w:r>
@@ -59,9 +56,8 @@
     <w:p>
       <w:pPr>
         <w:keepNext/>
-        <w:keepLines/>
-        <w:widowControl/>
-        <w:spacing w:before="240" w:after="0"/>
+        <w:widowControl/>
+        <w:spacing w:before="240" w:after="200"/>
         <w:jc w:val="center"/>
       </w:pPr>
       <w:r>
@@ -77,9 +73,8 @@
     <w:p>
       <w:pPr>
         <w:keepNext/>
-        <w:keepLines/>
-        <w:widowControl/>
-        <w:spacing w:before="0" w:after="0"/>
+        <w:widowControl/>
+        <w:spacing w:before="0" w:after="160"/>
         <w:jc w:val="center"/>
       </w:pPr>
       <w:r>
@@ -94,7 +89,6 @@
     </w:p>
     <w:p>
       <w:pPr>
-        <w:keepLines/>
         <w:widowControl/>
         <w:spacing w:after="160"/>
         <w:jc w:val="both"/>
@@ -128,9 +122,8 @@
     <w:p>
       <w:pPr>
         <w:keepNext/>
-        <w:keepLines/>
-        <w:widowControl/>
-        <w:spacing w:before="240" w:after="0"/>
+        <w:widowControl/>
+        <w:spacing w:before="240" w:after="200"/>
         <w:jc w:val="center"/>
       </w:pPr>
       <w:r>
@@ -145,7 +138,6 @@
     </w:p>
     <w:p>
       <w:pPr>
-        <w:keepLines/>
         <w:widowControl/>
         <w:spacing w:after="160"/>
         <w:jc w:val="both"/>
@@ -161,7 +153,6 @@
     </w:p>
     <w:p>
       <w:pPr>
-        <w:keepLines/>
         <w:widowControl/>
         <w:spacing w:after="160"/>
         <w:jc w:val="both"/>
@@ -194,7 +185,6 @@
     </w:p>
     <w:p>
       <w:pPr>
-        <w:keepLines/>
         <w:widowControl/>
         <w:spacing w:after="160"/>
         <w:jc w:val="both"/>
@@ -211,7 +201,6 @@
     <w:p>
       <w:pPr>
         <w:keepNext/>
-        <w:keepLines/>
         <w:widowControl/>
         <w:spacing w:after="160"/>
         <w:jc w:val="both"/>
@@ -228,9 +217,8 @@
     <w:p>
       <w:pPr>
         <w:keepNext/>
-        <w:keepLines/>
-        <w:widowControl/>
-        <w:spacing w:before="240" w:after="0"/>
+        <w:widowControl/>
+        <w:spacing w:before="240" w:after="200"/>
       </w:pPr>
       <w:r>
         <w:rPr>
@@ -244,7 +232,6 @@
     </w:p>
     <w:p>
       <w:pPr>
-        <w:keepLines/>
         <w:widowControl/>
         <w:spacing w:after="160"/>
         <w:jc w:val="both"/>
@@ -269,7 +256,6 @@
     </w:p>
     <w:p>
       <w:pPr>
-        <w:keepLines/>
         <w:widowControl/>
         <w:spacing w:after="160"/>
         <w:jc w:val="both"/>
@@ -311,7 +297,6 @@
     </w:p>
     <w:p>
       <w:pPr>
-        <w:keepLines/>
         <w:widowControl/>
         <w:spacing w:after="160"/>
         <w:jc w:val="both"/>
@@ -353,7 +338,6 @@
     </w:p>
     <w:p>
       <w:pPr>
-        <w:keepLines/>
         <w:widowControl/>
         <w:spacing w:after="160"/>
         <w:jc w:val="both"/>
@@ -378,7 +362,6 @@
     </w:p>
     <w:p>
       <w:pPr>
-        <w:keepLines/>
         <w:widowControl/>
         <w:spacing w:after="160"/>
         <w:jc w:val="both"/>
@@ -403,7 +386,6 @@
     </w:p>
     <w:p>
       <w:pPr>
-        <w:keepLines/>
         <w:widowControl/>
         <w:spacing w:after="160"/>
         <w:jc w:val="both"/>
@@ -428,7 +410,6 @@
     </w:p>
     <w:p>
       <w:pPr>
-        <w:keepLines/>
         <w:widowControl/>
         <w:spacing w:after="160"/>
         <w:jc w:val="both"/>
@@ -453,7 +434,6 @@
     </w:p>
     <w:p>
       <w:pPr>
-        <w:keepLines/>
         <w:widowControl/>
         <w:spacing w:after="160"/>
         <w:jc w:val="both"/>
@@ -478,7 +458,6 @@
     </w:p>
     <w:p>
       <w:pPr>
-        <w:keepLines/>
         <w:widowControl/>
         <w:spacing w:after="160"/>
         <w:jc w:val="both"/>
@@ -503,7 +482,6 @@
     </w:p>
     <w:p>
       <w:pPr>
-        <w:keepLines/>
         <w:widowControl/>
         <w:spacing w:after="160"/>
         <w:jc w:val="both"/>
@@ -528,7 +506,6 @@
     </w:p>
     <w:p>
       <w:pPr>
-        <w:keepLines/>
         <w:widowControl/>
         <w:spacing w:after="160"/>
         <w:jc w:val="both"/>
@@ -554,9 +531,8 @@
     <w:p>
       <w:pPr>
         <w:keepNext/>
-        <w:keepLines/>
-        <w:widowControl/>
-        <w:spacing w:before="240" w:after="0"/>
+        <w:widowControl/>
+        <w:spacing w:before="240" w:after="200"/>
       </w:pPr>
       <w:r>
         <w:rPr>
@@ -570,7 +546,6 @@
     </w:p>
     <w:p>
       <w:pPr>
-        <w:keepLines/>
         <w:widowControl/>
         <w:spacing w:after="160"/>
         <w:jc w:val="both"/>
@@ -595,7 +570,6 @@
     </w:p>
     <w:p>
       <w:pPr>
-        <w:keepLines/>
         <w:widowControl/>
         <w:spacing w:after="160"/>
         <w:jc w:val="both"/>
@@ -620,7 +594,6 @@
     </w:p>
     <w:p>
       <w:pPr>
-        <w:keepLines/>
         <w:widowControl/>
         <w:spacing w:after="160"/>
         <w:jc w:val="both"/>
@@ -645,7 +618,6 @@
     </w:p>
     <w:p>
       <w:pPr>
-        <w:keepLines/>
         <w:widowControl/>
         <w:spacing w:after="160"/>
         <w:jc w:val="both"/>
@@ -670,7 +642,6 @@
     </w:p>
     <w:p>
       <w:pPr>
-        <w:keepLines/>
         <w:widowControl/>
         <w:spacing w:after="160"/>
         <w:jc w:val="both"/>
@@ -695,7 +666,6 @@
     </w:p>
     <w:p>
       <w:pPr>
-        <w:keepLines/>
         <w:widowControl/>
         <w:spacing w:after="160"/>
         <w:jc w:val="both"/>
@@ -720,7 +690,6 @@
     </w:p>
     <w:p>
       <w:pPr>
-        <w:keepLines/>
         <w:widowControl/>
         <w:spacing w:after="160"/>
         <w:jc w:val="both"/>
@@ -745,7 +714,6 @@
     </w:p>
     <w:p>
       <w:pPr>
-        <w:keepLines/>
         <w:widowControl/>
         <w:spacing w:after="160"/>
         <w:jc w:val="both"/>
@@ -770,7 +738,6 @@
     </w:p>
     <w:p>
       <w:pPr>
-        <w:keepLines/>
         <w:widowControl/>
         <w:spacing w:after="160"/>
         <w:jc w:val="both"/>
@@ -795,7 +762,6 @@
     </w:p>
     <w:p>
       <w:pPr>
-        <w:keepLines/>
         <w:widowControl/>
         <w:spacing w:after="160"/>
         <w:jc w:val="both"/>
@@ -820,7 +786,6 @@
     </w:p>
     <w:p>
       <w:pPr>
-        <w:keepLines/>
         <w:widowControl/>
         <w:spacing w:after="160"/>
         <w:jc w:val="both"/>
@@ -845,7 +810,6 @@
     </w:p>
     <w:p>
       <w:pPr>
-        <w:keepLines/>
         <w:widowControl/>
         <w:spacing w:after="160"/>
         <w:jc w:val="both"/>
@@ -870,7 +834,6 @@
     </w:p>
     <w:p>
       <w:pPr>
-        <w:keepLines/>
         <w:widowControl/>
         <w:spacing w:after="160"/>
         <w:jc w:val="both"/>
@@ -895,7 +858,6 @@
     </w:p>
     <w:p>
       <w:pPr>
-        <w:keepLines/>
         <w:widowControl/>
         <w:spacing w:after="160"/>
         <w:jc w:val="both"/>
@@ -937,7 +899,6 @@
     </w:p>
     <w:p>
       <w:pPr>
-        <w:keepLines/>
         <w:widowControl/>
         <w:spacing w:after="160"/>
         <w:jc w:val="both"/>
@@ -962,7 +923,6 @@
     </w:p>
     <w:p>
       <w:pPr>
-        <w:keepLines/>
         <w:widowControl/>
         <w:spacing w:after="160"/>
         <w:jc w:val="both"/>
@@ -987,7 +947,6 @@
     </w:p>
     <w:p>
       <w:pPr>
-        <w:keepLines/>
         <w:widowControl/>
         <w:spacing w:after="160"/>
         <w:jc w:val="both"/>
@@ -1012,7 +971,6 @@
     </w:p>
     <w:p>
       <w:pPr>
-        <w:keepLines/>
         <w:widowControl/>
         <w:spacing w:after="160"/>
         <w:jc w:val="both"/>
@@ -1038,9 +996,8 @@
     <w:p>
       <w:pPr>
         <w:keepNext/>
-        <w:keepLines/>
-        <w:widowControl/>
-        <w:spacing w:before="240" w:after="0"/>
+        <w:widowControl/>
+        <w:spacing w:before="240" w:after="200"/>
       </w:pPr>
       <w:r>
         <w:rPr>
@@ -1054,7 +1011,6 @@
     </w:p>
     <w:p>
       <w:pPr>
-        <w:keepLines/>
         <w:widowControl/>
         <w:spacing w:after="160"/>
         <w:jc w:val="both"/>
@@ -1097,7 +1053,6 @@
     <w:p>
       <w:pPr>
         <w:keepNext/>
-        <w:keepLines/>
         <w:widowControl/>
         <w:spacing w:after="160"/>
         <w:jc w:val="both"/>
@@ -1122,7 +1077,6 @@
     </w:p>
     <w:p>
       <w:pPr>
-        <w:keepLines/>
         <w:widowControl/>
         <w:spacing w:after="160"/>
         <w:jc w:val="both"/>
@@ -1138,7 +1092,6 @@
     </w:p>
     <w:p>
       <w:pPr>
-        <w:keepLines/>
         <w:widowControl/>
         <w:spacing w:after="160"/>
         <w:jc w:val="both"/>
@@ -1154,7 +1107,6 @@
     </w:p>
     <w:p>
       <w:pPr>
-        <w:keepLines/>
         <w:widowControl/>
         <w:spacing w:after="160"/>
         <w:jc w:val="both"/>
@@ -1187,7 +1139,6 @@
     </w:p>
     <w:p>
       <w:pPr>
-        <w:keepLines/>
         <w:widowControl/>
         <w:spacing w:after="160"/>
         <w:jc w:val="both"/>
@@ -1204,7 +1155,6 @@
     <w:p>
       <w:pPr>
         <w:keepNext/>
-        <w:keepLines/>
         <w:widowControl/>
         <w:spacing w:after="160"/>
         <w:jc w:val="both"/>
@@ -1229,7 +1179,6 @@
     </w:p>
     <w:p>
       <w:pPr>
-        <w:keepLines/>
         <w:widowControl/>
         <w:spacing w:after="160"/>
         <w:jc w:val="both"/>
@@ -1245,7 +1194,6 @@
     </w:p>
     <w:p>
       <w:pPr>
-        <w:keepLines/>
         <w:widowControl/>
         <w:spacing w:after="160"/>
         <w:jc w:val="both"/>
@@ -1261,7 +1209,6 @@
     </w:p>
     <w:p>
       <w:pPr>
-        <w:keepLines/>
         <w:widowControl/>
         <w:spacing w:after="160"/>
         <w:jc w:val="both"/>
@@ -1277,7 +1224,6 @@
     </w:p>
     <w:p>
       <w:pPr>
-        <w:keepLines/>
         <w:widowControl/>
         <w:spacing w:after="160"/>
         <w:jc w:val="both"/>
@@ -1293,7 +1239,6 @@
     </w:p>
     <w:p>
       <w:pPr>
-        <w:keepLines/>
         <w:widowControl/>
         <w:spacing w:after="160"/>
         <w:jc w:val="both"/>
@@ -1318,7 +1263,6 @@
     </w:p>
     <w:p>
       <w:pPr>
-        <w:keepLines/>
         <w:widowControl/>
         <w:spacing w:after="160"/>
         <w:jc w:val="both"/>
@@ -1343,7 +1287,6 @@
     </w:p>
     <w:p>
       <w:pPr>
-        <w:keepLines/>
         <w:widowControl/>
         <w:spacing w:after="160"/>
         <w:jc w:val="both"/>
@@ -1360,7 +1303,6 @@
     </w:p>
     <w:p>
       <w:pPr>
-        <w:keepLines/>
         <w:widowControl/>
         <w:spacing w:after="160"/>
         <w:jc w:val="both"/>
@@ -1393,7 +1335,6 @@
     </w:p>
     <w:p>
       <w:pPr>
-        <w:keepLines/>
         <w:widowControl/>
         <w:spacing w:after="160"/>
         <w:jc w:val="both"/>
@@ -1426,7 +1367,6 @@
     </w:p>
     <w:p>
       <w:pPr>
-        <w:keepLines/>
         <w:widowControl/>
         <w:spacing w:after="160"/>
         <w:jc w:val="both"/>
@@ -1460,9 +1400,8 @@
     <w:p>
       <w:pPr>
         <w:keepNext/>
-        <w:keepLines/>
-        <w:widowControl/>
-        <w:spacing w:before="240" w:after="0"/>
+        <w:widowControl/>
+        <w:spacing w:before="240" w:after="200"/>
       </w:pPr>
       <w:r>
         <w:rPr>
@@ -1476,7 +1415,6 @@
     </w:p>
     <w:p>
       <w:pPr>
-        <w:keepLines/>
         <w:widowControl/>
         <w:spacing w:after="160"/>
         <w:jc w:val="both"/>
@@ -1501,7 +1439,6 @@
     </w:p>
     <w:p>
       <w:pPr>
-        <w:keepLines/>
         <w:widowControl/>
         <w:spacing w:after="160"/>
         <w:jc w:val="both"/>
@@ -1526,7 +1463,6 @@
     </w:p>
     <w:p>
       <w:pPr>
-        <w:keepLines/>
         <w:widowControl/>
         <w:spacing w:after="160"/>
         <w:jc w:val="both"/>
@@ -1551,7 +1487,6 @@
     </w:p>
     <w:p>
       <w:pPr>
-        <w:keepLines/>
         <w:widowControl/>
         <w:spacing w:after="160"/>
         <w:jc w:val="both"/>
@@ -1576,7 +1511,6 @@
     </w:p>
     <w:p>
       <w:pPr>
-        <w:keepLines/>
         <w:widowControl/>
         <w:spacing w:after="160"/>
         <w:jc w:val="both"/>
@@ -1601,7 +1535,6 @@
     </w:p>
     <w:p>
       <w:pPr>
-        <w:keepLines/>
         <w:widowControl/>
         <w:spacing w:after="160"/>
         <w:jc w:val="both"/>
@@ -1626,7 +1559,6 @@
     </w:p>
     <w:p>
       <w:pPr>
-        <w:keepLines/>
         <w:widowControl/>
         <w:spacing w:after="160"/>
         <w:jc w:val="both"/>
@@ -1643,7 +1575,6 @@
     </w:p>
     <w:p>
       <w:pPr>
-        <w:keepLines/>
         <w:widowControl/>
         <w:spacing w:after="160"/>
         <w:jc w:val="both"/>
@@ -1668,7 +1599,6 @@
     </w:p>
     <w:p>
       <w:pPr>
-        <w:keepLines/>
         <w:widowControl/>
         <w:spacing w:after="160"/>
         <w:jc w:val="both"/>
@@ -1702,7 +1632,6 @@
     </w:p>
     <w:p>
       <w:pPr>
-        <w:keepLines/>
         <w:widowControl/>
         <w:spacing w:after="160"/>
         <w:jc w:val="both"/>
@@ -1727,7 +1656,6 @@
     </w:p>
     <w:p>
       <w:pPr>
-        <w:keepLines/>
         <w:widowControl/>
         <w:spacing w:after="160"/>
         <w:jc w:val="both"/>
@@ -1752,7 +1680,6 @@
     </w:p>
     <w:p>
       <w:pPr>
-        <w:keepLines/>
         <w:widowControl/>
         <w:spacing w:after="160"/>
         <w:jc w:val="both"/>
@@ -1777,7 +1704,6 @@
     </w:p>
     <w:p>
       <w:pPr>
-        <w:keepLines/>
         <w:widowControl/>
         <w:spacing w:after="160"/>
         <w:jc w:val="both"/>
@@ -1802,7 +1728,6 @@
     </w:p>
     <w:p>
       <w:pPr>
-        <w:keepLines/>
         <w:widowControl/>
         <w:spacing w:after="160"/>
         <w:jc w:val="both"/>
@@ -1828,9 +1753,8 @@
     <w:p>
       <w:pPr>
         <w:keepNext/>
-        <w:keepLines/>
-        <w:widowControl/>
-        <w:spacing w:before="240" w:after="0"/>
+        <w:widowControl/>
+        <w:spacing w:before="240" w:after="200"/>
       </w:pPr>
       <w:r>
         <w:rPr>
@@ -1844,7 +1768,6 @@
     </w:p>
     <w:p>
       <w:pPr>
-        <w:keepLines/>
         <w:widowControl/>
         <w:spacing w:after="160"/>
         <w:jc w:val="both"/>
@@ -1886,7 +1809,6 @@
     </w:p>
     <w:p>
       <w:pPr>
-        <w:keepLines/>
         <w:widowControl/>
         <w:spacing w:after="160"/>
         <w:jc w:val="both"/>
@@ -1928,7 +1850,6 @@
     </w:p>
     <w:p>
       <w:pPr>
-        <w:keepLines/>
         <w:widowControl/>
         <w:spacing w:after="160"/>
         <w:jc w:val="both"/>
@@ -1954,7 +1875,6 @@
     <w:p>
       <w:pPr>
         <w:keepNext/>
-        <w:keepLines/>
         <w:widowControl/>
         <w:spacing w:after="160"/>
         <w:jc w:val="both"/>
@@ -1979,7 +1899,6 @@
     </w:p>
     <w:p>
       <w:pPr>
-        <w:keepLines/>
         <w:widowControl/>
         <w:spacing w:after="160"/>
         <w:jc w:val="both"/>
@@ -2012,7 +1931,6 @@
     </w:p>
     <w:p>
       <w:pPr>
-        <w:keepLines/>
         <w:widowControl/>
         <w:spacing w:after="160"/>
         <w:jc w:val="both"/>
@@ -2045,7 +1963,6 @@
     </w:p>
     <w:p>
       <w:pPr>
-        <w:keepLines/>
         <w:widowControl/>
         <w:spacing w:after="160"/>
         <w:jc w:val="both"/>
@@ -2078,7 +1995,6 @@
     </w:p>
     <w:p>
       <w:pPr>
-        <w:keepLines/>
         <w:widowControl/>
         <w:spacing w:after="160"/>
         <w:jc w:val="both"/>
@@ -2111,7 +2027,6 @@
     </w:p>
     <w:p>
       <w:pPr>
-        <w:keepLines/>
         <w:widowControl/>
         <w:spacing w:after="160"/>
         <w:jc w:val="both"/>
@@ -2127,7 +2042,6 @@
     </w:p>
     <w:p>
       <w:pPr>
-        <w:keepLines/>
         <w:widowControl/>
         <w:spacing w:after="160"/>
         <w:jc w:val="both"/>
@@ -2160,7 +2074,6 @@
     </w:p>
     <w:p>
       <w:pPr>
-        <w:keepLines/>
         <w:widowControl/>
         <w:spacing w:after="160"/>
         <w:jc w:val="both"/>
@@ -2176,7 +2089,6 @@
     </w:p>
     <w:p>
       <w:pPr>
-        <w:keepLines/>
         <w:widowControl/>
         <w:spacing w:after="160"/>
         <w:jc w:val="both"/>
@@ -2192,7 +2104,6 @@
     </w:p>
     <w:p>
       <w:pPr>
-        <w:keepLines/>
         <w:widowControl/>
         <w:spacing w:after="160"/>
         <w:jc w:val="both"/>
@@ -2225,7 +2136,6 @@
     </w:p>
     <w:p>
       <w:pPr>
-        <w:keepLines/>
         <w:widowControl/>
         <w:spacing w:after="160"/>
         <w:jc w:val="both"/>
@@ -2250,7 +2160,6 @@
     </w:p>
     <w:p>
       <w:pPr>
-        <w:keepLines/>
         <w:widowControl/>
         <w:spacing w:after="160"/>
         <w:jc w:val="both"/>
@@ -2292,7 +2201,6 @@
     </w:p>
     <w:p>
       <w:pPr>
-        <w:keepLines/>
         <w:widowControl/>
         <w:spacing w:after="160"/>
         <w:jc w:val="both"/>
@@ -2317,7 +2225,6 @@
     </w:p>
     <w:p>
       <w:pPr>
-        <w:keepLines/>
         <w:widowControl/>
         <w:spacing w:after="160"/>
         <w:jc w:val="both"/>
@@ -2342,7 +2249,6 @@
     </w:p>
     <w:p>
       <w:pPr>
-        <w:keepLines/>
         <w:widowControl/>
         <w:spacing w:after="160"/>
         <w:jc w:val="both"/>
@@ -2359,7 +2265,6 @@
     </w:p>
     <w:p>
       <w:pPr>
-        <w:keepLines/>
         <w:widowControl/>
         <w:spacing w:after="160"/>
         <w:jc w:val="both"/>
@@ -2384,7 +2289,6 @@
     </w:p>
     <w:p>
       <w:pPr>
-        <w:keepLines/>
         <w:widowControl/>
         <w:spacing w:after="160"/>
         <w:jc w:val="both"/>
@@ -2419,9 +2323,8 @@
     <w:p>
       <w:pPr>
         <w:keepNext/>
-        <w:keepLines/>
-        <w:widowControl/>
-        <w:spacing w:before="240" w:after="0"/>
+        <w:widowControl/>
+        <w:spacing w:before="240" w:after="200"/>
       </w:pPr>
       <w:r>
         <w:rPr>
@@ -2435,7 +2338,6 @@
     </w:p>
     <w:p>
       <w:pPr>
-        <w:keepLines/>
         <w:widowControl/>
         <w:spacing w:after="160"/>
         <w:jc w:val="both"/>
@@ -2460,7 +2362,6 @@
     </w:p>
     <w:p>
       <w:pPr>
-        <w:keepLines/>
         <w:widowControl/>
         <w:spacing w:after="160"/>
         <w:jc w:val="both"/>
@@ -2494,7 +2395,6 @@
     </w:p>
     <w:p>
       <w:pPr>
-        <w:keepLines/>
         <w:widowControl/>
         <w:spacing w:after="160"/>
         <w:jc w:val="both"/>
@@ -2519,7 +2419,6 @@
     </w:p>
     <w:p>
       <w:pPr>
-        <w:keepLines/>
         <w:widowControl/>
         <w:spacing w:after="160"/>
         <w:jc w:val="both"/>
@@ -2544,7 +2443,6 @@
     </w:p>
     <w:p>
       <w:pPr>
-        <w:keepLines/>
         <w:widowControl/>
         <w:spacing w:after="160"/>
         <w:jc w:val="both"/>
@@ -2569,7 +2467,6 @@
     </w:p>
     <w:p>
       <w:pPr>
-        <w:keepLines/>
         <w:widowControl/>
         <w:spacing w:after="160"/>
         <w:jc w:val="both"/>
@@ -2594,7 +2491,6 @@
     </w:p>
     <w:p>
       <w:pPr>
-        <w:keepLines/>
         <w:widowControl/>
         <w:spacing w:after="160"/>
         <w:jc w:val="both"/>
@@ -2620,9 +2516,8 @@
     <w:p>
       <w:pPr>
         <w:keepNext/>
-        <w:keepLines/>
-        <w:widowControl/>
-        <w:spacing w:before="240" w:after="0"/>
+        <w:widowControl/>
+        <w:spacing w:before="240" w:after="200"/>
       </w:pPr>
       <w:r>
         <w:rPr>
@@ -2636,7 +2531,6 @@
     </w:p>
     <w:p>
       <w:pPr>
-        <w:keepLines/>
         <w:widowControl/>
         <w:spacing w:after="160"/>
         <w:jc w:val="both"/>
@@ -2661,7 +2555,6 @@
     </w:p>
     <w:p>
       <w:pPr>
-        <w:keepLines/>
         <w:widowControl/>
         <w:spacing w:after="160"/>
         <w:jc w:val="both"/>
@@ -2703,7 +2596,6 @@
     </w:p>
     <w:p>
       <w:pPr>
-        <w:keepLines/>
         <w:widowControl/>
         <w:spacing w:after="160"/>
         <w:jc w:val="both"/>
@@ -2729,9 +2621,8 @@
     <w:p>
       <w:pPr>
         <w:keepNext/>
-        <w:keepLines/>
-        <w:widowControl/>
-        <w:spacing w:before="240" w:after="0"/>
+        <w:widowControl/>
+        <w:spacing w:before="240" w:after="200"/>
       </w:pPr>
       <w:r>
         <w:rPr>
@@ -2745,7 +2636,6 @@
     </w:p>
     <w:p>
       <w:pPr>
-        <w:keepLines/>
         <w:widowControl/>
         <w:spacing w:after="160"/>
         <w:jc w:val="both"/>
@@ -2771,7 +2661,6 @@
     <w:p>
       <w:pPr>
         <w:keepNext/>
-        <w:keepLines/>
         <w:widowControl/>
         <w:spacing w:after="160"/>
         <w:jc w:val="both"/>
@@ -2813,7 +2702,6 @@
     </w:p>
     <w:p>
       <w:pPr>
-        <w:keepLines/>
         <w:widowControl/>
         <w:spacing w:after="160"/>
         <w:jc w:val="both"/>
@@ -2829,7 +2717,6 @@
     </w:p>
     <w:p>
       <w:pPr>
-        <w:keepLines/>
         <w:widowControl/>
         <w:spacing w:after="160"/>
         <w:jc w:val="both"/>
@@ -2845,7 +2732,6 @@
     </w:p>
     <w:p>
       <w:pPr>
-        <w:keepLines/>
         <w:widowControl/>
         <w:spacing w:after="160"/>
         <w:jc w:val="both"/>
@@ -2861,7 +2747,6 @@
     </w:p>
     <w:p>
       <w:pPr>
-        <w:keepLines/>
         <w:widowControl/>
         <w:spacing w:after="160"/>
         <w:jc w:val="both"/>
@@ -2877,7 +2762,6 @@
     </w:p>
     <w:p>
       <w:pPr>
-        <w:keepLines/>
         <w:widowControl/>
         <w:spacing w:after="160"/>
         <w:jc w:val="both"/>
@@ -2902,7 +2786,6 @@
     </w:p>
     <w:p>
       <w:pPr>
-        <w:keepLines/>
         <w:widowControl/>
         <w:spacing w:after="160"/>
         <w:jc w:val="both"/>
@@ -2927,7 +2810,6 @@
     </w:p>
     <w:p>
       <w:pPr>
-        <w:keepLines/>
         <w:widowControl/>
         <w:spacing w:after="160"/>
         <w:jc w:val="both"/>
@@ -2944,7 +2826,6 @@
     </w:p>
     <w:p>
       <w:pPr>
-        <w:keepLines/>
         <w:widowControl/>
         <w:spacing w:after="160"/>
         <w:jc w:val="both"/>
@@ -2977,7 +2858,6 @@
     </w:p>
     <w:p>
       <w:pPr>
-        <w:keepLines/>
         <w:widowControl/>
         <w:spacing w:after="160"/>
         <w:jc w:val="both"/>
@@ -3010,7 +2890,6 @@
     </w:p>
     <w:p>
       <w:pPr>
-        <w:keepLines/>
         <w:widowControl/>
         <w:spacing w:after="160"/>
         <w:jc w:val="both"/>
@@ -3043,7 +2922,6 @@
     </w:p>
     <w:p>
       <w:pPr>
-        <w:keepLines/>
         <w:widowControl/>
         <w:spacing w:after="160"/>
         <w:jc w:val="both"/>
@@ -3076,7 +2954,6 @@
     </w:p>
     <w:p>
       <w:pPr>
-        <w:keepLines/>
         <w:widowControl/>
         <w:spacing w:after="160"/>
         <w:jc w:val="both"/>
@@ -3102,9 +2979,8 @@
     <w:p>
       <w:pPr>
         <w:keepNext/>
-        <w:keepLines/>
-        <w:widowControl/>
-        <w:spacing w:before="240" w:after="0"/>
+        <w:widowControl/>
+        <w:spacing w:before="240" w:after="200"/>
       </w:pPr>
       <w:r>
         <w:rPr>
@@ -3118,7 +2994,6 @@
     </w:p>
     <w:p>
       <w:pPr>
-        <w:keepLines/>
         <w:widowControl/>
         <w:spacing w:after="160"/>
         <w:jc w:val="both"/>
@@ -3143,7 +3018,6 @@
     </w:p>
     <w:p>
       <w:pPr>
-        <w:keepLines/>
         <w:widowControl/>
         <w:spacing w:after="160"/>
         <w:jc w:val="both"/>
@@ -3168,7 +3042,6 @@
     </w:p>
     <w:p>
       <w:pPr>
-        <w:keepLines/>
         <w:widowControl/>
         <w:spacing w:after="160"/>
         <w:jc w:val="both"/>
@@ -3193,7 +3066,6 @@
     </w:p>
     <w:p>
       <w:pPr>
-        <w:keepLines/>
         <w:widowControl/>
         <w:spacing w:after="160"/>
         <w:jc w:val="both"/>
@@ -3210,7 +3082,6 @@
     </w:p>
     <w:p>
       <w:pPr>
-        <w:keepLines/>
         <w:widowControl/>
         <w:spacing w:after="160"/>
         <w:jc w:val="both"/>
@@ -3235,7 +3106,6 @@
     </w:p>
     <w:p>
       <w:pPr>
-        <w:keepLines/>
         <w:widowControl/>
         <w:spacing w:after="160"/>
         <w:jc w:val="both"/>
@@ -3260,7 +3130,6 @@
     </w:p>
     <w:p>
       <w:pPr>
-        <w:keepLines/>
         <w:widowControl/>
         <w:spacing w:after="160"/>
         <w:jc w:val="both"/>
@@ -3285,7 +3154,6 @@
     </w:p>
     <w:p>
       <w:pPr>
-        <w:keepLines/>
         <w:widowControl/>
         <w:spacing w:after="160"/>
         <w:jc w:val="both"/>
@@ -3310,7 +3178,6 @@
     </w:p>
     <w:p>
       <w:pPr>
-        <w:keepLines/>
         <w:widowControl/>
         <w:spacing w:after="160"/>
         <w:jc w:val="both"/>
@@ -3335,7 +3202,6 @@
     </w:p>
     <w:p>
       <w:pPr>
-        <w:keepLines/>
         <w:widowControl/>
         <w:spacing w:after="160"/>
         <w:jc w:val="both"/>
@@ -3360,7 +3226,6 @@
     </w:p>
     <w:p>
       <w:pPr>
-        <w:keepLines/>
         <w:widowControl/>
         <w:spacing w:after="160"/>
         <w:jc w:val="both"/>
@@ -3385,7 +3250,6 @@
     </w:p>
     <w:p>
       <w:pPr>
-        <w:keepLines/>
         <w:widowControl/>
         <w:spacing w:after="160"/>
         <w:jc w:val="both"/>
@@ -3411,9 +3275,8 @@
     <w:p>
       <w:pPr>
         <w:keepNext/>
-        <w:keepLines/>
-        <w:widowControl/>
-        <w:spacing w:before="240" w:after="0"/>
+        <w:widowControl/>
+        <w:spacing w:before="240" w:after="200"/>
       </w:pPr>
       <w:r>
         <w:rPr>
@@ -3427,7 +3290,6 @@
     </w:p>
     <w:p>
       <w:pPr>
-        <w:keepLines/>
         <w:widowControl/>
         <w:spacing w:after="160"/>
         <w:jc w:val="both"/>
@@ -3452,7 +3314,6 @@
     </w:p>
     <w:p>
       <w:pPr>
-        <w:keepLines/>
         <w:widowControl/>
         <w:spacing w:after="160"/>
         <w:jc w:val="both"/>
@@ -3477,7 +3338,6 @@
     </w:p>
     <w:p>
       <w:pPr>
-        <w:keepLines/>
         <w:widowControl/>
         <w:spacing w:after="160"/>
         <w:jc w:val="both"/>
@@ -3502,7 +3362,6 @@
     </w:p>
     <w:p>
       <w:pPr>
-        <w:keepLines/>
         <w:widowControl/>
         <w:spacing w:after="160"/>
         <w:jc w:val="both"/>
@@ -3527,7 +3386,6 @@
     </w:p>
     <w:p>
       <w:pPr>
-        <w:keepLines/>
         <w:widowControl/>
         <w:spacing w:after="160"/>
         <w:jc w:val="both"/>
@@ -3552,7 +3410,6 @@
     </w:p>
     <w:p>
       <w:pPr>
-        <w:keepLines/>
         <w:widowControl/>
         <w:spacing w:after="160"/>
         <w:jc w:val="both"/>
@@ -3578,9 +3435,8 @@
     <w:p>
       <w:pPr>
         <w:keepNext/>
-        <w:keepLines/>
-        <w:widowControl/>
-        <w:spacing w:before="240" w:after="0"/>
+        <w:widowControl/>
+        <w:spacing w:before="240" w:after="200"/>
       </w:pPr>
       <w:r>
         <w:rPr>
@@ -3594,7 +3450,6 @@
     </w:p>
     <w:p>
       <w:pPr>
-        <w:keepLines/>
         <w:widowControl/>
         <w:spacing w:after="160"/>
         <w:jc w:val="both"/>
@@ -3653,7 +3508,6 @@
     </w:p>
     <w:p>
       <w:pPr>
-        <w:keepLines/>
         <w:widowControl/>
         <w:spacing w:after="160"/>
         <w:jc w:val="both"/>
@@ -3695,7 +3549,6 @@
     </w:p>
     <w:p>
       <w:pPr>
-        <w:keepLines/>
         <w:widowControl/>
         <w:spacing w:after="160"/>
         <w:jc w:val="both"/>
@@ -3721,9 +3574,8 @@
     <w:p>
       <w:pPr>
         <w:keepNext/>
-        <w:keepLines/>
-        <w:widowControl/>
-        <w:spacing w:before="240" w:after="0"/>
+        <w:widowControl/>
+        <w:spacing w:before="240" w:after="200"/>
       </w:pPr>
       <w:r>
         <w:rPr>
@@ -3737,7 +3589,6 @@
     </w:p>
     <w:p>
       <w:pPr>
-        <w:keepLines/>
         <w:widowControl/>
         <w:spacing w:after="160"/>
         <w:jc w:val="both"/>
@@ -3779,7 +3630,6 @@
     </w:p>
     <w:p>
       <w:pPr>
-        <w:keepLines/>
         <w:widowControl/>
         <w:spacing w:after="160"/>
         <w:jc w:val="both"/>
@@ -3804,7 +3654,6 @@
     </w:p>
     <w:p>
       <w:pPr>
-        <w:keepLines/>
         <w:widowControl/>
         <w:spacing w:after="160"/>
         <w:jc w:val="both"/>
@@ -3830,9 +3679,8 @@
     <w:p>
       <w:pPr>
         <w:keepNext/>
-        <w:keepLines/>
-        <w:widowControl/>
-        <w:spacing w:before="240" w:after="0"/>
+        <w:widowControl/>
+        <w:spacing w:before="240" w:after="200"/>
       </w:pPr>
       <w:r>
         <w:rPr>
@@ -3846,7 +3694,6 @@
     </w:p>
     <w:p>
       <w:pPr>
-        <w:keepLines/>
         <w:widowControl/>
         <w:spacing w:after="160"/>
         <w:jc w:val="both"/>
@@ -3871,7 +3718,6 @@
     </w:p>
     <w:p>
       <w:pPr>
-        <w:keepLines/>
         <w:widowControl/>
         <w:spacing w:after="160"/>
         <w:jc w:val="both"/>
@@ -3888,7 +3734,6 @@
     </w:p>
     <w:p>
       <w:pPr>
-        <w:keepLines/>
         <w:widowControl/>
         <w:spacing w:after="160"/>
         <w:jc w:val="both"/>
@@ -3904,7 +3749,6 @@
     </w:p>
     <w:p>
       <w:pPr>
-        <w:keepLines/>
         <w:widowControl/>
         <w:spacing w:after="160"/>
         <w:jc w:val="both"/>
@@ -3920,7 +3764,6 @@
     </w:p>
     <w:p>
       <w:pPr>
-        <w:keepLines/>
         <w:widowControl/>
         <w:spacing w:after="160"/>
         <w:jc w:val="both"/>
@@ -3936,7 +3779,6 @@
     </w:p>
     <w:p>
       <w:pPr>
-        <w:keepLines/>
         <w:widowControl/>
         <w:spacing w:after="160"/>
         <w:jc w:val="both"/>
@@ -3952,7 +3794,6 @@
     </w:p>
     <w:p>
       <w:pPr>
-        <w:keepLines/>
         <w:widowControl/>
         <w:spacing w:after="160"/>
         <w:jc w:val="both"/>
@@ -3968,7 +3809,6 @@
     </w:p>
     <w:p>
       <w:pPr>
-        <w:keepLines/>
         <w:widowControl/>
         <w:spacing w:after="160"/>
         <w:jc w:val="both"/>
@@ -3985,9 +3825,8 @@
     <w:p>
       <w:pPr>
         <w:keepNext/>
-        <w:keepLines/>
-        <w:widowControl/>
-        <w:spacing w:before="240" w:after="0"/>
+        <w:widowControl/>
+        <w:spacing w:before="240" w:after="200"/>
       </w:pPr>
       <w:r>
         <w:rPr>
@@ -4001,7 +3840,6 @@
     </w:p>
     <w:p>
       <w:pPr>
-        <w:keepLines/>
         <w:widowControl/>
         <w:spacing w:after="160"/>
         <w:jc w:val="both"/>
@@ -4026,7 +3864,6 @@
     </w:p>
     <w:p>
       <w:pPr>
-        <w:keepLines/>
         <w:widowControl/>
         <w:spacing w:after="160"/>
         <w:jc w:val="both"/>
@@ -4051,7 +3888,6 @@
     </w:p>
     <w:p>
       <w:pPr>
-        <w:keepLines/>
         <w:widowControl/>
         <w:spacing w:after="160"/>
         <w:jc w:val="both"/>
@@ -4093,7 +3929,6 @@
     </w:p>
     <w:p>
       <w:pPr>
-        <w:keepLines/>
         <w:widowControl/>
         <w:spacing w:after="160"/>
         <w:jc w:val="both"/>
@@ -4118,7 +3953,6 @@
     </w:p>
     <w:p>
       <w:pPr>
-        <w:keepLines/>
         <w:widowControl/>
         <w:spacing w:after="160"/>
         <w:jc w:val="both"/>
@@ -4144,9 +3978,8 @@
     <w:p>
       <w:pPr>
         <w:keepNext/>
-        <w:keepLines/>
-        <w:widowControl/>
-        <w:spacing w:before="240" w:after="0"/>
+        <w:widowControl/>
+        <w:spacing w:before="240" w:after="200"/>
       </w:pPr>
       <w:r>
         <w:rPr>
@@ -4160,7 +3993,6 @@
     </w:p>
     <w:p>
       <w:pPr>
-        <w:keepLines/>
         <w:widowControl/>
         <w:spacing w:after="160"/>
         <w:jc w:val="both"/>
@@ -4202,7 +4034,6 @@
     </w:p>
     <w:p>
       <w:pPr>
-        <w:keepLines/>
         <w:widowControl/>
         <w:spacing w:after="160"/>
         <w:jc w:val="both"/>
@@ -4228,9 +4059,8 @@
     <w:p>
       <w:pPr>
         <w:keepNext/>
-        <w:keepLines/>
-        <w:widowControl/>
-        <w:spacing w:before="240" w:after="0"/>
+        <w:widowControl/>
+        <w:spacing w:before="240" w:after="200"/>
       </w:pPr>
       <w:r>
         <w:rPr>
@@ -4244,7 +4074,6 @@
     </w:p>
     <w:p>
       <w:pPr>
-        <w:keepLines/>
         <w:widowControl/>
         <w:spacing w:after="160"/>
         <w:jc w:val="both"/>
@@ -4269,7 +4098,6 @@
     </w:p>
     <w:p>
       <w:pPr>
-        <w:keepLines/>
         <w:widowControl/>
         <w:spacing w:after="160"/>
         <w:jc w:val="both"/>
@@ -4294,7 +4122,6 @@
     </w:p>
     <w:p>
       <w:pPr>
-        <w:keepLines/>
         <w:widowControl/>
         <w:spacing w:after="160"/>
         <w:jc w:val="both"/>
@@ -4319,7 +4146,6 @@
     </w:p>
     <w:p>
       <w:pPr>
-        <w:keepLines/>
         <w:widowControl/>
         <w:spacing w:after="160"/>
         <w:jc w:val="both"/>
@@ -4344,7 +4170,6 @@
     </w:p>
     <w:p>
       <w:pPr>
-        <w:keepLines/>
         <w:widowControl/>
         <w:spacing w:after="160"/>
         <w:jc w:val="both"/>
@@ -4369,7 +4194,6 @@
     </w:p>
     <w:p>
       <w:pPr>
-        <w:keepLines/>
         <w:widowControl/>
         <w:spacing w:after="160"/>
         <w:jc w:val="both"/>
@@ -4394,7 +4218,6 @@
     </w:p>
     <w:p>
       <w:pPr>
-        <w:keepLines/>
         <w:widowControl/>
         <w:spacing w:after="160"/>
         <w:jc w:val="both"/>
@@ -4419,7 +4242,6 @@
     </w:p>
     <w:p>
       <w:pPr>
-        <w:keepLines/>
         <w:widowControl/>
         <w:spacing w:after="160"/>
         <w:jc w:val="both"/>
@@ -4444,7 +4266,6 @@
     </w:p>
     <w:p>
       <w:pPr>
-        <w:keepLines/>
         <w:widowControl/>
         <w:spacing w:after="160"/>
         <w:jc w:val="both"/>
@@ -4469,7 +4290,6 @@
     </w:p>
     <w:p>
       <w:pPr>
-        <w:keepLines/>
         <w:widowControl/>
         <w:spacing w:after="160"/>
         <w:jc w:val="both"/>
@@ -4493,16 +4313,11 @@
       </w:r>
     </w:p>
     <w:p>
-      <w:r>
-        <w:br w:type="page"/>
-      </w:r>
-    </w:p>
-    <w:p>
-      <w:pPr>
+      <w:pPr>
+        <w:pageBreakBefore/>
         <w:keepNext/>
-        <w:keepLines/>
-        <w:widowControl/>
-        <w:spacing w:before="240" w:after="0"/>
+        <w:widowControl/>
+        <w:spacing w:before="240" w:after="200"/>
       </w:pPr>
       <w:r>
         <w:rPr>
@@ -4516,7 +4331,6 @@
     </w:p>
     <w:p>
       <w:pPr>
-        <w:keepLines/>
         <w:widowControl/>
         <w:spacing w:after="160"/>
         <w:jc w:val="both"/>
@@ -4533,7 +4347,6 @@
     <w:p>
       <w:pPr>
         <w:keepNext/>
-        <w:keepLines/>
         <w:widowControl/>
         <w:spacing w:after="160"/>
         <w:jc w:val="both"/>
@@ -4550,7 +4363,6 @@
     </w:p>
     <w:p>
       <w:pPr>
-        <w:keepLines/>
         <w:widowControl/>
         <w:spacing w:after="160"/>
         <w:jc w:val="both"/>
@@ -4566,7 +4378,6 @@
     </w:p>
     <w:p>
       <w:pPr>
-        <w:keepLines/>
         <w:widowControl/>
         <w:spacing w:after="160"/>
         <w:jc w:val="both"/>
@@ -4582,7 +4393,6 @@
     </w:p>
     <w:p>
       <w:pPr>
-        <w:keepLines/>
         <w:widowControl/>
         <w:spacing w:after="160"/>
         <w:jc w:val="both"/>
@@ -4598,7 +4408,6 @@
     </w:p>
     <w:p>
       <w:pPr>
-        <w:keepLines/>
         <w:widowControl/>
         <w:spacing w:after="160"/>
         <w:jc w:val="both"/>
@@ -4614,7 +4423,6 @@
     </w:p>
     <w:p>
       <w:pPr>
-        <w:keepLines/>
         <w:widowControl/>
         <w:spacing w:after="160"/>
         <w:jc w:val="both"/>
@@ -4630,7 +4438,6 @@
     </w:p>
     <w:p>
       <w:pPr>
-        <w:keepLines/>
         <w:widowControl/>
         <w:spacing w:after="160"/>
         <w:jc w:val="both"/>
@@ -4647,7 +4454,6 @@
     <w:p>
       <w:pPr>
         <w:keepNext/>
-        <w:keepLines/>
         <w:widowControl/>
         <w:spacing w:after="160"/>
         <w:jc w:val="both"/>
@@ -4664,7 +4470,6 @@
     </w:p>
     <w:p>
       <w:pPr>
-        <w:keepLines/>
         <w:widowControl/>
         <w:spacing w:after="160"/>
         <w:jc w:val="both"/>
@@ -4679,16 +4484,11 @@
       </w:r>
     </w:p>
     <w:p>
-      <w:r>
-        <w:br w:type="page"/>
-      </w:r>
-    </w:p>
-    <w:p>
-      <w:pPr>
+      <w:pPr>
+        <w:pageBreakBefore/>
         <w:keepNext/>
-        <w:keepLines/>
-        <w:widowControl/>
-        <w:spacing w:before="240" w:after="0"/>
+        <w:widowControl/>
+        <w:spacing w:before="240" w:after="200"/>
       </w:pPr>
       <w:r>
         <w:rPr>
@@ -4702,7 +4502,6 @@
     </w:p>
     <w:p>
       <w:pPr>
-        <w:keepLines/>
         <w:widowControl/>
         <w:spacing w:after="160"/>
         <w:jc w:val="both"/>
@@ -5425,7 +5224,6 @@
     </w:tbl>
     <w:p>
       <w:pPr>
-        <w:keepLines/>
         <w:widowControl/>
         <w:spacing w:after="160"/>
       </w:pPr>
@@ -5439,7 +5237,6 @@
     <w:p>
       <w:pPr>
         <w:keepNext/>
-        <w:keepLines/>
         <w:widowControl/>
         <w:spacing w:after="160"/>
         <w:jc w:val="both"/>
@@ -5705,20 +5502,18 @@
     </w:tbl>
     <w:p>
       <w:pPr>
-        <w:keepLines/>
-        <w:widowControl/>
-        <w:spacing w:after="160"/>
-      </w:pPr>
-      <w:r>
-        <w:rPr>
-          <w:rFonts w:ascii="Times New Roman" w:hAnsi="Times New Roman"/>
-          <w:sz w:val="24"/>
-        </w:rPr>
-      </w:r>
-    </w:p>
-    <w:p>
-      <w:pPr>
-        <w:keepLines/>
+        <w:widowControl/>
+        <w:spacing w:after="160"/>
+      </w:pPr>
+      <w:r>
+        <w:rPr>
+          <w:rFonts w:ascii="Times New Roman" w:hAnsi="Times New Roman"/>
+          <w:sz w:val="24"/>
+        </w:rPr>
+      </w:r>
+    </w:p>
+    <w:p>
+      <w:pPr>
         <w:widowControl/>
         <w:spacing w:after="160"/>
         <w:jc w:val="both"/>
@@ -5733,16 +5528,11 @@
       </w:r>
     </w:p>
     <w:p>
-      <w:r>
-        <w:br w:type="page"/>
-      </w:r>
-    </w:p>
-    <w:p>
-      <w:pPr>
+      <w:pPr>
+        <w:pageBreakBefore/>
         <w:keepNext/>
-        <w:keepLines/>
-        <w:widowControl/>
-        <w:spacing w:before="240" w:after="0"/>
+        <w:widowControl/>
+        <w:spacing w:before="240" w:after="200"/>
       </w:pPr>
       <w:r>
         <w:rPr>
@@ -5757,7 +5547,6 @@
     <w:p>
       <w:pPr>
         <w:keepNext/>
-        <w:keepLines/>
         <w:widowControl/>
         <w:spacing w:after="160"/>
         <w:jc w:val="both"/>
@@ -5774,7 +5563,6 @@
     </w:p>
     <w:p>
       <w:pPr>
-        <w:keepLines/>
         <w:widowControl/>
         <w:spacing w:after="160"/>
         <w:jc w:val="both"/>
@@ -6268,7 +6056,6 @@
     </w:tbl>
     <w:p>
       <w:pPr>
-        <w:keepLines/>
         <w:widowControl/>
         <w:spacing w:after="160"/>
       </w:pPr>
@@ -6282,7 +6069,6 @@
     <w:p>
       <w:pPr>
         <w:keepNext/>
-        <w:keepLines/>
         <w:widowControl/>
         <w:spacing w:after="160"/>
         <w:jc w:val="both"/>
@@ -6299,7 +6085,6 @@
     </w:p>
     <w:p>
       <w:pPr>
-        <w:keepLines/>
         <w:widowControl/>
         <w:spacing w:after="160"/>
         <w:jc w:val="both"/>
@@ -6315,7 +6100,6 @@
     </w:p>
     <w:p>
       <w:pPr>
-        <w:keepLines/>
         <w:widowControl/>
         <w:spacing w:after="160"/>
         <w:jc w:val="both"/>
@@ -6330,16 +6114,11 @@
       </w:r>
     </w:p>
     <w:p>
-      <w:r>
-        <w:br w:type="page"/>
-      </w:r>
-    </w:p>
-    <w:p>
-      <w:pPr>
+      <w:pPr>
+        <w:pageBreakBefore/>
         <w:keepNext/>
-        <w:keepLines/>
-        <w:widowControl/>
-        <w:spacing w:before="240" w:after="0"/>
+        <w:widowControl/>
+        <w:spacing w:before="240" w:after="200"/>
       </w:pPr>
       <w:r>
         <w:rPr>
@@ -6353,7 +6132,6 @@
     </w:p>
     <w:p>
       <w:pPr>
-        <w:keepLines/>
         <w:widowControl/>
         <w:spacing w:after="160"/>
         <w:jc w:val="both"/>
@@ -7009,20 +6787,18 @@
     </w:tbl>
     <w:p>
       <w:pPr>
-        <w:keepLines/>
-        <w:widowControl/>
-        <w:spacing w:after="160"/>
-      </w:pPr>
-      <w:r>
-        <w:rPr>
-          <w:rFonts w:ascii="Times New Roman" w:hAnsi="Times New Roman"/>
-          <w:sz w:val="24"/>
-        </w:rPr>
-      </w:r>
-    </w:p>
-    <w:p>
-      <w:pPr>
-        <w:keepLines/>
+        <w:widowControl/>
+        <w:spacing w:after="160"/>
+      </w:pPr>
+      <w:r>
+        <w:rPr>
+          <w:rFonts w:ascii="Times New Roman" w:hAnsi="Times New Roman"/>
+          <w:sz w:val="24"/>
+        </w:rPr>
+      </w:r>
+    </w:p>
+    <w:p>
+      <w:pPr>
         <w:widowControl/>
         <w:spacing w:after="160"/>
         <w:jc w:val="both"/>
@@ -7081,8 +6857,7 @@
     <w:pPrDefault>
       <w:pPr>
         <w:widowControl/>
-        <w:keepLines/>
-        <w:spacing w:after="160"/>
+        <w:spacing w:after="200" w:line="276" w:lineRule="auto"/>
         <w:jc w:val="both"/>
       </w:pPr>
     </w:pPrDefault>
@@ -7097,7 +6872,7 @@
       <w:keepNext/>
       <w:keepLines/>
       <w:widowControl/>
-      <w:spacing w:before="240" w:after="0"/>
+      <w:spacing w:before="240" w:after="200"/>
     </w:pPr>
     <w:rPr>
       <w:rFonts w:ascii="Times New Roman" w:hAnsi="Times New Roman"/>
@@ -7112,7 +6887,7 @@
       <w:keepNext/>
       <w:keepLines/>
       <w:widowControl/>
-      <w:spacing w:before="240" w:after="0"/>
+      <w:spacing w:before="240" w:after="200"/>
     </w:pPr>
     <w:rPr>
       <w:rFonts w:ascii="Times New Roman" w:hAnsi="Times New Roman"/>
@@ -7127,7 +6902,7 @@
       <w:keepNext/>
       <w:keepLines/>
       <w:widowControl/>
-      <w:spacing w:before="240" w:after="0"/>
+      <w:spacing w:before="240" w:after="200"/>
     </w:pPr>
     <w:rPr>
       <w:rFonts w:ascii="Times New Roman" w:hAnsi="Times New Roman"/>

--- a/docs/word/FPSLLC Operating Agreement - Manager-Managed (S Corporation) - DRAFT.docx
+++ b/docs/word/FPSLLC Operating Agreement - Manager-Managed (S Corporation) - DRAFT.docx
@@ -1287,6 +1287,7 @@
     </w:p>
     <w:p>
       <w:pPr>
+        <w:keepNext/>
         <w:widowControl/>
         <w:spacing w:after="160"/>
         <w:jc w:val="both"/>
@@ -1559,6 +1560,7 @@
     </w:p>
     <w:p>
       <w:pPr>
+        <w:keepNext/>
         <w:widowControl/>
         <w:spacing w:after="160"/>
         <w:jc w:val="both"/>
@@ -2249,6 +2251,7 @@
     </w:p>
     <w:p>
       <w:pPr>
+        <w:keepNext/>
         <w:widowControl/>
         <w:spacing w:after="160"/>
         <w:jc w:val="both"/>
@@ -2810,6 +2813,7 @@
     </w:p>
     <w:p>
       <w:pPr>
+        <w:keepNext/>
         <w:widowControl/>
         <w:spacing w:after="160"/>
         <w:jc w:val="both"/>
@@ -3066,6 +3070,7 @@
     </w:p>
     <w:p>
       <w:pPr>
+        <w:keepNext/>
         <w:widowControl/>
         <w:spacing w:after="160"/>
         <w:jc w:val="both"/>
@@ -3718,6 +3723,7 @@
     </w:p>
     <w:p>
       <w:pPr>
+        <w:keepNext/>
         <w:widowControl/>
         <w:spacing w:after="160"/>
         <w:jc w:val="both"/>
@@ -5563,6 +5569,7 @@
     </w:p>
     <w:p>
       <w:pPr>
+        <w:keepNext/>
         <w:widowControl/>
         <w:spacing w:after="160"/>
         <w:jc w:val="both"/>

--- a/docs/word/FPSLLC Operating Agreement - Manager-Managed (S Corporation) - DRAFT.docx
+++ b/docs/word/FPSLLC Operating Agreement - Manager-Managed (S Corporation) - DRAFT.docx
@@ -4691,542 +4691,6 @@
           </w:p>
         </w:tc>
       </w:tr>
-      <w:tr>
-        <w:trPr>
-          <w:cantSplit/>
-        </w:trPr>
-        <w:tc>
-          <w:tcPr>
-            <w:tcW w:w="1872" w:type="dxa"/>
-            <w:tcMar>
-              <w:top w:w="60" w:type="dxa"/>
-              <w:left w:w="108" w:type="dxa"/>
-              <w:bottom w:w="60" w:type="dxa"/>
-              <w:right w:w="108" w:type="dxa"/>
-            </w:tcMar>
-          </w:tcPr>
-          <w:p>
-            <w:pPr>
-              <w:keepLines/>
-              <w:widowControl/>
-              <w:spacing w:before="40" w:after="40"/>
-            </w:pPr>
-            <w:r>
-              <w:rPr>
-                <w:rFonts w:ascii="Times New Roman" w:hAnsi="Times New Roman"/>
-                <w:sz w:val="22"/>
-                <w:szCs w:val="22"/>
-              </w:rPr>
-              <w:t xml:space="preserve">[MEMBER 1]</w:t>
-            </w:r>
-          </w:p>
-        </w:tc>
-        <w:tc>
-          <w:tcPr>
-            <w:tcW w:w="1872" w:type="dxa"/>
-            <w:tcMar>
-              <w:top w:w="60" w:type="dxa"/>
-              <w:left w:w="108" w:type="dxa"/>
-              <w:bottom w:w="60" w:type="dxa"/>
-              <w:right w:w="108" w:type="dxa"/>
-            </w:tcMar>
-          </w:tcPr>
-          <w:p>
-            <w:pPr>
-              <w:keepLines/>
-              <w:widowControl/>
-              <w:spacing w:before="40" w:after="40"/>
-            </w:pPr>
-            <w:r>
-              <w:rPr>
-                <w:rFonts w:ascii="Times New Roman" w:hAnsi="Times New Roman"/>
-                <w:sz w:val="22"/>
-                <w:szCs w:val="22"/>
-              </w:rPr>
-              <w:t xml:space="preserve">[ADDRESS]</w:t>
-            </w:r>
-          </w:p>
-        </w:tc>
-        <w:tc>
-          <w:tcPr>
-            <w:tcW w:w="1872" w:type="dxa"/>
-            <w:tcMar>
-              <w:top w:w="60" w:type="dxa"/>
-              <w:left w:w="108" w:type="dxa"/>
-              <w:bottom w:w="60" w:type="dxa"/>
-              <w:right w:w="108" w:type="dxa"/>
-            </w:tcMar>
-          </w:tcPr>
-          <w:p>
-            <w:pPr>
-              <w:keepLines/>
-              <w:widowControl/>
-              <w:spacing w:before="40" w:after="40"/>
-            </w:pPr>
-            <w:r>
-              <w:rPr>
-                <w:rFonts w:ascii="Times New Roman" w:hAnsi="Times New Roman"/>
-                <w:sz w:val="22"/>
-                <w:szCs w:val="22"/>
-              </w:rPr>
-              <w:t xml:space="preserve">[___]%</w:t>
-            </w:r>
-          </w:p>
-        </w:tc>
-        <w:tc>
-          <w:tcPr>
-            <w:tcW w:w="1872" w:type="dxa"/>
-            <w:tcMar>
-              <w:top w:w="60" w:type="dxa"/>
-              <w:left w:w="108" w:type="dxa"/>
-              <w:bottom w:w="60" w:type="dxa"/>
-              <w:right w:w="108" w:type="dxa"/>
-            </w:tcMar>
-          </w:tcPr>
-          <w:p>
-            <w:pPr>
-              <w:keepLines/>
-              <w:widowControl/>
-              <w:spacing w:before="40" w:after="40"/>
-            </w:pPr>
-            <w:r>
-              <w:rPr>
-                <w:rFonts w:ascii="Times New Roman" w:hAnsi="Times New Roman"/>
-                <w:sz w:val="22"/>
-                <w:szCs w:val="22"/>
-              </w:rPr>
-              <w:t xml:space="preserve">$[AMOUNT] [and/or described property]</w:t>
-            </w:r>
-          </w:p>
-        </w:tc>
-        <w:tc>
-          <w:tcPr>
-            <w:tcW w:w="1872" w:type="dxa"/>
-            <w:tcMar>
-              <w:top w:w="60" w:type="dxa"/>
-              <w:left w:w="108" w:type="dxa"/>
-              <w:bottom w:w="60" w:type="dxa"/>
-              <w:right w:w="108" w:type="dxa"/>
-            </w:tcMar>
-          </w:tcPr>
-          <w:p>
-            <w:pPr>
-              <w:keepLines/>
-              <w:widowControl/>
-              <w:spacing w:before="40" w:after="40"/>
-            </w:pPr>
-            <w:r>
-              <w:rPr>
-                <w:rFonts w:ascii="Times New Roman" w:hAnsi="Times New Roman"/>
-                <w:sz w:val="22"/>
-                <w:szCs w:val="22"/>
-              </w:rPr>
-              <w:t xml:space="preserve">[DATE]</w:t>
-            </w:r>
-          </w:p>
-        </w:tc>
-      </w:tr>
-      <w:tr>
-        <w:trPr>
-          <w:cantSplit/>
-        </w:trPr>
-        <w:tc>
-          <w:tcPr>
-            <w:tcW w:w="1872" w:type="dxa"/>
-            <w:tcMar>
-              <w:top w:w="60" w:type="dxa"/>
-              <w:left w:w="108" w:type="dxa"/>
-              <w:bottom w:w="60" w:type="dxa"/>
-              <w:right w:w="108" w:type="dxa"/>
-            </w:tcMar>
-          </w:tcPr>
-          <w:p>
-            <w:pPr>
-              <w:keepLines/>
-              <w:widowControl/>
-              <w:spacing w:before="40" w:after="40"/>
-            </w:pPr>
-            <w:r>
-              <w:rPr>
-                <w:rFonts w:ascii="Times New Roman" w:hAnsi="Times New Roman"/>
-                <w:sz w:val="22"/>
-                <w:szCs w:val="22"/>
-              </w:rPr>
-              <w:t xml:space="preserve">[MEMBER 2]</w:t>
-            </w:r>
-          </w:p>
-        </w:tc>
-        <w:tc>
-          <w:tcPr>
-            <w:tcW w:w="1872" w:type="dxa"/>
-            <w:tcMar>
-              <w:top w:w="60" w:type="dxa"/>
-              <w:left w:w="108" w:type="dxa"/>
-              <w:bottom w:w="60" w:type="dxa"/>
-              <w:right w:w="108" w:type="dxa"/>
-            </w:tcMar>
-          </w:tcPr>
-          <w:p>
-            <w:pPr>
-              <w:keepLines/>
-              <w:widowControl/>
-              <w:spacing w:before="40" w:after="40"/>
-            </w:pPr>
-            <w:r>
-              <w:rPr>
-                <w:rFonts w:ascii="Times New Roman" w:hAnsi="Times New Roman"/>
-                <w:sz w:val="22"/>
-                <w:szCs w:val="22"/>
-              </w:rPr>
-              <w:t xml:space="preserve">[ADDRESS]</w:t>
-            </w:r>
-          </w:p>
-        </w:tc>
-        <w:tc>
-          <w:tcPr>
-            <w:tcW w:w="1872" w:type="dxa"/>
-            <w:tcMar>
-              <w:top w:w="60" w:type="dxa"/>
-              <w:left w:w="108" w:type="dxa"/>
-              <w:bottom w:w="60" w:type="dxa"/>
-              <w:right w:w="108" w:type="dxa"/>
-            </w:tcMar>
-          </w:tcPr>
-          <w:p>
-            <w:pPr>
-              <w:keepLines/>
-              <w:widowControl/>
-              <w:spacing w:before="40" w:after="40"/>
-            </w:pPr>
-            <w:r>
-              <w:rPr>
-                <w:rFonts w:ascii="Times New Roman" w:hAnsi="Times New Roman"/>
-                <w:sz w:val="22"/>
-                <w:szCs w:val="22"/>
-              </w:rPr>
-              <w:t xml:space="preserve">[___]%</w:t>
-            </w:r>
-          </w:p>
-        </w:tc>
-        <w:tc>
-          <w:tcPr>
-            <w:tcW w:w="1872" w:type="dxa"/>
-            <w:tcMar>
-              <w:top w:w="60" w:type="dxa"/>
-              <w:left w:w="108" w:type="dxa"/>
-              <w:bottom w:w="60" w:type="dxa"/>
-              <w:right w:w="108" w:type="dxa"/>
-            </w:tcMar>
-          </w:tcPr>
-          <w:p>
-            <w:pPr>
-              <w:keepLines/>
-              <w:widowControl/>
-              <w:spacing w:before="40" w:after="40"/>
-            </w:pPr>
-            <w:r>
-              <w:rPr>
-                <w:rFonts w:ascii="Times New Roman" w:hAnsi="Times New Roman"/>
-                <w:sz w:val="22"/>
-                <w:szCs w:val="22"/>
-              </w:rPr>
-              <w:t xml:space="preserve">$[AMOUNT] [and/or described property]</w:t>
-            </w:r>
-          </w:p>
-        </w:tc>
-        <w:tc>
-          <w:tcPr>
-            <w:tcW w:w="1872" w:type="dxa"/>
-            <w:tcMar>
-              <w:top w:w="60" w:type="dxa"/>
-              <w:left w:w="108" w:type="dxa"/>
-              <w:bottom w:w="60" w:type="dxa"/>
-              <w:right w:w="108" w:type="dxa"/>
-            </w:tcMar>
-          </w:tcPr>
-          <w:p>
-            <w:pPr>
-              <w:keepLines/>
-              <w:widowControl/>
-              <w:spacing w:before="40" w:after="40"/>
-            </w:pPr>
-            <w:r>
-              <w:rPr>
-                <w:rFonts w:ascii="Times New Roman" w:hAnsi="Times New Roman"/>
-                <w:sz w:val="22"/>
-                <w:szCs w:val="22"/>
-              </w:rPr>
-              <w:t xml:space="preserve">[DATE]</w:t>
-            </w:r>
-          </w:p>
-        </w:tc>
-      </w:tr>
-      <w:tr>
-        <w:trPr>
-          <w:cantSplit/>
-        </w:trPr>
-        <w:tc>
-          <w:tcPr>
-            <w:tcW w:w="1872" w:type="dxa"/>
-            <w:tcMar>
-              <w:top w:w="60" w:type="dxa"/>
-              <w:left w:w="108" w:type="dxa"/>
-              <w:bottom w:w="60" w:type="dxa"/>
-              <w:right w:w="108" w:type="dxa"/>
-            </w:tcMar>
-          </w:tcPr>
-          <w:p>
-            <w:pPr>
-              <w:keepLines/>
-              <w:widowControl/>
-              <w:spacing w:before="40" w:after="40"/>
-            </w:pPr>
-            <w:r>
-              <w:rPr>
-                <w:rFonts w:ascii="Times New Roman" w:hAnsi="Times New Roman"/>
-                <w:sz w:val="22"/>
-                <w:szCs w:val="22"/>
-              </w:rPr>
-              <w:t xml:space="preserve">[MEMBER 3]</w:t>
-            </w:r>
-          </w:p>
-        </w:tc>
-        <w:tc>
-          <w:tcPr>
-            <w:tcW w:w="1872" w:type="dxa"/>
-            <w:tcMar>
-              <w:top w:w="60" w:type="dxa"/>
-              <w:left w:w="108" w:type="dxa"/>
-              <w:bottom w:w="60" w:type="dxa"/>
-              <w:right w:w="108" w:type="dxa"/>
-            </w:tcMar>
-          </w:tcPr>
-          <w:p>
-            <w:pPr>
-              <w:keepLines/>
-              <w:widowControl/>
-              <w:spacing w:before="40" w:after="40"/>
-            </w:pPr>
-            <w:r>
-              <w:rPr>
-                <w:rFonts w:ascii="Times New Roman" w:hAnsi="Times New Roman"/>
-                <w:sz w:val="22"/>
-                <w:szCs w:val="22"/>
-              </w:rPr>
-              <w:t xml:space="preserve">[ADDRESS]</w:t>
-            </w:r>
-          </w:p>
-        </w:tc>
-        <w:tc>
-          <w:tcPr>
-            <w:tcW w:w="1872" w:type="dxa"/>
-            <w:tcMar>
-              <w:top w:w="60" w:type="dxa"/>
-              <w:left w:w="108" w:type="dxa"/>
-              <w:bottom w:w="60" w:type="dxa"/>
-              <w:right w:w="108" w:type="dxa"/>
-            </w:tcMar>
-          </w:tcPr>
-          <w:p>
-            <w:pPr>
-              <w:keepLines/>
-              <w:widowControl/>
-              <w:spacing w:before="40" w:after="40"/>
-            </w:pPr>
-            <w:r>
-              <w:rPr>
-                <w:rFonts w:ascii="Times New Roman" w:hAnsi="Times New Roman"/>
-                <w:sz w:val="22"/>
-                <w:szCs w:val="22"/>
-              </w:rPr>
-              <w:t xml:space="preserve">[___]%</w:t>
-            </w:r>
-          </w:p>
-        </w:tc>
-        <w:tc>
-          <w:tcPr>
-            <w:tcW w:w="1872" w:type="dxa"/>
-            <w:tcMar>
-              <w:top w:w="60" w:type="dxa"/>
-              <w:left w:w="108" w:type="dxa"/>
-              <w:bottom w:w="60" w:type="dxa"/>
-              <w:right w:w="108" w:type="dxa"/>
-            </w:tcMar>
-          </w:tcPr>
-          <w:p>
-            <w:pPr>
-              <w:keepLines/>
-              <w:widowControl/>
-              <w:spacing w:before="40" w:after="40"/>
-            </w:pPr>
-            <w:r>
-              <w:rPr>
-                <w:rFonts w:ascii="Times New Roman" w:hAnsi="Times New Roman"/>
-                <w:sz w:val="22"/>
-                <w:szCs w:val="22"/>
-              </w:rPr>
-              <w:t xml:space="preserve">$[AMOUNT] [and/or described property]</w:t>
-            </w:r>
-          </w:p>
-        </w:tc>
-        <w:tc>
-          <w:tcPr>
-            <w:tcW w:w="1872" w:type="dxa"/>
-            <w:tcMar>
-              <w:top w:w="60" w:type="dxa"/>
-              <w:left w:w="108" w:type="dxa"/>
-              <w:bottom w:w="60" w:type="dxa"/>
-              <w:right w:w="108" w:type="dxa"/>
-            </w:tcMar>
-          </w:tcPr>
-          <w:p>
-            <w:pPr>
-              <w:keepLines/>
-              <w:widowControl/>
-              <w:spacing w:before="40" w:after="40"/>
-            </w:pPr>
-            <w:r>
-              <w:rPr>
-                <w:rFonts w:ascii="Times New Roman" w:hAnsi="Times New Roman"/>
-                <w:sz w:val="22"/>
-                <w:szCs w:val="22"/>
-              </w:rPr>
-              <w:t xml:space="preserve">[DATE]</w:t>
-            </w:r>
-          </w:p>
-        </w:tc>
-      </w:tr>
-      <w:tr>
-        <w:trPr>
-          <w:cantSplit/>
-        </w:trPr>
-        <w:tc>
-          <w:tcPr>
-            <w:tcW w:w="1872" w:type="dxa"/>
-            <w:tcMar>
-              <w:top w:w="60" w:type="dxa"/>
-              <w:left w:w="108" w:type="dxa"/>
-              <w:bottom w:w="60" w:type="dxa"/>
-              <w:right w:w="108" w:type="dxa"/>
-            </w:tcMar>
-          </w:tcPr>
-          <w:p>
-            <w:pPr>
-              <w:keepLines/>
-              <w:widowControl/>
-              <w:spacing w:before="40" w:after="40"/>
-            </w:pPr>
-            <w:r>
-              <w:rPr>
-                <w:rFonts w:ascii="Times New Roman" w:hAnsi="Times New Roman"/>
-                <w:b/>
-                <w:sz w:val="22"/>
-                <w:szCs w:val="22"/>
-              </w:rPr>
-              <w:t xml:space="preserve">Total</w:t>
-            </w:r>
-          </w:p>
-        </w:tc>
-        <w:tc>
-          <w:tcPr>
-            <w:tcW w:w="1872" w:type="dxa"/>
-            <w:tcMar>
-              <w:top w:w="60" w:type="dxa"/>
-              <w:left w:w="108" w:type="dxa"/>
-              <w:bottom w:w="60" w:type="dxa"/>
-              <w:right w:w="108" w:type="dxa"/>
-            </w:tcMar>
-          </w:tcPr>
-          <w:p>
-            <w:pPr>
-              <w:keepLines/>
-              <w:widowControl/>
-              <w:spacing w:before="40" w:after="40"/>
-            </w:pPr>
-            <w:r>
-              <w:rPr>
-                <w:rFonts w:ascii="Times New Roman" w:hAnsi="Times New Roman"/>
-                <w:sz w:val="22"/>
-              </w:rPr>
-            </w:r>
-          </w:p>
-        </w:tc>
-        <w:tc>
-          <w:tcPr>
-            <w:tcW w:w="1872" w:type="dxa"/>
-            <w:tcMar>
-              <w:top w:w="60" w:type="dxa"/>
-              <w:left w:w="108" w:type="dxa"/>
-              <w:bottom w:w="60" w:type="dxa"/>
-              <w:right w:w="108" w:type="dxa"/>
-            </w:tcMar>
-          </w:tcPr>
-          <w:p>
-            <w:pPr>
-              <w:keepLines/>
-              <w:widowControl/>
-              <w:spacing w:before="40" w:after="40"/>
-            </w:pPr>
-            <w:r>
-              <w:rPr>
-                <w:rFonts w:ascii="Times New Roman" w:hAnsi="Times New Roman"/>
-                <w:b/>
-                <w:sz w:val="22"/>
-                <w:szCs w:val="22"/>
-              </w:rPr>
-              <w:t xml:space="preserve">100%</w:t>
-            </w:r>
-          </w:p>
-        </w:tc>
-        <w:tc>
-          <w:tcPr>
-            <w:tcW w:w="1872" w:type="dxa"/>
-            <w:tcMar>
-              <w:top w:w="60" w:type="dxa"/>
-              <w:left w:w="108" w:type="dxa"/>
-              <w:bottom w:w="60" w:type="dxa"/>
-              <w:right w:w="108" w:type="dxa"/>
-            </w:tcMar>
-          </w:tcPr>
-          <w:p>
-            <w:pPr>
-              <w:keepLines/>
-              <w:widowControl/>
-              <w:spacing w:before="40" w:after="40"/>
-            </w:pPr>
-            <w:r>
-              <w:rPr>
-                <w:rFonts w:ascii="Times New Roman" w:hAnsi="Times New Roman"/>
-                <w:sz w:val="22"/>
-              </w:rPr>
-            </w:r>
-          </w:p>
-        </w:tc>
-        <w:tc>
-          <w:tcPr>
-            <w:tcW w:w="1872" w:type="dxa"/>
-            <w:tcMar>
-              <w:top w:w="60" w:type="dxa"/>
-              <w:left w:w="108" w:type="dxa"/>
-              <w:bottom w:w="60" w:type="dxa"/>
-              <w:right w:w="108" w:type="dxa"/>
-            </w:tcMar>
-          </w:tcPr>
-          <w:p>
-            <w:pPr>
-              <w:keepLines/>
-              <w:widowControl/>
-              <w:spacing w:before="40" w:after="40"/>
-            </w:pPr>
-            <w:r>
-              <w:rPr>
-                <w:rFonts w:ascii="Times New Roman" w:hAnsi="Times New Roman"/>
-                <w:sz w:val="22"/>
-              </w:rPr>
-            </w:r>
-          </w:p>
-        </w:tc>
-      </w:tr>
     </w:tbl>
     <w:p>
       <w:pPr>
@@ -5238,6 +4702,70 @@
           <w:rFonts w:ascii="Times New Roman" w:hAnsi="Times New Roman"/>
           <w:sz w:val="24"/>
         </w:rPr>
+      </w:r>
+    </w:p>
+    <w:p>
+      <w:pPr>
+        <w:widowControl/>
+        <w:spacing w:after="160"/>
+        <w:jc w:val="both"/>
+      </w:pPr>
+      <w:r>
+        <w:rPr>
+          <w:rFonts w:ascii="Times New Roman" w:hAnsi="Times New Roman"/>
+          <w:sz w:val="24"/>
+          <w:szCs w:val="24"/>
+        </w:rPr>
+        <w:t xml:space="preserve">| [MEMBER NAME] | [MEMBER ADDRESS] | [MEMBER SHARE] | [MEMBER CONTRIBUTION] | [MEMBER DATE] |</w:t>
+      </w:r>
+    </w:p>
+    <w:p>
+      <w:pPr>
+        <w:widowControl/>
+        <w:spacing w:after="160"/>
+        <w:jc w:val="both"/>
+      </w:pPr>
+      <w:r>
+        <w:rPr>
+          <w:rFonts w:ascii="Times New Roman" w:hAnsi="Times New Roman"/>
+          <w:sz w:val="24"/>
+          <w:szCs w:val="24"/>
+        </w:rPr>
+        <w:t xml:space="preserve">| </w:t>
+      </w:r>
+      <w:r>
+        <w:rPr>
+          <w:rFonts w:ascii="Times New Roman" w:hAnsi="Times New Roman"/>
+          <w:b/>
+          <w:sz w:val="24"/>
+          <w:szCs w:val="24"/>
+        </w:rPr>
+        <w:t xml:space="preserve">Total</w:t>
+      </w:r>
+      <w:r>
+        <w:rPr>
+          <w:rFonts w:ascii="Times New Roman" w:hAnsi="Times New Roman"/>
+          <w:sz w:val="24"/>
+          <w:szCs w:val="24"/>
+        </w:rPr>
+        <w:t xml:space="preserve"> | | </w:t>
+      </w:r>
+      <w:r>
+        <w:rPr>
+          <w:rFonts w:ascii="Times New Roman" w:hAnsi="Times New Roman"/>
+          <w:b/>
+          <w:sz w:val="24"/>
+          <w:szCs w:val="24"/>
+        </w:rPr>
+        <w:t xml:space="preserve">100%</w:t>
+      </w:r>
+      <w:r>
+        <w:rPr>
+          <w:rFonts w:ascii="Times New Roman" w:hAnsi="Times New Roman"/>
+          <w:sz w:val="24"/>
+          <w:szCs w:val="24"/>
+        </w:rPr>
+        <w:t xml:space="preserve"> | | |</w:t>
       </w:r>
     </w:p>
     <w:p>
@@ -5334,177 +4862,6 @@
           </w:p>
         </w:tc>
       </w:tr>
-      <w:tr>
-        <w:trPr>
-          <w:cantSplit/>
-        </w:trPr>
-        <w:tc>
-          <w:tcPr>
-            <w:tcW w:w="4680" w:type="dxa"/>
-            <w:tcMar>
-              <w:top w:w="60" w:type="dxa"/>
-              <w:left w:w="108" w:type="dxa"/>
-              <w:bottom w:w="60" w:type="dxa"/>
-              <w:right w:w="108" w:type="dxa"/>
-            </w:tcMar>
-          </w:tcPr>
-          <w:p>
-            <w:pPr>
-              <w:keepLines/>
-              <w:widowControl/>
-              <w:spacing w:before="40" w:after="40"/>
-            </w:pPr>
-            <w:r>
-              <w:rPr>
-                <w:rFonts w:ascii="Times New Roman" w:hAnsi="Times New Roman"/>
-                <w:sz w:val="22"/>
-                <w:szCs w:val="22"/>
-              </w:rPr>
-              <w:t xml:space="preserve">[MEMBER 1]</w:t>
-            </w:r>
-          </w:p>
-        </w:tc>
-        <w:tc>
-          <w:tcPr>
-            <w:tcW w:w="4680" w:type="dxa"/>
-            <w:tcMar>
-              <w:top w:w="60" w:type="dxa"/>
-              <w:left w:w="108" w:type="dxa"/>
-              <w:bottom w:w="60" w:type="dxa"/>
-              <w:right w:w="108" w:type="dxa"/>
-            </w:tcMar>
-          </w:tcPr>
-          <w:p>
-            <w:pPr>
-              <w:keepLines/>
-              <w:widowControl/>
-              <w:spacing w:before="40" w:after="40"/>
-            </w:pPr>
-            <w:r>
-              <w:rPr>
-                <w:rFonts w:ascii="Times New Roman" w:hAnsi="Times New Roman"/>
-                <w:sz w:val="22"/>
-                <w:szCs w:val="22"/>
-              </w:rPr>
-              <w:t xml:space="preserve">[NAME(S) / None]</w:t>
-            </w:r>
-          </w:p>
-        </w:tc>
-      </w:tr>
-      <w:tr>
-        <w:trPr>
-          <w:cantSplit/>
-        </w:trPr>
-        <w:tc>
-          <w:tcPr>
-            <w:tcW w:w="4680" w:type="dxa"/>
-            <w:tcMar>
-              <w:top w:w="60" w:type="dxa"/>
-              <w:left w:w="108" w:type="dxa"/>
-              <w:bottom w:w="60" w:type="dxa"/>
-              <w:right w:w="108" w:type="dxa"/>
-            </w:tcMar>
-          </w:tcPr>
-          <w:p>
-            <w:pPr>
-              <w:keepLines/>
-              <w:widowControl/>
-              <w:spacing w:before="40" w:after="40"/>
-            </w:pPr>
-            <w:r>
-              <w:rPr>
-                <w:rFonts w:ascii="Times New Roman" w:hAnsi="Times New Roman"/>
-                <w:sz w:val="22"/>
-                <w:szCs w:val="22"/>
-              </w:rPr>
-              <w:t xml:space="preserve">[MEMBER 2]</w:t>
-            </w:r>
-          </w:p>
-        </w:tc>
-        <w:tc>
-          <w:tcPr>
-            <w:tcW w:w="4680" w:type="dxa"/>
-            <w:tcMar>
-              <w:top w:w="60" w:type="dxa"/>
-              <w:left w:w="108" w:type="dxa"/>
-              <w:bottom w:w="60" w:type="dxa"/>
-              <w:right w:w="108" w:type="dxa"/>
-            </w:tcMar>
-          </w:tcPr>
-          <w:p>
-            <w:pPr>
-              <w:keepLines/>
-              <w:widowControl/>
-              <w:spacing w:before="40" w:after="40"/>
-            </w:pPr>
-            <w:r>
-              <w:rPr>
-                <w:rFonts w:ascii="Times New Roman" w:hAnsi="Times New Roman"/>
-                <w:sz w:val="22"/>
-                <w:szCs w:val="22"/>
-              </w:rPr>
-              <w:t xml:space="preserve">[NAME(S) / None]</w:t>
-            </w:r>
-          </w:p>
-        </w:tc>
-      </w:tr>
-      <w:tr>
-        <w:trPr>
-          <w:cantSplit/>
-        </w:trPr>
-        <w:tc>
-          <w:tcPr>
-            <w:tcW w:w="4680" w:type="dxa"/>
-            <w:tcMar>
-              <w:top w:w="60" w:type="dxa"/>
-              <w:left w:w="108" w:type="dxa"/>
-              <w:bottom w:w="60" w:type="dxa"/>
-              <w:right w:w="108" w:type="dxa"/>
-            </w:tcMar>
-          </w:tcPr>
-          <w:p>
-            <w:pPr>
-              <w:keepLines/>
-              <w:widowControl/>
-              <w:spacing w:before="40" w:after="40"/>
-            </w:pPr>
-            <w:r>
-              <w:rPr>
-                <w:rFonts w:ascii="Times New Roman" w:hAnsi="Times New Roman"/>
-                <w:sz w:val="22"/>
-                <w:szCs w:val="22"/>
-              </w:rPr>
-              <w:t xml:space="preserve">[MEMBER 3]</w:t>
-            </w:r>
-          </w:p>
-        </w:tc>
-        <w:tc>
-          <w:tcPr>
-            <w:tcW w:w="4680" w:type="dxa"/>
-            <w:tcMar>
-              <w:top w:w="60" w:type="dxa"/>
-              <w:left w:w="108" w:type="dxa"/>
-              <w:bottom w:w="60" w:type="dxa"/>
-              <w:right w:w="108" w:type="dxa"/>
-            </w:tcMar>
-          </w:tcPr>
-          <w:p>
-            <w:pPr>
-              <w:keepLines/>
-              <w:widowControl/>
-              <w:spacing w:before="40" w:after="40"/>
-            </w:pPr>
-            <w:r>
-              <w:rPr>
-                <w:rFonts w:ascii="Times New Roman" w:hAnsi="Times New Roman"/>
-                <w:sz w:val="22"/>
-                <w:szCs w:val="22"/>
-              </w:rPr>
-              <w:t xml:space="preserve">[NAME(S) / None]</w:t>
-            </w:r>
-          </w:p>
-        </w:tc>
-      </w:tr>
     </w:tbl>
     <w:p>
       <w:pPr>
@@ -5516,6 +4873,21 @@
           <w:rFonts w:ascii="Times New Roman" w:hAnsi="Times New Roman"/>
           <w:sz w:val="24"/>
         </w:rPr>
+      </w:r>
+    </w:p>
+    <w:p>
+      <w:pPr>
+        <w:widowControl/>
+        <w:spacing w:after="160"/>
+        <w:jc w:val="both"/>
+      </w:pPr>
+      <w:r>
+        <w:rPr>
+          <w:rFonts w:ascii="Times New Roman" w:hAnsi="Times New Roman"/>
+          <w:sz w:val="24"/>
+          <w:szCs w:val="24"/>
+        </w:rPr>
+        <w:t xml:space="preserve">| [MEMBER NAME] | [MEMBER TOD] |</w:t>
       </w:r>
     </w:p>
     <w:p>

--- a/docs/word/FPSLLC Operating Agreement - Manager-Managed (S Corporation) - DRAFT.docx
+++ b/docs/word/FPSLLC Operating Agreement - Manager-Managed (S Corporation) - DRAFT.docx
@@ -1483,7 +1483,7 @@
           <w:sz w:val="24"/>
           <w:szCs w:val="24"/>
         </w:rPr>
-        <w:t xml:space="preserve"> Each Member votes in proportion to the Member's Percentage Interest on matters as to which Members are entitled to vote or consent at the Company level. Except where this Agreement or a non-variable provision of the Act requires a greater vote, the act of a Majority in Interest constitutes the act of the Members. A Membership Interest owned by spouses as tenants by the entireties shall be voted only by the consensus of both spouses; neither spouse acting alone may vote the interest except as the other spouse's attorney-in-fact under a duly executed power of attorney.</w:t>
+        <w:t xml:space="preserve"> Each Member votes in proportion to the Member's Percentage Interest on matters as to which Members are entitled to vote or consent at the Company level. Except where this Agreement or a non-variable provision of the Act requires a greater vote, the act of a Majority in Interest constitutes the act of the Members. A Membership Interest owned by spouses as tenants by the entirety shall be voted only by the consensus of both spouses; neither spouse acting alone may vote the interest except as the other spouse's attorney-in-fact under a duly executed power of attorney.</w:t>
       </w:r>
     </w:p>
     <w:p>
@@ -4394,67 +4394,7 @@
           <w:sz w:val="24"/>
           <w:szCs w:val="24"/>
         </w:rPr>
-        <w:t xml:space="preserve">[MEMBER 1 NAME]</w:t>
-      </w:r>
-    </w:p>
-    <w:p>
-      <w:pPr>
-        <w:widowControl/>
-        <w:spacing w:after="160"/>
-        <w:jc w:val="both"/>
-      </w:pPr>
-      <w:r>
-        <w:rPr>
-          <w:rFonts w:ascii="Times New Roman" w:hAnsi="Times New Roman"/>
-          <w:sz w:val="24"/>
-          <w:szCs w:val="24"/>
-        </w:rPr>
-        <w:t xml:space="preserve">_____________________________</w:t>
-      </w:r>
-    </w:p>
-    <w:p>
-      <w:pPr>
-        <w:widowControl/>
-        <w:spacing w:after="160"/>
-        <w:jc w:val="both"/>
-      </w:pPr>
-      <w:r>
-        <w:rPr>
-          <w:rFonts w:ascii="Times New Roman" w:hAnsi="Times New Roman"/>
-          <w:sz w:val="24"/>
-          <w:szCs w:val="24"/>
-        </w:rPr>
-        <w:t xml:space="preserve">[MEMBER 2 NAME]</w:t>
-      </w:r>
-    </w:p>
-    <w:p>
-      <w:pPr>
-        <w:widowControl/>
-        <w:spacing w:after="160"/>
-        <w:jc w:val="both"/>
-      </w:pPr>
-      <w:r>
-        <w:rPr>
-          <w:rFonts w:ascii="Times New Roman" w:hAnsi="Times New Roman"/>
-          <w:sz w:val="24"/>
-          <w:szCs w:val="24"/>
-        </w:rPr>
-        <w:t xml:space="preserve">_____________________________</w:t>
-      </w:r>
-    </w:p>
-    <w:p>
-      <w:pPr>
-        <w:widowControl/>
-        <w:spacing w:after="160"/>
-        <w:jc w:val="both"/>
-      </w:pPr>
-      <w:r>
-        <w:rPr>
-          <w:rFonts w:ascii="Times New Roman" w:hAnsi="Times New Roman"/>
-          <w:sz w:val="24"/>
-          <w:szCs w:val="24"/>
-        </w:rPr>
-        <w:t xml:space="preserve">[MEMBER 3 NAME, if any]</w:t>
+        <w:t xml:space="preserve">[SIGNATORY NAME]</w:t>
       </w:r>
     </w:p>
     <w:p>
@@ -4716,7 +4656,7 @@
           <w:sz w:val="24"/>
           <w:szCs w:val="24"/>
         </w:rPr>
-        <w:t xml:space="preserve">| [MEMBER NAME] | [MEMBER ADDRESS] | [MEMBER SHARE] | [MEMBER CONTRIBUTION] | [MEMBER DATE] |</w:t>
+        <w:t xml:space="preserve">| [MEMBER NAME] as [HOLDING] | [MEMBER ADDRESS] | [MEMBER SHARE] | [MEMBER CONTRIBUTION] | [MEMBER DATE] |</w:t>
       </w:r>
     </w:p>
     <w:p>
@@ -5489,7 +5429,7 @@
           <w:sz w:val="24"/>
           <w:szCs w:val="24"/>
         </w:rPr>
-        <w:t xml:space="preserve">[NAME], Protected Series Manager</w:t>
+        <w:t xml:space="preserve">[ADOPTER NAME], Protected Series Manager</w:t>
       </w:r>
     </w:p>
     <w:p>

--- a/docs/word/FPSLLC Operating Agreement - Manager-Managed (S Corporation) - DRAFT.docx
+++ b/docs/word/FPSLLC Operating Agreement - Manager-Managed (S Corporation) - DRAFT.docx
@@ -1806,7 +1806,7 @@
           <w:sz w:val="24"/>
           <w:szCs w:val="24"/>
         </w:rPr>
-        <w:t xml:space="preserve"> as provided in its Articles of Organization and this Agreement. [MANAGER APPOINTMENT] If more than one person is serving as Manager, every act, approval, consent, decision, or determination of the Manager under this Agreement requires the approval of a majority of the Managers then serving, and no Manager acting alone has actual authority to act for the Company or for any Protected Series. Anything required to be delivered to the Manager may be delivered to any Manager, and a covenant, restriction, or standard of conduct stated in this Agreement as applying to the Manager applies to each Manager individually. This Section governs among the Members and the Managers; it does not affect the agency rights of a Manager under s. 605.04074(2)(b), Florida Statutes, as to a person who dealt with the Manager without knowledge or notice that the Manager lacked authority. A Manager need not be a Member. A Manager serves until that Manager's resignation, removal, death, or Incapacity. If a Manager ceases to serve as Manager for any reason, the remaining Managers shall continue to serve. A Manager may be removed, with or without cause, and a successor or additional Manager may be appointed, by a Majority in Interest, evidenced by a signed writing delivered to the Company.</w:t>
+        <w:t xml:space="preserve"> as provided in its Articles of Organization and this Agreement. The initial Manager is [MANAGER NAMES].The initial Managers are [MANAGER NAMES]. If more than one person is serving as Manager, every act, approval, consent, decision, or determination of the Manager under this Agreement requires the approval of a majority of the Managers then serving, and no Manager acting alone has actual authority to act for the Company or for any Protected Series. Anything required to be delivered to the Manager may be delivered to any Manager, and a covenant, restriction, or standard of conduct stated in this Agreement as applying to the Manager applies to each Manager individually. This Section governs among the Members and the Managers; it does not affect the agency rights of a Manager under s. 605.04074(2)(b), Florida Statutes, as to a person who dealt with the Manager without knowledge or notice that the Manager lacked authority. A Manager need not be a Member. A Manager serves until that Manager's resignation, removal, death, or Incapacity. If a Manager ceases to serve as Manager for any reason, the remaining Managers shall continue to serve. A Manager may be removed, with or without cause, and a successor or additional Manager may be appointed, by a Majority in Interest, evidenced by a signed writing delivered to the Company.</w:t>
       </w:r>
     </w:p>
     <w:p>
@@ -4413,20 +4413,44 @@
         </w:rPr>
         <w:t xml:space="preserve">ACKNOWLEDGED AND AGREED BY MANAGER:</w:t>
       </w:r>
-    </w:p>
-    <w:p>
-      <w:pPr>
-        <w:widowControl/>
-        <w:spacing w:after="160"/>
-        <w:jc w:val="both"/>
-      </w:pPr>
-      <w:r>
-        <w:rPr>
-          <w:rFonts w:ascii="Times New Roman" w:hAnsi="Times New Roman"/>
-          <w:sz w:val="24"/>
-          <w:szCs w:val="24"/>
-        </w:rPr>
-        <w:t xml:space="preserve">[MANAGER SIGNATURE BLOCKS]</w:t>
+      <w:r>
+        <w:rPr>
+          <w:rFonts w:ascii="Times New Roman" w:hAnsi="Times New Roman"/>
+          <w:b/>
+          <w:sz w:val="24"/>
+          <w:szCs w:val="24"/>
+        </w:rPr>
+        <w:t xml:space="preserve">ACKNOWLEDGED AND AGREED BY MANAGERS:</w:t>
+      </w:r>
+    </w:p>
+    <w:p>
+      <w:pPr>
+        <w:widowControl/>
+        <w:spacing w:after="160"/>
+        <w:jc w:val="both"/>
+      </w:pPr>
+      <w:r>
+        <w:rPr>
+          <w:rFonts w:ascii="Times New Roman" w:hAnsi="Times New Roman"/>
+          <w:sz w:val="24"/>
+          <w:szCs w:val="24"/>
+        </w:rPr>
+        <w:t xml:space="preserve">_____________________________</w:t>
+      </w:r>
+    </w:p>
+    <w:p>
+      <w:pPr>
+        <w:widowControl/>
+        <w:spacing w:after="160"/>
+        <w:jc w:val="both"/>
+      </w:pPr>
+      <w:r>
+        <w:rPr>
+          <w:rFonts w:ascii="Times New Roman" w:hAnsi="Times New Roman"/>
+          <w:sz w:val="24"/>
+          <w:szCs w:val="24"/>
+        </w:rPr>
+        <w:t xml:space="preserve">[MANAGER NAME], Manager</w:t>
       </w:r>
     </w:p>
     <w:p>
@@ -5400,6 +5424,15 @@
           <w:szCs w:val="24"/>
         </w:rPr>
         <w:t xml:space="preserve">Adopted effective [DATE] by the Company, acting through its Manager:</w:t>
+      </w:r>
+      <w:r>
+        <w:rPr>
+          <w:rFonts w:ascii="Times New Roman" w:hAnsi="Times New Roman"/>
+          <w:b/>
+          <w:sz w:val="24"/>
+          <w:szCs w:val="24"/>
+        </w:rPr>
+        <w:t xml:space="preserve">Adopted effective [DATE] by the Company, acting through its Managers:</w:t>
       </w:r>
     </w:p>
     <w:p>

--- a/docs/word/FPSLLC Operating Agreement - Manager-Managed (S Corporation) - DRAFT.docx
+++ b/docs/word/FPSLLC Operating Agreement - Manager-Managed (S Corporation) - DRAFT.docx
@@ -6165,6 +6165,22 @@
         <w:t xml:space="preserve">Form document — [COMPANY NAME], LLC Operating Agreement (Manager-Managed / S Corporation), v1 draft. Statutory citations verified against Online Sunshine on August 3, 2026: ss. 605.2103, 605.2107, 605.2201, 605.2202, 605.2301, 605.2401, 605.2501, 605.2604, 605.0502, 605.0503, 605.04091, 48.062, 711.50–711.512, Fla. Stat.; 11 U.S.C. §365; In re Soderstrom, 484 B.R. 874 (M.D. Fla. 2013).</w:t>
       </w:r>
     </w:p>
+    <w:p>
+      <w:pPr>
+        <w:widowControl/>
+        <w:spacing w:after="160"/>
+        <w:jc w:val="both"/>
+      </w:pPr>
+      <w:r>
+        <w:rPr>
+          <w:rFonts w:ascii="Times New Roman" w:hAnsi="Times New Roman"/>
+          <w:i/>
+          <w:sz w:val="24"/>
+          <w:szCs w:val="24"/>
+        </w:rPr>
+        <w:t xml:space="preserve">[TITLE] of [COMPANY NAME], LLC — generated by MyFloridaSeriesLLC · Master [EDITION]</w:t>
+      </w:r>
+    </w:p>
     <w:sectPr>
       <w:pgSz w:w="12240" w:h="15840"/>
       <w:pgMar w:top="1440" w:right="1440" w:bottom="1440" w:left="1440" w:header="720" w:footer="720" w:gutter="0"/>

--- a/docs/word/FPSLLC Operating Agreement - Manager-Managed (S Corporation) - DRAFT.docx
+++ b/docs/word/FPSLLC Operating Agreement - Manager-Managed (S Corporation) - DRAFT.docx
@@ -5220,7 +5220,7 @@
                 <w:sz w:val="22"/>
                 <w:szCs w:val="22"/>
               </w:rPr>
-              <w:t xml:space="preserve">By the Company: $[AMOUNT] on [DATE] [and/or described property]</w:t>
+              <w:t xml:space="preserve">By the Company: [CONTRIBUTION]</w:t>
             </w:r>
           </w:p>
         </w:tc>

--- a/docs/word/FPSLLC Operating Agreement - Manager-Managed (S Corporation) - DRAFT.docx
+++ b/docs/word/FPSLLC Operating Agreement - Manager-Managed (S Corporation) - DRAFT.docx
@@ -2321,6 +2321,30 @@
           <w:szCs w:val="24"/>
         </w:rPr>
         <w:t xml:space="preserve">(Retain the Alternative selected in Section 4.7 and delete the other.)</w:t>
+      </w:r>
+    </w:p>
+    <w:p>
+      <w:pPr>
+        <w:widowControl/>
+        <w:spacing w:after="160"/>
+        <w:jc w:val="both"/>
+      </w:pPr>
+      <w:r>
+        <w:rPr>
+          <w:rFonts w:ascii="Times New Roman" w:hAnsi="Times New Roman"/>
+          <w:b/>
+          <w:sz w:val="24"/>
+          <w:szCs w:val="24"/>
+        </w:rPr>
+        <w:t xml:space="preserve">5.10 Conflict of Interest Transactions.</w:t>
+      </w:r>
+      <w:r>
+        <w:rPr>
+          <w:rFonts w:ascii="Times New Roman" w:hAnsi="Times New Roman"/>
+          <w:sz w:val="24"/>
+          <w:szCs w:val="24"/>
+        </w:rPr>
+        <w:t xml:space="preserve"> Neither the Manager nor any Member shall cause the Company or any Protected Series to enter into a transaction in which the Manager or a Member is directly or indirectly a party, or has a direct or indirect material financial interest or other material interest (each within the meaning of s. 605.04092, Florida Statutes), unless the material facts of the transaction and of the interest have been disclosed or are known to the Members and the transaction is authorized, approved, or ratified by a Majority in Interest of the disinterested Members. A transaction so authorized, approved, or ratified is not void or voidable because of that relationship or interest, and a person challenging it bears the burden of proving its lack of fairness, as provided in s. 605.04092(2) and (4), Florida Statutes. A loan approved under Section 5.4(g), and compensation approved under Section 5.7, satisfy this Section.</w:t>
       </w:r>
     </w:p>
     <w:p>

--- a/docs/word/FPSLLC Operating Agreement - Manager-Managed (S Corporation) - DRAFT.docx
+++ b/docs/word/FPSLLC Operating Agreement - Manager-Managed (S Corporation) - DRAFT.docx
@@ -2321,30 +2321,6 @@
           <w:szCs w:val="24"/>
         </w:rPr>
         <w:t xml:space="preserve">(Retain the Alternative selected in Section 4.7 and delete the other.)</w:t>
-      </w:r>
-    </w:p>
-    <w:p>
-      <w:pPr>
-        <w:widowControl/>
-        <w:spacing w:after="160"/>
-        <w:jc w:val="both"/>
-      </w:pPr>
-      <w:r>
-        <w:rPr>
-          <w:rFonts w:ascii="Times New Roman" w:hAnsi="Times New Roman"/>
-          <w:b/>
-          <w:sz w:val="24"/>
-          <w:szCs w:val="24"/>
-        </w:rPr>
-        <w:t xml:space="preserve">5.10 Conflict of Interest Transactions.</w:t>
-      </w:r>
-      <w:r>
-        <w:rPr>
-          <w:rFonts w:ascii="Times New Roman" w:hAnsi="Times New Roman"/>
-          <w:sz w:val="24"/>
-          <w:szCs w:val="24"/>
-        </w:rPr>
-        <w:t xml:space="preserve"> Neither the Manager nor any Member shall cause the Company or any Protected Series to enter into a transaction in which the Manager or a Member is directly or indirectly a party, or has a direct or indirect material financial interest or other material interest (each within the meaning of s. 605.04092, Florida Statutes), unless the material facts of the transaction and of the interest have been disclosed or are known to the Members and the transaction is authorized, approved, or ratified by a Majority in Interest of the disinterested Members. A transaction so authorized, approved, or ratified is not void or voidable because of that relationship or interest, and a person challenging it bears the burden of proving its lack of fairness, as provided in s. 605.04092(2) and (4), Florida Statutes. A loan approved under Section 5.4(g), and compensation approved under Section 5.7, satisfy this Section.</w:t>
       </w:r>
     </w:p>
     <w:p>

--- a/docs/word/FPSLLC Operating Agreement - Manager-Managed (S Corporation) - DRAFT.docx
+++ b/docs/word/FPSLLC Operating Agreement - Manager-Managed (S Corporation) - DRAFT.docx
@@ -1725,7 +1725,7 @@
           <w:sz w:val="24"/>
           <w:szCs w:val="24"/>
         </w:rPr>
-        <w:t xml:space="preserve"> Each Member's Membership Interest is "registered" with the Company within the meaning of s. 711.501(7), Florida Statutes. Exhibit A serves as the initial "registration in beneficiary form" under ss. 711.50–711.512, Florida Statutes, and reflects each Member's designation, if any, of the person or persons who will become the owner of that Member's Membership Interest upon that Member's death. A Member may designate any person or entity as a beneficiary. A Member may change, delete, or add a TOD designation by a signed writing, witnessed by two witnesses, delivered to the Manager; the change is effective upon receipt unless the Manager objects in writing within seven (7) days, and the Manager shall thereafter update Exhibit A (though updating is not required for effectiveness). Upon the designating Member's death, the designated beneficiary automatically succeeds to the deceased Member's transferable interest — including the economic rights of the deceased Member's Percentage Interest — taking subject to this Agreement, and holds the rights of a transferee described in Section 10.3 until admitted as a Member. A beneficiary is admitted as a Member upon delivery to the Company of a written agreement to be bound by this Agreement and the written consent of a Majority in Interest of the Members other than the deceased Member.</w:t>
+        <w:t xml:space="preserve"> Each Member's Membership Interest is "registered" with the Company within the meaning of s. 711.501(7), Florida Statutes. Exhibit A serves as the initial "registration in beneficiary form" under ss. 711.50–711.512, Florida Statutes, and reflects each Member's designation, if any, of the person or persons who will become the owner of that Member's Membership Interest upon that Member's death. A Member who is an individual may designate any person or entity as a beneficiary. Members who hold a Membership Interest jointly as tenants in common may not designate a TOD beneficiary. A Member may change, delete, or add a TOD designation by a signed writing, witnessed by two witnesses, delivered to the Manager; the change is effective upon receipt unless the Manager objects in writing within seven (7) days, and the Manager shall thereafter update Exhibit A (though updating is not required for effectiveness). Upon the designating Member's death, the designated beneficiary automatically succeeds to the deceased Member's transferable interest — including the economic rights of the deceased Member's Percentage Interest — taking subject to this Agreement, and holds the rights of a transferee described in Section 10.3 until admitted as a Member. A beneficiary is admitted as a Member upon delivery to the Company of a written agreement to be bound by this Agreement and the written consent of a Majority in Interest of the Members other than the deceased Member.</w:t>
       </w:r>
     </w:p>
     <w:p>

--- a/docs/word/FPSLLC Operating Agreement - Manager-Managed (S Corporation) - DRAFT.docx
+++ b/docs/word/FPSLLC Operating Agreement - Manager-Managed (S Corporation) - DRAFT.docx
@@ -4347,7 +4347,7 @@
           <w:sz w:val="24"/>
           <w:szCs w:val="24"/>
         </w:rPr>
-        <w:t xml:space="preserve">IN WITNESS WHEREOF, the undersigned have executed this Agreement effective as of the Effective Date.</w:t>
+        <w:t xml:space="preserve">IN WITNESS WHEREOF, the undersigned have executed this Agreement effective as of the date(s) set forth below.</w:t>
       </w:r>
     </w:p>
     <w:p>
@@ -4369,6 +4369,38 @@
     </w:p>
     <w:p>
       <w:pPr>
+        <w:keepNext/>
+        <w:widowControl/>
+        <w:spacing w:after="160"/>
+        <w:jc w:val="both"/>
+      </w:pPr>
+      <w:r>
+        <w:rPr>
+          <w:rFonts w:ascii="Times New Roman" w:hAnsi="Times New Roman"/>
+          <w:b/>
+          <w:sz w:val="24"/>
+          <w:szCs w:val="24"/>
+        </w:rPr>
+        <w:t xml:space="preserve">[UNIT]</w:t>
+      </w:r>
+    </w:p>
+    <w:p>
+      <w:pPr>
+        <w:widowControl/>
+        <w:spacing w:after="160"/>
+        <w:jc w:val="both"/>
+      </w:pPr>
+      <w:r>
+        <w:rPr>
+          <w:rFonts w:ascii="Times New Roman" w:hAnsi="Times New Roman"/>
+          <w:sz w:val="24"/>
+          <w:szCs w:val="24"/>
+        </w:rPr>
+        <w:t xml:space="preserve">[HOLDING]</w:t>
+      </w:r>
+    </w:p>
+    <w:p>
+      <w:pPr>
         <w:widowControl/>
         <w:spacing w:after="160"/>
         <w:jc w:val="both"/>
@@ -4407,6 +4439,22 @@
       <w:r>
         <w:rPr>
           <w:rFonts w:ascii="Times New Roman" w:hAnsi="Times New Roman"/>
+          <w:sz w:val="24"/>
+          <w:szCs w:val="24"/>
+        </w:rPr>
+        <w:t xml:space="preserve">Date: _____________________________</w:t>
+      </w:r>
+    </w:p>
+    <w:p>
+      <w:pPr>
+        <w:keepNext/>
+        <w:widowControl/>
+        <w:spacing w:after="160"/>
+        <w:jc w:val="both"/>
+      </w:pPr>
+      <w:r>
+        <w:rPr>
+          <w:rFonts w:ascii="Times New Roman" w:hAnsi="Times New Roman"/>
           <w:b/>
           <w:sz w:val="24"/>
           <w:szCs w:val="24"/>
@@ -4451,6 +4499,22 @@
           <w:szCs w:val="24"/>
         </w:rPr>
         <w:t xml:space="preserve">[MANAGER NAME], Manager</w:t>
+      </w:r>
+    </w:p>
+    <w:p>
+      <w:pPr>
+        <w:keepNext/>
+        <w:widowControl/>
+        <w:spacing w:after="160"/>
+        <w:jc w:val="both"/>
+      </w:pPr>
+      <w:r>
+        <w:rPr>
+          <w:rFonts w:ascii="Times New Roman" w:hAnsi="Times New Roman"/>
+          <w:sz w:val="24"/>
+          <w:szCs w:val="24"/>
+        </w:rPr>
+        <w:t xml:space="preserve">Date: _____________________________</w:t>
       </w:r>
     </w:p>
     <w:p>
@@ -4730,6 +4794,30 @@
           <w:szCs w:val="24"/>
         </w:rPr>
         <w:t xml:space="preserve"> | | |</w:t>
+      </w:r>
+    </w:p>
+    <w:p>
+      <w:pPr>
+        <w:widowControl/>
+        <w:spacing w:after="160"/>
+        <w:jc w:val="both"/>
+      </w:pPr>
+      <w:r>
+        <w:rPr>
+          <w:rFonts w:ascii="Times New Roman" w:hAnsi="Times New Roman"/>
+          <w:b/>
+          <w:sz w:val="24"/>
+          <w:szCs w:val="24"/>
+        </w:rPr>
+        <w:t xml:space="preserve">Initial contributions to Protected Series, treated as contributed first to the Company by the Members in proportion to their Percentage Interests and then by the Company to the series:</w:t>
+      </w:r>
+      <w:r>
+        <w:rPr>
+          <w:rFonts w:ascii="Times New Roman" w:hAnsi="Times New Roman"/>
+          <w:sz w:val="24"/>
+          <w:szCs w:val="24"/>
+        </w:rPr>
+        <w:t xml:space="preserve"> [SERIES CONTRIBUTIONS]</w:t>
       </w:r>
     </w:p>
     <w:p>

--- a/docs/word/FPSLLC Operating Agreement - Manager-Managed (S Corporation) - DRAFT.docx
+++ b/docs/word/FPSLLC Operating Agreement - Manager-Managed (S Corporation) - DRAFT.docx
@@ -4798,26 +4798,156 @@
     </w:p>
     <w:p>
       <w:pPr>
-        <w:widowControl/>
-        <w:spacing w:after="160"/>
-        <w:jc w:val="both"/>
-      </w:pPr>
-      <w:r>
-        <w:rPr>
-          <w:rFonts w:ascii="Times New Roman" w:hAnsi="Times New Roman"/>
-          <w:b/>
-          <w:sz w:val="24"/>
-          <w:szCs w:val="24"/>
-        </w:rPr>
-        <w:t xml:space="preserve">Initial contributions to Protected Series, treated as contributed first to the Company by the Members in proportion to their Percentage Interests and then by the Company to the series:</w:t>
-      </w:r>
-      <w:r>
-        <w:rPr>
-          <w:rFonts w:ascii="Times New Roman" w:hAnsi="Times New Roman"/>
-          <w:sz w:val="24"/>
-          <w:szCs w:val="24"/>
-        </w:rPr>
-        <w:t xml:space="preserve"> [SERIES CONTRIBUTIONS]</w:t>
+        <w:keepNext/>
+        <w:widowControl/>
+        <w:spacing w:after="160"/>
+        <w:jc w:val="both"/>
+      </w:pPr>
+      <w:r>
+        <w:rPr>
+          <w:rFonts w:ascii="Times New Roman" w:hAnsi="Times New Roman"/>
+          <w:b/>
+          <w:sz w:val="24"/>
+          <w:szCs w:val="24"/>
+        </w:rPr>
+        <w:t xml:space="preserve">Allocation of the Company's capital to the Protected Series:</w:t>
+      </w:r>
+    </w:p>
+    <w:tbl>
+      <w:tblPr>
+        <w:tblStyle w:val="TableGrid"/>
+        <w:tblW w:w="0" w:type="auto"/>
+        <w:tblBorders>
+          <w:top w:val="single" w:sz="4" w:space="0" w:color="999999"/>
+          <w:left w:val="single" w:sz="4" w:space="0" w:color="999999"/>
+          <w:bottom w:val="single" w:sz="4" w:space="0" w:color="999999"/>
+          <w:right w:val="single" w:sz="4" w:space="0" w:color="999999"/>
+          <w:insideH w:val="single" w:sz="4" w:space="0" w:color="999999"/>
+          <w:insideV w:val="single" w:sz="4" w:space="0" w:color="999999"/>
+        </w:tblBorders>
+      </w:tblPr>
+      <w:tblGrid>
+        <w:gridCol w:w="4680"/>
+        <w:gridCol w:w="4680"/>
+      </w:tblGrid>
+      <w:tr>
+        <w:trPr>
+          <w:tblHeader/>
+          <w:cantSplit/>
+        </w:trPr>
+        <w:tc>
+          <w:tcPr>
+            <w:tcW w:w="4680" w:type="dxa"/>
+            <w:tcMar>
+              <w:top w:w="60" w:type="dxa"/>
+              <w:left w:w="108" w:type="dxa"/>
+              <w:bottom w:w="60" w:type="dxa"/>
+              <w:right w:w="108" w:type="dxa"/>
+            </w:tcMar>
+          </w:tcPr>
+          <w:p>
+            <w:pPr>
+              <w:keepLines/>
+              <w:widowControl/>
+              <w:spacing w:before="40" w:after="40"/>
+            </w:pPr>
+            <w:r>
+              <w:rPr>
+                <w:rFonts w:ascii="Times New Roman" w:hAnsi="Times New Roman"/>
+                <w:b/>
+                <w:sz w:val="22"/>
+                <w:szCs w:val="22"/>
+              </w:rPr>
+              <w:t xml:space="preserve">Protected Series</w:t>
+            </w:r>
+          </w:p>
+        </w:tc>
+        <w:tc>
+          <w:tcPr>
+            <w:tcW w:w="4680" w:type="dxa"/>
+            <w:tcMar>
+              <w:top w:w="60" w:type="dxa"/>
+              <w:left w:w="108" w:type="dxa"/>
+              <w:bottom w:w="60" w:type="dxa"/>
+              <w:right w:w="108" w:type="dxa"/>
+            </w:tcMar>
+          </w:tcPr>
+          <w:p>
+            <w:pPr>
+              <w:keepLines/>
+              <w:widowControl/>
+              <w:spacing w:before="40" w:after="40"/>
+            </w:pPr>
+            <w:r>
+              <w:rPr>
+                <w:rFonts w:ascii="Times New Roman" w:hAnsi="Times New Roman"/>
+                <w:b/>
+                <w:sz w:val="22"/>
+                <w:szCs w:val="22"/>
+              </w:rPr>
+              <w:t xml:space="preserve">Capital allocated by the Company</w:t>
+            </w:r>
+          </w:p>
+        </w:tc>
+      </w:tr>
+    </w:tbl>
+    <w:p>
+      <w:pPr>
+        <w:widowControl/>
+        <w:spacing w:after="160"/>
+      </w:pPr>
+      <w:r>
+        <w:rPr>
+          <w:rFonts w:ascii="Times New Roman" w:hAnsi="Times New Roman"/>
+          <w:sz w:val="24"/>
+        </w:rPr>
+      </w:r>
+    </w:p>
+    <w:p>
+      <w:pPr>
+        <w:widowControl/>
+        <w:spacing w:after="160"/>
+        <w:jc w:val="both"/>
+      </w:pPr>
+      <w:r>
+        <w:rPr>
+          <w:rFonts w:ascii="Times New Roman" w:hAnsi="Times New Roman"/>
+          <w:sz w:val="24"/>
+          <w:szCs w:val="24"/>
+        </w:rPr>
+        <w:t xml:space="preserve">| [SERIES] | [CONTRIBUTION] |</w:t>
+      </w:r>
+    </w:p>
+    <w:p>
+      <w:pPr>
+        <w:widowControl/>
+        <w:spacing w:after="160"/>
+        <w:jc w:val="both"/>
+      </w:pPr>
+      <w:r>
+        <w:rPr>
+          <w:rFonts w:ascii="Times New Roman" w:hAnsi="Times New Roman"/>
+          <w:sz w:val="24"/>
+          <w:szCs w:val="24"/>
+        </w:rPr>
+        <w:t xml:space="preserve">| </w:t>
+      </w:r>
+      <w:r>
+        <w:rPr>
+          <w:rFonts w:ascii="Times New Roman" w:hAnsi="Times New Roman"/>
+          <w:b/>
+          <w:sz w:val="24"/>
+          <w:szCs w:val="24"/>
+        </w:rPr>
+        <w:t xml:space="preserve">Retained by the Company</w:t>
+      </w:r>
+      <w:r>
+        <w:rPr>
+          <w:rFonts w:ascii="Times New Roman" w:hAnsi="Times New Roman"/>
+          <w:sz w:val="24"/>
+          <w:szCs w:val="24"/>
+        </w:rPr>
+        <w:t xml:space="preserve"> | [RETAINED] |</w:t>
       </w:r>
     </w:p>
     <w:p>

--- a/docs/word/FPSLLC Operating Agreement - Manager-Managed (S Corporation) - DRAFT.docx
+++ b/docs/word/FPSLLC Operating Agreement - Manager-Managed (S Corporation) - DRAFT.docx
@@ -4810,7 +4810,7 @@
           <w:sz w:val="24"/>
           <w:szCs w:val="24"/>
         </w:rPr>
-        <w:t xml:space="preserve">Allocation of the Company's capital to the Protected Series:</w:t>
+        <w:t xml:space="preserve">Contributed assets:</w:t>
       </w:r>
     </w:p>
     <w:tbl>
@@ -4827,8 +4827,10 @@
         </w:tblBorders>
       </w:tblPr>
       <w:tblGrid>
-        <w:gridCol w:w="4680"/>
-        <w:gridCol w:w="4680"/>
+        <w:gridCol w:w="2340"/>
+        <w:gridCol w:w="2340"/>
+        <w:gridCol w:w="2340"/>
+        <w:gridCol w:w="2340"/>
       </w:tblGrid>
       <w:tr>
         <w:trPr>
@@ -4837,7 +4839,184 @@
         </w:trPr>
         <w:tc>
           <w:tcPr>
-            <w:tcW w:w="4680" w:type="dxa"/>
+            <w:tcW w:w="2340" w:type="dxa"/>
+            <w:tcMar>
+              <w:top w:w="60" w:type="dxa"/>
+              <w:left w:w="108" w:type="dxa"/>
+              <w:bottom w:w="60" w:type="dxa"/>
+              <w:right w:w="108" w:type="dxa"/>
+            </w:tcMar>
+          </w:tcPr>
+          <w:p>
+            <w:pPr>
+              <w:keepLines/>
+              <w:widowControl/>
+              <w:spacing w:before="40" w:after="40"/>
+            </w:pPr>
+            <w:r>
+              <w:rPr>
+                <w:rFonts w:ascii="Times New Roman" w:hAnsi="Times New Roman"/>
+                <w:b/>
+                <w:sz w:val="22"/>
+                <w:szCs w:val="22"/>
+              </w:rPr>
+              <w:t xml:space="preserve">Asset</w:t>
+            </w:r>
+          </w:p>
+        </w:tc>
+        <w:tc>
+          <w:tcPr>
+            <w:tcW w:w="2340" w:type="dxa"/>
+            <w:tcMar>
+              <w:top w:w="60" w:type="dxa"/>
+              <w:left w:w="108" w:type="dxa"/>
+              <w:bottom w:w="60" w:type="dxa"/>
+              <w:right w:w="108" w:type="dxa"/>
+            </w:tcMar>
+          </w:tcPr>
+          <w:p>
+            <w:pPr>
+              <w:keepLines/>
+              <w:widowControl/>
+              <w:spacing w:before="40" w:after="40"/>
+            </w:pPr>
+            <w:r>
+              <w:rPr>
+                <w:rFonts w:ascii="Times New Roman" w:hAnsi="Times New Roman"/>
+                <w:b/>
+                <w:sz w:val="22"/>
+                <w:szCs w:val="22"/>
+              </w:rPr>
+              <w:t xml:space="preserve">Agreed value</w:t>
+            </w:r>
+          </w:p>
+        </w:tc>
+        <w:tc>
+          <w:tcPr>
+            <w:tcW w:w="2340" w:type="dxa"/>
+            <w:tcMar>
+              <w:top w:w="60" w:type="dxa"/>
+              <w:left w:w="108" w:type="dxa"/>
+              <w:bottom w:w="60" w:type="dxa"/>
+              <w:right w:w="108" w:type="dxa"/>
+            </w:tcMar>
+          </w:tcPr>
+          <w:p>
+            <w:pPr>
+              <w:keepLines/>
+              <w:widowControl/>
+              <w:spacing w:before="40" w:after="40"/>
+            </w:pPr>
+            <w:r>
+              <w:rPr>
+                <w:rFonts w:ascii="Times New Roman" w:hAnsi="Times New Roman"/>
+                <w:b/>
+                <w:sz w:val="22"/>
+                <w:szCs w:val="22"/>
+              </w:rPr>
+              <w:t xml:space="preserve">Contributed by</w:t>
+            </w:r>
+          </w:p>
+        </w:tc>
+        <w:tc>
+          <w:tcPr>
+            <w:tcW w:w="2340" w:type="dxa"/>
+            <w:tcMar>
+              <w:top w:w="60" w:type="dxa"/>
+              <w:left w:w="108" w:type="dxa"/>
+              <w:bottom w:w="60" w:type="dxa"/>
+              <w:right w:w="108" w:type="dxa"/>
+            </w:tcMar>
+          </w:tcPr>
+          <w:p>
+            <w:pPr>
+              <w:keepLines/>
+              <w:widowControl/>
+              <w:spacing w:before="40" w:after="40"/>
+            </w:pPr>
+            <w:r>
+              <w:rPr>
+                <w:rFonts w:ascii="Times New Roman" w:hAnsi="Times New Roman"/>
+                <w:b/>
+                <w:sz w:val="22"/>
+                <w:szCs w:val="22"/>
+              </w:rPr>
+              <w:t xml:space="preserve">Allocated to</w:t>
+            </w:r>
+          </w:p>
+        </w:tc>
+      </w:tr>
+    </w:tbl>
+    <w:p>
+      <w:pPr>
+        <w:widowControl/>
+        <w:spacing w:after="160"/>
+      </w:pPr>
+      <w:r>
+        <w:rPr>
+          <w:rFonts w:ascii="Times New Roman" w:hAnsi="Times New Roman"/>
+          <w:sz w:val="24"/>
+        </w:rPr>
+      </w:r>
+    </w:p>
+    <w:p>
+      <w:pPr>
+        <w:widowControl/>
+        <w:spacing w:after="160"/>
+        <w:jc w:val="both"/>
+      </w:pPr>
+      <w:r>
+        <w:rPr>
+          <w:rFonts w:ascii="Times New Roman" w:hAnsi="Times New Roman"/>
+          <w:sz w:val="24"/>
+          <w:szCs w:val="24"/>
+        </w:rPr>
+        <w:t xml:space="preserve">| [ASSET] | [ASSET VALUE] | [ASSET BY] | [ASSET TO] |</w:t>
+      </w:r>
+    </w:p>
+    <w:p>
+      <w:pPr>
+        <w:keepNext/>
+        <w:widowControl/>
+        <w:spacing w:after="160"/>
+        <w:jc w:val="both"/>
+      </w:pPr>
+      <w:r>
+        <w:rPr>
+          <w:rFonts w:ascii="Times New Roman" w:hAnsi="Times New Roman"/>
+          <w:b/>
+          <w:sz w:val="24"/>
+          <w:szCs w:val="24"/>
+        </w:rPr>
+        <w:t xml:space="preserve">Allocation of the Company's capital to the Protected Series:</w:t>
+      </w:r>
+    </w:p>
+    <w:tbl>
+      <w:tblPr>
+        <w:tblStyle w:val="TableGrid"/>
+        <w:tblW w:w="0" w:type="auto"/>
+        <w:tblBorders>
+          <w:top w:val="single" w:sz="4" w:space="0" w:color="999999"/>
+          <w:left w:val="single" w:sz="4" w:space="0" w:color="999999"/>
+          <w:bottom w:val="single" w:sz="4" w:space="0" w:color="999999"/>
+          <w:right w:val="single" w:sz="4" w:space="0" w:color="999999"/>
+          <w:insideH w:val="single" w:sz="4" w:space="0" w:color="999999"/>
+          <w:insideV w:val="single" w:sz="4" w:space="0" w:color="999999"/>
+        </w:tblBorders>
+      </w:tblPr>
+      <w:tblGrid>
+        <w:gridCol w:w="3120"/>
+        <w:gridCol w:w="3120"/>
+        <w:gridCol w:w="3120"/>
+      </w:tblGrid>
+      <w:tr>
+        <w:trPr>
+          <w:tblHeader/>
+          <w:cantSplit/>
+        </w:trPr>
+        <w:tc>
+          <w:tcPr>
+            <w:tcW w:w="3120" w:type="dxa"/>
             <w:tcMar>
               <w:top w:w="60" w:type="dxa"/>
               <w:left w:w="108" w:type="dxa"/>
@@ -4864,7 +5043,7 @@
         </w:tc>
         <w:tc>
           <w:tcPr>
-            <w:tcW w:w="4680" w:type="dxa"/>
+            <w:tcW w:w="3120" w:type="dxa"/>
             <w:tcMar>
               <w:top w:w="60" w:type="dxa"/>
               <w:left w:w="108" w:type="dxa"/>
@@ -4885,7 +5064,34 @@
                 <w:sz w:val="22"/>
                 <w:szCs w:val="22"/>
               </w:rPr>
-              <w:t xml:space="preserve">Capital allocated by the Company</w:t>
+              <w:t xml:space="preserve">Assets allocated by the Company</w:t>
+            </w:r>
+          </w:p>
+        </w:tc>
+        <w:tc>
+          <w:tcPr>
+            <w:tcW w:w="3120" w:type="dxa"/>
+            <w:tcMar>
+              <w:top w:w="60" w:type="dxa"/>
+              <w:left w:w="108" w:type="dxa"/>
+              <w:bottom w:w="60" w:type="dxa"/>
+              <w:right w:w="108" w:type="dxa"/>
+            </w:tcMar>
+          </w:tcPr>
+          <w:p>
+            <w:pPr>
+              <w:keepLines/>
+              <w:widowControl/>
+              <w:spacing w:before="40" w:after="40"/>
+            </w:pPr>
+            <w:r>
+              <w:rPr>
+                <w:rFonts w:ascii="Times New Roman" w:hAnsi="Times New Roman"/>
+                <w:b/>
+                <w:sz w:val="22"/>
+                <w:szCs w:val="22"/>
+              </w:rPr>
+              <w:t xml:space="preserve">Total</w:t>
             </w:r>
           </w:p>
         </w:tc>
@@ -4915,7 +5121,7 @@
           <w:sz w:val="24"/>
           <w:szCs w:val="24"/>
         </w:rPr>
-        <w:t xml:space="preserve">| [SERIES] | [CONTRIBUTION] |</w:t>
+        <w:t xml:space="preserve">| [SERIES] | [CONTRIBUTION] | [SERIES TOTAL] |</w:t>
       </w:r>
     </w:p>
     <w:p>
@@ -4947,7 +5153,7 @@
           <w:sz w:val="24"/>
           <w:szCs w:val="24"/>
         </w:rPr>
-        <w:t xml:space="preserve"> | [RETAINED] |</w:t>
+        <w:t xml:space="preserve"> | [RETAINED ASSETS] | [RETAINED] |</w:t>
       </w:r>
     </w:p>
     <w:p>

--- a/docs/word/FPSLLC Operating Agreement - Manager-Managed (S Corporation) - DRAFT.docx
+++ b/docs/word/FPSLLC Operating Agreement - Manager-Managed (S Corporation) - DRAFT.docx
@@ -5759,63 +5759,6 @@
                 <w:szCs w:val="22"/>
               </w:rPr>
               <w:t xml:space="preserve">[None / variations from the base Agreement — may not vary Article 8 or non-variable provisions of the Act]</w:t>
-            </w:r>
-          </w:p>
-        </w:tc>
-      </w:tr>
-      <w:tr>
-        <w:trPr>
-          <w:cantSplit/>
-        </w:trPr>
-        <w:tc>
-          <w:tcPr>
-            <w:tcW w:w="4680" w:type="dxa"/>
-            <w:tcMar>
-              <w:top w:w="60" w:type="dxa"/>
-              <w:left w:w="108" w:type="dxa"/>
-              <w:bottom w:w="60" w:type="dxa"/>
-              <w:right w:w="108" w:type="dxa"/>
-            </w:tcMar>
-          </w:tcPr>
-          <w:p>
-            <w:pPr>
-              <w:keepLines/>
-              <w:widowControl/>
-              <w:spacing w:before="40" w:after="40"/>
-            </w:pPr>
-            <w:r>
-              <w:rPr>
-                <w:rFonts w:ascii="Times New Roman" w:hAnsi="Times New Roman"/>
-                <w:sz w:val="22"/>
-                <w:szCs w:val="22"/>
-              </w:rPr>
-              <w:t xml:space="preserve">Dissolution events specific to this Protected Series (if any)</w:t>
-            </w:r>
-          </w:p>
-        </w:tc>
-        <w:tc>
-          <w:tcPr>
-            <w:tcW w:w="4680" w:type="dxa"/>
-            <w:tcMar>
-              <w:top w:w="60" w:type="dxa"/>
-              <w:left w:w="108" w:type="dxa"/>
-              <w:bottom w:w="60" w:type="dxa"/>
-              <w:right w:w="108" w:type="dxa"/>
-            </w:tcMar>
-          </w:tcPr>
-          <w:p>
-            <w:pPr>
-              <w:keepLines/>
-              <w:widowControl/>
-              <w:spacing w:before="40" w:after="40"/>
-            </w:pPr>
-            <w:r>
-              <w:rPr>
-                <w:rFonts w:ascii="Times New Roman" w:hAnsi="Times New Roman"/>
-                <w:sz w:val="22"/>
-                <w:szCs w:val="22"/>
-              </w:rPr>
-              <w:t xml:space="preserve">[None / describe]</w:t>
             </w:r>
           </w:p>
         </w:tc>

--- a/docs/word/FPSLLC Operating Agreement - Manager-Managed (S Corporation) - DRAFT.docx
+++ b/docs/word/FPSLLC Operating Agreement - Manager-Managed (S Corporation) - DRAFT.docx
@@ -1725,7 +1725,7 @@
           <w:sz w:val="24"/>
           <w:szCs w:val="24"/>
         </w:rPr>
-        <w:t xml:space="preserve"> Each Member's Membership Interest is "registered" with the Company within the meaning of s. 711.501(7), Florida Statutes. Exhibit A serves as the initial "registration in beneficiary form" under ss. 711.50–711.512, Florida Statutes, and reflects each Member's designation, if any, of the person or persons who will become the owner of that Member's Membership Interest upon that Member's death. A Member who is an individual may designate any person or entity as a beneficiary. Members who hold a Membership Interest jointly as tenants in common may not designate a TOD beneficiary. A Member may change, delete, or add a TOD designation by a signed writing, witnessed by two witnesses, delivered to the Manager; the change is effective upon receipt unless the Manager objects in writing within seven (7) days, and the Manager shall thereafter update Exhibit A (though updating is not required for effectiveness). Upon the designating Member's death, the designated beneficiary automatically succeeds to the deceased Member's transferable interest — including the economic rights of the deceased Member's Percentage Interest — taking subject to this Agreement, and holds the rights of a transferee described in Section 10.3 until admitted as a Member. A beneficiary is admitted as a Member upon delivery to the Company of a written agreement to be bound by this Agreement and the written consent of a Majority in Interest of the Members other than the deceased Member.</w:t>
+        <w:t xml:space="preserve"> Each Member's Membership Interest is "registered" with the Company within the meaning of s. 711.501(7), Florida Statutes. Exhibit A serves as the initial "registration in beneficiary form" under ss. 711.50–711.512, Florida Statutes, and reflects each Member's designation, if any, of the person or persons who will become the owner of that Member's Membership Interest upon that Member's death. A Member who is an individual may designate any person or entity as a beneficiary. A designation may name a backup beneficiary to take if the first beneficiary does not survive the Member. Members who hold a Membership Interest jointly as tenants in common may not designate a TOD beneficiary. A Member may change, delete, or add a TOD designation by a signed writing, witnessed by two witnesses, delivered to the Manager; the change is effective upon receipt unless the Manager objects in writing within seven (7) days, and the Manager shall thereafter update Exhibit A (though updating is not required for effectiveness). Upon the designating Member's death, the designated beneficiary automatically succeeds to the deceased Member's transferable interest — including the economic rights of the deceased Member's Percentage Interest — taking subject to this Agreement, and holds the rights of a transferee described in Section 10.3 until admitted as a Member. A beneficiary is admitted as a Member upon delivery to the Company of a written agreement to be bound by this Agreement and the written consent of a Majority in Interest of the Members other than the deceased Member.</w:t>
       </w:r>
     </w:p>
     <w:p>
@@ -5187,8 +5187,9 @@
         </w:tblBorders>
       </w:tblPr>
       <w:tblGrid>
-        <w:gridCol w:w="4680"/>
-        <w:gridCol w:w="4680"/>
+        <w:gridCol w:w="3120"/>
+        <w:gridCol w:w="3120"/>
+        <w:gridCol w:w="3120"/>
       </w:tblGrid>
       <w:tr>
         <w:trPr>
@@ -5197,7 +5198,7 @@
         </w:trPr>
         <w:tc>
           <w:tcPr>
-            <w:tcW w:w="4680" w:type="dxa"/>
+            <w:tcW w:w="3120" w:type="dxa"/>
             <w:tcMar>
               <w:top w:w="60" w:type="dxa"/>
               <w:left w:w="108" w:type="dxa"/>
@@ -5224,7 +5225,7 @@
         </w:tc>
         <w:tc>
           <w:tcPr>
-            <w:tcW w:w="4680" w:type="dxa"/>
+            <w:tcW w:w="3120" w:type="dxa"/>
             <w:tcMar>
               <w:top w:w="60" w:type="dxa"/>
               <w:left w:w="108" w:type="dxa"/>
@@ -5249,6 +5250,33 @@
             </w:r>
           </w:p>
         </w:tc>
+        <w:tc>
+          <w:tcPr>
+            <w:tcW w:w="3120" w:type="dxa"/>
+            <w:tcMar>
+              <w:top w:w="60" w:type="dxa"/>
+              <w:left w:w="108" w:type="dxa"/>
+              <w:bottom w:w="60" w:type="dxa"/>
+              <w:right w:w="108" w:type="dxa"/>
+            </w:tcMar>
+          </w:tcPr>
+          <w:p>
+            <w:pPr>
+              <w:keepLines/>
+              <w:widowControl/>
+              <w:spacing w:before="40" w:after="40"/>
+            </w:pPr>
+            <w:r>
+              <w:rPr>
+                <w:rFonts w:ascii="Times New Roman" w:hAnsi="Times New Roman"/>
+                <w:b/>
+                <w:sz w:val="22"/>
+                <w:szCs w:val="22"/>
+              </w:rPr>
+              <w:t xml:space="preserve">If that beneficiary does not survive the Member</w:t>
+            </w:r>
+          </w:p>
+        </w:tc>
       </w:tr>
     </w:tbl>
     <w:p>
@@ -5275,7 +5303,7 @@
           <w:sz w:val="24"/>
           <w:szCs w:val="24"/>
         </w:rPr>
-        <w:t xml:space="preserve">| [MEMBER NAME] | [MEMBER TOD] |</w:t>
+        <w:t xml:space="preserve">| [MEMBER NAME] | [MEMBER TOD] | [MEMBER TOD BACKUP] |</w:t>
       </w:r>
     </w:p>
     <w:p>
